--- a/docs/week-1/cen429-week-1-ders-notu.tr.docx
+++ b/docs/week-1/cen429-week-1-ders-notu.tr.docx
@@ -2,7 +2,7 @@
 <file path=word/document.xml><?xml version="1.0" encoding="utf-8"?>
 <w:document xmlns:w="http://schemas.openxmlformats.org/wordprocessingml/2006/main" xmlns:m="http://schemas.openxmlformats.org/officeDocument/2006/math" xmlns:r="http://schemas.openxmlformats.org/officeDocument/2006/relationships" xmlns:o="urn:schemas-microsoft-com:office:office" xmlns:v="urn:schemas-microsoft-com:vml" xmlns:w10="urn:schemas-microsoft-com:office:word" xmlns:a="http://schemas.openxmlformats.org/drawingml/2006/main" xmlns:pic="http://schemas.openxmlformats.org/drawingml/2006/picture" xmlns:wp="http://schemas.openxmlformats.org/drawingml/2006/wordprocessingDrawing">
   <w:body>
-    <w:bookmarkStart w:id="144" w:name="X631521b453af8a881ffc146b84a1ada6c43025b"/>
+    <w:bookmarkStart w:id="163" w:name="X631521b453af8a881ffc146b84a1ada6c43025b"/>
     <w:p>
       <w:pPr>
         <w:pStyle w:val="Heading1"/>
@@ -1702,13 +1702,13 @@
         </w:pict>
       </w:r>
     </w:p>
-    <w:bookmarkStart w:id="27" w:name="güvenlik-nedir"/>
+    <w:bookmarkStart w:id="40" w:name="temel-kavramlar-sıfırdan"/>
     <w:p>
       <w:pPr>
         <w:pStyle w:val="Heading2"/>
       </w:pPr>
       <w:r>
-        <w:t xml:space="preserve">1. Güvenlik nedir?</w:t>
+        <w:t xml:space="preserve">0. Temel kavramlar (sıfırdan)</w:t>
       </w:r>
     </w:p>
     <w:p>
@@ -1716,105 +1716,109 @@
         <w:pStyle w:val="FirstParagraph"/>
       </w:pPr>
       <w:r>
-        <w:t xml:space="preserve">Bir bankanın kasasını düşünün. Kasanın içindeki para</w:t>
-      </w:r>
-      <w:r>
-        <w:t xml:space="preserve"> </w:t>
-      </w:r>
-      <w:r>
-        <w:rPr>
-          <w:b/>
-          <w:bCs/>
-        </w:rPr>
-        <w:t xml:space="preserve">varlıktır</w:t>
-      </w:r>
-      <w:r>
-        <w:t xml:space="preserve">. Parayı çalmak isteyen biri</w:t>
-      </w:r>
-      <w:r>
-        <w:t xml:space="preserve"> </w:t>
-      </w:r>
-      <w:r>
-        <w:rPr>
-          <w:b/>
-          <w:bCs/>
-        </w:rPr>
-        <w:t xml:space="preserve">tehdittir</w:t>
-      </w:r>
-      <w:r>
-        <w:t xml:space="preserve">.</w:t>
-      </w:r>
-      <w:r>
-        <w:t xml:space="preserve"> </w:t>
-      </w:r>
-      <w:r>
-        <w:t xml:space="preserve">Kasanın kilidinin arızalı olması bir</w:t>
-      </w:r>
-      <w:r>
-        <w:t xml:space="preserve"> </w:t>
-      </w:r>
-      <w:r>
-        <w:rPr>
-          <w:b/>
-          <w:bCs/>
-        </w:rPr>
-        <w:t xml:space="preserve">zafiyettir</w:t>
-      </w:r>
-      <w:r>
-        <w:t xml:space="preserve">. Hırsızın o arızalı kilidi kullanması bir</w:t>
-      </w:r>
-      <w:r>
-        <w:t xml:space="preserve"> </w:t>
-      </w:r>
-      <w:r>
-        <w:rPr>
-          <w:b/>
-          <w:bCs/>
-        </w:rPr>
-        <w:t xml:space="preserve">saldırıdır</w:t>
-      </w:r>
-      <w:r>
-        <w:t xml:space="preserve">.</w:t>
-      </w:r>
-      <w:r>
-        <w:t xml:space="preserve"> </w:t>
-      </w:r>
-      <w:r>
-        <w:rPr>
-          <w:b/>
-          <w:bCs/>
-        </w:rPr>
-        <w:t xml:space="preserve">Risk</w:t>
-      </w:r>
-      <w:r>
-        <w:t xml:space="preserve"> </w:t>
-      </w:r>
-      <w:r>
-        <w:t xml:space="preserve">ise</w:t>
-      </w:r>
-      <w:r>
-        <w:t xml:space="preserve"> </w:t>
-      </w:r>
-      <w:r>
-        <w:t xml:space="preserve">“bu olay ne kadar olası ve olursa ne kadar zarar verir?”</w:t>
-      </w:r>
-      <w:r>
-        <w:t xml:space="preserve"> </w:t>
-      </w:r>
-      <w:r>
-        <w:t xml:space="preserve">sorusunun cevabıdır.</w:t>
-      </w:r>
-    </w:p>
-    <w:p>
-      <w:pPr>
-        <w:pStyle w:val="BlockText"/>
-      </w:pPr>
-      <w:r>
-        <w:rPr>
-          <w:b/>
-          <w:bCs/>
-        </w:rPr>
-        <w:t xml:space="preserve">Kısa tarihçe: güvenli programlama fikri nereden geldi?</w:t>
+        <w:t xml:space="preserve">Bu bölüm</w:t>
+      </w:r>
+      <w:r>
+        <w:t xml:space="preserve"> </w:t>
+      </w:r>
+      <w:r>
+        <w:rPr>
+          <w:b/>
+          <w:bCs/>
+        </w:rPr>
+        <w:t xml:space="preserve">hiçbir ön bilgi varsaymaz</w:t>
+      </w:r>
+      <w:r>
+        <w:t xml:space="preserve">. Haftanın geri kalanında kullanacağımız terimleri sıfırdan tanımlıyoruz. Bir terimi bilmiyorsanız önce burayı okuyun; sonraki bölümler bunların üzerine kurulur.</w:t>
+      </w:r>
+    </w:p>
+    <w:bookmarkStart w:id="22" w:name="neden-bu-bölüm"/>
+    <w:p>
+      <w:pPr>
+        <w:pStyle w:val="Heading3"/>
+      </w:pPr>
+      <w:r>
+        <w:t xml:space="preserve">Neden bu bölüm?</w:t>
+      </w:r>
+    </w:p>
+    <w:p>
+      <w:pPr>
+        <w:pStyle w:val="FirstParagraph"/>
+      </w:pPr>
+      <w:r>
+        <w:t xml:space="preserve">Bu ders</w:t>
+      </w:r>
+      <w:r>
+        <w:t xml:space="preserve"> </w:t>
+      </w:r>
+      <w:r>
+        <w:t xml:space="preserve">“güvenlik”</w:t>
+      </w:r>
+      <w:r>
+        <w:t xml:space="preserve">,</w:t>
+      </w:r>
+      <w:r>
+        <w:t xml:space="preserve"> </w:t>
+      </w:r>
+      <w:r>
+        <w:t xml:space="preserve">“zafiyet”</w:t>
+      </w:r>
+      <w:r>
+        <w:t xml:space="preserve">,</w:t>
+      </w:r>
+      <w:r>
+        <w:t xml:space="preserve"> </w:t>
+      </w:r>
+      <w:r>
+        <w:t xml:space="preserve">“tehdit modeli”</w:t>
+      </w:r>
+      <w:r>
+        <w:t xml:space="preserve"> </w:t>
+      </w:r>
+      <w:r>
+        <w:t xml:space="preserve">gibi terimlerle dolu.</w:t>
+      </w:r>
+    </w:p>
+    <w:p>
+      <w:pPr>
+        <w:pStyle w:val="BodyText"/>
+      </w:pPr>
+      <w:r>
+        <w:t xml:space="preserve">Hiçbirini bilmediğinizi varsayıyoruz.</w:t>
+      </w:r>
+    </w:p>
+    <w:p>
+      <w:pPr>
+        <w:pStyle w:val="BodyText"/>
+      </w:pPr>
+      <w:r>
+        <w:t xml:space="preserve">Önce hepsini</w:t>
+      </w:r>
+      <w:r>
+        <w:t xml:space="preserve"> </w:t>
+      </w:r>
+      <w:r>
+        <w:rPr>
+          <w:b/>
+          <w:bCs/>
+        </w:rPr>
+        <w:t xml:space="preserve">tek tek</w:t>
+      </w:r>
+      <w:r>
+        <w:t xml:space="preserve"> </w:t>
+      </w:r>
+      <w:r>
+        <w:t xml:space="preserve">tanımlayalım.</w:t>
+      </w:r>
+    </w:p>
+    <w:bookmarkEnd w:id="22"/>
+    <w:bookmarkStart w:id="23" w:name="güvenlik-nedir"/>
+    <w:p>
+      <w:pPr>
+        <w:pStyle w:val="Heading3"/>
+      </w:pPr>
+      <w:r>
+        <w:t xml:space="preserve">Güvenlik nedir?</w:t>
       </w:r>
     </w:p>
     <w:p>
@@ -1830,29 +1834,29 @@
           <w:b/>
           <w:bCs/>
         </w:rPr>
-        <w:t xml:space="preserve">1975</w:t>
-      </w:r>
-      <w:r>
-        <w:t xml:space="preserve"> </w:t>
-      </w:r>
-      <w:r>
-        <w:t xml:space="preserve">— Saltzer &amp; Schroeder, güvenli tasarımın</w:t>
-      </w:r>
-      <w:r>
-        <w:t xml:space="preserve"> </w:t>
-      </w:r>
-      <w:r>
-        <w:rPr>
-          <w:b/>
-          <w:bCs/>
-        </w:rPr>
-        <w:t xml:space="preserve">sekiz ilkesini</w:t>
-      </w:r>
-      <w:r>
-        <w:t xml:space="preserve"> </w:t>
-      </w:r>
-      <w:r>
-        <w:t xml:space="preserve">yayımlar (en az ayrıcalık, derinlemesine savunma, açık tasarım…). Bugün hâlâ temeldir.</w:t>
+        <w:t xml:space="preserve">Güvenlik:</w:t>
+      </w:r>
+      <w:r>
+        <w:t xml:space="preserve"> </w:t>
+      </w:r>
+      <w:r>
+        <w:t xml:space="preserve">bir sistemi, ona</w:t>
+      </w:r>
+      <w:r>
+        <w:t xml:space="preserve"> </w:t>
+      </w:r>
+      <w:r>
+        <w:rPr>
+          <w:b/>
+          <w:bCs/>
+        </w:rPr>
+        <w:t xml:space="preserve">zarar vermek isteyen</w:t>
+      </w:r>
+      <w:r>
+        <w:t xml:space="preserve"> </w:t>
+      </w:r>
+      <w:r>
+        <w:t xml:space="preserve">birine karşı korumak.</w:t>
       </w:r>
     </w:p>
     <w:p>
@@ -1864,33 +1868,7 @@
         </w:numPr>
       </w:pPr>
       <w:r>
-        <w:rPr>
-          <w:b/>
-          <w:bCs/>
-        </w:rPr>
-        <w:t xml:space="preserve">1970’ler–80’ler</w:t>
-      </w:r>
-      <w:r>
-        <w:t xml:space="preserve"> </w:t>
-      </w:r>
-      <w:r>
-        <w:t xml:space="preserve">—</w:t>
-      </w:r>
-      <w:r>
-        <w:t xml:space="preserve"> </w:t>
-      </w:r>
-      <w:r>
-        <w:rPr>
-          <w:b/>
-          <w:bCs/>
-        </w:rPr>
-        <w:t xml:space="preserve">CIA üçlüsü</w:t>
-      </w:r>
-      <w:r>
-        <w:t xml:space="preserve"> </w:t>
-      </w:r>
-      <w:r>
-        <w:t xml:space="preserve">(gizlilik · bütünlük · erişilebilirlik) askerî/devlet bilgi güvenliğinden doğar ve ortak dil olur.</w:t>
+        <w:t xml:space="preserve">Normal hata: yanlışlıkla olur.</w:t>
       </w:r>
     </w:p>
     <w:p>
@@ -1902,49 +1880,33 @@
         </w:numPr>
       </w:pPr>
       <w:r>
-        <w:rPr>
-          <w:b/>
-          <w:bCs/>
-        </w:rPr>
-        <w:t xml:space="preserve">1998–99</w:t>
-      </w:r>
-      <w:r>
-        <w:t xml:space="preserve"> </w:t>
-      </w:r>
-      <w:r>
-        <w:t xml:space="preserve">— Microsoft’ta</w:t>
-      </w:r>
-      <w:r>
-        <w:t xml:space="preserve"> </w:t>
-      </w:r>
-      <w:r>
-        <w:rPr>
-          <w:b/>
-          <w:bCs/>
-        </w:rPr>
-        <w:t xml:space="preserve">STRIDE</w:t>
-      </w:r>
-      <w:r>
-        <w:t xml:space="preserve"> </w:t>
-      </w:r>
-      <w:r>
-        <w:t xml:space="preserve">tehdit sınıflandırması (Kohnfelder &amp; Garg) geliştirilir; aynı yıllarda Bruce Schneier</w:t>
-      </w:r>
-      <w:r>
-        <w:t xml:space="preserve"> </w:t>
-      </w:r>
-      <w:r>
-        <w:rPr>
-          <w:b/>
-          <w:bCs/>
-        </w:rPr>
-        <w:t xml:space="preserve">saldırı ağaçlarını</w:t>
-      </w:r>
-      <w:r>
-        <w:t xml:space="preserve"> </w:t>
-      </w:r>
-      <w:r>
-        <w:t xml:space="preserve">tanıtır.</w:t>
+        <w:t xml:space="preserve">Güvenlik:</w:t>
+      </w:r>
+      <w:r>
+        <w:t xml:space="preserve"> </w:t>
+      </w:r>
+      <w:r>
+        <w:rPr>
+          <w:b/>
+          <w:bCs/>
+        </w:rPr>
+        <w:t xml:space="preserve">kasıtlı</w:t>
+      </w:r>
+      <w:r>
+        <w:t xml:space="preserve"> </w:t>
+      </w:r>
+      <w:r>
+        <w:t xml:space="preserve">bir saldırgan var.</w:t>
+      </w:r>
+    </w:p>
+    <w:bookmarkEnd w:id="23"/>
+    <w:bookmarkStart w:id="24" w:name="varlık-asset-nedir"/>
+    <w:p>
+      <w:pPr>
+        <w:pStyle w:val="Heading3"/>
+      </w:pPr>
+      <w:r>
+        <w:t xml:space="preserve">Varlık (asset) nedir?</w:t>
       </w:r>
     </w:p>
     <w:p>
@@ -1952,7 +1914,1885 @@
         <w:pStyle w:val="Compact"/>
         <w:numPr>
           <w:ilvl w:val="0"/>
-          <w:numId w:val="1002"/>
+          <w:numId w:val="1003"/>
+        </w:numPr>
+      </w:pPr>
+      <w:r>
+        <w:rPr>
+          <w:b/>
+          <w:bCs/>
+        </w:rPr>
+        <w:t xml:space="preserve">Varlık:</w:t>
+      </w:r>
+      <w:r>
+        <w:t xml:space="preserve"> </w:t>
+      </w:r>
+      <w:r>
+        <w:t xml:space="preserve">korumaya değer her şey (veri, anahtar, işlev).</w:t>
+      </w:r>
+    </w:p>
+    <w:p>
+      <w:pPr>
+        <w:pStyle w:val="Compact"/>
+        <w:numPr>
+          <w:ilvl w:val="0"/>
+          <w:numId w:val="1003"/>
+        </w:numPr>
+      </w:pPr>
+      <w:r>
+        <w:t xml:space="preserve">Örnek: parola, kredi kartı, lisans, kullanıcı verisi.</w:t>
+      </w:r>
+    </w:p>
+    <w:p>
+      <w:pPr>
+        <w:pStyle w:val="Compact"/>
+        <w:numPr>
+          <w:ilvl w:val="0"/>
+          <w:numId w:val="1003"/>
+        </w:numPr>
+      </w:pPr>
+      <w:r>
+        <w:t xml:space="preserve">Güvenlik</w:t>
+      </w:r>
+      <w:r>
+        <w:t xml:space="preserve"> </w:t>
+      </w:r>
+      <w:r>
+        <w:t xml:space="preserve">“neyi koruyoruz?”</w:t>
+      </w:r>
+      <w:r>
+        <w:t xml:space="preserve"> </w:t>
+      </w:r>
+      <w:r>
+        <w:t xml:space="preserve">ile başlar.</w:t>
+      </w:r>
+    </w:p>
+    <w:bookmarkEnd w:id="24"/>
+    <w:bookmarkStart w:id="25" w:name="tehdit-ve-zafiyet"/>
+    <w:p>
+      <w:pPr>
+        <w:pStyle w:val="Heading3"/>
+      </w:pPr>
+      <w:r>
+        <w:t xml:space="preserve">Tehdit ve zafiyet</w:t>
+      </w:r>
+    </w:p>
+    <w:p>
+      <w:pPr>
+        <w:pStyle w:val="Compact"/>
+        <w:numPr>
+          <w:ilvl w:val="0"/>
+          <w:numId w:val="1004"/>
+        </w:numPr>
+      </w:pPr>
+      <w:r>
+        <w:rPr>
+          <w:b/>
+          <w:bCs/>
+        </w:rPr>
+        <w:t xml:space="preserve">Tehdit:</w:t>
+      </w:r>
+      <w:r>
+        <w:t xml:space="preserve"> </w:t>
+      </w:r>
+      <w:r>
+        <w:t xml:space="preserve">olabilecek kötü bir olay (veri çalınması).</w:t>
+      </w:r>
+    </w:p>
+    <w:p>
+      <w:pPr>
+        <w:pStyle w:val="Compact"/>
+        <w:numPr>
+          <w:ilvl w:val="0"/>
+          <w:numId w:val="1004"/>
+        </w:numPr>
+      </w:pPr>
+      <w:r>
+        <w:rPr>
+          <w:b/>
+          <w:bCs/>
+        </w:rPr>
+        <w:t xml:space="preserve">Zafiyet:</w:t>
+      </w:r>
+      <w:r>
+        <w:t xml:space="preserve"> </w:t>
+      </w:r>
+      <w:r>
+        <w:t xml:space="preserve">bunu mümkün kılan</w:t>
+      </w:r>
+      <w:r>
+        <w:t xml:space="preserve"> </w:t>
+      </w:r>
+      <w:r>
+        <w:rPr>
+          <w:b/>
+          <w:bCs/>
+        </w:rPr>
+        <w:t xml:space="preserve">zayıf nokta</w:t>
+      </w:r>
+      <w:r>
+        <w:t xml:space="preserve"> </w:t>
+      </w:r>
+      <w:r>
+        <w:t xml:space="preserve">(denetimsiz girdi).</w:t>
+      </w:r>
+    </w:p>
+    <w:p>
+      <w:pPr>
+        <w:pStyle w:val="Compact"/>
+        <w:numPr>
+          <w:ilvl w:val="0"/>
+          <w:numId w:val="1004"/>
+        </w:numPr>
+      </w:pPr>
+      <w:r>
+        <w:t xml:space="preserve">Tehdit + zafiyet + saldırgan = risk.</w:t>
+      </w:r>
+    </w:p>
+    <w:bookmarkEnd w:id="25"/>
+    <w:bookmarkStart w:id="26" w:name="cia-üçlüsü"/>
+    <w:p>
+      <w:pPr>
+        <w:pStyle w:val="Heading3"/>
+      </w:pPr>
+      <w:r>
+        <w:t xml:space="preserve">CIA üçlüsü</w:t>
+      </w:r>
+    </w:p>
+    <w:p>
+      <w:pPr>
+        <w:pStyle w:val="FirstParagraph"/>
+      </w:pPr>
+      <w:r>
+        <w:t xml:space="preserve">Güvenliğin üç temel hedefi:</w:t>
+      </w:r>
+    </w:p>
+    <w:p>
+      <w:pPr>
+        <w:pStyle w:val="Compact"/>
+        <w:numPr>
+          <w:ilvl w:val="0"/>
+          <w:numId w:val="1005"/>
+        </w:numPr>
+      </w:pPr>
+      <w:r>
+        <w:rPr>
+          <w:b/>
+          <w:bCs/>
+        </w:rPr>
+        <w:t xml:space="preserve">Gizlilik (C):</w:t>
+      </w:r>
+      <w:r>
+        <w:t xml:space="preserve"> </w:t>
+      </w:r>
+      <w:r>
+        <w:t xml:space="preserve">yalnız yetkili görsün.</w:t>
+      </w:r>
+    </w:p>
+    <w:p>
+      <w:pPr>
+        <w:pStyle w:val="Compact"/>
+        <w:numPr>
+          <w:ilvl w:val="0"/>
+          <w:numId w:val="1005"/>
+        </w:numPr>
+      </w:pPr>
+      <w:r>
+        <w:rPr>
+          <w:b/>
+          <w:bCs/>
+        </w:rPr>
+        <w:t xml:space="preserve">Bütünlük (I):</w:t>
+      </w:r>
+      <w:r>
+        <w:t xml:space="preserve"> </w:t>
+      </w:r>
+      <w:r>
+        <w:t xml:space="preserve">izinsiz değişmesin.</w:t>
+      </w:r>
+    </w:p>
+    <w:p>
+      <w:pPr>
+        <w:pStyle w:val="Compact"/>
+        <w:numPr>
+          <w:ilvl w:val="0"/>
+          <w:numId w:val="1005"/>
+        </w:numPr>
+      </w:pPr>
+      <w:r>
+        <w:rPr>
+          <w:b/>
+          <w:bCs/>
+        </w:rPr>
+        <w:t xml:space="preserve">Erişilebilirlik (A):</w:t>
+      </w:r>
+      <w:r>
+        <w:t xml:space="preserve"> </w:t>
+      </w:r>
+      <w:r>
+        <w:t xml:space="preserve">gerektiğinde çalışsın.</w:t>
+      </w:r>
+    </w:p>
+    <w:bookmarkEnd w:id="26"/>
+    <w:bookmarkStart w:id="27" w:name="saldırgan-modeli"/>
+    <w:p>
+      <w:pPr>
+        <w:pStyle w:val="Heading3"/>
+      </w:pPr>
+      <w:r>
+        <w:t xml:space="preserve">Saldırgan modeli</w:t>
+      </w:r>
+    </w:p>
+    <w:p>
+      <w:pPr>
+        <w:pStyle w:val="Compact"/>
+        <w:numPr>
+          <w:ilvl w:val="0"/>
+          <w:numId w:val="1006"/>
+        </w:numPr>
+      </w:pPr>
+      <w:r>
+        <w:rPr>
+          <w:b/>
+          <w:bCs/>
+        </w:rPr>
+        <w:t xml:space="preserve">Saldırgan modeli:</w:t>
+      </w:r>
+      <w:r>
+        <w:t xml:space="preserve"> </w:t>
+      </w:r>
+      <w:r>
+        <w:t xml:space="preserve">“saldırgan neyi görebilir/yapabilir?”</w:t>
+      </w:r>
+    </w:p>
+    <w:p>
+      <w:pPr>
+        <w:pStyle w:val="Compact"/>
+        <w:numPr>
+          <w:ilvl w:val="0"/>
+          <w:numId w:val="1006"/>
+        </w:numPr>
+      </w:pPr>
+      <w:r>
+        <w:t xml:space="preserve">Ağdan mı bağlanıyor, cihaza mı sahip?</w:t>
+      </w:r>
+    </w:p>
+    <w:p>
+      <w:pPr>
+        <w:pStyle w:val="Compact"/>
+        <w:numPr>
+          <w:ilvl w:val="0"/>
+          <w:numId w:val="1006"/>
+        </w:numPr>
+      </w:pPr>
+      <w:r>
+        <w:t xml:space="preserve">Savunmayı buna göre tasarlarız.</w:t>
+      </w:r>
+    </w:p>
+    <w:bookmarkEnd w:id="27"/>
+    <w:bookmarkStart w:id="28" w:name="beyaz-kutu-mate"/>
+    <w:p>
+      <w:pPr>
+        <w:pStyle w:val="Heading3"/>
+      </w:pPr>
+      <w:r>
+        <w:t xml:space="preserve">Beyaz kutu / MATE</w:t>
+      </w:r>
+    </w:p>
+    <w:p>
+      <w:pPr>
+        <w:pStyle w:val="Compact"/>
+        <w:numPr>
+          <w:ilvl w:val="0"/>
+          <w:numId w:val="1007"/>
+        </w:numPr>
+      </w:pPr>
+      <w:r>
+        <w:rPr>
+          <w:b/>
+          <w:bCs/>
+        </w:rPr>
+        <w:t xml:space="preserve">MATE (Man-At-The-End):</w:t>
+      </w:r>
+      <w:r>
+        <w:t xml:space="preserve"> </w:t>
+      </w:r>
+      <w:r>
+        <w:t xml:space="preserve">programa</w:t>
+      </w:r>
+      <w:r>
+        <w:t xml:space="preserve"> </w:t>
+      </w:r>
+      <w:r>
+        <w:rPr>
+          <w:b/>
+          <w:bCs/>
+        </w:rPr>
+        <w:t xml:space="preserve">sahip</w:t>
+      </w:r>
+      <w:r>
+        <w:t xml:space="preserve"> </w:t>
+      </w:r>
+      <w:r>
+        <w:t xml:space="preserve">saldırgan.</w:t>
+      </w:r>
+    </w:p>
+    <w:p>
+      <w:pPr>
+        <w:pStyle w:val="Compact"/>
+        <w:numPr>
+          <w:ilvl w:val="0"/>
+          <w:numId w:val="1007"/>
+        </w:numPr>
+      </w:pPr>
+      <w:r>
+        <w:t xml:space="preserve">Kodu okur, belleği görür, değiştirir.</w:t>
+      </w:r>
+    </w:p>
+    <w:p>
+      <w:pPr>
+        <w:pStyle w:val="Compact"/>
+        <w:numPr>
+          <w:ilvl w:val="0"/>
+          <w:numId w:val="1007"/>
+        </w:numPr>
+      </w:pPr>
+      <w:r>
+        <w:t xml:space="preserve">Mobil/masaüstü uygulamanın gerçek durumu (bu dersin ana teması).</w:t>
+      </w:r>
+    </w:p>
+    <w:bookmarkEnd w:id="28"/>
+    <w:bookmarkStart w:id="29" w:name="tehdit-modelleme"/>
+    <w:p>
+      <w:pPr>
+        <w:pStyle w:val="Heading3"/>
+      </w:pPr>
+      <w:r>
+        <w:t xml:space="preserve">Tehdit modelleme</w:t>
+      </w:r>
+    </w:p>
+    <w:p>
+      <w:pPr>
+        <w:pStyle w:val="Compact"/>
+        <w:numPr>
+          <w:ilvl w:val="0"/>
+          <w:numId w:val="1008"/>
+        </w:numPr>
+      </w:pPr>
+      <w:r>
+        <w:rPr>
+          <w:b/>
+          <w:bCs/>
+        </w:rPr>
+        <w:t xml:space="preserve">Tehdit modelleme:</w:t>
+      </w:r>
+      <w:r>
+        <w:t xml:space="preserve"> </w:t>
+      </w:r>
+      <w:r>
+        <w:t xml:space="preserve">“neyi, kime karşı, nasıl koruyacağız?”</w:t>
+      </w:r>
+      <w:r>
+        <w:t xml:space="preserve"> </w:t>
+      </w:r>
+      <w:r>
+        <w:t xml:space="preserve">sorusunu</w:t>
+      </w:r>
+      <w:r>
+        <w:t xml:space="preserve"> </w:t>
+      </w:r>
+      <w:r>
+        <w:rPr>
+          <w:b/>
+          <w:bCs/>
+        </w:rPr>
+        <w:t xml:space="preserve">sistemli</w:t>
+      </w:r>
+      <w:r>
+        <w:t xml:space="preserve"> </w:t>
+      </w:r>
+      <w:r>
+        <w:t xml:space="preserve">yanıtlamak.</w:t>
+      </w:r>
+    </w:p>
+    <w:p>
+      <w:pPr>
+        <w:pStyle w:val="Compact"/>
+        <w:numPr>
+          <w:ilvl w:val="0"/>
+          <w:numId w:val="1008"/>
+        </w:numPr>
+      </w:pPr>
+      <w:r>
+        <w:t xml:space="preserve">Varlıkları, tehditleri, önlemleri listeler.</w:t>
+      </w:r>
+    </w:p>
+    <w:p>
+      <w:pPr>
+        <w:pStyle w:val="Compact"/>
+        <w:numPr>
+          <w:ilvl w:val="0"/>
+          <w:numId w:val="1008"/>
+        </w:numPr>
+      </w:pPr>
+      <w:r>
+        <w:t xml:space="preserve">Bugün STRIDE ve saldırı ağaçlarıyla yapacağız.</w:t>
+      </w:r>
+    </w:p>
+    <w:bookmarkEnd w:id="29"/>
+    <w:bookmarkStart w:id="30" w:name="stride"/>
+    <w:p>
+      <w:pPr>
+        <w:pStyle w:val="Heading3"/>
+      </w:pPr>
+      <w:r>
+        <w:t xml:space="preserve">STRIDE</w:t>
+      </w:r>
+    </w:p>
+    <w:p>
+      <w:pPr>
+        <w:pStyle w:val="Compact"/>
+        <w:numPr>
+          <w:ilvl w:val="0"/>
+          <w:numId w:val="1009"/>
+        </w:numPr>
+      </w:pPr>
+      <w:r>
+        <w:t xml:space="preserve">Tehditleri altı harfle sınıflandıran yöntem:</w:t>
+      </w:r>
+    </w:p>
+    <w:p>
+      <w:pPr>
+        <w:pStyle w:val="Compact"/>
+        <w:numPr>
+          <w:ilvl w:val="0"/>
+          <w:numId w:val="1009"/>
+        </w:numPr>
+      </w:pPr>
+      <w:r>
+        <w:rPr>
+          <w:b/>
+          <w:bCs/>
+        </w:rPr>
+        <w:t xml:space="preserve">S</w:t>
+      </w:r>
+      <w:r>
+        <w:t xml:space="preserve">poofing,</w:t>
+      </w:r>
+      <w:r>
+        <w:t xml:space="preserve"> </w:t>
+      </w:r>
+      <w:r>
+        <w:rPr>
+          <w:b/>
+          <w:bCs/>
+        </w:rPr>
+        <w:t xml:space="preserve">T</w:t>
+      </w:r>
+      <w:r>
+        <w:t xml:space="preserve">ampering,</w:t>
+      </w:r>
+      <w:r>
+        <w:t xml:space="preserve"> </w:t>
+      </w:r>
+      <w:r>
+        <w:rPr>
+          <w:b/>
+          <w:bCs/>
+        </w:rPr>
+        <w:t xml:space="preserve">R</w:t>
+      </w:r>
+      <w:r>
+        <w:t xml:space="preserve">epudiation,</w:t>
+      </w:r>
+      <w:r>
+        <w:t xml:space="preserve"> </w:t>
+      </w:r>
+      <w:r>
+        <w:rPr>
+          <w:b/>
+          <w:bCs/>
+        </w:rPr>
+        <w:t xml:space="preserve">I</w:t>
+      </w:r>
+      <w:r>
+        <w:t xml:space="preserve">nformation disclosure,</w:t>
+      </w:r>
+      <w:r>
+        <w:t xml:space="preserve"> </w:t>
+      </w:r>
+      <w:r>
+        <w:rPr>
+          <w:b/>
+          <w:bCs/>
+        </w:rPr>
+        <w:t xml:space="preserve">D</w:t>
+      </w:r>
+      <w:r>
+        <w:t xml:space="preserve">enial of service,</w:t>
+      </w:r>
+      <w:r>
+        <w:t xml:space="preserve"> </w:t>
+      </w:r>
+      <w:r>
+        <w:rPr>
+          <w:b/>
+          <w:bCs/>
+        </w:rPr>
+        <w:t xml:space="preserve">E</w:t>
+      </w:r>
+      <w:r>
+        <w:t xml:space="preserve">levation of privilege.</w:t>
+      </w:r>
+    </w:p>
+    <w:p>
+      <w:pPr>
+        <w:pStyle w:val="Compact"/>
+        <w:numPr>
+          <w:ilvl w:val="0"/>
+          <w:numId w:val="1009"/>
+        </w:numPr>
+      </w:pPr>
+      <w:r>
+        <w:t xml:space="preserve">Her öğe için</w:t>
+      </w:r>
+      <w:r>
+        <w:t xml:space="preserve"> </w:t>
+      </w:r>
+      <w:r>
+        <w:t xml:space="preserve">“hangi tehdit?”</w:t>
+      </w:r>
+      <w:r>
+        <w:t xml:space="preserve"> </w:t>
+      </w:r>
+      <w:r>
+        <w:t xml:space="preserve">diye sorar.</w:t>
+      </w:r>
+    </w:p>
+    <w:bookmarkEnd w:id="30"/>
+    <w:bookmarkStart w:id="31" w:name="saldırı-ağacı"/>
+    <w:p>
+      <w:pPr>
+        <w:pStyle w:val="Heading3"/>
+      </w:pPr>
+      <w:r>
+        <w:t xml:space="preserve">Saldırı ağacı</w:t>
+      </w:r>
+    </w:p>
+    <w:p>
+      <w:pPr>
+        <w:pStyle w:val="Compact"/>
+        <w:numPr>
+          <w:ilvl w:val="0"/>
+          <w:numId w:val="1010"/>
+        </w:numPr>
+      </w:pPr>
+      <w:r>
+        <w:rPr>
+          <w:b/>
+          <w:bCs/>
+        </w:rPr>
+        <w:t xml:space="preserve">Saldırı ağacı:</w:t>
+      </w:r>
+      <w:r>
+        <w:t xml:space="preserve"> </w:t>
+      </w:r>
+      <w:r>
+        <w:t xml:space="preserve">bir hedefi (ör.</w:t>
+      </w:r>
+      <w:r>
+        <w:t xml:space="preserve"> </w:t>
+      </w:r>
+      <w:r>
+        <w:t xml:space="preserve">“anahtarı çal”</w:t>
+      </w:r>
+      <w:r>
+        <w:t xml:space="preserve">)</w:t>
+      </w:r>
+      <w:r>
+        <w:t xml:space="preserve"> </w:t>
+      </w:r>
+      <w:r>
+        <w:rPr>
+          <w:b/>
+          <w:bCs/>
+        </w:rPr>
+        <w:t xml:space="preserve">alt adımlara</w:t>
+      </w:r>
+      <w:r>
+        <w:t xml:space="preserve"> </w:t>
+      </w:r>
+      <w:r>
+        <w:t xml:space="preserve">bölen ağaç.</w:t>
+      </w:r>
+    </w:p>
+    <w:p>
+      <w:pPr>
+        <w:pStyle w:val="Compact"/>
+        <w:numPr>
+          <w:ilvl w:val="0"/>
+          <w:numId w:val="1010"/>
+        </w:numPr>
+      </w:pPr>
+      <w:r>
+        <w:t xml:space="preserve">Kök: saldırganın amacı.</w:t>
+      </w:r>
+    </w:p>
+    <w:p>
+      <w:pPr>
+        <w:pStyle w:val="Compact"/>
+        <w:numPr>
+          <w:ilvl w:val="0"/>
+          <w:numId w:val="1010"/>
+        </w:numPr>
+      </w:pPr>
+      <w:r>
+        <w:t xml:space="preserve">Dallar: bunu başarmanın yolları.</w:t>
+      </w:r>
+    </w:p>
+    <w:bookmarkEnd w:id="31"/>
+    <w:bookmarkStart w:id="32" w:name="veri-akış-diyagramı-dfd"/>
+    <w:p>
+      <w:pPr>
+        <w:pStyle w:val="Heading3"/>
+      </w:pPr>
+      <w:r>
+        <w:t xml:space="preserve">Veri akış diyagramı (DFD)</w:t>
+      </w:r>
+    </w:p>
+    <w:p>
+      <w:pPr>
+        <w:pStyle w:val="Compact"/>
+        <w:numPr>
+          <w:ilvl w:val="0"/>
+          <w:numId w:val="1011"/>
+        </w:numPr>
+      </w:pPr>
+      <w:r>
+        <w:rPr>
+          <w:b/>
+          <w:bCs/>
+        </w:rPr>
+        <w:t xml:space="preserve">DFD:</w:t>
+      </w:r>
+      <w:r>
+        <w:t xml:space="preserve"> </w:t>
+      </w:r>
+      <w:r>
+        <w:t xml:space="preserve">verinin sistemde</w:t>
+      </w:r>
+      <w:r>
+        <w:t xml:space="preserve"> </w:t>
+      </w:r>
+      <w:r>
+        <w:rPr>
+          <w:b/>
+          <w:bCs/>
+        </w:rPr>
+        <w:t xml:space="preserve">nasıl aktığını</w:t>
+      </w:r>
+      <w:r>
+        <w:t xml:space="preserve"> </w:t>
+      </w:r>
+      <w:r>
+        <w:t xml:space="preserve">gösteren şema.</w:t>
+      </w:r>
+    </w:p>
+    <w:p>
+      <w:pPr>
+        <w:pStyle w:val="Compact"/>
+        <w:numPr>
+          <w:ilvl w:val="0"/>
+          <w:numId w:val="1011"/>
+        </w:numPr>
+      </w:pPr>
+      <w:r>
+        <w:t xml:space="preserve">Süreç, veri deposu, dış varlık, akış, güven sınırı.</w:t>
+      </w:r>
+    </w:p>
+    <w:p>
+      <w:pPr>
+        <w:pStyle w:val="Compact"/>
+        <w:numPr>
+          <w:ilvl w:val="0"/>
+          <w:numId w:val="1011"/>
+        </w:numPr>
+      </w:pPr>
+      <w:r>
+        <w:t xml:space="preserve">Tehditleri bulmak için harita.</w:t>
+      </w:r>
+    </w:p>
+    <w:bookmarkEnd w:id="32"/>
+    <w:bookmarkStart w:id="33" w:name="katmanlı-savunma"/>
+    <w:p>
+      <w:pPr>
+        <w:pStyle w:val="Heading3"/>
+      </w:pPr>
+      <w:r>
+        <w:t xml:space="preserve">Katmanlı savunma</w:t>
+      </w:r>
+    </w:p>
+    <w:p>
+      <w:pPr>
+        <w:pStyle w:val="Compact"/>
+        <w:numPr>
+          <w:ilvl w:val="0"/>
+          <w:numId w:val="1012"/>
+        </w:numPr>
+      </w:pPr>
+      <w:r>
+        <w:rPr>
+          <w:b/>
+          <w:bCs/>
+        </w:rPr>
+        <w:t xml:space="preserve">Katmanlı savunma (defense in depth):</w:t>
+      </w:r>
+      <w:r>
+        <w:t xml:space="preserve"> </w:t>
+      </w:r>
+      <w:r>
+        <w:t xml:space="preserve">tek önlem değil,</w:t>
+      </w:r>
+      <w:r>
+        <w:t xml:space="preserve"> </w:t>
+      </w:r>
+      <w:r>
+        <w:rPr>
+          <w:b/>
+          <w:bCs/>
+        </w:rPr>
+        <w:t xml:space="preserve">birçok</w:t>
+      </w:r>
+      <w:r>
+        <w:t xml:space="preserve"> </w:t>
+      </w:r>
+      <w:r>
+        <w:t xml:space="preserve">önlem.</w:t>
+      </w:r>
+    </w:p>
+    <w:p>
+      <w:pPr>
+        <w:pStyle w:val="Compact"/>
+        <w:numPr>
+          <w:ilvl w:val="0"/>
+          <w:numId w:val="1012"/>
+        </w:numPr>
+      </w:pPr>
+      <w:r>
+        <w:t xml:space="preserve">Biri aşılırsa diğeri durdurur.</w:t>
+      </w:r>
+    </w:p>
+    <w:p>
+      <w:pPr>
+        <w:pStyle w:val="Compact"/>
+        <w:numPr>
+          <w:ilvl w:val="0"/>
+          <w:numId w:val="1012"/>
+        </w:numPr>
+      </w:pPr>
+      <w:r>
+        <w:t xml:space="preserve">“Güvenlik kabuğu”</w:t>
+      </w:r>
+      <w:r>
+        <w:t xml:space="preserve"> </w:t>
+      </w:r>
+      <w:r>
+        <w:t xml:space="preserve">bu katmanların birleşimi.</w:t>
+      </w:r>
+    </w:p>
+    <w:bookmarkEnd w:id="33"/>
+    <w:bookmarkStart w:id="34" w:name="güvenli-tasarım-ilkeleri"/>
+    <w:p>
+      <w:pPr>
+        <w:pStyle w:val="Heading3"/>
+      </w:pPr>
+      <w:r>
+        <w:t xml:space="preserve">Güvenli tasarım ilkeleri</w:t>
+      </w:r>
+    </w:p>
+    <w:p>
+      <w:pPr>
+        <w:pStyle w:val="Compact"/>
+        <w:numPr>
+          <w:ilvl w:val="0"/>
+          <w:numId w:val="1013"/>
+        </w:numPr>
+      </w:pPr>
+      <w:r>
+        <w:t xml:space="preserve">Saltzer &amp; Schroeder (1975): en az yetki, güvenli varsayılan, ekonomi, açık tasarım…</w:t>
+      </w:r>
+    </w:p>
+    <w:p>
+      <w:pPr>
+        <w:pStyle w:val="Compact"/>
+        <w:numPr>
+          <w:ilvl w:val="0"/>
+          <w:numId w:val="1013"/>
+        </w:numPr>
+      </w:pPr>
+      <w:r>
+        <w:t xml:space="preserve">Bugün hâlâ geçerli.</w:t>
+      </w:r>
+    </w:p>
+    <w:p>
+      <w:pPr>
+        <w:pStyle w:val="Compact"/>
+        <w:numPr>
+          <w:ilvl w:val="0"/>
+          <w:numId w:val="1013"/>
+        </w:numPr>
+      </w:pPr>
+      <w:r>
+        <w:t xml:space="preserve">Bu dersin omurgası.</w:t>
+      </w:r>
+    </w:p>
+    <w:bookmarkEnd w:id="34"/>
+    <w:bookmarkStart w:id="35" w:name="ödünleşim-trade-off"/>
+    <w:p>
+      <w:pPr>
+        <w:pStyle w:val="Heading3"/>
+      </w:pPr>
+      <w:r>
+        <w:t xml:space="preserve">Ödünleşim (trade-off)</w:t>
+      </w:r>
+    </w:p>
+    <w:p>
+      <w:pPr>
+        <w:pStyle w:val="Compact"/>
+        <w:numPr>
+          <w:ilvl w:val="0"/>
+          <w:numId w:val="1014"/>
+        </w:numPr>
+      </w:pPr>
+      <w:r>
+        <w:t xml:space="preserve">Her koruma bir</w:t>
+      </w:r>
+      <w:r>
+        <w:t xml:space="preserve"> </w:t>
+      </w:r>
+      <w:r>
+        <w:rPr>
+          <w:b/>
+          <w:bCs/>
+        </w:rPr>
+        <w:t xml:space="preserve">bedel</w:t>
+      </w:r>
+      <w:r>
+        <w:t xml:space="preserve"> </w:t>
+      </w:r>
+      <w:r>
+        <w:t xml:space="preserve">getirir: hız, karmaşıklık, maliyet.</w:t>
+      </w:r>
+    </w:p>
+    <w:p>
+      <w:pPr>
+        <w:pStyle w:val="Compact"/>
+        <w:numPr>
+          <w:ilvl w:val="0"/>
+          <w:numId w:val="1014"/>
+        </w:numPr>
+      </w:pPr>
+      <w:r>
+        <w:t xml:space="preserve">Güvenlik</w:t>
+      </w:r>
+      <w:r>
+        <w:t xml:space="preserve"> </w:t>
+      </w:r>
+      <w:r>
+        <w:t xml:space="preserve">“sonsuz koruma”</w:t>
+      </w:r>
+      <w:r>
+        <w:t xml:space="preserve"> </w:t>
+      </w:r>
+      <w:r>
+        <w:t xml:space="preserve">değil,</w:t>
+      </w:r>
+      <w:r>
+        <w:t xml:space="preserve"> </w:t>
+      </w:r>
+      <w:r>
+        <w:rPr>
+          <w:b/>
+          <w:bCs/>
+        </w:rPr>
+        <w:t xml:space="preserve">dengeli</w:t>
+      </w:r>
+      <w:r>
+        <w:t xml:space="preserve"> </w:t>
+      </w:r>
+      <w:r>
+        <w:t xml:space="preserve">koruma.</w:t>
+      </w:r>
+    </w:p>
+    <w:p>
+      <w:pPr>
+        <w:pStyle w:val="Compact"/>
+        <w:numPr>
+          <w:ilvl w:val="0"/>
+          <w:numId w:val="1014"/>
+        </w:numPr>
+      </w:pPr>
+      <w:r>
+        <w:t xml:space="preserve">Kalan riski açıkça yazarız.</w:t>
+      </w:r>
+    </w:p>
+    <w:bookmarkEnd w:id="35"/>
+    <w:bookmarkStart w:id="36" w:name="şimdi-hazırız"/>
+    <w:p>
+      <w:pPr>
+        <w:pStyle w:val="Heading3"/>
+      </w:pPr>
+      <w:r>
+        <w:t xml:space="preserve">Şimdi hazırız</w:t>
+      </w:r>
+    </w:p>
+    <w:p>
+      <w:pPr>
+        <w:pStyle w:val="FirstParagraph"/>
+      </w:pPr>
+      <w:r>
+        <w:t xml:space="preserve">Terimler:</w:t>
+      </w:r>
+    </w:p>
+    <w:p>
+      <w:pPr>
+        <w:pStyle w:val="BodyText"/>
+      </w:pPr>
+      <w:r>
+        <w:t xml:space="preserve">güvenlik · varlık · tehdit/zafiyet · CIA · saldırgan modeli · MATE · tehdit modelleme · STRIDE · saldırı ağacı · DFD · katmanlı savunma · tasarım ilkeleri · ödünleşim</w:t>
+      </w:r>
+    </w:p>
+    <w:p>
+      <w:pPr>
+        <w:pStyle w:val="BodyText"/>
+      </w:pPr>
+      <w:r>
+        <w:t xml:space="preserve">Şimdi: güvenlik nedir, derinlemesine.</w:t>
+      </w:r>
+    </w:p>
+    <w:bookmarkEnd w:id="36"/>
+    <w:bookmarkStart w:id="37" w:name="bugünün-planı-3-saat"/>
+    <w:p>
+      <w:pPr>
+        <w:pStyle w:val="Heading3"/>
+      </w:pPr>
+      <w:r>
+        <w:t xml:space="preserve">Bugünün planı (3 saat)</w:t>
+      </w:r>
+    </w:p>
+    <w:tbl>
+      <w:tblPr>
+        <w:tblStyle w:val="Table"/>
+        <w:tblW w:type="pct" w:w="5000"/>
+        <w:tblLayout w:type="fixed"/>
+        <w:tblLook w:firstRow="1" w:lastRow="0" w:firstColumn="0" w:lastColumn="0" w:noHBand="0" w:noVBand="0" w:val="0020"/>
+      </w:tblPr>
+      <w:tblGrid>
+        <w:gridCol w:w="3960"/>
+        <w:gridCol w:w="3960"/>
+      </w:tblGrid>
+      <w:tr>
+        <w:trPr>
+          <w:tblHeader w:val="on"/>
+        </w:trPr>
+        <w:tc>
+          <w:tcPr/>
+          <w:p>
+            <w:pPr>
+              <w:pStyle w:val="Compact"/>
+            </w:pPr>
+            <w:r>
+              <w:t xml:space="preserve">Saat</w:t>
+            </w:r>
+          </w:p>
+        </w:tc>
+        <w:tc>
+          <w:tcPr/>
+          <w:p>
+            <w:pPr>
+              <w:pStyle w:val="Compact"/>
+            </w:pPr>
+            <w:r>
+              <w:t xml:space="preserve">Konu</w:t>
+            </w:r>
+          </w:p>
+        </w:tc>
+      </w:tr>
+      <w:tr>
+        <w:tc>
+          <w:tcPr/>
+          <w:p>
+            <w:pPr>
+              <w:pStyle w:val="Compact"/>
+            </w:pPr>
+            <w:r>
+              <w:t xml:space="preserve">1</w:t>
+            </w:r>
+          </w:p>
+        </w:tc>
+        <w:tc>
+          <w:tcPr/>
+          <w:p>
+            <w:pPr>
+              <w:pStyle w:val="Compact"/>
+            </w:pPr>
+            <w:r>
+              <w:t xml:space="preserve">Ders tanıtımı · Güvenlik nedir? · Saldırgan · İlkeler ·</w:t>
+            </w:r>
+            <w:r>
+              <w:t xml:space="preserve"> </w:t>
+            </w:r>
+            <w:r>
+              <w:rPr>
+                <w:b/>
+                <w:bCs/>
+              </w:rPr>
+              <w:t xml:space="preserve">Uygulama korumasına genel bakış</w:t>
+            </w:r>
+          </w:p>
+        </w:tc>
+      </w:tr>
+      <w:tr>
+        <w:tc>
+          <w:tcPr/>
+          <w:p>
+            <w:pPr>
+              <w:pStyle w:val="Compact"/>
+            </w:pPr>
+            <w:r>
+              <w:t xml:space="preserve">2</w:t>
+            </w:r>
+          </w:p>
+        </w:tc>
+        <w:tc>
+          <w:tcPr/>
+          <w:p>
+            <w:pPr>
+              <w:pStyle w:val="Compact"/>
+            </w:pPr>
+            <w:r>
+              <w:t xml:space="preserve">Koruma planı · STRIDE ve risk puanı · Saldırı ağacı ·</w:t>
+            </w:r>
+            <w:r>
+              <w:t xml:space="preserve"> </w:t>
+            </w:r>
+            <w:r>
+              <w:rPr>
+                <w:b/>
+                <w:bCs/>
+              </w:rPr>
+              <w:t xml:space="preserve">Uygulamalı örnek</w:t>
+            </w:r>
+            <w:r>
+              <w:rPr>
+                <w:b/>
+                <w:bCs/>
+              </w:rPr>
+              <w:t xml:space="preserve"> </w:t>
+            </w:r>
+            <w:r>
+              <w:rPr>
+                <w:b/>
+                <w:bCs/>
+              </w:rPr>
+              <w:t xml:space="preserve">“Kasa”</w:t>
+            </w:r>
+            <w:r>
+              <w:t xml:space="preserve"> </w:t>
+            </w:r>
+            <w:r>
+              <w:t xml:space="preserve">· Sınıf alıştırması</w:t>
+            </w:r>
+          </w:p>
+        </w:tc>
+      </w:tr>
+      <w:tr>
+        <w:tc>
+          <w:tcPr/>
+          <w:p>
+            <w:pPr>
+              <w:pStyle w:val="Compact"/>
+            </w:pPr>
+            <w:r>
+              <w:t xml:space="preserve">3</w:t>
+            </w:r>
+          </w:p>
+        </w:tc>
+        <w:tc>
+          <w:tcPr/>
+          <w:p>
+            <w:pPr>
+              <w:pStyle w:val="Compact"/>
+            </w:pPr>
+            <w:r>
+              <w:rPr>
+                <w:b/>
+                <w:bCs/>
+              </w:rPr>
+              <w:t xml:space="preserve">Demo 1–2</w:t>
+            </w:r>
+            <w:r>
+              <w:t xml:space="preserve"> </w:t>
+            </w:r>
+            <w:r>
+              <w:t xml:space="preserve">· Güvenli başlatma · Taşmalar ·</w:t>
+            </w:r>
+            <w:r>
+              <w:t xml:space="preserve"> </w:t>
+            </w:r>
+            <w:r>
+              <w:rPr>
+                <w:b/>
+                <w:bCs/>
+              </w:rPr>
+              <w:t xml:space="preserve">Demo 3–4</w:t>
+            </w:r>
+            <w:r>
+              <w:t xml:space="preserve"> </w:t>
+            </w:r>
+            <w:r>
+              <w:t xml:space="preserve">· Bellek yönetimi · Bölümleme · Güvenli süreç · Proje</w:t>
+            </w:r>
+          </w:p>
+        </w:tc>
+      </w:tr>
+    </w:tbl>
+    <w:p>
+      <w:pPr>
+        <w:pStyle w:val="BodyText"/>
+      </w:pPr>
+      <w:r>
+        <w:rPr>
+          <w:b/>
+          <w:bCs/>
+        </w:rPr>
+        <w:t xml:space="preserve">Demolar:</w:t>
+      </w:r>
+      <w:r>
+        <w:t xml:space="preserve"> </w:t>
+      </w:r>
+      <w:r>
+        <w:rPr>
+          <w:rStyle w:val="VerbatimChar"/>
+        </w:rPr>
+        <w:t xml:space="preserve">code/week-01</w:t>
+      </w:r>
+      <w:r>
+        <w:t xml:space="preserve"> </w:t>
+      </w:r>
+      <w:r>
+        <w:t xml:space="preserve">— Windows</w:t>
+      </w:r>
+      <w:r>
+        <w:t xml:space="preserve"> </w:t>
+      </w:r>
+      <w:r>
+        <w:rPr>
+          <w:rStyle w:val="VerbatimChar"/>
+        </w:rPr>
+        <w:t xml:space="preserve">.\demo.ps1</w:t>
+      </w:r>
+      <w:r>
+        <w:t xml:space="preserve"> </w:t>
+      </w:r>
+      <w:r>
+        <w:t xml:space="preserve">· WSL / Linux</w:t>
+      </w:r>
+      <w:r>
+        <w:t xml:space="preserve"> </w:t>
+      </w:r>
+      <w:r>
+        <w:rPr>
+          <w:rStyle w:val="VerbatimChar"/>
+        </w:rPr>
+        <w:t xml:space="preserve">sh demo.sh</w:t>
+      </w:r>
+      <w:r>
+        <w:t xml:space="preserve"> </w:t>
+      </w:r>
+      <w:r>
+        <w:t xml:space="preserve">· Visual Studio: Klasör Aç →</w:t>
+      </w:r>
+      <w:r>
+        <w:t xml:space="preserve"> </w:t>
+      </w:r>
+      <w:r>
+        <w:rPr>
+          <w:rStyle w:val="VerbatimChar"/>
+        </w:rPr>
+        <w:t xml:space="preserve">code</w:t>
+      </w:r>
+    </w:p>
+    <w:bookmarkEnd w:id="37"/>
+    <w:bookmarkStart w:id="38" w:name="kısa-tarihçe-güvenli-programlama-fikri"/>
+    <w:p>
+      <w:pPr>
+        <w:pStyle w:val="Heading3"/>
+      </w:pPr>
+      <w:r>
+        <w:t xml:space="preserve">Kısa tarihçe — güvenli programlama fikri</w:t>
+      </w:r>
+    </w:p>
+    <w:p>
+      <w:pPr>
+        <w:pStyle w:val="Compact"/>
+        <w:numPr>
+          <w:ilvl w:val="0"/>
+          <w:numId w:val="1015"/>
+        </w:numPr>
+      </w:pPr>
+      <w:r>
+        <w:rPr>
+          <w:b/>
+          <w:bCs/>
+        </w:rPr>
+        <w:t xml:space="preserve">1975</w:t>
+      </w:r>
+      <w:r>
+        <w:t xml:space="preserve"> </w:t>
+      </w:r>
+      <w:r>
+        <w:t xml:space="preserve">— Saltzer &amp; Schroeder: güvenli tasarımın</w:t>
+      </w:r>
+      <w:r>
+        <w:t xml:space="preserve"> </w:t>
+      </w:r>
+      <w:r>
+        <w:rPr>
+          <w:b/>
+          <w:bCs/>
+        </w:rPr>
+        <w:t xml:space="preserve">8 ilkesi</w:t>
+      </w:r>
+      <w:r>
+        <w:t xml:space="preserve"> </w:t>
+      </w:r>
+      <w:r>
+        <w:t xml:space="preserve">(en az ayrıcalık, derinlemesine savunma…)</w:t>
+      </w:r>
+    </w:p>
+    <w:p>
+      <w:pPr>
+        <w:pStyle w:val="Compact"/>
+        <w:numPr>
+          <w:ilvl w:val="0"/>
+          <w:numId w:val="1015"/>
+        </w:numPr>
+      </w:pPr>
+      <w:r>
+        <w:rPr>
+          <w:b/>
+          <w:bCs/>
+        </w:rPr>
+        <w:t xml:space="preserve">1970–80’ler</w:t>
+      </w:r>
+      <w:r>
+        <w:t xml:space="preserve"> </w:t>
+      </w:r>
+      <w:r>
+        <w:t xml:space="preserve">—</w:t>
+      </w:r>
+      <w:r>
+        <w:t xml:space="preserve"> </w:t>
+      </w:r>
+      <w:r>
+        <w:rPr>
+          <w:b/>
+          <w:bCs/>
+        </w:rPr>
+        <w:t xml:space="preserve">CIA üçlüsü</w:t>
+      </w:r>
+      <w:r>
+        <w:t xml:space="preserve"> </w:t>
+      </w:r>
+      <w:r>
+        <w:t xml:space="preserve">ortak dil hâline gelir</w:t>
+      </w:r>
+    </w:p>
+    <w:p>
+      <w:pPr>
+        <w:pStyle w:val="Compact"/>
+        <w:numPr>
+          <w:ilvl w:val="0"/>
+          <w:numId w:val="1015"/>
+        </w:numPr>
+      </w:pPr>
+      <w:r>
+        <w:rPr>
+          <w:b/>
+          <w:bCs/>
+        </w:rPr>
+        <w:t xml:space="preserve">1998–99</w:t>
+      </w:r>
+      <w:r>
+        <w:t xml:space="preserve"> </w:t>
+      </w:r>
+      <w:r>
+        <w:t xml:space="preserve">— Microsoft’ta</w:t>
+      </w:r>
+      <w:r>
+        <w:t xml:space="preserve"> </w:t>
+      </w:r>
+      <w:r>
+        <w:rPr>
+          <w:b/>
+          <w:bCs/>
+        </w:rPr>
+        <w:t xml:space="preserve">STRIDE</w:t>
+      </w:r>
+      <w:r>
+        <w:t xml:space="preserve">; Schneier</w:t>
+      </w:r>
+      <w:r>
+        <w:t xml:space="preserve"> </w:t>
+      </w:r>
+      <w:r>
+        <w:rPr>
+          <w:b/>
+          <w:bCs/>
+        </w:rPr>
+        <w:t xml:space="preserve">saldırı ağaçlarını</w:t>
+      </w:r>
+      <w:r>
+        <w:t xml:space="preserve"> </w:t>
+      </w:r>
+      <w:r>
+        <w:t xml:space="preserve">tanıtır</w:t>
+      </w:r>
+    </w:p>
+    <w:p>
+      <w:pPr>
+        <w:pStyle w:val="Compact"/>
+        <w:numPr>
+          <w:ilvl w:val="0"/>
+          <w:numId w:val="1015"/>
+        </w:numPr>
+      </w:pPr>
+      <w:r>
+        <w:rPr>
+          <w:b/>
+          <w:bCs/>
+        </w:rPr>
+        <w:t xml:space="preserve">2001–03</w:t>
+      </w:r>
+      <w:r>
+        <w:t xml:space="preserve"> </w:t>
+      </w:r>
+      <w:r>
+        <w:t xml:space="preserve">—</w:t>
+      </w:r>
+      <w:r>
+        <w:t xml:space="preserve"> </w:t>
+      </w:r>
+      <w:r>
+        <w:rPr>
+          <w:i/>
+          <w:iCs/>
+        </w:rPr>
+        <w:t xml:space="preserve">Building Secure Software</w:t>
+      </w:r>
+      <w:r>
+        <w:t xml:space="preserve"> </w:t>
+      </w:r>
+      <w:r>
+        <w:t xml:space="preserve">ve</w:t>
+      </w:r>
+      <w:r>
+        <w:t xml:space="preserve"> </w:t>
+      </w:r>
+      <w:r>
+        <w:rPr>
+          <w:b/>
+          <w:bCs/>
+        </w:rPr>
+        <w:t xml:space="preserve">Secure Programming Cookbook</w:t>
+      </w:r>
+      <w:r>
+        <w:t xml:space="preserve"> </w:t>
+      </w:r>
+      <w:r>
+        <w:t xml:space="preserve">(dersin ana kaynağı)</w:t>
+      </w:r>
+    </w:p>
+    <w:p>
+      <w:pPr>
+        <w:pStyle w:val="BlockText"/>
+      </w:pPr>
+      <w:r>
+        <w:t xml:space="preserve">Bugünkü araçlar (CIA · saldırgan modeli · STRIDE · saldırı ağacı) bu çizginin ürünüdür.</w:t>
+      </w:r>
+    </w:p>
+    <w:bookmarkEnd w:id="38"/>
+    <w:bookmarkStart w:id="39" w:name="ders-nasıl-yürüyor"/>
+    <w:p>
+      <w:pPr>
+        <w:pStyle w:val="Heading3"/>
+      </w:pPr>
+      <w:r>
+        <w:t xml:space="preserve">Ders nasıl yürüyor?</w:t>
+      </w:r>
+    </w:p>
+    <w:p>
+      <w:pPr>
+        <w:pStyle w:val="Compact"/>
+        <w:numPr>
+          <w:ilvl w:val="0"/>
+          <w:numId w:val="1016"/>
+        </w:numPr>
+      </w:pPr>
+      <w:r>
+        <w:rPr>
+          <w:b/>
+          <w:bCs/>
+        </w:rPr>
+        <w:t xml:space="preserve">Tek dönem projesi:</w:t>
+      </w:r>
+      <w:r>
+        <w:t xml:space="preserve"> </w:t>
+      </w:r>
+      <w:r>
+        <w:t xml:space="preserve">C/C++ uygulaması +</w:t>
+      </w:r>
+      <w:r>
+        <w:t xml:space="preserve"> </w:t>
+      </w:r>
+      <w:r>
+        <w:t xml:space="preserve">“sertifikasyondan geçecekmiş gibi”</w:t>
+      </w:r>
+      <w:r>
+        <w:t xml:space="preserve"> </w:t>
+      </w:r>
+      <w:r>
+        <w:t xml:space="preserve">bir</w:t>
+      </w:r>
+      <w:r>
+        <w:t xml:space="preserve"> </w:t>
+      </w:r>
+      <w:r>
+        <w:rPr>
+          <w:b/>
+          <w:bCs/>
+        </w:rPr>
+        <w:t xml:space="preserve">güvenlik kılavuzu</w:t>
+      </w:r>
+    </w:p>
+    <w:p>
+      <w:pPr>
+        <w:pStyle w:val="Compact"/>
+        <w:numPr>
+          <w:ilvl w:val="1"/>
+          <w:numId w:val="1017"/>
+        </w:numPr>
+      </w:pPr>
+      <w:r>
+        <w:t xml:space="preserve">Vize kontrolü:</w:t>
+      </w:r>
+      <w:r>
+        <w:t xml:space="preserve"> </w:t>
+      </w:r>
+      <w:r>
+        <w:rPr>
+          <w:b/>
+          <w:bCs/>
+        </w:rPr>
+        <w:t xml:space="preserve">7. hafta</w:t>
+      </w:r>
+      <w:r>
+        <w:t xml:space="preserve"> </w:t>
+      </w:r>
+      <w:r>
+        <w:t xml:space="preserve">gösterim · Final kontrolü:</w:t>
+      </w:r>
+      <w:r>
+        <w:t xml:space="preserve"> </w:t>
+      </w:r>
+      <w:r>
+        <w:rPr>
+          <w:b/>
+          <w:bCs/>
+        </w:rPr>
+        <w:t xml:space="preserve">15. hafta</w:t>
+      </w:r>
+      <w:r>
+        <w:t xml:space="preserve"> </w:t>
+      </w:r>
+      <w:r>
+        <w:t xml:space="preserve">gösterim</w:t>
+      </w:r>
+    </w:p>
+    <w:p>
+      <w:pPr>
+        <w:pStyle w:val="Compact"/>
+        <w:numPr>
+          <w:ilvl w:val="0"/>
+          <w:numId w:val="1016"/>
+        </w:numPr>
+      </w:pPr>
+      <w:r>
+        <w:rPr>
+          <w:b/>
+          <w:bCs/>
+        </w:rPr>
+        <w:t xml:space="preserve">İki quiz:</w:t>
+      </w:r>
+      <w:r>
+        <w:t xml:space="preserve"> </w:t>
+      </w:r>
+      <w:r>
+        <w:t xml:space="preserve">8. hafta (1–6) · 16. hafta (9–14)</w:t>
+      </w:r>
+    </w:p>
+    <w:p>
+      <w:pPr>
+        <w:pStyle w:val="Compact"/>
+        <w:numPr>
+          <w:ilvl w:val="0"/>
+          <w:numId w:val="1016"/>
+        </w:numPr>
+      </w:pPr>
+      <w:r>
+        <w:t xml:space="preserve">Not:</w:t>
+      </w:r>
+      <w:r>
+        <w:t xml:space="preserve"> </w:t>
+      </w:r>
+      <w:r>
+        <w:rPr>
+          <w:rStyle w:val="VerbatimChar"/>
+        </w:rPr>
+        <w:t xml:space="preserve">Vize = 0,6·Proje1 + 0,4·Quiz1</w:t>
+      </w:r>
+      <w:r>
+        <w:t xml:space="preserve"> </w:t>
+      </w:r>
+      <w:r>
+        <w:t xml:space="preserve">·</w:t>
+      </w:r>
+      <w:r>
+        <w:t xml:space="preserve"> </w:t>
+      </w:r>
+      <w:r>
+        <w:rPr>
+          <w:rStyle w:val="VerbatimChar"/>
+        </w:rPr>
+        <w:t xml:space="preserve">Final = 0,7·Proje2 + 0,3·Quiz2</w:t>
+      </w:r>
+    </w:p>
+    <w:p>
+      <w:pPr>
+        <w:pStyle w:val="Compact"/>
+        <w:numPr>
+          <w:ilvl w:val="0"/>
+          <w:numId w:val="1016"/>
+        </w:numPr>
+      </w:pPr>
+      <w:r>
+        <w:t xml:space="preserve">Her hafta:</w:t>
+      </w:r>
+      <w:r>
+        <w:t xml:space="preserve"> </w:t>
+      </w:r>
+      <w:r>
+        <w:rPr>
+          <w:b/>
+          <w:bCs/>
+        </w:rPr>
+        <w:t xml:space="preserve">hatalı kod → saldırı → düzeltme</w:t>
+      </w:r>
+    </w:p>
+    <w:p>
+      <w:pPr>
+        <w:pStyle w:val="BlockText"/>
+      </w:pPr>
+      <w:r>
+        <w:t xml:space="preserve">⚠️</w:t>
+      </w:r>
+      <w:r>
+        <w:t xml:space="preserve"> </w:t>
+      </w:r>
+      <w:r>
+        <w:rPr>
+          <w:b/>
+          <w:bCs/>
+        </w:rPr>
+        <w:t xml:space="preserve">Etik:</w:t>
+      </w:r>
+      <w:r>
+        <w:t xml:space="preserve"> </w:t>
+      </w:r>
+      <w:r>
+        <w:t xml:space="preserve">Teknikleri yalnız</w:t>
+      </w:r>
+      <w:r>
+        <w:t xml:space="preserve"> </w:t>
+      </w:r>
+      <w:r>
+        <w:rPr>
+          <w:b/>
+          <w:bCs/>
+        </w:rPr>
+        <w:t xml:space="preserve">kendi bilgisayarınızda</w:t>
+      </w:r>
+      <w:r>
+        <w:t xml:space="preserve"> </w:t>
+      </w:r>
+      <w:r>
+        <w:t xml:space="preserve">ve verilen demolar üzerinde deneyin.</w:t>
+      </w:r>
+    </w:p>
+    <w:bookmarkEnd w:id="39"/>
+    <w:bookmarkEnd w:id="40"/>
+    <w:bookmarkStart w:id="46" w:name="güvenlik-nedir-1"/>
+    <w:p>
+      <w:pPr>
+        <w:pStyle w:val="Heading2"/>
+      </w:pPr>
+      <w:r>
+        <w:t xml:space="preserve">1. Güvenlik nedir?</w:t>
+      </w:r>
+    </w:p>
+    <w:p>
+      <w:pPr>
+        <w:pStyle w:val="FirstParagraph"/>
+      </w:pPr>
+      <w:r>
+        <w:t xml:space="preserve">Bir bankanın kasasını düşünün. Kasanın içindeki para</w:t>
+      </w:r>
+      <w:r>
+        <w:t xml:space="preserve"> </w:t>
+      </w:r>
+      <w:r>
+        <w:rPr>
+          <w:b/>
+          <w:bCs/>
+        </w:rPr>
+        <w:t xml:space="preserve">varlıktır</w:t>
+      </w:r>
+      <w:r>
+        <w:t xml:space="preserve">. Parayı çalmak isteyen biri</w:t>
+      </w:r>
+      <w:r>
+        <w:t xml:space="preserve"> </w:t>
+      </w:r>
+      <w:r>
+        <w:rPr>
+          <w:b/>
+          <w:bCs/>
+        </w:rPr>
+        <w:t xml:space="preserve">tehdittir</w:t>
+      </w:r>
+      <w:r>
+        <w:t xml:space="preserve">.</w:t>
+      </w:r>
+      <w:r>
+        <w:t xml:space="preserve"> </w:t>
+      </w:r>
+      <w:r>
+        <w:t xml:space="preserve">Kasanın kilidinin arızalı olması bir</w:t>
+      </w:r>
+      <w:r>
+        <w:t xml:space="preserve"> </w:t>
+      </w:r>
+      <w:r>
+        <w:rPr>
+          <w:b/>
+          <w:bCs/>
+        </w:rPr>
+        <w:t xml:space="preserve">zafiyettir</w:t>
+      </w:r>
+      <w:r>
+        <w:t xml:space="preserve">. Hırsızın o arızalı kilidi kullanması bir</w:t>
+      </w:r>
+      <w:r>
+        <w:t xml:space="preserve"> </w:t>
+      </w:r>
+      <w:r>
+        <w:rPr>
+          <w:b/>
+          <w:bCs/>
+        </w:rPr>
+        <w:t xml:space="preserve">saldırıdır</w:t>
+      </w:r>
+      <w:r>
+        <w:t xml:space="preserve">.</w:t>
+      </w:r>
+      <w:r>
+        <w:t xml:space="preserve"> </w:t>
+      </w:r>
+      <w:r>
+        <w:rPr>
+          <w:b/>
+          <w:bCs/>
+        </w:rPr>
+        <w:t xml:space="preserve">Risk</w:t>
+      </w:r>
+      <w:r>
+        <w:t xml:space="preserve"> </w:t>
+      </w:r>
+      <w:r>
+        <w:t xml:space="preserve">ise</w:t>
+      </w:r>
+      <w:r>
+        <w:t xml:space="preserve"> </w:t>
+      </w:r>
+      <w:r>
+        <w:t xml:space="preserve">“bu olay ne kadar olası ve olursa ne kadar zarar verir?”</w:t>
+      </w:r>
+      <w:r>
+        <w:t xml:space="preserve"> </w:t>
+      </w:r>
+      <w:r>
+        <w:t xml:space="preserve">sorusunun cevabıdır.</w:t>
+      </w:r>
+    </w:p>
+    <w:p>
+      <w:pPr>
+        <w:pStyle w:val="BlockText"/>
+      </w:pPr>
+      <w:r>
+        <w:rPr>
+          <w:b/>
+          <w:bCs/>
+        </w:rPr>
+        <w:t xml:space="preserve">Kısa tarihçe: güvenli programlama fikri nereden geldi?</w:t>
+      </w:r>
+    </w:p>
+    <w:p>
+      <w:pPr>
+        <w:pStyle w:val="Compact"/>
+        <w:numPr>
+          <w:ilvl w:val="0"/>
+          <w:numId w:val="1018"/>
+        </w:numPr>
+      </w:pPr>
+      <w:r>
+        <w:rPr>
+          <w:b/>
+          <w:bCs/>
+        </w:rPr>
+        <w:t xml:space="preserve">1975</w:t>
+      </w:r>
+      <w:r>
+        <w:t xml:space="preserve"> </w:t>
+      </w:r>
+      <w:r>
+        <w:t xml:space="preserve">— Saltzer &amp; Schroeder, güvenli tasarımın</w:t>
+      </w:r>
+      <w:r>
+        <w:t xml:space="preserve"> </w:t>
+      </w:r>
+      <w:r>
+        <w:rPr>
+          <w:b/>
+          <w:bCs/>
+        </w:rPr>
+        <w:t xml:space="preserve">sekiz ilkesini</w:t>
+      </w:r>
+      <w:r>
+        <w:t xml:space="preserve"> </w:t>
+      </w:r>
+      <w:r>
+        <w:t xml:space="preserve">yayımlar (en az ayrıcalık, derinlemesine savunma, açık tasarım…). Bugün hâlâ temeldir.</w:t>
+      </w:r>
+    </w:p>
+    <w:p>
+      <w:pPr>
+        <w:pStyle w:val="Compact"/>
+        <w:numPr>
+          <w:ilvl w:val="0"/>
+          <w:numId w:val="1018"/>
+        </w:numPr>
+      </w:pPr>
+      <w:r>
+        <w:rPr>
+          <w:b/>
+          <w:bCs/>
+        </w:rPr>
+        <w:t xml:space="preserve">1970’ler–80’ler</w:t>
+      </w:r>
+      <w:r>
+        <w:t xml:space="preserve"> </w:t>
+      </w:r>
+      <w:r>
+        <w:t xml:space="preserve">—</w:t>
+      </w:r>
+      <w:r>
+        <w:t xml:space="preserve"> </w:t>
+      </w:r>
+      <w:r>
+        <w:rPr>
+          <w:b/>
+          <w:bCs/>
+        </w:rPr>
+        <w:t xml:space="preserve">CIA üçlüsü</w:t>
+      </w:r>
+      <w:r>
+        <w:t xml:space="preserve"> </w:t>
+      </w:r>
+      <w:r>
+        <w:t xml:space="preserve">(gizlilik · bütünlük · erişilebilirlik) askerî/devlet bilgi güvenliğinden doğar ve ortak dil olur.</w:t>
+      </w:r>
+    </w:p>
+    <w:p>
+      <w:pPr>
+        <w:pStyle w:val="Compact"/>
+        <w:numPr>
+          <w:ilvl w:val="0"/>
+          <w:numId w:val="1018"/>
+        </w:numPr>
+      </w:pPr>
+      <w:r>
+        <w:rPr>
+          <w:b/>
+          <w:bCs/>
+        </w:rPr>
+        <w:t xml:space="preserve">1998–99</w:t>
+      </w:r>
+      <w:r>
+        <w:t xml:space="preserve"> </w:t>
+      </w:r>
+      <w:r>
+        <w:t xml:space="preserve">— Microsoft’ta</w:t>
+      </w:r>
+      <w:r>
+        <w:t xml:space="preserve"> </w:t>
+      </w:r>
+      <w:r>
+        <w:rPr>
+          <w:b/>
+          <w:bCs/>
+        </w:rPr>
+        <w:t xml:space="preserve">STRIDE</w:t>
+      </w:r>
+      <w:r>
+        <w:t xml:space="preserve"> </w:t>
+      </w:r>
+      <w:r>
+        <w:t xml:space="preserve">tehdit sınıflandırması (Kohnfelder &amp; Garg) geliştirilir; aynı yıllarda Bruce Schneier</w:t>
+      </w:r>
+      <w:r>
+        <w:t xml:space="preserve"> </w:t>
+      </w:r>
+      <w:r>
+        <w:rPr>
+          <w:b/>
+          <w:bCs/>
+        </w:rPr>
+        <w:t xml:space="preserve">saldırı ağaçlarını</w:t>
+      </w:r>
+      <w:r>
+        <w:t xml:space="preserve"> </w:t>
+      </w:r>
+      <w:r>
+        <w:t xml:space="preserve">tanıtır.</w:t>
+      </w:r>
+    </w:p>
+    <w:p>
+      <w:pPr>
+        <w:pStyle w:val="Compact"/>
+        <w:numPr>
+          <w:ilvl w:val="0"/>
+          <w:numId w:val="1018"/>
         </w:numPr>
       </w:pPr>
       <w:r>
@@ -2442,18 +4282,18 @@
           <wp:inline>
             <wp:extent cx="5759999" cy="2251212"/>
             <wp:effectExtent b="0" l="0" r="0" t="0"/>
-            <wp:docPr descr="" title="" id="23" name="Picture"/>
+            <wp:docPr descr="" title="" id="42" name="Picture"/>
             <a:graphic>
               <a:graphicData uri="http://schemas.openxmlformats.org/drawingml/2006/picture">
                 <pic:pic>
                   <pic:nvPicPr>
-                    <pic:cNvPr descr="diyagram-1.png" id="24" name="Picture"/>
+                    <pic:cNvPr descr="diyagram-1.png" id="43" name="Picture"/>
                     <pic:cNvPicPr>
                       <a:picLocks noChangeArrowheads="1" noChangeAspect="1"/>
                     </pic:cNvPicPr>
                   </pic:nvPicPr>
                   <pic:blipFill>
-                    <a:blip r:embed="rId22"/>
+                    <a:blip r:embed="rId41"/>
                     <a:stretch>
                       <a:fillRect/>
                     </a:stretch>
@@ -2480,7 +4320,7 @@
         </w:drawing>
       </w:r>
     </w:p>
-    <w:bookmarkStart w:id="25" w:name="güvenliğin-üç-hedefi-cia"/>
+    <w:bookmarkStart w:id="44" w:name="güvenliğin-üç-hedefi-cia"/>
     <w:p>
       <w:pPr>
         <w:pStyle w:val="Heading3"/>
@@ -2815,7 +4655,7 @@
         <w:pStyle w:val="Compact"/>
         <w:numPr>
           <w:ilvl w:val="0"/>
-          <w:numId w:val="1003"/>
+          <w:numId w:val="1019"/>
         </w:numPr>
       </w:pPr>
       <w:r>
@@ -2827,7 +4667,7 @@
         <w:pStyle w:val="Compact"/>
         <w:numPr>
           <w:ilvl w:val="0"/>
-          <w:numId w:val="1003"/>
+          <w:numId w:val="1019"/>
         </w:numPr>
       </w:pPr>
       <w:r>
@@ -2839,7 +4679,7 @@
         <w:pStyle w:val="Compact"/>
         <w:numPr>
           <w:ilvl w:val="0"/>
-          <w:numId w:val="1003"/>
+          <w:numId w:val="1019"/>
         </w:numPr>
       </w:pPr>
       <w:r>
@@ -2866,8 +4706,8 @@
         <w:t xml:space="preserve">1. Gizlilik · 2. Bütünlük · 3. Erişilebilirlik</w:t>
       </w:r>
     </w:p>
-    <w:bookmarkEnd w:id="25"/>
-    <w:bookmarkStart w:id="26" w:name="hata-ile-zafiyet-arasındaki-fark"/>
+    <w:bookmarkEnd w:id="44"/>
+    <w:bookmarkStart w:id="45" w:name="hata-ile-zafiyet-arasındaki-fark"/>
     <w:p>
       <w:pPr>
         <w:pStyle w:val="Heading3"/>
@@ -3013,9 +4853,9 @@
         </w:pict>
       </w:r>
     </w:p>
-    <w:bookmarkEnd w:id="26"/>
-    <w:bookmarkEnd w:id="27"/>
-    <w:bookmarkStart w:id="28" w:name="neden-güvenli-programlama"/>
+    <w:bookmarkEnd w:id="45"/>
+    <w:bookmarkEnd w:id="46"/>
+    <w:bookmarkStart w:id="47" w:name="neden-güvenli-programlama"/>
     <w:p>
       <w:pPr>
         <w:pStyle w:val="Heading2"/>
@@ -3095,7 +4935,7 @@
         <w:pStyle w:val="Compact"/>
         <w:numPr>
           <w:ilvl w:val="0"/>
-          <w:numId w:val="1004"/>
+          <w:numId w:val="1020"/>
         </w:numPr>
       </w:pPr>
       <w:r>
@@ -3123,7 +4963,7 @@
         <w:pStyle w:val="Compact"/>
         <w:numPr>
           <w:ilvl w:val="0"/>
-          <w:numId w:val="1004"/>
+          <w:numId w:val="1020"/>
         </w:numPr>
       </w:pPr>
       <w:r>
@@ -3164,7 +5004,7 @@
         <w:pStyle w:val="Compact"/>
         <w:numPr>
           <w:ilvl w:val="0"/>
-          <w:numId w:val="1004"/>
+          <w:numId w:val="1020"/>
         </w:numPr>
       </w:pPr>
       <w:r>
@@ -3189,7 +5029,7 @@
         <w:pStyle w:val="Compact"/>
         <w:numPr>
           <w:ilvl w:val="0"/>
-          <w:numId w:val="1004"/>
+          <w:numId w:val="1020"/>
         </w:numPr>
       </w:pPr>
       <w:r>
@@ -3217,7 +5057,7 @@
         <w:pStyle w:val="Compact"/>
         <w:numPr>
           <w:ilvl w:val="0"/>
-          <w:numId w:val="1004"/>
+          <w:numId w:val="1020"/>
         </w:numPr>
       </w:pPr>
       <w:r>
@@ -3286,8 +5126,8 @@
         </w:pict>
       </w:r>
     </w:p>
-    <w:bookmarkEnd w:id="28"/>
-    <w:bookmarkStart w:id="32" w:name="saldırgan-kim-neye-erişebiliyor"/>
+    <w:bookmarkEnd w:id="47"/>
+    <w:bookmarkStart w:id="51" w:name="saldırgan-kim-neye-erişebiliyor"/>
     <w:p>
       <w:pPr>
         <w:pStyle w:val="Heading2"/>
@@ -3701,18 +5541,18 @@
           <wp:inline>
             <wp:extent cx="3167999" cy="5714730"/>
             <wp:effectExtent b="0" l="0" r="0" t="0"/>
-            <wp:docPr descr="" title="" id="30" name="Picture"/>
+            <wp:docPr descr="" title="" id="49" name="Picture"/>
             <a:graphic>
               <a:graphicData uri="http://schemas.openxmlformats.org/drawingml/2006/picture">
                 <pic:pic>
                   <pic:nvPicPr>
-                    <pic:cNvPr descr="diyagram-2.png" id="31" name="Picture"/>
+                    <pic:cNvPr descr="diyagram-2.png" id="50" name="Picture"/>
                     <pic:cNvPicPr>
                       <a:picLocks noChangeArrowheads="1" noChangeAspect="1"/>
                     </pic:cNvPicPr>
                   </pic:nvPicPr>
                   <pic:blipFill>
-                    <a:blip r:embed="rId29"/>
+                    <a:blip r:embed="rId48"/>
                     <a:stretch>
                       <a:fillRect/>
                     </a:stretch>
@@ -3820,8 +5660,8 @@
         </w:pict>
       </w:r>
     </w:p>
-    <w:bookmarkEnd w:id="32"/>
-    <w:bookmarkStart w:id="33" w:name="güvenli-tasarımın-temel-ilkeleri"/>
+    <w:bookmarkEnd w:id="51"/>
+    <w:bookmarkStart w:id="52" w:name="güvenli-tasarımın-temel-ilkeleri"/>
     <w:p>
       <w:pPr>
         <w:pStyle w:val="Heading2"/>
@@ -4326,8 +6166,8 @@
         </w:pict>
       </w:r>
     </w:p>
-    <w:bookmarkEnd w:id="33"/>
-    <w:bookmarkStart w:id="44" w:name="X4876f60fa9dcb9b627e39266a5366b160510548"/>
+    <w:bookmarkEnd w:id="52"/>
+    <w:bookmarkStart w:id="63" w:name="X4876f60fa9dcb9b627e39266a5366b160510548"/>
     <w:p>
       <w:pPr>
         <w:pStyle w:val="Heading2"/>
@@ -4422,7 +6262,7 @@
         <w:t xml:space="preserve">yeteneğine karşı durur.</w:t>
       </w:r>
     </w:p>
-    <w:bookmarkStart w:id="34" w:name="neden-tek-bir-önlem-yetmez"/>
+    <w:bookmarkStart w:id="53" w:name="neden-tek-bir-önlem-yetmez"/>
     <w:p>
       <w:pPr>
         <w:pStyle w:val="Heading3"/>
@@ -4450,7 +6290,7 @@
         <w:pStyle w:val="Compact"/>
         <w:numPr>
           <w:ilvl w:val="0"/>
-          <w:numId w:val="1005"/>
+          <w:numId w:val="1021"/>
         </w:numPr>
       </w:pPr>
       <w:r>
@@ -4491,7 +6331,7 @@
         <w:pStyle w:val="Compact"/>
         <w:numPr>
           <w:ilvl w:val="0"/>
-          <w:numId w:val="1005"/>
+          <w:numId w:val="1021"/>
         </w:numPr>
       </w:pPr>
       <w:r>
@@ -4546,7 +6386,7 @@
         <w:pStyle w:val="Compact"/>
         <w:numPr>
           <w:ilvl w:val="0"/>
-          <w:numId w:val="1005"/>
+          <w:numId w:val="1021"/>
         </w:numPr>
       </w:pPr>
       <w:r>
@@ -4596,7 +6436,7 @@
         <w:pStyle w:val="Compact"/>
         <w:numPr>
           <w:ilvl w:val="0"/>
-          <w:numId w:val="1005"/>
+          <w:numId w:val="1021"/>
         </w:numPr>
       </w:pPr>
       <w:r>
@@ -4689,8 +6529,8 @@
         <w:t xml:space="preserve">aşması gerekir ve bu da maliyeti katlar.</w:t>
       </w:r>
     </w:p>
-    <w:bookmarkEnd w:id="34"/>
-    <w:bookmarkStart w:id="38" w:name="yedi-katman"/>
+    <w:bookmarkEnd w:id="53"/>
+    <w:bookmarkStart w:id="57" w:name="yedi-katman"/>
     <w:p>
       <w:pPr>
         <w:pStyle w:val="Heading3"/>
@@ -4762,18 +6602,18 @@
           <wp:inline>
             <wp:extent cx="5759999" cy="7522758"/>
             <wp:effectExtent b="0" l="0" r="0" t="0"/>
-            <wp:docPr descr="" title="" id="36" name="Picture"/>
+            <wp:docPr descr="" title="" id="55" name="Picture"/>
             <a:graphic>
               <a:graphicData uri="http://schemas.openxmlformats.org/drawingml/2006/picture">
                 <pic:pic>
                   <pic:nvPicPr>
-                    <pic:cNvPr descr="diyagram-3.png" id="37" name="Picture"/>
+                    <pic:cNvPr descr="diyagram-3.png" id="56" name="Picture"/>
                     <pic:cNvPicPr>
                       <a:picLocks noChangeArrowheads="1" noChangeAspect="1"/>
                     </pic:cNvPicPr>
                   </pic:nvPicPr>
                   <pic:blipFill>
-                    <a:blip r:embed="rId35"/>
+                    <a:blip r:embed="rId54"/>
                     <a:stretch>
                       <a:fillRect/>
                     </a:stretch>
@@ -5306,8 +7146,8 @@
         <w:t xml:space="preserve">tasarımı adım adım kuracağız.</w:t>
       </w:r>
     </w:p>
-    <w:bookmarkEnd w:id="38"/>
-    <w:bookmarkStart w:id="39" w:name="Xe7c5a1a325b789dc56732c1af8c0d345822887b"/>
+    <w:bookmarkEnd w:id="57"/>
+    <w:bookmarkStart w:id="58" w:name="Xe7c5a1a325b789dc56732c1af8c0d345822887b"/>
     <w:p>
       <w:pPr>
         <w:pStyle w:val="Heading3"/>
@@ -5738,8 +7578,8 @@
         <w:t xml:space="preserve">bulunması biraz daha uzun sürer. Dış katmanlar, iç katmanlar sağlamsa anlam kazanır.</w:t>
       </w:r>
     </w:p>
-    <w:bookmarkEnd w:id="39"/>
-    <w:bookmarkStart w:id="40" w:name="beyaz-kutu-saldırganın-altı-yolu"/>
+    <w:bookmarkEnd w:id="58"/>
+    <w:bookmarkStart w:id="59" w:name="beyaz-kutu-saldırganın-altı-yolu"/>
     <w:p>
       <w:pPr>
         <w:pStyle w:val="Heading3"/>
@@ -6178,7 +8018,7 @@
         <w:pStyle w:val="Compact"/>
         <w:numPr>
           <w:ilvl w:val="0"/>
-          <w:numId w:val="1006"/>
+          <w:numId w:val="1022"/>
         </w:numPr>
       </w:pPr>
       <w:r>
@@ -6218,7 +8058,7 @@
         <w:pStyle w:val="Compact"/>
         <w:numPr>
           <w:ilvl w:val="0"/>
-          <w:numId w:val="1006"/>
+          <w:numId w:val="1022"/>
         </w:numPr>
       </w:pPr>
       <w:r>
@@ -6280,8 +8120,8 @@
         <w:t xml:space="preserve">kuralların hepsini dönem boyunca tek tek uygulayacağız.</w:t>
       </w:r>
     </w:p>
-    <w:bookmarkEnd w:id="40"/>
-    <w:bookmarkStart w:id="41" w:name="Xea67ee9939b426283e467dd8a0ae38a7e80dbeb"/>
+    <w:bookmarkEnd w:id="59"/>
+    <w:bookmarkStart w:id="60" w:name="Xea67ee9939b426283e467dd8a0ae38a7e80dbeb"/>
     <w:p>
       <w:pPr>
         <w:pStyle w:val="Heading3"/>
@@ -6303,7 +8143,7 @@
         <w:pStyle w:val="Compact"/>
         <w:numPr>
           <w:ilvl w:val="0"/>
-          <w:numId w:val="1007"/>
+          <w:numId w:val="1023"/>
         </w:numPr>
       </w:pPr>
       <w:r>
@@ -6331,7 +8171,7 @@
         <w:pStyle w:val="Compact"/>
         <w:numPr>
           <w:ilvl w:val="0"/>
-          <w:numId w:val="1007"/>
+          <w:numId w:val="1023"/>
         </w:numPr>
       </w:pPr>
       <w:r>
@@ -6353,7 +8193,7 @@
         <w:pStyle w:val="Compact"/>
         <w:numPr>
           <w:ilvl w:val="0"/>
-          <w:numId w:val="1007"/>
+          <w:numId w:val="1023"/>
         </w:numPr>
       </w:pPr>
       <w:r>
@@ -6397,7 +8237,7 @@
         <w:pStyle w:val="Compact"/>
         <w:numPr>
           <w:ilvl w:val="0"/>
-          <w:numId w:val="1007"/>
+          <w:numId w:val="1023"/>
         </w:numPr>
       </w:pPr>
       <w:r>
@@ -6462,8 +8302,8 @@
         <w:t xml:space="preserve">Gerekçesi yazılmamış bir önlem ya gereksizdir ya da yanlış yerdedir.</w:t>
       </w:r>
     </w:p>
-    <w:bookmarkEnd w:id="41"/>
-    <w:bookmarkStart w:id="42" w:name="dönem-boyunca-izleyeceğimiz-yol"/>
+    <w:bookmarkEnd w:id="60"/>
+    <w:bookmarkStart w:id="61" w:name="dönem-boyunca-izleyeceğimiz-yol"/>
     <w:p>
       <w:pPr>
         <w:pStyle w:val="Heading3"/>
@@ -6982,8 +8822,8 @@
         <w:t xml:space="preserve">sorusunu cevaplayacak.</w:t>
       </w:r>
     </w:p>
-    <w:bookmarkEnd w:id="42"/>
-    <w:bookmarkStart w:id="43" w:name="kendini-dene"/>
+    <w:bookmarkEnd w:id="61"/>
+    <w:bookmarkStart w:id="62" w:name="kendini-dene"/>
     <w:p>
       <w:pPr>
         <w:pStyle w:val="Heading3"/>
@@ -6997,7 +8837,7 @@
         <w:pStyle w:val="Compact"/>
         <w:numPr>
           <w:ilvl w:val="0"/>
-          <w:numId w:val="1008"/>
+          <w:numId w:val="1024"/>
         </w:numPr>
       </w:pPr>
       <w:r>
@@ -7031,7 +8871,7 @@
         <w:pStyle w:val="Compact"/>
         <w:numPr>
           <w:ilvl w:val="0"/>
-          <w:numId w:val="1008"/>
+          <w:numId w:val="1024"/>
         </w:numPr>
       </w:pPr>
       <w:r>
@@ -7049,7 +8889,7 @@
         <w:pStyle w:val="Compact"/>
         <w:numPr>
           <w:ilvl w:val="0"/>
-          <w:numId w:val="1008"/>
+          <w:numId w:val="1024"/>
         </w:numPr>
       </w:pPr>
       <w:r>
@@ -7073,7 +8913,7 @@
         <w:pStyle w:val="Compact"/>
         <w:numPr>
           <w:ilvl w:val="0"/>
-          <w:numId w:val="1009"/>
+          <w:numId w:val="1025"/>
         </w:numPr>
       </w:pPr>
       <w:r>
@@ -7097,7 +8937,7 @@
         <w:pStyle w:val="Compact"/>
         <w:numPr>
           <w:ilvl w:val="0"/>
-          <w:numId w:val="1009"/>
+          <w:numId w:val="1025"/>
         </w:numPr>
       </w:pPr>
       <w:r>
@@ -7115,7 +8955,7 @@
         <w:pStyle w:val="Compact"/>
         <w:numPr>
           <w:ilvl w:val="0"/>
-          <w:numId w:val="1009"/>
+          <w:numId w:val="1025"/>
         </w:numPr>
       </w:pPr>
       <w:r>
@@ -7170,9 +9010,9 @@
         </w:pict>
       </w:r>
     </w:p>
-    <w:bookmarkEnd w:id="43"/>
-    <w:bookmarkEnd w:id="44"/>
-    <w:bookmarkStart w:id="52" w:name="uygulama-koruma-planı"/>
+    <w:bookmarkEnd w:id="62"/>
+    <w:bookmarkEnd w:id="63"/>
+    <w:bookmarkStart w:id="71" w:name="uygulama-koruma-planı"/>
     <w:p>
       <w:pPr>
         <w:pStyle w:val="Heading2"/>
@@ -7242,18 +9082,18 @@
           <wp:inline>
             <wp:extent cx="5759999" cy="2399439"/>
             <wp:effectExtent b="0" l="0" r="0" t="0"/>
-            <wp:docPr descr="" title="" id="46" name="Picture"/>
+            <wp:docPr descr="" title="" id="65" name="Picture"/>
             <a:graphic>
               <a:graphicData uri="http://schemas.openxmlformats.org/drawingml/2006/picture">
                 <pic:pic>
                   <pic:nvPicPr>
-                    <pic:cNvPr descr="diyagram-4.png" id="47" name="Picture"/>
+                    <pic:cNvPr descr="diyagram-4.png" id="66" name="Picture"/>
                     <pic:cNvPicPr>
                       <a:picLocks noChangeArrowheads="1" noChangeAspect="1"/>
                     </pic:cNvPicPr>
                   </pic:nvPicPr>
                   <pic:blipFill>
-                    <a:blip r:embed="rId45"/>
+                    <a:blip r:embed="rId64"/>
                     <a:stretch>
                       <a:fillRect/>
                     </a:stretch>
@@ -7299,7 +9139,7 @@
         <w:pStyle w:val="Compact"/>
         <w:numPr>
           <w:ilvl w:val="0"/>
-          <w:numId w:val="1010"/>
+          <w:numId w:val="1026"/>
         </w:numPr>
       </w:pPr>
       <w:r>
@@ -7355,7 +9195,7 @@
         <w:pStyle w:val="Compact"/>
         <w:numPr>
           <w:ilvl w:val="0"/>
-          <w:numId w:val="1010"/>
+          <w:numId w:val="1026"/>
         </w:numPr>
       </w:pPr>
       <w:r>
@@ -7383,7 +9223,7 @@
         <w:pStyle w:val="Compact"/>
         <w:numPr>
           <w:ilvl w:val="0"/>
-          <w:numId w:val="1010"/>
+          <w:numId w:val="1026"/>
         </w:numPr>
       </w:pPr>
       <w:r>
@@ -7451,7 +9291,7 @@
         <w:pStyle w:val="Compact"/>
         <w:numPr>
           <w:ilvl w:val="0"/>
-          <w:numId w:val="1010"/>
+          <w:numId w:val="1026"/>
         </w:numPr>
       </w:pPr>
       <w:r>
@@ -7473,7 +9313,7 @@
         <w:pStyle w:val="Compact"/>
         <w:numPr>
           <w:ilvl w:val="0"/>
-          <w:numId w:val="1010"/>
+          <w:numId w:val="1026"/>
         </w:numPr>
       </w:pPr>
       <w:r>
@@ -7495,7 +9335,7 @@
         <w:pStyle w:val="Compact"/>
         <w:numPr>
           <w:ilvl w:val="0"/>
-          <w:numId w:val="1010"/>
+          <w:numId w:val="1026"/>
         </w:numPr>
       </w:pPr>
       <w:r>
@@ -7517,7 +9357,7 @@
         <w:pStyle w:val="Compact"/>
         <w:numPr>
           <w:ilvl w:val="0"/>
-          <w:numId w:val="1010"/>
+          <w:numId w:val="1026"/>
         </w:numPr>
       </w:pPr>
       <w:r>
@@ -7534,7 +9374,7 @@
         <w:t xml:space="preserve">Kapatılamayan ya da bilerek kabul edilen riskler ve nedenleri (ör. performans).</w:t>
       </w:r>
     </w:p>
-    <w:bookmarkStart w:id="51" w:name="Xec10ae2ba3deb49cd62f5d83c26d3c92b071f84"/>
+    <w:bookmarkStart w:id="70" w:name="Xec10ae2ba3deb49cd62f5d83c26d3c92b071f84"/>
     <w:p>
       <w:pPr>
         <w:pStyle w:val="Heading3"/>
@@ -7601,18 +9441,18 @@
           <wp:inline>
             <wp:extent cx="5759999" cy="3410078"/>
             <wp:effectExtent b="0" l="0" r="0" t="0"/>
-            <wp:docPr descr="" title="" id="49" name="Picture"/>
+            <wp:docPr descr="" title="" id="68" name="Picture"/>
             <a:graphic>
               <a:graphicData uri="http://schemas.openxmlformats.org/drawingml/2006/picture">
                 <pic:pic>
                   <pic:nvPicPr>
-                    <pic:cNvPr descr="diyagram-5.png" id="50" name="Picture"/>
+                    <pic:cNvPr descr="diyagram-5.png" id="69" name="Picture"/>
                     <pic:cNvPicPr>
                       <a:picLocks noChangeArrowheads="1" noChangeAspect="1"/>
                     </pic:cNvPicPr>
                   </pic:nvPicPr>
                   <pic:blipFill>
-                    <a:blip r:embed="rId48"/>
+                    <a:blip r:embed="rId67"/>
                     <a:stretch>
                       <a:fillRect/>
                     </a:stretch>
@@ -7652,7 +9492,7 @@
         <w:pStyle w:val="Compact"/>
         <w:numPr>
           <w:ilvl w:val="0"/>
-          <w:numId w:val="1011"/>
+          <w:numId w:val="1027"/>
         </w:numPr>
       </w:pPr>
       <w:r>
@@ -7713,7 +9553,7 @@
         <w:pStyle w:val="Compact"/>
         <w:numPr>
           <w:ilvl w:val="0"/>
-          <w:numId w:val="1011"/>
+          <w:numId w:val="1027"/>
         </w:numPr>
       </w:pPr>
       <w:r>
@@ -8592,9 +10432,9 @@
         </w:pict>
       </w:r>
     </w:p>
-    <w:bookmarkEnd w:id="51"/>
-    <w:bookmarkEnd w:id="52"/>
-    <w:bookmarkStart w:id="57" w:name="X66791a2dadb63202902a6963a7993a98ce2dcd4"/>
+    <w:bookmarkEnd w:id="70"/>
+    <w:bookmarkEnd w:id="71"/>
+    <w:bookmarkStart w:id="76" w:name="X66791a2dadb63202902a6963a7993a98ce2dcd4"/>
     <w:p>
       <w:pPr>
         <w:pStyle w:val="Heading2"/>
@@ -9082,7 +10922,7 @@
         <w:t xml:space="preserve">çıktığı yerdir.</w:t>
       </w:r>
     </w:p>
-    <w:bookmarkStart w:id="56" w:name="saldırı-ağacı"/>
+    <w:bookmarkStart w:id="75" w:name="saldırı-ağacı-1"/>
     <w:p>
       <w:pPr>
         <w:pStyle w:val="Heading3"/>
@@ -9165,18 +11005,18 @@
           <wp:inline>
             <wp:extent cx="5759999" cy="3916162"/>
             <wp:effectExtent b="0" l="0" r="0" t="0"/>
-            <wp:docPr descr="" title="" id="54" name="Picture"/>
+            <wp:docPr descr="" title="" id="73" name="Picture"/>
             <a:graphic>
               <a:graphicData uri="http://schemas.openxmlformats.org/drawingml/2006/picture">
                 <pic:pic>
                   <pic:nvPicPr>
-                    <pic:cNvPr descr="diyagram-6.png" id="55" name="Picture"/>
+                    <pic:cNvPr descr="diyagram-6.png" id="74" name="Picture"/>
                     <pic:cNvPicPr>
                       <a:picLocks noChangeArrowheads="1" noChangeAspect="1"/>
                     </pic:cNvPicPr>
                   </pic:nvPicPr>
                   <pic:blipFill>
-                    <a:blip r:embed="rId53"/>
+                    <a:blip r:embed="rId72"/>
                     <a:stretch>
                       <a:fillRect/>
                     </a:stretch>
@@ -9296,7 +11136,7 @@
         <w:pStyle w:val="Compact"/>
         <w:numPr>
           <w:ilvl w:val="0"/>
-          <w:numId w:val="1012"/>
+          <w:numId w:val="1028"/>
         </w:numPr>
       </w:pPr>
       <w:r>
@@ -9308,7 +11148,7 @@
         <w:pStyle w:val="Compact"/>
         <w:numPr>
           <w:ilvl w:val="0"/>
-          <w:numId w:val="1012"/>
+          <w:numId w:val="1028"/>
         </w:numPr>
       </w:pPr>
       <w:r>
@@ -9336,7 +11176,7 @@
         <w:pStyle w:val="Compact"/>
         <w:numPr>
           <w:ilvl w:val="0"/>
-          <w:numId w:val="1012"/>
+          <w:numId w:val="1028"/>
         </w:numPr>
       </w:pPr>
       <w:r>
@@ -9424,9 +11264,9 @@
         </w:pict>
       </w:r>
     </w:p>
-    <w:bookmarkEnd w:id="56"/>
-    <w:bookmarkEnd w:id="57"/>
-    <w:bookmarkStart w:id="63" w:name="Xbbe108f84879e87e4139b282891e06a5b0c58fd"/>
+    <w:bookmarkEnd w:id="75"/>
+    <w:bookmarkEnd w:id="76"/>
+    <w:bookmarkStart w:id="82" w:name="Xbbe108f84879e87e4139b282891e06a5b0c58fd"/>
     <w:p>
       <w:pPr>
         <w:pStyle w:val="Heading2"/>
@@ -9465,7 +11305,7 @@
         <w:t xml:space="preserve">öğreneceğiz: diyagramı nasıl çizeriz, her öğeye hangi harfleri sorarız, çıkan onlarca tehdidi nasıl sıralarız?</w:t>
       </w:r>
     </w:p>
-    <w:bookmarkStart w:id="58" w:name="X7f9d090f23a65a2d4e6e583b0e1da5bd69ace15"/>
+    <w:bookmarkStart w:id="77" w:name="X7f9d090f23a65a2d4e6e583b0e1da5bd69ace15"/>
     <w:p>
       <w:pPr>
         <w:pStyle w:val="Heading3"/>
@@ -9837,8 +11677,8 @@
         <w:t xml:space="preserve">sınırını geçen her oku kırmızıyla boyayın; incelemeye oradan başlayın.</w:t>
       </w:r>
     </w:p>
-    <w:bookmarkEnd w:id="58"/>
-    <w:bookmarkStart w:id="59" w:name="hangi-öğeye-hangi-harf-sorulur"/>
+    <w:bookmarkEnd w:id="77"/>
+    <w:bookmarkStart w:id="78" w:name="hangi-öğeye-hangi-harf-sorulur"/>
     <w:p>
       <w:pPr>
         <w:pStyle w:val="Heading3"/>
@@ -10388,8 +12228,8 @@
         <w:t xml:space="preserve">taklit edilebilir, kodu değiştirilebilir, belleği okunabilir, çökertilebilir, yetkisi kötüye kullanılabilir.</w:t>
       </w:r>
     </w:p>
-    <w:bookmarkEnd w:id="59"/>
-    <w:bookmarkStart w:id="60" w:name="X07d4381f9db0cbeebb11b021cc3a978c7e16090"/>
+    <w:bookmarkEnd w:id="78"/>
+    <w:bookmarkStart w:id="79" w:name="X07d4381f9db0cbeebb11b021cc3a978c7e16090"/>
     <w:p>
       <w:pPr>
         <w:pStyle w:val="Heading3"/>
@@ -10879,8 +12719,8 @@
         <w:t xml:space="preserve">.</w:t>
       </w:r>
     </w:p>
-    <w:bookmarkEnd w:id="60"/>
-    <w:bookmarkStart w:id="61" w:name="tehditleri-sıralamak-olasılık-etki"/>
+    <w:bookmarkEnd w:id="79"/>
+    <w:bookmarkStart w:id="80" w:name="tehditleri-sıralamak-olasılık-etki"/>
     <w:p>
       <w:pPr>
         <w:pStyle w:val="Heading3"/>
@@ -11271,8 +13111,8 @@
         <w:t xml:space="preserve">Bu hafta basit 3×3 matris yeterlidir.</w:t>
       </w:r>
     </w:p>
-    <w:bookmarkEnd w:id="61"/>
-    <w:bookmarkStart w:id="62" w:name="tehdide-verilebilecek-dört-yanıt"/>
+    <w:bookmarkEnd w:id="80"/>
+    <w:bookmarkStart w:id="81" w:name="tehdide-verilebilecek-dört-yanıt"/>
     <w:p>
       <w:pPr>
         <w:pStyle w:val="Heading3"/>
@@ -11294,7 +13134,7 @@
         <w:pStyle w:val="Compact"/>
         <w:numPr>
           <w:ilvl w:val="0"/>
-          <w:numId w:val="1013"/>
+          <w:numId w:val="1029"/>
         </w:numPr>
       </w:pPr>
       <w:r>
@@ -11316,7 +13156,7 @@
         <w:pStyle w:val="Compact"/>
         <w:numPr>
           <w:ilvl w:val="0"/>
-          <w:numId w:val="1013"/>
+          <w:numId w:val="1029"/>
         </w:numPr>
       </w:pPr>
       <w:r>
@@ -11356,7 +13196,7 @@
         <w:pStyle w:val="Compact"/>
         <w:numPr>
           <w:ilvl w:val="0"/>
-          <w:numId w:val="1013"/>
+          <w:numId w:val="1029"/>
         </w:numPr>
       </w:pPr>
       <w:r>
@@ -11384,7 +13224,7 @@
         <w:pStyle w:val="Compact"/>
         <w:numPr>
           <w:ilvl w:val="0"/>
-          <w:numId w:val="1013"/>
+          <w:numId w:val="1029"/>
         </w:numPr>
       </w:pPr>
       <w:r>
@@ -11487,9 +13327,9 @@
         </w:pict>
       </w:r>
     </w:p>
-    <w:bookmarkEnd w:id="62"/>
-    <w:bookmarkEnd w:id="63"/>
-    <w:bookmarkStart w:id="76" w:name="Xe933c0977461b445f3ab34efa7b7c21cfbbd6ef"/>
+    <w:bookmarkEnd w:id="81"/>
+    <w:bookmarkEnd w:id="82"/>
+    <w:bookmarkStart w:id="95" w:name="Xe933c0977461b445f3ab34efa7b7c21cfbbd6ef"/>
     <w:p>
       <w:pPr>
         <w:pStyle w:val="Heading2"/>
@@ -11528,7 +13368,7 @@
         <w:t xml:space="preserve">görevi görecek.</w:t>
       </w:r>
     </w:p>
-    <w:bookmarkStart w:id="64" w:name="adım-0-uygulamayı-tanımla"/>
+    <w:bookmarkStart w:id="83" w:name="adım-0-uygulamayı-tanımla"/>
     <w:p>
       <w:pPr>
         <w:pStyle w:val="Heading3"/>
@@ -11573,7 +13413,7 @@
         <w:pStyle w:val="Compact"/>
         <w:numPr>
           <w:ilvl w:val="0"/>
-          <w:numId w:val="1014"/>
+          <w:numId w:val="1030"/>
         </w:numPr>
       </w:pPr>
       <w:r>
@@ -11623,7 +13463,7 @@
         <w:pStyle w:val="Compact"/>
         <w:numPr>
           <w:ilvl w:val="0"/>
-          <w:numId w:val="1014"/>
+          <w:numId w:val="1030"/>
         </w:numPr>
       </w:pPr>
       <w:r>
@@ -11648,7 +13488,7 @@
         <w:pStyle w:val="Compact"/>
         <w:numPr>
           <w:ilvl w:val="0"/>
-          <w:numId w:val="1014"/>
+          <w:numId w:val="1030"/>
         </w:numPr>
       </w:pPr>
       <w:r>
@@ -11676,7 +13516,7 @@
         <w:pStyle w:val="Compact"/>
         <w:numPr>
           <w:ilvl w:val="0"/>
-          <w:numId w:val="1014"/>
+          <w:numId w:val="1030"/>
         </w:numPr>
       </w:pPr>
       <w:r>
@@ -11699,8 +13539,8 @@
         <w:t xml:space="preserve">indirir.</w:t>
       </w:r>
     </w:p>
-    <w:bookmarkEnd w:id="64"/>
-    <w:bookmarkStart w:id="65" w:name="adım-1-kapsam"/>
+    <w:bookmarkEnd w:id="83"/>
+    <w:bookmarkStart w:id="84" w:name="adım-1-kapsam"/>
     <w:p>
       <w:pPr>
         <w:pStyle w:val="Heading3"/>
@@ -11910,8 +13750,8 @@
         <w:t xml:space="preserve">satırı önemlidir: neyi korumadığınızı açıkça yazmak, neyi koruduğunuzu yazmak kadar değerlidir.</w:t>
       </w:r>
     </w:p>
-    <w:bookmarkEnd w:id="65"/>
-    <w:bookmarkStart w:id="69" w:name="adım-2-mimari-ve-arayüzler"/>
+    <w:bookmarkEnd w:id="84"/>
+    <w:bookmarkStart w:id="88" w:name="adım-2-mimari-ve-arayüzler"/>
     <w:p>
       <w:pPr>
         <w:pStyle w:val="Heading3"/>
@@ -11929,18 +13769,18 @@
           <wp:inline>
             <wp:extent cx="5759999" cy="3037985"/>
             <wp:effectExtent b="0" l="0" r="0" t="0"/>
-            <wp:docPr descr="" title="" id="67" name="Picture"/>
+            <wp:docPr descr="" title="" id="86" name="Picture"/>
             <a:graphic>
               <a:graphicData uri="http://schemas.openxmlformats.org/drawingml/2006/picture">
                 <pic:pic>
                   <pic:nvPicPr>
-                    <pic:cNvPr descr="diyagram-7.png" id="68" name="Picture"/>
+                    <pic:cNvPr descr="diyagram-7.png" id="87" name="Picture"/>
                     <pic:cNvPicPr>
                       <a:picLocks noChangeArrowheads="1" noChangeAspect="1"/>
                     </pic:cNvPicPr>
                   </pic:nvPicPr>
                   <pic:blipFill>
-                    <a:blip r:embed="rId66"/>
+                    <a:blip r:embed="rId85"/>
                     <a:stretch>
                       <a:fillRect/>
                     </a:stretch>
@@ -12400,8 +14240,8 @@
         </w:tc>
       </w:tr>
     </w:tbl>
-    <w:bookmarkEnd w:id="69"/>
-    <w:bookmarkStart w:id="70" w:name="adım-3-varlıklar"/>
+    <w:bookmarkEnd w:id="88"/>
+    <w:bookmarkStart w:id="89" w:name="adım-3-varlıklar"/>
     <w:p>
       <w:pPr>
         <w:pStyle w:val="Heading3"/>
@@ -13101,8 +14941,8 @@
         <w:t xml:space="preserve">varlıklar ayrı tablolarda listelenir.</w:t>
       </w:r>
     </w:p>
-    <w:bookmarkEnd w:id="70"/>
-    <w:bookmarkStart w:id="71" w:name="adım-4-tehditler-stride-arayüz-arayüz"/>
+    <w:bookmarkEnd w:id="89"/>
+    <w:bookmarkStart w:id="90" w:name="adım-4-tehditler-stride-arayüz-arayüz"/>
     <w:p>
       <w:pPr>
         <w:pStyle w:val="Heading3"/>
@@ -13965,8 +15805,8 @@
         </w:tc>
       </w:tr>
     </w:tbl>
-    <w:bookmarkEnd w:id="71"/>
-    <w:bookmarkStart w:id="72" w:name="adım-5-karşı-önlemler"/>
+    <w:bookmarkEnd w:id="90"/>
+    <w:bookmarkStart w:id="91" w:name="adım-5-karşı-önlemler"/>
     <w:p>
       <w:pPr>
         <w:pStyle w:val="Heading3"/>
@@ -14535,8 +16375,8 @@
         </w:tc>
       </w:tr>
     </w:tbl>
-    <w:bookmarkEnd w:id="72"/>
-    <w:bookmarkStart w:id="73" w:name="adım-6-doğrulama-planı"/>
+    <w:bookmarkEnd w:id="91"/>
+    <w:bookmarkStart w:id="92" w:name="adım-6-doğrulama-planı"/>
     <w:p>
       <w:pPr>
         <w:pStyle w:val="Heading3"/>
@@ -14860,8 +16700,8 @@
         </w:tc>
       </w:tr>
     </w:tbl>
-    <w:bookmarkEnd w:id="73"/>
-    <w:bookmarkStart w:id="74" w:name="adım-7-kalan-risk"/>
+    <w:bookmarkEnd w:id="92"/>
+    <w:bookmarkStart w:id="93" w:name="adım-7-kalan-risk"/>
     <w:p>
       <w:pPr>
         <w:pStyle w:val="Heading3"/>
@@ -15080,8 +16920,8 @@
         <w:t xml:space="preserve">hafta öğrendiğiniz önlemlerle dolduracaksınız.</w:t>
       </w:r>
     </w:p>
-    <w:bookmarkEnd w:id="74"/>
-    <w:bookmarkStart w:id="75" w:name="sık-yapılan-hatalar"/>
+    <w:bookmarkEnd w:id="93"/>
+    <w:bookmarkStart w:id="94" w:name="sık-yapılan-hatalar"/>
     <w:p>
       <w:pPr>
         <w:pStyle w:val="Heading3"/>
@@ -15095,7 +16935,7 @@
         <w:pStyle w:val="Compact"/>
         <w:numPr>
           <w:ilvl w:val="0"/>
-          <w:numId w:val="1015"/>
+          <w:numId w:val="1031"/>
         </w:numPr>
       </w:pPr>
       <w:r>
@@ -15151,7 +16991,7 @@
         <w:pStyle w:val="Compact"/>
         <w:numPr>
           <w:ilvl w:val="0"/>
-          <w:numId w:val="1015"/>
+          <w:numId w:val="1031"/>
         </w:numPr>
       </w:pPr>
       <w:r>
@@ -15191,7 +17031,7 @@
         <w:pStyle w:val="Compact"/>
         <w:numPr>
           <w:ilvl w:val="0"/>
-          <w:numId w:val="1015"/>
+          <w:numId w:val="1031"/>
         </w:numPr>
       </w:pPr>
       <w:r>
@@ -15225,7 +17065,7 @@
         <w:pStyle w:val="Compact"/>
         <w:numPr>
           <w:ilvl w:val="0"/>
-          <w:numId w:val="1015"/>
+          <w:numId w:val="1031"/>
         </w:numPr>
       </w:pPr>
       <w:r>
@@ -15261,9 +17101,9 @@
         </w:pict>
       </w:r>
     </w:p>
-    <w:bookmarkEnd w:id="75"/>
-    <w:bookmarkEnd w:id="76"/>
-    <w:bookmarkStart w:id="81" w:name="program-başlarken-güvenilmeyen-ortam"/>
+    <w:bookmarkEnd w:id="94"/>
+    <w:bookmarkEnd w:id="95"/>
+    <w:bookmarkStart w:id="100" w:name="program-başlarken-güvenilmeyen-ortam"/>
     <w:p>
       <w:pPr>
         <w:pStyle w:val="Heading2"/>
@@ -15394,7 +17234,7 @@
         <w:t xml:space="preserve">konusunu işler.</w:t>
       </w:r>
     </w:p>
-    <w:bookmarkStart w:id="80" w:name="demo-1-path-ile-kandırma"/>
+    <w:bookmarkStart w:id="99" w:name="demo-1-path-ile-kandırma"/>
     <w:p>
       <w:pPr>
         <w:pStyle w:val="Heading3"/>
@@ -15584,18 +17424,18 @@
           <wp:inline>
             <wp:extent cx="5759999" cy="861014"/>
             <wp:effectExtent b="0" l="0" r="0" t="0"/>
-            <wp:docPr descr="" title="" id="78" name="Picture"/>
+            <wp:docPr descr="" title="" id="97" name="Picture"/>
             <a:graphic>
               <a:graphicData uri="http://schemas.openxmlformats.org/drawingml/2006/picture">
                 <pic:pic>
                   <pic:nvPicPr>
-                    <pic:cNvPr descr="diyagram-8.png" id="79" name="Picture"/>
+                    <pic:cNvPr descr="diyagram-8.png" id="98" name="Picture"/>
                     <pic:cNvPicPr>
                       <a:picLocks noChangeArrowheads="1" noChangeAspect="1"/>
                     </pic:cNvPicPr>
                   </pic:nvPicPr>
                   <pic:blipFill>
-                    <a:blip r:embed="rId77"/>
+                    <a:blip r:embed="rId96"/>
                     <a:stretch>
                       <a:fillRect/>
                     </a:stretch>
@@ -17346,9 +19186,9 @@
         </w:pict>
       </w:r>
     </w:p>
-    <w:bookmarkEnd w:id="80"/>
-    <w:bookmarkEnd w:id="81"/>
-    <w:bookmarkStart w:id="90" w:name="X0f1350a22f142abbfe4c578d70e49aadd9fef1b"/>
+    <w:bookmarkEnd w:id="99"/>
+    <w:bookmarkEnd w:id="100"/>
+    <w:bookmarkStart w:id="109" w:name="X0f1350a22f142abbfe4c578d70e49aadd9fef1b"/>
     <w:p>
       <w:pPr>
         <w:pStyle w:val="Heading2"/>
@@ -17426,7 +19266,7 @@
         <w:t xml:space="preserve">güncelleyip adım adım işleyeceğiz.</w:t>
       </w:r>
     </w:p>
-    <w:bookmarkStart w:id="82" w:name="program-başladığında-elinde-ne-var"/>
+    <w:bookmarkStart w:id="101" w:name="program-başladığında-elinde-ne-var"/>
     <w:p>
       <w:pPr>
         <w:pStyle w:val="Heading3"/>
@@ -17884,8 +19724,8 @@
         <w:t xml:space="preserve">bilinen ve güvenli bir duruma getirmektir.</w:t>
       </w:r>
     </w:p>
-    <w:bookmarkEnd w:id="82"/>
-    <w:bookmarkStart w:id="83" w:name="adım-1-ortamı-temizle-tarif-1.1"/>
+    <w:bookmarkEnd w:id="101"/>
+    <w:bookmarkStart w:id="102" w:name="adım-1-ortamı-temizle-tarif-1.1"/>
     <w:p>
       <w:pPr>
         <w:pStyle w:val="Heading3"/>
@@ -18716,8 +20556,8 @@
         <w:t xml:space="preserve">da tehlikedir (aşağıda Adım 6).</w:t>
       </w:r>
     </w:p>
-    <w:bookmarkEnd w:id="83"/>
-    <w:bookmarkStart w:id="84" w:name="Xf6ec1fae00a2f12062717f0703b6e79db7aa128"/>
+    <w:bookmarkEnd w:id="102"/>
+    <w:bookmarkStart w:id="103" w:name="Xf6ec1fae00a2f12062717f0703b6e79db7aa128"/>
     <w:p>
       <w:pPr>
         <w:pStyle w:val="Heading3"/>
@@ -18739,7 +20579,7 @@
         <w:pStyle w:val="Compact"/>
         <w:numPr>
           <w:ilvl w:val="0"/>
-          <w:numId w:val="1016"/>
+          <w:numId w:val="1032"/>
         </w:numPr>
       </w:pPr>
       <w:r>
@@ -18808,7 +20648,7 @@
         <w:pStyle w:val="Compact"/>
         <w:numPr>
           <w:ilvl w:val="0"/>
-          <w:numId w:val="1016"/>
+          <w:numId w:val="1032"/>
         </w:numPr>
       </w:pPr>
       <w:r>
@@ -19543,8 +21383,8 @@
         <w:t xml:space="preserve">bayrağını kullanın; böylece ileride başlatacağınız bir alt sürece sızmazlar.</w:t>
       </w:r>
     </w:p>
-    <w:bookmarkEnd w:id="84"/>
-    <w:bookmarkStart w:id="85" w:name="X585312f4c6f7fb328e2f3f25eba1c943632e432"/>
+    <w:bookmarkEnd w:id="103"/>
+    <w:bookmarkStart w:id="104" w:name="X585312f4c6f7fb328e2f3f25eba1c943632e432"/>
     <w:p>
       <w:pPr>
         <w:pStyle w:val="Heading3"/>
@@ -19715,8 +21555,8 @@
         <w:t xml:space="preserve">açmayı reddeder; 2. haftadaki TOCTOU demosunu hatırlayın.</w:t>
       </w:r>
     </w:p>
-    <w:bookmarkEnd w:id="85"/>
-    <w:bookmarkStart w:id="86" w:name="adım-4-çökme-dökümünü-kapat-tarif-1.9"/>
+    <w:bookmarkEnd w:id="104"/>
+    <w:bookmarkStart w:id="105" w:name="adım-4-çökme-dökümünü-kapat-tarif-1.9"/>
     <w:p>
       <w:pPr>
         <w:pStyle w:val="Heading3"/>
@@ -20377,8 +22217,8 @@
         <w:t xml:space="preserve">döküm alınsa bile, içinde bulunacak sır kalmamalıdır.</w:t>
       </w:r>
     </w:p>
-    <w:bookmarkEnd w:id="86"/>
-    <w:bookmarkStart w:id="87" w:name="X07ba2fbfc357633b31f5863f9c59a29604eb74d"/>
+    <w:bookmarkEnd w:id="105"/>
+    <w:bookmarkStart w:id="106" w:name="X07ba2fbfc357633b31f5863f9c59a29604eb74d"/>
     <w:p>
       <w:pPr>
         <w:pStyle w:val="Heading3"/>
@@ -21303,8 +23143,8 @@
         <w:t xml:space="preserve">(sandbox) sürecinde çalıştırması bu fikrin bugünkü halidir.</w:t>
       </w:r>
     </w:p>
-    <w:bookmarkEnd w:id="87"/>
-    <w:bookmarkStart w:id="88" w:name="Xbadfc1e33e71c90081080ec6b6693e937ec2edf"/>
+    <w:bookmarkEnd w:id="106"/>
+    <w:bookmarkStart w:id="107" w:name="Xbadfc1e33e71c90081080ec6b6693e937ec2edf"/>
     <w:p>
       <w:pPr>
         <w:pStyle w:val="Heading3"/>
@@ -21694,8 +23534,8 @@
         <w:t xml:space="preserve">bıraktığı bir klasörde bulursa o kütüphanenin kodu, programın yetkisiyle çalışır (CWE-427).</w:t>
       </w:r>
     </w:p>
-    <w:bookmarkEnd w:id="88"/>
-    <w:bookmarkStart w:id="89" w:name="hepsi-bir-arada-guvenli_baslat"/>
+    <w:bookmarkEnd w:id="107"/>
+    <w:bookmarkStart w:id="108" w:name="hepsi-bir-arada-guvenli_baslat"/>
     <w:p>
       <w:pPr>
         <w:pStyle w:val="Heading3"/>
@@ -22257,9 +24097,9 @@
         </w:pict>
       </w:r>
     </w:p>
-    <w:bookmarkEnd w:id="89"/>
-    <w:bookmarkEnd w:id="90"/>
-    <w:bookmarkStart w:id="92" w:name="bellekte-kalan-sırlar"/>
+    <w:bookmarkEnd w:id="108"/>
+    <w:bookmarkEnd w:id="109"/>
+    <w:bookmarkStart w:id="111" w:name="bellekte-kalan-sırlar"/>
     <w:p>
       <w:pPr>
         <w:pStyle w:val="Heading2"/>
@@ -22306,7 +24146,7 @@
         <w:pStyle w:val="Compact"/>
         <w:numPr>
           <w:ilvl w:val="0"/>
-          <w:numId w:val="1017"/>
+          <w:numId w:val="1033"/>
         </w:numPr>
       </w:pPr>
       <w:r>
@@ -22334,7 +24174,7 @@
         <w:pStyle w:val="Compact"/>
         <w:numPr>
           <w:ilvl w:val="0"/>
-          <w:numId w:val="1017"/>
+          <w:numId w:val="1033"/>
         </w:numPr>
       </w:pPr>
       <w:r>
@@ -22362,7 +24202,7 @@
         <w:pStyle w:val="Compact"/>
         <w:numPr>
           <w:ilvl w:val="0"/>
-          <w:numId w:val="1017"/>
+          <w:numId w:val="1033"/>
         </w:numPr>
       </w:pPr>
       <w:r>
@@ -22390,14 +24230,14 @@
         <w:pStyle w:val="Compact"/>
         <w:numPr>
           <w:ilvl w:val="0"/>
-          <w:numId w:val="1017"/>
+          <w:numId w:val="1033"/>
         </w:numPr>
       </w:pPr>
       <w:r>
         <w:t xml:space="preserve">Aynı belleği sonradan kullanan başka bir kod parçasının eski içeriği okuması.</w:t>
       </w:r>
     </w:p>
-    <w:bookmarkStart w:id="91" w:name="demo-2-bellekte-kalan-parola"/>
+    <w:bookmarkStart w:id="110" w:name="demo-2-bellekte-kalan-parola"/>
     <w:p>
       <w:pPr>
         <w:pStyle w:val="Heading3"/>
@@ -24073,9 +25913,9 @@
         </w:pict>
       </w:r>
     </w:p>
-    <w:bookmarkEnd w:id="91"/>
-    <w:bookmarkEnd w:id="92"/>
-    <w:bookmarkStart w:id="93" w:name="süreç-belleği-verileriniz-nerede-duruyor"/>
+    <w:bookmarkEnd w:id="110"/>
+    <w:bookmarkEnd w:id="111"/>
+    <w:bookmarkStart w:id="112" w:name="süreç-belleği-verileriniz-nerede-duruyor"/>
     <w:p>
       <w:pPr>
         <w:pStyle w:val="Heading2"/>
@@ -24607,8 +26447,8 @@
         </w:pict>
       </w:r>
     </w:p>
-    <w:bookmarkEnd w:id="93"/>
-    <w:bookmarkStart w:id="102" w:name="Xfcbcec7f34fe3a83aa2dacda71cc80695d4b888"/>
+    <w:bookmarkEnd w:id="112"/>
+    <w:bookmarkStart w:id="121" w:name="Xfcbcec7f34fe3a83aa2dacda71cc80695d4b888"/>
     <w:p>
       <w:pPr>
         <w:pStyle w:val="Heading2"/>
@@ -24697,7 +26537,7 @@
         <w:t xml:space="preserve">(CWE-787) yıllardır ilk sıralardadır.</w:t>
       </w:r>
     </w:p>
-    <w:bookmarkStart w:id="94" w:name="c-neden-bu-kadar-kolay-taşar"/>
+    <w:bookmarkStart w:id="113" w:name="c-neden-bu-kadar-kolay-taşar"/>
     <w:p>
       <w:pPr>
         <w:pStyle w:val="Heading3"/>
@@ -24734,7 +26574,7 @@
         <w:pStyle w:val="Compact"/>
         <w:numPr>
           <w:ilvl w:val="0"/>
-          <w:numId w:val="1018"/>
+          <w:numId w:val="1034"/>
         </w:numPr>
       </w:pPr>
       <w:r>
@@ -24759,7 +26599,7 @@
         <w:pStyle w:val="Compact"/>
         <w:numPr>
           <w:ilvl w:val="0"/>
-          <w:numId w:val="1018"/>
+          <w:numId w:val="1034"/>
         </w:numPr>
       </w:pPr>
       <w:r>
@@ -24796,7 +26636,7 @@
         <w:pStyle w:val="Compact"/>
         <w:numPr>
           <w:ilvl w:val="0"/>
-          <w:numId w:val="1018"/>
+          <w:numId w:val="1034"/>
         </w:numPr>
       </w:pPr>
       <w:r>
@@ -24899,7 +26739,7 @@
         <w:pStyle w:val="Compact"/>
         <w:numPr>
           <w:ilvl w:val="0"/>
-          <w:numId w:val="1018"/>
+          <w:numId w:val="1034"/>
         </w:numPr>
       </w:pPr>
       <w:r>
@@ -24943,8 +26783,8 @@
         <w:t xml:space="preserve">sorumluluğundadır. Programcı bir kez unutursa, hata oradadır.</w:t>
       </w:r>
     </w:p>
-    <w:bookmarkEnd w:id="94"/>
-    <w:bookmarkStart w:id="95" w:name="yığında-bir-taşma-adım-adım"/>
+    <w:bookmarkEnd w:id="113"/>
+    <w:bookmarkStart w:id="114" w:name="yığında-bir-taşma-adım-adım"/>
     <w:p>
       <w:pPr>
         <w:pStyle w:val="Heading3"/>
@@ -25824,8 +27664,8 @@
         <w:t xml:space="preserve">ilgileniyoruz.</w:t>
       </w:r>
     </w:p>
-    <w:bookmarkEnd w:id="95"/>
-    <w:bookmarkStart w:id="96" w:name="taşma-türleri"/>
+    <w:bookmarkEnd w:id="114"/>
+    <w:bookmarkStart w:id="115" w:name="taşma-türleri"/>
     <w:p>
       <w:pPr>
         <w:pStyle w:val="Heading3"/>
@@ -26372,8 +28212,8 @@
         <w:t xml:space="preserve">“bildirilen uzunluk, alınan kayıt uzunluğundan büyükse mesajı at.”</w:t>
       </w:r>
     </w:p>
-    <w:bookmarkEnd w:id="96"/>
-    <w:bookmarkStart w:id="97" w:name="bir-fazla-hatası-en-masum-görünen-taşma"/>
+    <w:bookmarkEnd w:id="115"/>
+    <w:bookmarkStart w:id="116" w:name="bir-fazla-hatası-en-masum-görünen-taşma"/>
     <w:p>
       <w:pPr>
         <w:pStyle w:val="Heading3"/>
@@ -26832,8 +28672,8 @@
         <w:t xml:space="preserve">düşük baytını ya da kaydedilmiş çerçeve adresini değiştirmeye yeter.</w:t>
       </w:r>
     </w:p>
-    <w:bookmarkEnd w:id="97"/>
-    <w:bookmarkStart w:id="98" w:name="X44847281e06e9571eda0ea26d2817b164e5e37c"/>
+    <w:bookmarkEnd w:id="116"/>
+    <w:bookmarkStart w:id="117" w:name="X44847281e06e9571eda0ea26d2817b164e5e37c"/>
     <w:p>
       <w:pPr>
         <w:pStyle w:val="Heading3"/>
@@ -27672,8 +29512,8 @@
         <w:t xml:space="preserve">de projenizde aynı yöntemi kullanabilirsiniz.</w:t>
       </w:r>
     </w:p>
-    <w:bookmarkEnd w:id="98"/>
-    <w:bookmarkStart w:id="99" w:name="Xac7594e28ac053dda6b1010b6bbfb311689e3ac"/>
+    <w:bookmarkEnd w:id="117"/>
+    <w:bookmarkStart w:id="118" w:name="Xac7594e28ac053dda6b1010b6bbfb311689e3ac"/>
     <w:p>
       <w:pPr>
         <w:pStyle w:val="Heading3"/>
@@ -28261,7 +30101,7 @@
         <w:pStyle w:val="Compact"/>
         <w:numPr>
           <w:ilvl w:val="0"/>
-          <w:numId w:val="1019"/>
+          <w:numId w:val="1035"/>
         </w:numPr>
       </w:pPr>
       <w:r>
@@ -28290,7 +30130,7 @@
         <w:pStyle w:val="Compact"/>
         <w:numPr>
           <w:ilvl w:val="0"/>
-          <w:numId w:val="1019"/>
+          <w:numId w:val="1035"/>
         </w:numPr>
       </w:pPr>
       <w:r>
@@ -28351,7 +30191,7 @@
         <w:pStyle w:val="Compact"/>
         <w:numPr>
           <w:ilvl w:val="0"/>
-          <w:numId w:val="1019"/>
+          <w:numId w:val="1035"/>
         </w:numPr>
       </w:pPr>
       <w:r>
@@ -28854,8 +30694,8 @@
         <w:t xml:space="preserve">düşünmekten muaf tutmaz.</w:t>
       </w:r>
     </w:p>
-    <w:bookmarkEnd w:id="99"/>
-    <w:bookmarkStart w:id="100" w:name="taşmayı-kim-yakalar-savunma-katmanları"/>
+    <w:bookmarkEnd w:id="118"/>
+    <w:bookmarkStart w:id="119" w:name="taşmayı-kim-yakalar-savunma-katmanları"/>
     <w:p>
       <w:pPr>
         <w:pStyle w:val="Heading3"/>
@@ -29457,8 +31297,8 @@
         <w:t xml:space="preserve">akışı ele geçiremese bile programı çökertebilir. Bu da bir hizmet engellemedir.</w:t>
       </w:r>
     </w:p>
-    <w:bookmarkEnd w:id="100"/>
-    <w:bookmarkStart w:id="101" w:name="X91978f18fb9ce816c50728c04f1964681574400"/>
+    <w:bookmarkEnd w:id="119"/>
+    <w:bookmarkStart w:id="120" w:name="X91978f18fb9ce816c50728c04f1964681574400"/>
     <w:p>
       <w:pPr>
         <w:pStyle w:val="Heading3"/>
@@ -29900,9 +31740,9 @@
         </w:pict>
       </w:r>
     </w:p>
-    <w:bookmarkEnd w:id="101"/>
-    <w:bookmarkEnd w:id="102"/>
-    <w:bookmarkStart w:id="103" w:name="Xa9a21895cb0d3f8313e853f108aa26db7260203"/>
+    <w:bookmarkEnd w:id="120"/>
+    <w:bookmarkEnd w:id="121"/>
+    <w:bookmarkStart w:id="122" w:name="Xa9a21895cb0d3f8313e853f108aa26db7260203"/>
     <w:p>
       <w:pPr>
         <w:pStyle w:val="Heading2"/>
@@ -30968,7 +32808,7 @@
         <w:pStyle w:val="Compact"/>
         <w:numPr>
           <w:ilvl w:val="0"/>
-          <w:numId w:val="1020"/>
+          <w:numId w:val="1036"/>
         </w:numPr>
       </w:pPr>
       <w:r>
@@ -30996,7 +32836,7 @@
         <w:pStyle w:val="Compact"/>
         <w:numPr>
           <w:ilvl w:val="0"/>
-          <w:numId w:val="1020"/>
+          <w:numId w:val="1036"/>
         </w:numPr>
       </w:pPr>
       <w:r>
@@ -31113,7 +32953,7 @@
         <w:pStyle w:val="Compact"/>
         <w:numPr>
           <w:ilvl w:val="0"/>
-          <w:numId w:val="1020"/>
+          <w:numId w:val="1036"/>
         </w:numPr>
       </w:pPr>
       <w:r>
@@ -32336,8 +34176,8 @@
         </w:pict>
       </w:r>
     </w:p>
-    <w:bookmarkEnd w:id="103"/>
-    <w:bookmarkStart w:id="105" w:name="tamsayılar-ve-işaretli-uzunluk-hatası"/>
+    <w:bookmarkEnd w:id="122"/>
+    <w:bookmarkStart w:id="124" w:name="tamsayılar-ve-işaretli-uzunluk-hatası"/>
     <w:p>
       <w:pPr>
         <w:pStyle w:val="Heading2"/>
@@ -32535,7 +34375,7 @@
         <w:t xml:space="preserve">onlara geçtiği anda dev bir sayıya dönüşür.</w:t>
       </w:r>
     </w:p>
-    <w:bookmarkStart w:id="104" w:name="demo-4-işaretli-uzunluk-hatası"/>
+    <w:bookmarkStart w:id="123" w:name="demo-4-işaretli-uzunluk-hatası"/>
     <w:p>
       <w:pPr>
         <w:pStyle w:val="Heading3"/>
@@ -34386,9 +36226,9 @@
         </w:pict>
       </w:r>
     </w:p>
-    <w:bookmarkEnd w:id="104"/>
-    <w:bookmarkEnd w:id="105"/>
-    <w:bookmarkStart w:id="118" w:name="bellek-yönetimi-ve-güvenlik"/>
+    <w:bookmarkEnd w:id="123"/>
+    <w:bookmarkEnd w:id="124"/>
+    <w:bookmarkStart w:id="137" w:name="bellek-yönetimi-ve-güvenlik"/>
     <w:p>
       <w:pPr>
         <w:pStyle w:val="Heading2"/>
@@ -34481,7 +36321,7 @@
         <w:t xml:space="preserve">bellek, programcı serbest bırakana kadar yaşar; dil bu süreyi sizin yerinize takip etmez.</w:t>
       </w:r>
     </w:p>
-    <w:bookmarkStart w:id="109" w:name="belleğin-dört-ömrü"/>
+    <w:bookmarkStart w:id="128" w:name="belleğin-dört-ömrü"/>
     <w:p>
       <w:pPr>
         <w:pStyle w:val="Heading3"/>
@@ -34861,18 +36701,18 @@
           <wp:inline>
             <wp:extent cx="5759999" cy="973837"/>
             <wp:effectExtent b="0" l="0" r="0" t="0"/>
-            <wp:docPr descr="" title="" id="107" name="Picture"/>
+            <wp:docPr descr="" title="" id="126" name="Picture"/>
             <a:graphic>
               <a:graphicData uri="http://schemas.openxmlformats.org/drawingml/2006/picture">
                 <pic:pic>
                   <pic:nvPicPr>
-                    <pic:cNvPr descr="diyagram-9.png" id="108" name="Picture"/>
+                    <pic:cNvPr descr="diyagram-9.png" id="127" name="Picture"/>
                     <pic:cNvPicPr>
                       <a:picLocks noChangeArrowheads="1" noChangeAspect="1"/>
                     </pic:cNvPicPr>
                   </pic:nvPicPr>
                   <pic:blipFill>
-                    <a:blip r:embed="rId106"/>
+                    <a:blip r:embed="rId125"/>
                     <a:stretch>
                       <a:fillRect/>
                     </a:stretch>
@@ -34899,8 +36739,8 @@
         </w:drawing>
       </w:r>
     </w:p>
-    <w:bookmarkEnd w:id="109"/>
-    <w:bookmarkStart w:id="110" w:name="hata-sınıfları"/>
+    <w:bookmarkEnd w:id="128"/>
+    <w:bookmarkStart w:id="129" w:name="hata-sınıfları"/>
     <w:p>
       <w:pPr>
         <w:pStyle w:val="Heading3"/>
@@ -35511,8 +37351,8 @@
         </w:tc>
       </w:tr>
     </w:tbl>
-    <w:bookmarkEnd w:id="110"/>
-    <w:bookmarkStart w:id="111" w:name="Xed90032340bb147b7ee09c03d7e09e7d2148220"/>
+    <w:bookmarkEnd w:id="129"/>
+    <w:bookmarkStart w:id="130" w:name="Xed90032340bb147b7ee09c03d7e09e7d2148220"/>
     <w:p>
       <w:pPr>
         <w:pStyle w:val="Heading3"/>
@@ -36347,8 +38187,8 @@
         <w:t xml:space="preserve">ödünç alır).</w:t>
       </w:r>
     </w:p>
-    <w:bookmarkEnd w:id="111"/>
-    <w:bookmarkStart w:id="112" w:name="diğer-hataların-düzeltilmiş-halleri"/>
+    <w:bookmarkEnd w:id="130"/>
+    <w:bookmarkStart w:id="131" w:name="diğer-hataların-düzeltilmiş-halleri"/>
     <w:p>
       <w:pPr>
         <w:pStyle w:val="Heading3"/>
@@ -37041,8 +38881,8 @@
         <w:t xml:space="preserve">öyle serbest bırakın.</w:t>
       </w:r>
     </w:p>
-    <w:bookmarkEnd w:id="112"/>
-    <w:bookmarkStart w:id="113" w:name="sırları-bellekten-silmek-tarif-13.2"/>
+    <w:bookmarkEnd w:id="131"/>
+    <w:bookmarkStart w:id="132" w:name="sırları-bellekten-silmek-tarif-13.2"/>
     <w:p>
       <w:pPr>
         <w:pStyle w:val="Heading3"/>
@@ -37911,7 +39751,7 @@
         <w:pStyle w:val="Compact"/>
         <w:numPr>
           <w:ilvl w:val="0"/>
-          <w:numId w:val="1021"/>
+          <w:numId w:val="1037"/>
         </w:numPr>
       </w:pPr>
       <w:r>
@@ -37939,7 +39779,7 @@
         <w:pStyle w:val="Compact"/>
         <w:numPr>
           <w:ilvl w:val="0"/>
-          <w:numId w:val="1021"/>
+          <w:numId w:val="1037"/>
         </w:numPr>
       </w:pPr>
       <w:r>
@@ -37960,7 +39800,7 @@
         <w:pStyle w:val="Compact"/>
         <w:numPr>
           <w:ilvl w:val="0"/>
-          <w:numId w:val="1021"/>
+          <w:numId w:val="1037"/>
         </w:numPr>
       </w:pPr>
       <w:r>
@@ -38006,7 +39846,7 @@
         <w:pStyle w:val="Compact"/>
         <w:numPr>
           <w:ilvl w:val="0"/>
-          <w:numId w:val="1021"/>
+          <w:numId w:val="1037"/>
         </w:numPr>
       </w:pPr>
       <w:r>
@@ -38042,7 +39882,7 @@
         <w:pStyle w:val="Compact"/>
         <w:numPr>
           <w:ilvl w:val="0"/>
-          <w:numId w:val="1021"/>
+          <w:numId w:val="1037"/>
         </w:numPr>
       </w:pPr>
       <w:r>
@@ -38169,8 +40009,8 @@
         <w:t xml:space="preserve">silindiğini gösterecek kadar ayrıntılı yazılır.</w:t>
       </w:r>
     </w:p>
-    <w:bookmarkEnd w:id="113"/>
-    <w:bookmarkStart w:id="114" w:name="Xc9727b4616c6f3a4e20a0c6c4688f61b9eeaf46"/>
+    <w:bookmarkEnd w:id="132"/>
+    <w:bookmarkStart w:id="133" w:name="Xc9727b4616c6f3a4e20a0c6c4688f61b9eeaf46"/>
     <w:p>
       <w:pPr>
         <w:pStyle w:val="Heading3"/>
@@ -38909,8 +40749,8 @@
         <w:t xml:space="preserve">tutan küçük ve ayrı bir bölgeyi kilitleyin.</w:t>
       </w:r>
     </w:p>
-    <w:bookmarkEnd w:id="114"/>
-    <w:bookmarkStart w:id="115" w:name="hepsi-bir-arada-güvenli-tampon"/>
+    <w:bookmarkEnd w:id="133"/>
+    <w:bookmarkStart w:id="134" w:name="hepsi-bir-arada-güvenli-tampon"/>
     <w:p>
       <w:pPr>
         <w:pStyle w:val="Heading3"/>
@@ -41029,8 +42869,8 @@
         <w:t xml:space="preserve">serbest bırakır; sırlar için yukarıdaki gibi özel bir tür gerekir.</w:t>
       </w:r>
     </w:p>
-    <w:bookmarkEnd w:id="115"/>
-    <w:bookmarkStart w:id="116" w:name="bellek-hatalarını-bulan-araçlar"/>
+    <w:bookmarkEnd w:id="134"/>
+    <w:bookmarkStart w:id="135" w:name="bellek-hatalarını-bulan-araçlar"/>
     <w:p>
       <w:pPr>
         <w:pStyle w:val="Heading3"/>
@@ -41472,8 +43312,8 @@
         <w:t xml:space="preserve">ve değerle geçirilen yapılar görmek istemez.</w:t>
       </w:r>
     </w:p>
-    <w:bookmarkEnd w:id="116"/>
-    <w:bookmarkStart w:id="117" w:name="kendini-dene-bellek"/>
+    <w:bookmarkEnd w:id="135"/>
+    <w:bookmarkStart w:id="136" w:name="kendini-dene-bellek"/>
     <w:p>
       <w:pPr>
         <w:pStyle w:val="Heading3"/>
@@ -41487,7 +43327,7 @@
         <w:pStyle w:val="Compact"/>
         <w:numPr>
           <w:ilvl w:val="0"/>
-          <w:numId w:val="1022"/>
+          <w:numId w:val="1038"/>
         </w:numPr>
       </w:pPr>
       <w:r>
@@ -41517,7 +43357,7 @@
         <w:pStyle w:val="Compact"/>
         <w:numPr>
           <w:ilvl w:val="0"/>
-          <w:numId w:val="1022"/>
+          <w:numId w:val="1038"/>
         </w:numPr>
       </w:pPr>
       <w:r>
@@ -41553,7 +43393,7 @@
         <w:pStyle w:val="Compact"/>
         <w:numPr>
           <w:ilvl w:val="0"/>
-          <w:numId w:val="1022"/>
+          <w:numId w:val="1038"/>
         </w:numPr>
       </w:pPr>
       <w:r>
@@ -41583,7 +43423,7 @@
         <w:pStyle w:val="Compact"/>
         <w:numPr>
           <w:ilvl w:val="0"/>
-          <w:numId w:val="1023"/>
+          <w:numId w:val="1039"/>
         </w:numPr>
       </w:pPr>
       <w:r>
@@ -41631,7 +43471,7 @@
         <w:pStyle w:val="Compact"/>
         <w:numPr>
           <w:ilvl w:val="0"/>
-          <w:numId w:val="1023"/>
+          <w:numId w:val="1039"/>
         </w:numPr>
       </w:pPr>
       <w:r>
@@ -41694,7 +43534,7 @@
         <w:pStyle w:val="Compact"/>
         <w:numPr>
           <w:ilvl w:val="0"/>
-          <w:numId w:val="1023"/>
+          <w:numId w:val="1039"/>
         </w:numPr>
       </w:pPr>
       <w:r>
@@ -41730,9 +43570,9 @@
         </w:pict>
       </w:r>
     </w:p>
-    <w:bookmarkEnd w:id="117"/>
-    <w:bookmarkEnd w:id="118"/>
-    <w:bookmarkStart w:id="128" w:name="X567ca635338bf14ce47b4b656b0db82659ff15b"/>
+    <w:bookmarkEnd w:id="136"/>
+    <w:bookmarkEnd w:id="137"/>
+    <w:bookmarkStart w:id="147" w:name="X567ca635338bf14ce47b4b656b0db82659ff15b"/>
     <w:p>
       <w:pPr>
         <w:pStyle w:val="Heading2"/>
@@ -41831,7 +43671,7 @@
         <w:t xml:space="preserve">bulunmamasını sağlamaktır.</w:t>
       </w:r>
     </w:p>
-    <w:bookmarkStart w:id="122" w:name="Xef79e8b2c4062dcac0eb0f82d5092fce7f8d89c"/>
+    <w:bookmarkStart w:id="141" w:name="Xef79e8b2c4062dcac0eb0f82d5092fce7f8d89c"/>
     <w:p>
       <w:pPr>
         <w:pStyle w:val="Heading3"/>
@@ -41960,18 +43800,18 @@
           <wp:inline>
             <wp:extent cx="5759999" cy="1766153"/>
             <wp:effectExtent b="0" l="0" r="0" t="0"/>
-            <wp:docPr descr="" title="" id="120" name="Picture"/>
+            <wp:docPr descr="" title="" id="139" name="Picture"/>
             <a:graphic>
               <a:graphicData uri="http://schemas.openxmlformats.org/drawingml/2006/picture">
                 <pic:pic>
                   <pic:nvPicPr>
-                    <pic:cNvPr descr="diyagram-10.png" id="121" name="Picture"/>
+                    <pic:cNvPr descr="diyagram-10.png" id="140" name="Picture"/>
                     <pic:cNvPicPr>
                       <a:picLocks noChangeArrowheads="1" noChangeAspect="1"/>
                     </pic:cNvPicPr>
                   </pic:nvPicPr>
                   <pic:blipFill>
-                    <a:blip r:embed="rId119"/>
+                    <a:blip r:embed="rId138"/>
                     <a:stretch>
                       <a:fillRect/>
                     </a:stretch>
@@ -41998,8 +43838,8 @@
         </w:drawing>
       </w:r>
     </w:p>
-    <w:bookmarkEnd w:id="122"/>
-    <w:bookmarkStart w:id="123" w:name="bölümleme-seçenekleri"/>
+    <w:bookmarkEnd w:id="141"/>
+    <w:bookmarkStart w:id="142" w:name="bölümleme-seçenekleri"/>
     <w:p>
       <w:pPr>
         <w:pStyle w:val="Heading3"/>
@@ -42448,8 +44288,8 @@
         <w:t xml:space="preserve">denetler.</w:t>
       </w:r>
     </w:p>
-    <w:bookmarkEnd w:id="123"/>
-    <w:bookmarkStart w:id="124" w:name="Xd740b507317a4fb3c03ba9e00ee3fb796d8c45e"/>
+    <w:bookmarkEnd w:id="142"/>
+    <w:bookmarkStart w:id="143" w:name="Xd740b507317a4fb3c03ba9e00ee3fb796d8c45e"/>
     <w:p>
       <w:pPr>
         <w:pStyle w:val="Heading3"/>
@@ -42502,7 +44342,7 @@
         <w:pStyle w:val="Compact"/>
         <w:numPr>
           <w:ilvl w:val="0"/>
-          <w:numId w:val="1024"/>
+          <w:numId w:val="1040"/>
         </w:numPr>
       </w:pPr>
       <w:r>
@@ -42562,7 +44402,7 @@
         <w:pStyle w:val="Compact"/>
         <w:numPr>
           <w:ilvl w:val="0"/>
-          <w:numId w:val="1024"/>
+          <w:numId w:val="1040"/>
         </w:numPr>
       </w:pPr>
       <w:r>
@@ -42590,7 +44430,7 @@
         <w:pStyle w:val="Compact"/>
         <w:numPr>
           <w:ilvl w:val="0"/>
-          <w:numId w:val="1024"/>
+          <w:numId w:val="1040"/>
         </w:numPr>
       </w:pPr>
       <w:r>
@@ -43487,8 +45327,8 @@
         <w:t xml:space="preserve">önler, saldırganı değil. Saldırgana karşı ek katmanlar gerekir.</w:t>
       </w:r>
     </w:p>
-    <w:bookmarkEnd w:id="124"/>
-    <w:bookmarkStart w:id="125" w:name="Xb0ff36cd7df7fcd6b6edbba57213ddd88ec8c95"/>
+    <w:bookmarkEnd w:id="143"/>
+    <w:bookmarkStart w:id="144" w:name="Xb0ff36cd7df7fcd6b6edbba57213ddd88ec8c95"/>
     <w:p>
       <w:pPr>
         <w:pStyle w:val="Heading3"/>
@@ -43523,7 +45363,7 @@
         <w:pStyle w:val="Compact"/>
         <w:numPr>
           <w:ilvl w:val="0"/>
-          <w:numId w:val="1025"/>
+          <w:numId w:val="1041"/>
         </w:numPr>
       </w:pPr>
       <w:r>
@@ -43566,7 +45406,7 @@
         <w:pStyle w:val="Compact"/>
         <w:numPr>
           <w:ilvl w:val="0"/>
-          <w:numId w:val="1025"/>
+          <w:numId w:val="1041"/>
         </w:numPr>
       </w:pPr>
       <w:r>
@@ -43970,8 +45810,8 @@
         <w:t xml:space="preserve">der. Her kuruluma ya da cihaza özgü anahtarlar bu gereksinimin cevabıdır.</w:t>
       </w:r>
     </w:p>
-    <w:bookmarkEnd w:id="125"/>
-    <w:bookmarkStart w:id="126" w:name="Xa63a07da3d95f96750a885ba08619ea73f707c4"/>
+    <w:bookmarkEnd w:id="144"/>
+    <w:bookmarkStart w:id="145" w:name="Xa63a07da3d95f96750a885ba08619ea73f707c4"/>
     <w:p>
       <w:pPr>
         <w:pStyle w:val="Heading3"/>
@@ -44139,7 +45979,7 @@
         <w:pStyle w:val="Compact"/>
         <w:numPr>
           <w:ilvl w:val="0"/>
-          <w:numId w:val="1026"/>
+          <w:numId w:val="1042"/>
         </w:numPr>
       </w:pPr>
       <w:r>
@@ -44161,7 +46001,7 @@
         <w:pStyle w:val="Compact"/>
         <w:numPr>
           <w:ilvl w:val="0"/>
-          <w:numId w:val="1026"/>
+          <w:numId w:val="1042"/>
         </w:numPr>
       </w:pPr>
       <w:r>
@@ -44189,7 +46029,7 @@
         <w:pStyle w:val="Compact"/>
         <w:numPr>
           <w:ilvl w:val="0"/>
-          <w:numId w:val="1026"/>
+          <w:numId w:val="1042"/>
         </w:numPr>
       </w:pPr>
       <w:r>
@@ -44217,7 +46057,7 @@
         <w:pStyle w:val="Compact"/>
         <w:numPr>
           <w:ilvl w:val="0"/>
-          <w:numId w:val="1026"/>
+          <w:numId w:val="1042"/>
         </w:numPr>
       </w:pPr>
       <w:r>
@@ -44267,7 +46107,7 @@
         <w:pStyle w:val="Compact"/>
         <w:numPr>
           <w:ilvl w:val="0"/>
-          <w:numId w:val="1026"/>
+          <w:numId w:val="1042"/>
         </w:numPr>
       </w:pPr>
       <w:r>
@@ -45404,8 +47244,8 @@
         <w:t xml:space="preserve">cihaza kopyalanan veri anlamsızlaşır.</w:t>
       </w:r>
     </w:p>
-    <w:bookmarkEnd w:id="126"/>
-    <w:bookmarkStart w:id="127" w:name="bölümlemenin-sınırları"/>
+    <w:bookmarkEnd w:id="145"/>
+    <w:bookmarkStart w:id="146" w:name="bölümlemenin-sınırları"/>
     <w:p>
       <w:pPr>
         <w:pStyle w:val="Heading3"/>
@@ -45419,7 +47259,7 @@
         <w:pStyle w:val="Compact"/>
         <w:numPr>
           <w:ilvl w:val="0"/>
-          <w:numId w:val="1027"/>
+          <w:numId w:val="1043"/>
         </w:numPr>
       </w:pPr>
       <w:r>
@@ -45437,7 +47277,7 @@
         <w:pStyle w:val="Compact"/>
         <w:numPr>
           <w:ilvl w:val="0"/>
-          <w:numId w:val="1027"/>
+          <w:numId w:val="1043"/>
         </w:numPr>
       </w:pPr>
       <w:r>
@@ -45471,7 +47311,7 @@
         <w:pStyle w:val="Compact"/>
         <w:numPr>
           <w:ilvl w:val="0"/>
-          <w:numId w:val="1027"/>
+          <w:numId w:val="1043"/>
         </w:numPr>
       </w:pPr>
       <w:r>
@@ -45541,9 +47381,9 @@
         </w:pict>
       </w:r>
     </w:p>
-    <w:bookmarkEnd w:id="127"/>
-    <w:bookmarkEnd w:id="128"/>
-    <w:bookmarkStart w:id="138" w:name="güvenli-geliştirme-süreci-planı-yaşatmak"/>
+    <w:bookmarkEnd w:id="146"/>
+    <w:bookmarkEnd w:id="147"/>
+    <w:bookmarkStart w:id="157" w:name="güvenli-geliştirme-süreci-planı-yaşatmak"/>
     <w:p>
       <w:pPr>
         <w:pStyle w:val="Heading2"/>
@@ -45594,7 +47434,7 @@
         <w:t xml:space="preserve">kendisi kadar incelenir.</w:t>
       </w:r>
     </w:p>
-    <w:bookmarkStart w:id="129" w:name="güvenli-yazılım-geliştirme-yaşam-döngüsü"/>
+    <w:bookmarkStart w:id="148" w:name="güvenli-yazılım-geliştirme-yaşam-döngüsü"/>
     <w:p>
       <w:pPr>
         <w:pStyle w:val="Heading3"/>
@@ -45894,8 +47734,8 @@
         </w:tc>
       </w:tr>
     </w:tbl>
-    <w:bookmarkEnd w:id="129"/>
-    <w:bookmarkStart w:id="130" w:name="X82b3f6015b978d712957e767bb9d7cffaf4aadc"/>
+    <w:bookmarkEnd w:id="148"/>
+    <w:bookmarkStart w:id="149" w:name="X82b3f6015b978d712957e767bb9d7cffaf4aadc"/>
     <w:p>
       <w:pPr>
         <w:pStyle w:val="Heading3"/>
@@ -45961,7 +47801,7 @@
         <w:pStyle w:val="Compact"/>
         <w:numPr>
           <w:ilvl w:val="0"/>
-          <w:numId w:val="1028"/>
+          <w:numId w:val="1044"/>
         </w:numPr>
       </w:pPr>
       <w:r>
@@ -45995,7 +47835,7 @@
         <w:pStyle w:val="Compact"/>
         <w:numPr>
           <w:ilvl w:val="0"/>
-          <w:numId w:val="1028"/>
+          <w:numId w:val="1044"/>
         </w:numPr>
       </w:pPr>
       <w:r>
@@ -46014,7 +47854,7 @@
         <w:pStyle w:val="Compact"/>
         <w:numPr>
           <w:ilvl w:val="0"/>
-          <w:numId w:val="1028"/>
+          <w:numId w:val="1044"/>
         </w:numPr>
       </w:pPr>
       <w:r>
@@ -46648,8 +48488,8 @@
         <w:t xml:space="preserve">anahtarlarını çözemez. Sürüm kimliği bu şekilde bir güvenlik önlemine dönüşür.</w:t>
       </w:r>
     </w:p>
-    <w:bookmarkEnd w:id="130"/>
-    <w:bookmarkStart w:id="134" w:name="değişiklik-yönetimi-yedi-adım"/>
+    <w:bookmarkEnd w:id="149"/>
+    <w:bookmarkStart w:id="153" w:name="değişiklik-yönetimi-yedi-adım"/>
     <w:p>
       <w:pPr>
         <w:pStyle w:val="Heading3"/>
@@ -46693,18 +48533,18 @@
           <wp:inline>
             <wp:extent cx="5759999" cy="612545"/>
             <wp:effectExtent b="0" l="0" r="0" t="0"/>
-            <wp:docPr descr="" title="" id="132" name="Picture"/>
+            <wp:docPr descr="" title="" id="151" name="Picture"/>
             <a:graphic>
               <a:graphicData uri="http://schemas.openxmlformats.org/drawingml/2006/picture">
                 <pic:pic>
                   <pic:nvPicPr>
-                    <pic:cNvPr descr="diyagram-11.png" id="133" name="Picture"/>
+                    <pic:cNvPr descr="diyagram-11.png" id="152" name="Picture"/>
                     <pic:cNvPicPr>
                       <a:picLocks noChangeArrowheads="1" noChangeAspect="1"/>
                     </pic:cNvPicPr>
                   </pic:nvPicPr>
                   <pic:blipFill>
-                    <a:blip r:embed="rId131"/>
+                    <a:blip r:embed="rId150"/>
                     <a:stretch>
                       <a:fillRect/>
                     </a:stretch>
@@ -46839,7 +48679,7 @@
         <w:pStyle w:val="Compact"/>
         <w:numPr>
           <w:ilvl w:val="0"/>
-          <w:numId w:val="1029"/>
+          <w:numId w:val="1045"/>
         </w:numPr>
       </w:pPr>
       <w:r>
@@ -46864,7 +48704,7 @@
         <w:pStyle w:val="Compact"/>
         <w:numPr>
           <w:ilvl w:val="0"/>
-          <w:numId w:val="1029"/>
+          <w:numId w:val="1045"/>
         </w:numPr>
       </w:pPr>
       <w:r>
@@ -46892,7 +48732,7 @@
         <w:pStyle w:val="Compact"/>
         <w:numPr>
           <w:ilvl w:val="0"/>
-          <w:numId w:val="1029"/>
+          <w:numId w:val="1045"/>
         </w:numPr>
       </w:pPr>
       <w:r>
@@ -46920,7 +48760,7 @@
         <w:pStyle w:val="Compact"/>
         <w:numPr>
           <w:ilvl w:val="0"/>
-          <w:numId w:val="1029"/>
+          <w:numId w:val="1045"/>
         </w:numPr>
       </w:pPr>
       <w:r>
@@ -46932,7 +48772,7 @@
         <w:pStyle w:val="Compact"/>
         <w:numPr>
           <w:ilvl w:val="0"/>
-          <w:numId w:val="1029"/>
+          <w:numId w:val="1045"/>
         </w:numPr>
       </w:pPr>
       <w:r>
@@ -46945,8 +48785,8 @@
         <w:t xml:space="preserve">hedef alır.</w:t>
       </w:r>
     </w:p>
-    <w:bookmarkEnd w:id="134"/>
-    <w:bookmarkStart w:id="135" w:name="X40f9c30998953041f08cd7e675fd6b44dafde59"/>
+    <w:bookmarkEnd w:id="153"/>
+    <w:bookmarkStart w:id="154" w:name="X40f9c30998953041f08cd7e675fd6b44dafde59"/>
     <w:p>
       <w:pPr>
         <w:pStyle w:val="Heading3"/>
@@ -47354,8 +49194,8 @@
         <w:t xml:space="preserve">yazıldığında savunulabilir; yazılmadığında bir bulgudur.</w:t>
       </w:r>
     </w:p>
-    <w:bookmarkEnd w:id="135"/>
-    <w:bookmarkStart w:id="136" w:name="korumaların-derleme-hattına-etkisi"/>
+    <w:bookmarkEnd w:id="154"/>
+    <w:bookmarkStart w:id="155" w:name="korumaların-derleme-hattına-etkisi"/>
     <w:p>
       <w:pPr>
         <w:pStyle w:val="Heading3"/>
@@ -47440,8 +49280,8 @@
         <w:t xml:space="preserve">bir örnekle kuracağız.</w:t>
       </w:r>
     </w:p>
-    <w:bookmarkEnd w:id="136"/>
-    <w:bookmarkStart w:id="137" w:name="korumaların-maliyetini-ölçmek"/>
+    <w:bookmarkEnd w:id="155"/>
+    <w:bookmarkStart w:id="156" w:name="korumaların-maliyetini-ölçmek"/>
     <w:p>
       <w:pPr>
         <w:pStyle w:val="Heading3"/>
@@ -47508,9 +49348,9 @@
         </w:pict>
       </w:r>
     </w:p>
-    <w:bookmarkEnd w:id="137"/>
-    <w:bookmarkEnd w:id="138"/>
-    <w:bookmarkStart w:id="139" w:name="bu-haftanın-araç-kutusu"/>
+    <w:bookmarkEnd w:id="156"/>
+    <w:bookmarkEnd w:id="157"/>
+    <w:bookmarkStart w:id="158" w:name="bu-haftanın-araç-kutusu"/>
     <w:p>
       <w:pPr>
         <w:pStyle w:val="Heading2"/>
@@ -48408,8 +50248,8 @@
         </w:pict>
       </w:r>
     </w:p>
-    <w:bookmarkEnd w:id="139"/>
-    <w:bookmarkStart w:id="140" w:name="dönem-projesi-bu-hafta"/>
+    <w:bookmarkEnd w:id="158"/>
+    <w:bookmarkStart w:id="159" w:name="dönem-projesi-bu-hafta"/>
     <w:p>
       <w:pPr>
         <w:pStyle w:val="Heading2"/>
@@ -48463,7 +50303,7 @@
         <w:pStyle w:val="Compact"/>
         <w:numPr>
           <w:ilvl w:val="0"/>
-          <w:numId w:val="1030"/>
+          <w:numId w:val="1046"/>
         </w:numPr>
       </w:pPr>
       <w:r>
@@ -48475,7 +50315,7 @@
         <w:pStyle w:val="Compact"/>
         <w:numPr>
           <w:ilvl w:val="0"/>
-          <w:numId w:val="1031"/>
+          <w:numId w:val="1047"/>
         </w:numPr>
       </w:pPr>
       <w:r>
@@ -48503,7 +50343,7 @@
         <w:pStyle w:val="Compact"/>
         <w:numPr>
           <w:ilvl w:val="0"/>
-          <w:numId w:val="1032"/>
+          <w:numId w:val="1048"/>
         </w:numPr>
       </w:pPr>
       <w:r>
@@ -48515,7 +50355,7 @@
         <w:pStyle w:val="Compact"/>
         <w:numPr>
           <w:ilvl w:val="1"/>
-          <w:numId w:val="1033"/>
+          <w:numId w:val="1049"/>
         </w:numPr>
       </w:pPr>
       <w:r>
@@ -48537,7 +50377,7 @@
         <w:pStyle w:val="Compact"/>
         <w:numPr>
           <w:ilvl w:val="1"/>
-          <w:numId w:val="1033"/>
+          <w:numId w:val="1049"/>
         </w:numPr>
       </w:pPr>
       <w:r>
@@ -48559,7 +50399,7 @@
         <w:pStyle w:val="Compact"/>
         <w:numPr>
           <w:ilvl w:val="1"/>
-          <w:numId w:val="1033"/>
+          <w:numId w:val="1049"/>
         </w:numPr>
       </w:pPr>
       <w:r>
@@ -48597,7 +50437,7 @@
         <w:pStyle w:val="Compact"/>
         <w:numPr>
           <w:ilvl w:val="1"/>
-          <w:numId w:val="1033"/>
+          <w:numId w:val="1049"/>
         </w:numPr>
       </w:pPr>
       <w:r>
@@ -48645,7 +50485,7 @@
         <w:pStyle w:val="Compact"/>
         <w:numPr>
           <w:ilvl w:val="1"/>
-          <w:numId w:val="1033"/>
+          <w:numId w:val="1049"/>
         </w:numPr>
       </w:pPr>
       <w:r>
@@ -48667,7 +50507,7 @@
         <w:pStyle w:val="Compact"/>
         <w:numPr>
           <w:ilvl w:val="0"/>
-          <w:numId w:val="1034"/>
+          <w:numId w:val="1050"/>
         </w:numPr>
       </w:pPr>
       <w:r>
@@ -48960,8 +50800,8 @@
         </w:pict>
       </w:r>
     </w:p>
-    <w:bookmarkEnd w:id="140"/>
-    <w:bookmarkStart w:id="141" w:name="kendi-başına-çalış"/>
+    <w:bookmarkEnd w:id="159"/>
+    <w:bookmarkStart w:id="160" w:name="kendi-başına-çalış"/>
     <w:p>
       <w:pPr>
         <w:pStyle w:val="Heading2"/>
@@ -50969,8 +52809,8 @@
         </w:pict>
       </w:r>
     </w:p>
-    <w:bookmarkEnd w:id="141"/>
-    <w:bookmarkStart w:id="142" w:name="kendini-sınama"/>
+    <w:bookmarkEnd w:id="160"/>
+    <w:bookmarkStart w:id="161" w:name="kendini-sınama"/>
     <w:p>
       <w:pPr>
         <w:pStyle w:val="Heading2"/>
@@ -52469,8 +54309,8 @@
         </w:pict>
       </w:r>
     </w:p>
-    <w:bookmarkEnd w:id="142"/>
-    <w:bookmarkStart w:id="143" w:name="kaynaklar-ve-ileri-okuma"/>
+    <w:bookmarkEnd w:id="161"/>
+    <w:bookmarkStart w:id="162" w:name="kaynaklar-ve-ileri-okuma"/>
     <w:p>
       <w:pPr>
         <w:pStyle w:val="Heading2"/>
@@ -52515,7 +54355,7 @@
         <w:pStyle w:val="Compact"/>
         <w:numPr>
           <w:ilvl w:val="0"/>
-          <w:numId w:val="1035"/>
+          <w:numId w:val="1051"/>
         </w:numPr>
       </w:pPr>
       <w:r>
@@ -52533,7 +54373,7 @@
         <w:pStyle w:val="Compact"/>
         <w:numPr>
           <w:ilvl w:val="0"/>
-          <w:numId w:val="1035"/>
+          <w:numId w:val="1051"/>
         </w:numPr>
       </w:pPr>
       <w:r>
@@ -52545,7 +54385,7 @@
         <w:pStyle w:val="Compact"/>
         <w:numPr>
           <w:ilvl w:val="0"/>
-          <w:numId w:val="1035"/>
+          <w:numId w:val="1051"/>
         </w:numPr>
       </w:pPr>
       <w:r>
@@ -52557,7 +54397,7 @@
         <w:pStyle w:val="Compact"/>
         <w:numPr>
           <w:ilvl w:val="0"/>
-          <w:numId w:val="1035"/>
+          <w:numId w:val="1051"/>
         </w:numPr>
       </w:pPr>
       <w:r>
@@ -52581,7 +54421,7 @@
         <w:pStyle w:val="Compact"/>
         <w:numPr>
           <w:ilvl w:val="0"/>
-          <w:numId w:val="1036"/>
+          <w:numId w:val="1052"/>
         </w:numPr>
       </w:pPr>
       <w:r>
@@ -52602,7 +54442,7 @@
         <w:pStyle w:val="Compact"/>
         <w:numPr>
           <w:ilvl w:val="0"/>
-          <w:numId w:val="1036"/>
+          <w:numId w:val="1052"/>
         </w:numPr>
       </w:pPr>
       <w:r>
@@ -52614,7 +54454,7 @@
         <w:pStyle w:val="Compact"/>
         <w:numPr>
           <w:ilvl w:val="0"/>
-          <w:numId w:val="1036"/>
+          <w:numId w:val="1052"/>
         </w:numPr>
       </w:pPr>
       <w:r>
@@ -52632,7 +54472,7 @@
         <w:pStyle w:val="Compact"/>
         <w:numPr>
           <w:ilvl w:val="0"/>
-          <w:numId w:val="1036"/>
+          <w:numId w:val="1052"/>
         </w:numPr>
       </w:pPr>
       <w:r>
@@ -52674,7 +54514,7 @@
         <w:pStyle w:val="Compact"/>
         <w:numPr>
           <w:ilvl w:val="0"/>
-          <w:numId w:val="1036"/>
+          <w:numId w:val="1052"/>
         </w:numPr>
       </w:pPr>
       <w:r>
@@ -52702,7 +54542,7 @@
         <w:pStyle w:val="Compact"/>
         <w:numPr>
           <w:ilvl w:val="0"/>
-          <w:numId w:val="1036"/>
+          <w:numId w:val="1052"/>
         </w:numPr>
       </w:pPr>
       <w:r>
@@ -53135,8 +54975,8 @@
         </w:tc>
       </w:tr>
     </w:tbl>
-    <w:bookmarkEnd w:id="143"/>
-    <w:bookmarkEnd w:id="144"/>
+    <w:bookmarkEnd w:id="162"/>
+    <w:bookmarkEnd w:id="163"/>
     <w:sectPr>
       <w:headerReference r:id="rId9" w:type="default"/>
       <w:footerReference r:id="rId10" w:type="default"/>
@@ -53655,34 +55495,7 @@
     <w:abstractNumId w:val="991"/>
   </w:num>
   <w:num w:numId="1003">
-    <w:abstractNumId w:val="99411"/>
-    <w:lvlOverride w:ilvl="0">
-      <w:startOverride w:val="1"/>
-    </w:lvlOverride>
-    <w:lvlOverride w:ilvl="1">
-      <w:startOverride w:val="1"/>
-    </w:lvlOverride>
-    <w:lvlOverride w:ilvl="2">
-      <w:startOverride w:val="1"/>
-    </w:lvlOverride>
-    <w:lvlOverride w:ilvl="3">
-      <w:startOverride w:val="1"/>
-    </w:lvlOverride>
-    <w:lvlOverride w:ilvl="4">
-      <w:startOverride w:val="1"/>
-    </w:lvlOverride>
-    <w:lvlOverride w:ilvl="5">
-      <w:startOverride w:val="1"/>
-    </w:lvlOverride>
-    <w:lvlOverride w:ilvl="6">
-      <w:startOverride w:val="1"/>
-    </w:lvlOverride>
-    <w:lvlOverride w:ilvl="7">
-      <w:startOverride w:val="1"/>
-    </w:lvlOverride>
-    <w:lvlOverride w:ilvl="8">
-      <w:startOverride w:val="1"/>
-    </w:lvlOverride>
+    <w:abstractNumId w:val="991"/>
   </w:num>
   <w:num w:numId="1004">
     <w:abstractNumId w:val="991"/>
@@ -53694,187 +55507,25 @@
     <w:abstractNumId w:val="991"/>
   </w:num>
   <w:num w:numId="1007">
-    <w:abstractNumId w:val="99411"/>
-    <w:lvlOverride w:ilvl="0">
-      <w:startOverride w:val="1"/>
-    </w:lvlOverride>
-    <w:lvlOverride w:ilvl="1">
-      <w:startOverride w:val="1"/>
-    </w:lvlOverride>
-    <w:lvlOverride w:ilvl="2">
-      <w:startOverride w:val="1"/>
-    </w:lvlOverride>
-    <w:lvlOverride w:ilvl="3">
-      <w:startOverride w:val="1"/>
-    </w:lvlOverride>
-    <w:lvlOverride w:ilvl="4">
-      <w:startOverride w:val="1"/>
-    </w:lvlOverride>
-    <w:lvlOverride w:ilvl="5">
-      <w:startOverride w:val="1"/>
-    </w:lvlOverride>
-    <w:lvlOverride w:ilvl="6">
-      <w:startOverride w:val="1"/>
-    </w:lvlOverride>
-    <w:lvlOverride w:ilvl="7">
-      <w:startOverride w:val="1"/>
-    </w:lvlOverride>
-    <w:lvlOverride w:ilvl="8">
-      <w:startOverride w:val="1"/>
-    </w:lvlOverride>
+    <w:abstractNumId w:val="991"/>
   </w:num>
   <w:num w:numId="1008">
-    <w:abstractNumId w:val="99411"/>
-    <w:lvlOverride w:ilvl="0">
-      <w:startOverride w:val="1"/>
-    </w:lvlOverride>
-    <w:lvlOverride w:ilvl="1">
-      <w:startOverride w:val="1"/>
-    </w:lvlOverride>
-    <w:lvlOverride w:ilvl="2">
-      <w:startOverride w:val="1"/>
-    </w:lvlOverride>
-    <w:lvlOverride w:ilvl="3">
-      <w:startOverride w:val="1"/>
-    </w:lvlOverride>
-    <w:lvlOverride w:ilvl="4">
-      <w:startOverride w:val="1"/>
-    </w:lvlOverride>
-    <w:lvlOverride w:ilvl="5">
-      <w:startOverride w:val="1"/>
-    </w:lvlOverride>
-    <w:lvlOverride w:ilvl="6">
-      <w:startOverride w:val="1"/>
-    </w:lvlOverride>
-    <w:lvlOverride w:ilvl="7">
-      <w:startOverride w:val="1"/>
-    </w:lvlOverride>
-    <w:lvlOverride w:ilvl="8">
-      <w:startOverride w:val="1"/>
-    </w:lvlOverride>
+    <w:abstractNumId w:val="991"/>
   </w:num>
   <w:num w:numId="1009">
-    <w:abstractNumId w:val="99411"/>
-    <w:lvlOverride w:ilvl="0">
-      <w:startOverride w:val="1"/>
-    </w:lvlOverride>
-    <w:lvlOverride w:ilvl="1">
-      <w:startOverride w:val="1"/>
-    </w:lvlOverride>
-    <w:lvlOverride w:ilvl="2">
-      <w:startOverride w:val="1"/>
-    </w:lvlOverride>
-    <w:lvlOverride w:ilvl="3">
-      <w:startOverride w:val="1"/>
-    </w:lvlOverride>
-    <w:lvlOverride w:ilvl="4">
-      <w:startOverride w:val="1"/>
-    </w:lvlOverride>
-    <w:lvlOverride w:ilvl="5">
-      <w:startOverride w:val="1"/>
-    </w:lvlOverride>
-    <w:lvlOverride w:ilvl="6">
-      <w:startOverride w:val="1"/>
-    </w:lvlOverride>
-    <w:lvlOverride w:ilvl="7">
-      <w:startOverride w:val="1"/>
-    </w:lvlOverride>
-    <w:lvlOverride w:ilvl="8">
-      <w:startOverride w:val="1"/>
-    </w:lvlOverride>
+    <w:abstractNumId w:val="991"/>
   </w:num>
   <w:num w:numId="1010">
-    <w:abstractNumId w:val="99411"/>
-    <w:lvlOverride w:ilvl="0">
-      <w:startOverride w:val="1"/>
-    </w:lvlOverride>
-    <w:lvlOverride w:ilvl="1">
-      <w:startOverride w:val="1"/>
-    </w:lvlOverride>
-    <w:lvlOverride w:ilvl="2">
-      <w:startOverride w:val="1"/>
-    </w:lvlOverride>
-    <w:lvlOverride w:ilvl="3">
-      <w:startOverride w:val="1"/>
-    </w:lvlOverride>
-    <w:lvlOverride w:ilvl="4">
-      <w:startOverride w:val="1"/>
-    </w:lvlOverride>
-    <w:lvlOverride w:ilvl="5">
-      <w:startOverride w:val="1"/>
-    </w:lvlOverride>
-    <w:lvlOverride w:ilvl="6">
-      <w:startOverride w:val="1"/>
-    </w:lvlOverride>
-    <w:lvlOverride w:ilvl="7">
-      <w:startOverride w:val="1"/>
-    </w:lvlOverride>
-    <w:lvlOverride w:ilvl="8">
-      <w:startOverride w:val="1"/>
-    </w:lvlOverride>
+    <w:abstractNumId w:val="991"/>
   </w:num>
   <w:num w:numId="1011">
     <w:abstractNumId w:val="991"/>
   </w:num>
   <w:num w:numId="1012">
-    <w:abstractNumId w:val="99411"/>
-    <w:lvlOverride w:ilvl="0">
-      <w:startOverride w:val="1"/>
-    </w:lvlOverride>
-    <w:lvlOverride w:ilvl="1">
-      <w:startOverride w:val="1"/>
-    </w:lvlOverride>
-    <w:lvlOverride w:ilvl="2">
-      <w:startOverride w:val="1"/>
-    </w:lvlOverride>
-    <w:lvlOverride w:ilvl="3">
-      <w:startOverride w:val="1"/>
-    </w:lvlOverride>
-    <w:lvlOverride w:ilvl="4">
-      <w:startOverride w:val="1"/>
-    </w:lvlOverride>
-    <w:lvlOverride w:ilvl="5">
-      <w:startOverride w:val="1"/>
-    </w:lvlOverride>
-    <w:lvlOverride w:ilvl="6">
-      <w:startOverride w:val="1"/>
-    </w:lvlOverride>
-    <w:lvlOverride w:ilvl="7">
-      <w:startOverride w:val="1"/>
-    </w:lvlOverride>
-    <w:lvlOverride w:ilvl="8">
-      <w:startOverride w:val="1"/>
-    </w:lvlOverride>
+    <w:abstractNumId w:val="991"/>
   </w:num>
   <w:num w:numId="1013">
-    <w:abstractNumId w:val="99411"/>
-    <w:lvlOverride w:ilvl="0">
-      <w:startOverride w:val="1"/>
-    </w:lvlOverride>
-    <w:lvlOverride w:ilvl="1">
-      <w:startOverride w:val="1"/>
-    </w:lvlOverride>
-    <w:lvlOverride w:ilvl="2">
-      <w:startOverride w:val="1"/>
-    </w:lvlOverride>
-    <w:lvlOverride w:ilvl="3">
-      <w:startOverride w:val="1"/>
-    </w:lvlOverride>
-    <w:lvlOverride w:ilvl="4">
-      <w:startOverride w:val="1"/>
-    </w:lvlOverride>
-    <w:lvlOverride w:ilvl="5">
-      <w:startOverride w:val="1"/>
-    </w:lvlOverride>
-    <w:lvlOverride w:ilvl="6">
-      <w:startOverride w:val="1"/>
-    </w:lvlOverride>
-    <w:lvlOverride w:ilvl="7">
-      <w:startOverride w:val="1"/>
-    </w:lvlOverride>
-    <w:lvlOverride w:ilvl="8">
-      <w:startOverride w:val="1"/>
-    </w:lvlOverride>
+    <w:abstractNumId w:val="991"/>
   </w:num>
   <w:num w:numId="1014">
     <w:abstractNumId w:val="991"/>
@@ -53883,67 +55534,13 @@
     <w:abstractNumId w:val="991"/>
   </w:num>
   <w:num w:numId="1016">
-    <w:abstractNumId w:val="99411"/>
-    <w:lvlOverride w:ilvl="0">
-      <w:startOverride w:val="1"/>
-    </w:lvlOverride>
-    <w:lvlOverride w:ilvl="1">
-      <w:startOverride w:val="1"/>
-    </w:lvlOverride>
-    <w:lvlOverride w:ilvl="2">
-      <w:startOverride w:val="1"/>
-    </w:lvlOverride>
-    <w:lvlOverride w:ilvl="3">
-      <w:startOverride w:val="1"/>
-    </w:lvlOverride>
-    <w:lvlOverride w:ilvl="4">
-      <w:startOverride w:val="1"/>
-    </w:lvlOverride>
-    <w:lvlOverride w:ilvl="5">
-      <w:startOverride w:val="1"/>
-    </w:lvlOverride>
-    <w:lvlOverride w:ilvl="6">
-      <w:startOverride w:val="1"/>
-    </w:lvlOverride>
-    <w:lvlOverride w:ilvl="7">
-      <w:startOverride w:val="1"/>
-    </w:lvlOverride>
-    <w:lvlOverride w:ilvl="8">
-      <w:startOverride w:val="1"/>
-    </w:lvlOverride>
+    <w:abstractNumId w:val="991"/>
   </w:num>
   <w:num w:numId="1017">
     <w:abstractNumId w:val="991"/>
   </w:num>
   <w:num w:numId="1018">
-    <w:abstractNumId w:val="99411"/>
-    <w:lvlOverride w:ilvl="0">
-      <w:startOverride w:val="1"/>
-    </w:lvlOverride>
-    <w:lvlOverride w:ilvl="1">
-      <w:startOverride w:val="1"/>
-    </w:lvlOverride>
-    <w:lvlOverride w:ilvl="2">
-      <w:startOverride w:val="1"/>
-    </w:lvlOverride>
-    <w:lvlOverride w:ilvl="3">
-      <w:startOverride w:val="1"/>
-    </w:lvlOverride>
-    <w:lvlOverride w:ilvl="4">
-      <w:startOverride w:val="1"/>
-    </w:lvlOverride>
-    <w:lvlOverride w:ilvl="5">
-      <w:startOverride w:val="1"/>
-    </w:lvlOverride>
-    <w:lvlOverride w:ilvl="6">
-      <w:startOverride w:val="1"/>
-    </w:lvlOverride>
-    <w:lvlOverride w:ilvl="7">
-      <w:startOverride w:val="1"/>
-    </w:lvlOverride>
-    <w:lvlOverride w:ilvl="8">
-      <w:startOverride w:val="1"/>
-    </w:lvlOverride>
+    <w:abstractNumId w:val="991"/>
   </w:num>
   <w:num w:numId="1019">
     <w:abstractNumId w:val="99411"/>
@@ -53976,67 +55573,13 @@
     </w:lvlOverride>
   </w:num>
   <w:num w:numId="1020">
-    <w:abstractNumId w:val="99411"/>
-    <w:lvlOverride w:ilvl="0">
-      <w:startOverride w:val="1"/>
-    </w:lvlOverride>
-    <w:lvlOverride w:ilvl="1">
-      <w:startOverride w:val="1"/>
-    </w:lvlOverride>
-    <w:lvlOverride w:ilvl="2">
-      <w:startOverride w:val="1"/>
-    </w:lvlOverride>
-    <w:lvlOverride w:ilvl="3">
-      <w:startOverride w:val="1"/>
-    </w:lvlOverride>
-    <w:lvlOverride w:ilvl="4">
-      <w:startOverride w:val="1"/>
-    </w:lvlOverride>
-    <w:lvlOverride w:ilvl="5">
-      <w:startOverride w:val="1"/>
-    </w:lvlOverride>
-    <w:lvlOverride w:ilvl="6">
-      <w:startOverride w:val="1"/>
-    </w:lvlOverride>
-    <w:lvlOverride w:ilvl="7">
-      <w:startOverride w:val="1"/>
-    </w:lvlOverride>
-    <w:lvlOverride w:ilvl="8">
-      <w:startOverride w:val="1"/>
-    </w:lvlOverride>
+    <w:abstractNumId w:val="991"/>
   </w:num>
   <w:num w:numId="1021">
     <w:abstractNumId w:val="991"/>
   </w:num>
   <w:num w:numId="1022">
-    <w:abstractNumId w:val="99411"/>
-    <w:lvlOverride w:ilvl="0">
-      <w:startOverride w:val="1"/>
-    </w:lvlOverride>
-    <w:lvlOverride w:ilvl="1">
-      <w:startOverride w:val="1"/>
-    </w:lvlOverride>
-    <w:lvlOverride w:ilvl="2">
-      <w:startOverride w:val="1"/>
-    </w:lvlOverride>
-    <w:lvlOverride w:ilvl="3">
-      <w:startOverride w:val="1"/>
-    </w:lvlOverride>
-    <w:lvlOverride w:ilvl="4">
-      <w:startOverride w:val="1"/>
-    </w:lvlOverride>
-    <w:lvlOverride w:ilvl="5">
-      <w:startOverride w:val="1"/>
-    </w:lvlOverride>
-    <w:lvlOverride w:ilvl="6">
-      <w:startOverride w:val="1"/>
-    </w:lvlOverride>
-    <w:lvlOverride w:ilvl="7">
-      <w:startOverride w:val="1"/>
-    </w:lvlOverride>
-    <w:lvlOverride w:ilvl="8">
-      <w:startOverride w:val="1"/>
-    </w:lvlOverride>
+    <w:abstractNumId w:val="991"/>
   </w:num>
   <w:num w:numId="1023">
     <w:abstractNumId w:val="99411"/>
@@ -54099,7 +55642,34 @@
     </w:lvlOverride>
   </w:num>
   <w:num w:numId="1025">
-    <w:abstractNumId w:val="991"/>
+    <w:abstractNumId w:val="99411"/>
+    <w:lvlOverride w:ilvl="0">
+      <w:startOverride w:val="1"/>
+    </w:lvlOverride>
+    <w:lvlOverride w:ilvl="1">
+      <w:startOverride w:val="1"/>
+    </w:lvlOverride>
+    <w:lvlOverride w:ilvl="2">
+      <w:startOverride w:val="1"/>
+    </w:lvlOverride>
+    <w:lvlOverride w:ilvl="3">
+      <w:startOverride w:val="1"/>
+    </w:lvlOverride>
+    <w:lvlOverride w:ilvl="4">
+      <w:startOverride w:val="1"/>
+    </w:lvlOverride>
+    <w:lvlOverride w:ilvl="5">
+      <w:startOverride w:val="1"/>
+    </w:lvlOverride>
+    <w:lvlOverride w:ilvl="6">
+      <w:startOverride w:val="1"/>
+    </w:lvlOverride>
+    <w:lvlOverride w:ilvl="7">
+      <w:startOverride w:val="1"/>
+    </w:lvlOverride>
+    <w:lvlOverride w:ilvl="8">
+      <w:startOverride w:val="1"/>
+    </w:lvlOverride>
   </w:num>
   <w:num w:numId="1026">
     <w:abstractNumId w:val="99411"/>
@@ -54165,27 +55735,345 @@
     </w:lvlOverride>
   </w:num>
   <w:num w:numId="1029">
+    <w:abstractNumId w:val="99411"/>
+    <w:lvlOverride w:ilvl="0">
+      <w:startOverride w:val="1"/>
+    </w:lvlOverride>
+    <w:lvlOverride w:ilvl="1">
+      <w:startOverride w:val="1"/>
+    </w:lvlOverride>
+    <w:lvlOverride w:ilvl="2">
+      <w:startOverride w:val="1"/>
+    </w:lvlOverride>
+    <w:lvlOverride w:ilvl="3">
+      <w:startOverride w:val="1"/>
+    </w:lvlOverride>
+    <w:lvlOverride w:ilvl="4">
+      <w:startOverride w:val="1"/>
+    </w:lvlOverride>
+    <w:lvlOverride w:ilvl="5">
+      <w:startOverride w:val="1"/>
+    </w:lvlOverride>
+    <w:lvlOverride w:ilvl="6">
+      <w:startOverride w:val="1"/>
+    </w:lvlOverride>
+    <w:lvlOverride w:ilvl="7">
+      <w:startOverride w:val="1"/>
+    </w:lvlOverride>
+    <w:lvlOverride w:ilvl="8">
+      <w:startOverride w:val="1"/>
+    </w:lvlOverride>
+  </w:num>
+  <w:num w:numId="1030">
     <w:abstractNumId w:val="991"/>
   </w:num>
-  <w:num w:numId="1030">
-    <w:abstractNumId w:val="992"/>
-  </w:num>
   <w:num w:numId="1031">
-    <w:abstractNumId w:val="992"/>
+    <w:abstractNumId w:val="991"/>
   </w:num>
   <w:num w:numId="1032">
-    <w:abstractNumId w:val="992"/>
+    <w:abstractNumId w:val="99411"/>
+    <w:lvlOverride w:ilvl="0">
+      <w:startOverride w:val="1"/>
+    </w:lvlOverride>
+    <w:lvlOverride w:ilvl="1">
+      <w:startOverride w:val="1"/>
+    </w:lvlOverride>
+    <w:lvlOverride w:ilvl="2">
+      <w:startOverride w:val="1"/>
+    </w:lvlOverride>
+    <w:lvlOverride w:ilvl="3">
+      <w:startOverride w:val="1"/>
+    </w:lvlOverride>
+    <w:lvlOverride w:ilvl="4">
+      <w:startOverride w:val="1"/>
+    </w:lvlOverride>
+    <w:lvlOverride w:ilvl="5">
+      <w:startOverride w:val="1"/>
+    </w:lvlOverride>
+    <w:lvlOverride w:ilvl="6">
+      <w:startOverride w:val="1"/>
+    </w:lvlOverride>
+    <w:lvlOverride w:ilvl="7">
+      <w:startOverride w:val="1"/>
+    </w:lvlOverride>
+    <w:lvlOverride w:ilvl="8">
+      <w:startOverride w:val="1"/>
+    </w:lvlOverride>
   </w:num>
   <w:num w:numId="1033">
     <w:abstractNumId w:val="991"/>
   </w:num>
   <w:num w:numId="1034">
+    <w:abstractNumId w:val="99411"/>
+    <w:lvlOverride w:ilvl="0">
+      <w:startOverride w:val="1"/>
+    </w:lvlOverride>
+    <w:lvlOverride w:ilvl="1">
+      <w:startOverride w:val="1"/>
+    </w:lvlOverride>
+    <w:lvlOverride w:ilvl="2">
+      <w:startOverride w:val="1"/>
+    </w:lvlOverride>
+    <w:lvlOverride w:ilvl="3">
+      <w:startOverride w:val="1"/>
+    </w:lvlOverride>
+    <w:lvlOverride w:ilvl="4">
+      <w:startOverride w:val="1"/>
+    </w:lvlOverride>
+    <w:lvlOverride w:ilvl="5">
+      <w:startOverride w:val="1"/>
+    </w:lvlOverride>
+    <w:lvlOverride w:ilvl="6">
+      <w:startOverride w:val="1"/>
+    </w:lvlOverride>
+    <w:lvlOverride w:ilvl="7">
+      <w:startOverride w:val="1"/>
+    </w:lvlOverride>
+    <w:lvlOverride w:ilvl="8">
+      <w:startOverride w:val="1"/>
+    </w:lvlOverride>
+  </w:num>
+  <w:num w:numId="1035">
+    <w:abstractNumId w:val="99411"/>
+    <w:lvlOverride w:ilvl="0">
+      <w:startOverride w:val="1"/>
+    </w:lvlOverride>
+    <w:lvlOverride w:ilvl="1">
+      <w:startOverride w:val="1"/>
+    </w:lvlOverride>
+    <w:lvlOverride w:ilvl="2">
+      <w:startOverride w:val="1"/>
+    </w:lvlOverride>
+    <w:lvlOverride w:ilvl="3">
+      <w:startOverride w:val="1"/>
+    </w:lvlOverride>
+    <w:lvlOverride w:ilvl="4">
+      <w:startOverride w:val="1"/>
+    </w:lvlOverride>
+    <w:lvlOverride w:ilvl="5">
+      <w:startOverride w:val="1"/>
+    </w:lvlOverride>
+    <w:lvlOverride w:ilvl="6">
+      <w:startOverride w:val="1"/>
+    </w:lvlOverride>
+    <w:lvlOverride w:ilvl="7">
+      <w:startOverride w:val="1"/>
+    </w:lvlOverride>
+    <w:lvlOverride w:ilvl="8">
+      <w:startOverride w:val="1"/>
+    </w:lvlOverride>
+  </w:num>
+  <w:num w:numId="1036">
+    <w:abstractNumId w:val="99411"/>
+    <w:lvlOverride w:ilvl="0">
+      <w:startOverride w:val="1"/>
+    </w:lvlOverride>
+    <w:lvlOverride w:ilvl="1">
+      <w:startOverride w:val="1"/>
+    </w:lvlOverride>
+    <w:lvlOverride w:ilvl="2">
+      <w:startOverride w:val="1"/>
+    </w:lvlOverride>
+    <w:lvlOverride w:ilvl="3">
+      <w:startOverride w:val="1"/>
+    </w:lvlOverride>
+    <w:lvlOverride w:ilvl="4">
+      <w:startOverride w:val="1"/>
+    </w:lvlOverride>
+    <w:lvlOverride w:ilvl="5">
+      <w:startOverride w:val="1"/>
+    </w:lvlOverride>
+    <w:lvlOverride w:ilvl="6">
+      <w:startOverride w:val="1"/>
+    </w:lvlOverride>
+    <w:lvlOverride w:ilvl="7">
+      <w:startOverride w:val="1"/>
+    </w:lvlOverride>
+    <w:lvlOverride w:ilvl="8">
+      <w:startOverride w:val="1"/>
+    </w:lvlOverride>
+  </w:num>
+  <w:num w:numId="1037">
+    <w:abstractNumId w:val="991"/>
+  </w:num>
+  <w:num w:numId="1038">
+    <w:abstractNumId w:val="99411"/>
+    <w:lvlOverride w:ilvl="0">
+      <w:startOverride w:val="1"/>
+    </w:lvlOverride>
+    <w:lvlOverride w:ilvl="1">
+      <w:startOverride w:val="1"/>
+    </w:lvlOverride>
+    <w:lvlOverride w:ilvl="2">
+      <w:startOverride w:val="1"/>
+    </w:lvlOverride>
+    <w:lvlOverride w:ilvl="3">
+      <w:startOverride w:val="1"/>
+    </w:lvlOverride>
+    <w:lvlOverride w:ilvl="4">
+      <w:startOverride w:val="1"/>
+    </w:lvlOverride>
+    <w:lvlOverride w:ilvl="5">
+      <w:startOverride w:val="1"/>
+    </w:lvlOverride>
+    <w:lvlOverride w:ilvl="6">
+      <w:startOverride w:val="1"/>
+    </w:lvlOverride>
+    <w:lvlOverride w:ilvl="7">
+      <w:startOverride w:val="1"/>
+    </w:lvlOverride>
+    <w:lvlOverride w:ilvl="8">
+      <w:startOverride w:val="1"/>
+    </w:lvlOverride>
+  </w:num>
+  <w:num w:numId="1039">
+    <w:abstractNumId w:val="99411"/>
+    <w:lvlOverride w:ilvl="0">
+      <w:startOverride w:val="1"/>
+    </w:lvlOverride>
+    <w:lvlOverride w:ilvl="1">
+      <w:startOverride w:val="1"/>
+    </w:lvlOverride>
+    <w:lvlOverride w:ilvl="2">
+      <w:startOverride w:val="1"/>
+    </w:lvlOverride>
+    <w:lvlOverride w:ilvl="3">
+      <w:startOverride w:val="1"/>
+    </w:lvlOverride>
+    <w:lvlOverride w:ilvl="4">
+      <w:startOverride w:val="1"/>
+    </w:lvlOverride>
+    <w:lvlOverride w:ilvl="5">
+      <w:startOverride w:val="1"/>
+    </w:lvlOverride>
+    <w:lvlOverride w:ilvl="6">
+      <w:startOverride w:val="1"/>
+    </w:lvlOverride>
+    <w:lvlOverride w:ilvl="7">
+      <w:startOverride w:val="1"/>
+    </w:lvlOverride>
+    <w:lvlOverride w:ilvl="8">
+      <w:startOverride w:val="1"/>
+    </w:lvlOverride>
+  </w:num>
+  <w:num w:numId="1040">
+    <w:abstractNumId w:val="99411"/>
+    <w:lvlOverride w:ilvl="0">
+      <w:startOverride w:val="1"/>
+    </w:lvlOverride>
+    <w:lvlOverride w:ilvl="1">
+      <w:startOverride w:val="1"/>
+    </w:lvlOverride>
+    <w:lvlOverride w:ilvl="2">
+      <w:startOverride w:val="1"/>
+    </w:lvlOverride>
+    <w:lvlOverride w:ilvl="3">
+      <w:startOverride w:val="1"/>
+    </w:lvlOverride>
+    <w:lvlOverride w:ilvl="4">
+      <w:startOverride w:val="1"/>
+    </w:lvlOverride>
+    <w:lvlOverride w:ilvl="5">
+      <w:startOverride w:val="1"/>
+    </w:lvlOverride>
+    <w:lvlOverride w:ilvl="6">
+      <w:startOverride w:val="1"/>
+    </w:lvlOverride>
+    <w:lvlOverride w:ilvl="7">
+      <w:startOverride w:val="1"/>
+    </w:lvlOverride>
+    <w:lvlOverride w:ilvl="8">
+      <w:startOverride w:val="1"/>
+    </w:lvlOverride>
+  </w:num>
+  <w:num w:numId="1041">
+    <w:abstractNumId w:val="991"/>
+  </w:num>
+  <w:num w:numId="1042">
+    <w:abstractNumId w:val="99411"/>
+    <w:lvlOverride w:ilvl="0">
+      <w:startOverride w:val="1"/>
+    </w:lvlOverride>
+    <w:lvlOverride w:ilvl="1">
+      <w:startOverride w:val="1"/>
+    </w:lvlOverride>
+    <w:lvlOverride w:ilvl="2">
+      <w:startOverride w:val="1"/>
+    </w:lvlOverride>
+    <w:lvlOverride w:ilvl="3">
+      <w:startOverride w:val="1"/>
+    </w:lvlOverride>
+    <w:lvlOverride w:ilvl="4">
+      <w:startOverride w:val="1"/>
+    </w:lvlOverride>
+    <w:lvlOverride w:ilvl="5">
+      <w:startOverride w:val="1"/>
+    </w:lvlOverride>
+    <w:lvlOverride w:ilvl="6">
+      <w:startOverride w:val="1"/>
+    </w:lvlOverride>
+    <w:lvlOverride w:ilvl="7">
+      <w:startOverride w:val="1"/>
+    </w:lvlOverride>
+    <w:lvlOverride w:ilvl="8">
+      <w:startOverride w:val="1"/>
+    </w:lvlOverride>
+  </w:num>
+  <w:num w:numId="1043">
+    <w:abstractNumId w:val="991"/>
+  </w:num>
+  <w:num w:numId="1044">
+    <w:abstractNumId w:val="99411"/>
+    <w:lvlOverride w:ilvl="0">
+      <w:startOverride w:val="1"/>
+    </w:lvlOverride>
+    <w:lvlOverride w:ilvl="1">
+      <w:startOverride w:val="1"/>
+    </w:lvlOverride>
+    <w:lvlOverride w:ilvl="2">
+      <w:startOverride w:val="1"/>
+    </w:lvlOverride>
+    <w:lvlOverride w:ilvl="3">
+      <w:startOverride w:val="1"/>
+    </w:lvlOverride>
+    <w:lvlOverride w:ilvl="4">
+      <w:startOverride w:val="1"/>
+    </w:lvlOverride>
+    <w:lvlOverride w:ilvl="5">
+      <w:startOverride w:val="1"/>
+    </w:lvlOverride>
+    <w:lvlOverride w:ilvl="6">
+      <w:startOverride w:val="1"/>
+    </w:lvlOverride>
+    <w:lvlOverride w:ilvl="7">
+      <w:startOverride w:val="1"/>
+    </w:lvlOverride>
+    <w:lvlOverride w:ilvl="8">
+      <w:startOverride w:val="1"/>
+    </w:lvlOverride>
+  </w:num>
+  <w:num w:numId="1045">
+    <w:abstractNumId w:val="991"/>
+  </w:num>
+  <w:num w:numId="1046">
     <w:abstractNumId w:val="992"/>
   </w:num>
-  <w:num w:numId="1035">
+  <w:num w:numId="1047">
+    <w:abstractNumId w:val="992"/>
+  </w:num>
+  <w:num w:numId="1048">
+    <w:abstractNumId w:val="992"/>
+  </w:num>
+  <w:num w:numId="1049">
     <w:abstractNumId w:val="991"/>
   </w:num>
-  <w:num w:numId="1036">
+  <w:num w:numId="1050">
+    <w:abstractNumId w:val="992"/>
+  </w:num>
+  <w:num w:numId="1051">
+    <w:abstractNumId w:val="991"/>
+  </w:num>
+  <w:num w:numId="1052">
     <w:abstractNumId w:val="991"/>
   </w:num>
 </w:numbering>

--- a/docs/week-1/cen429-week-1-ders-notu.tr.docx
+++ b/docs/week-1/cen429-week-1-ders-notu.tr.docx
@@ -2374,75 +2374,75 @@
           <w:b/>
           <w:bCs/>
         </w:rPr>
-        <w:t xml:space="preserve">S</w:t>
-      </w:r>
-      <w:r>
-        <w:t xml:space="preserve">poofing,</w:t>
-      </w:r>
-      <w:r>
-        <w:t xml:space="preserve"> </w:t>
-      </w:r>
-      <w:r>
-        <w:rPr>
-          <w:b/>
-          <w:bCs/>
-        </w:rPr>
-        <w:t xml:space="preserve">T</w:t>
-      </w:r>
-      <w:r>
-        <w:t xml:space="preserve">ampering,</w:t>
-      </w:r>
-      <w:r>
-        <w:t xml:space="preserve"> </w:t>
-      </w:r>
-      <w:r>
-        <w:rPr>
-          <w:b/>
-          <w:bCs/>
-        </w:rPr>
-        <w:t xml:space="preserve">R</w:t>
-      </w:r>
-      <w:r>
-        <w:t xml:space="preserve">epudiation,</w:t>
-      </w:r>
-      <w:r>
-        <w:t xml:space="preserve"> </w:t>
-      </w:r>
-      <w:r>
-        <w:rPr>
-          <w:b/>
-          <w:bCs/>
-        </w:rPr>
-        <w:t xml:space="preserve">I</w:t>
-      </w:r>
-      <w:r>
-        <w:t xml:space="preserve">nformation disclosure,</w:t>
-      </w:r>
-      <w:r>
-        <w:t xml:space="preserve"> </w:t>
-      </w:r>
-      <w:r>
-        <w:rPr>
-          <w:b/>
-          <w:bCs/>
-        </w:rPr>
-        <w:t xml:space="preserve">D</w:t>
-      </w:r>
-      <w:r>
-        <w:t xml:space="preserve">enial of service,</w:t>
-      </w:r>
-      <w:r>
-        <w:t xml:space="preserve"> </w:t>
-      </w:r>
-      <w:r>
-        <w:rPr>
-          <w:b/>
-          <w:bCs/>
-        </w:rPr>
-        <w:t xml:space="preserve">E</w:t>
-      </w:r>
-      <w:r>
-        <w:t xml:space="preserve">levation of privilege.</w:t>
+        <w:t xml:space="preserve">Spoofing</w:t>
+      </w:r>
+      <w:r>
+        <w:t xml:space="preserve">,</w:t>
+      </w:r>
+      <w:r>
+        <w:t xml:space="preserve"> </w:t>
+      </w:r>
+      <w:r>
+        <w:rPr>
+          <w:b/>
+          <w:bCs/>
+        </w:rPr>
+        <w:t xml:space="preserve">Tampering</w:t>
+      </w:r>
+      <w:r>
+        <w:t xml:space="preserve">,</w:t>
+      </w:r>
+      <w:r>
+        <w:t xml:space="preserve"> </w:t>
+      </w:r>
+      <w:r>
+        <w:rPr>
+          <w:b/>
+          <w:bCs/>
+        </w:rPr>
+        <w:t xml:space="preserve">Repudiation</w:t>
+      </w:r>
+      <w:r>
+        <w:t xml:space="preserve">,</w:t>
+      </w:r>
+      <w:r>
+        <w:t xml:space="preserve"> </w:t>
+      </w:r>
+      <w:r>
+        <w:rPr>
+          <w:b/>
+          <w:bCs/>
+        </w:rPr>
+        <w:t xml:space="preserve">Information disclosure</w:t>
+      </w:r>
+      <w:r>
+        <w:t xml:space="preserve">,</w:t>
+      </w:r>
+      <w:r>
+        <w:t xml:space="preserve"> </w:t>
+      </w:r>
+      <w:r>
+        <w:rPr>
+          <w:b/>
+          <w:bCs/>
+        </w:rPr>
+        <w:t xml:space="preserve">Denial of service</w:t>
+      </w:r>
+      <w:r>
+        <w:t xml:space="preserve">,</w:t>
+      </w:r>
+      <w:r>
+        <w:t xml:space="preserve"> </w:t>
+      </w:r>
+      <w:r>
+        <w:rPr>
+          <w:b/>
+          <w:bCs/>
+        </w:rPr>
+        <w:t xml:space="preserve">Elevation of privilege</w:t>
+      </w:r>
+      <w:r>
+        <w:t xml:space="preserve">.</w:t>
       </w:r>
     </w:p>
     <w:p>
@@ -4280,14 +4280,14 @@
       <w:r>
         <w:drawing>
           <wp:inline>
-            <wp:extent cx="5759999" cy="2251212"/>
+            <wp:extent cx="5759999" cy="2561342"/>
             <wp:effectExtent b="0" l="0" r="0" t="0"/>
-            <wp:docPr descr="" title="" id="42" name="Picture"/>
+            <wp:docPr descr="Tehdit zafiyeti kullanır, zafiyet varlığa zarar verir; karşı önlem zafiyeti kapatır" title="" id="42" name="Picture"/>
             <a:graphic>
               <a:graphicData uri="http://schemas.openxmlformats.org/drawingml/2006/picture">
                 <pic:pic>
                   <pic:nvPicPr>
-                    <pic:cNvPr descr="diyagram-1.png" id="43" name="Picture"/>
+                    <pic:cNvPr descr="h01-01-tehdit-zafiyet-varlik.png" id="43" name="Picture"/>
                     <pic:cNvPicPr>
                       <a:picLocks noChangeArrowheads="1" noChangeAspect="1"/>
                     </pic:cNvPicPr>
@@ -4301,7 +4301,7 @@
                   <pic:spPr bwMode="auto">
                     <a:xfrm>
                       <a:off x="0" y="0"/>
-                      <a:ext cx="5759999" cy="2251212"/>
+                      <a:ext cx="5759999" cy="2561342"/>
                     </a:xfrm>
                     <a:prstGeom prst="rect">
                       <a:avLst/>
@@ -5539,14 +5539,14 @@
       <w:r>
         <w:drawing>
           <wp:inline>
-            <wp:extent cx="3167999" cy="5714730"/>
+            <wp:extent cx="5759999" cy="2283460"/>
             <wp:effectExtent b="0" l="0" r="0" t="0"/>
-            <wp:docPr descr="" title="" id="49" name="Picture"/>
+            <wp:docPr descr="Uzak, yerel ve beyaz kutu saldırgan modellerinin görebildikleri" title="" id="49" name="Picture"/>
             <a:graphic>
               <a:graphicData uri="http://schemas.openxmlformats.org/drawingml/2006/picture">
                 <pic:pic>
                   <pic:nvPicPr>
-                    <pic:cNvPr descr="diyagram-2.png" id="50" name="Picture"/>
+                    <pic:cNvPr descr="h01-02-saldirgan-modelleri.png" id="50" name="Picture"/>
                     <pic:cNvPicPr>
                       <a:picLocks noChangeArrowheads="1" noChangeAspect="1"/>
                     </pic:cNvPicPr>
@@ -5560,7 +5560,7 @@
                   <pic:spPr bwMode="auto">
                     <a:xfrm>
                       <a:off x="0" y="0"/>
-                      <a:ext cx="3167999" cy="5714730"/>
+                      <a:ext cx="5759999" cy="2283460"/>
                     </a:xfrm>
                     <a:prstGeom prst="rect">
                       <a:avLst/>
@@ -6600,14 +6600,14 @@
       <w:r>
         <w:drawing>
           <wp:inline>
-            <wp:extent cx="5759999" cy="7522758"/>
+            <wp:extent cx="5759999" cy="3153836"/>
             <wp:effectExtent b="0" l="0" r="0" t="0"/>
-            <wp:docPr descr="" title="" id="55" name="Picture"/>
+            <wp:docPr descr="Yedi koruma katmanı: güvenli tasarımdan güvenceye" title="" id="55" name="Picture"/>
             <a:graphic>
               <a:graphicData uri="http://schemas.openxmlformats.org/drawingml/2006/picture">
                 <pic:pic>
                   <pic:nvPicPr>
-                    <pic:cNvPr descr="diyagram-3.png" id="56" name="Picture"/>
+                    <pic:cNvPr descr="h01-03-yedi-katman.png" id="56" name="Picture"/>
                     <pic:cNvPicPr>
                       <a:picLocks noChangeArrowheads="1" noChangeAspect="1"/>
                     </pic:cNvPicPr>
@@ -6621,7 +6621,7 @@
                   <pic:spPr bwMode="auto">
                     <a:xfrm>
                       <a:off x="0" y="0"/>
-                      <a:ext cx="5759999" cy="7522758"/>
+                      <a:ext cx="5759999" cy="3153836"/>
                     </a:xfrm>
                     <a:prstGeom prst="rect">
                       <a:avLst/>
@@ -9080,14 +9080,14 @@
       <w:r>
         <w:drawing>
           <wp:inline>
-            <wp:extent cx="5759999" cy="2399439"/>
+            <wp:extent cx="5759999" cy="2748610"/>
             <wp:effectExtent b="0" l="0" r="0" t="0"/>
-            <wp:docPr descr="" title="" id="65" name="Picture"/>
+            <wp:docPr descr="Uygulama koruma planının yedi adımı" title="" id="65" name="Picture"/>
             <a:graphic>
               <a:graphicData uri="http://schemas.openxmlformats.org/drawingml/2006/picture">
                 <pic:pic>
                   <pic:nvPicPr>
-                    <pic:cNvPr descr="diyagram-4.png" id="66" name="Picture"/>
+                    <pic:cNvPr descr="h01-04-koruma-plani.png" id="66" name="Picture"/>
                     <pic:cNvPicPr>
                       <a:picLocks noChangeArrowheads="1" noChangeAspect="1"/>
                     </pic:cNvPicPr>
@@ -9101,7 +9101,7 @@
                   <pic:spPr bwMode="auto">
                     <a:xfrm>
                       <a:off x="0" y="0"/>
-                      <a:ext cx="5759999" cy="2399439"/>
+                      <a:ext cx="5759999" cy="2748610"/>
                     </a:xfrm>
                     <a:prstGeom prst="rect">
                       <a:avLst/>
@@ -9439,14 +9439,14 @@
       <w:r>
         <w:drawing>
           <wp:inline>
-            <wp:extent cx="5759999" cy="3410078"/>
+            <wp:extent cx="5759999" cy="2730559"/>
             <wp:effectExtent b="0" l="0" r="0" t="0"/>
-            <wp:docPr descr="" title="" id="68" name="Picture"/>
+            <wp:docPr descr="Mobil ödeme mimarisi: güvenilmez telefon, güvenilir sunucu ve arayüzler" title="" id="68" name="Picture"/>
             <a:graphic>
               <a:graphicData uri="http://schemas.openxmlformats.org/drawingml/2006/picture">
                 <pic:pic>
                   <pic:nvPicPr>
-                    <pic:cNvPr descr="diyagram-5.png" id="69" name="Picture"/>
+                    <pic:cNvPr descr="h01-05-mimari-arayuzler.png" id="69" name="Picture"/>
                     <pic:cNvPicPr>
                       <a:picLocks noChangeArrowheads="1" noChangeAspect="1"/>
                     </pic:cNvPicPr>
@@ -9460,7 +9460,7 @@
                   <pic:spPr bwMode="auto">
                     <a:xfrm>
                       <a:off x="0" y="0"/>
-                      <a:ext cx="5759999" cy="3410078"/>
+                      <a:ext cx="5759999" cy="2730559"/>
                     </a:xfrm>
                     <a:prstGeom prst="rect">
                       <a:avLst/>
@@ -11003,14 +11003,14 @@
       <w:r>
         <w:drawing>
           <wp:inline>
-            <wp:extent cx="5759999" cy="3916162"/>
+            <wp:extent cx="5759999" cy="2730559"/>
             <wp:effectExtent b="0" l="0" r="0" t="0"/>
-            <wp:docPr descr="" title="" id="73" name="Picture"/>
+            <wp:docPr descr="Ödeme anahtarını ele geçirme saldırı ağacı, VE/VEYA düğümleriyle" title="" id="73" name="Picture"/>
             <a:graphic>
               <a:graphicData uri="http://schemas.openxmlformats.org/drawingml/2006/picture">
                 <pic:pic>
                   <pic:nvPicPr>
-                    <pic:cNvPr descr="diyagram-6.png" id="74" name="Picture"/>
+                    <pic:cNvPr descr="h01-06-saldiri-agaci.png" id="74" name="Picture"/>
                     <pic:cNvPicPr>
                       <a:picLocks noChangeArrowheads="1" noChangeAspect="1"/>
                     </pic:cNvPicPr>
@@ -11024,7 +11024,7 @@
                   <pic:spPr bwMode="auto">
                     <a:xfrm>
                       <a:off x="0" y="0"/>
-                      <a:ext cx="5759999" cy="3916162"/>
+                      <a:ext cx="5759999" cy="2730559"/>
                     </a:xfrm>
                     <a:prstGeom prst="rect">
                       <a:avLst/>
@@ -13767,14 +13767,14 @@
       <w:r>
         <w:drawing>
           <wp:inline>
-            <wp:extent cx="5759999" cy="3037985"/>
+            <wp:extent cx="5759999" cy="2460695"/>
             <wp:effectExtent b="0" l="0" r="0" t="0"/>
-            <wp:docPr descr="" title="" id="86" name="Picture"/>
+            <wp:docPr descr="Parola kasası bileşenleri ve A-F arayüzleri" title="" id="86" name="Picture"/>
             <a:graphic>
               <a:graphicData uri="http://schemas.openxmlformats.org/drawingml/2006/picture">
                 <pic:pic>
                   <pic:nvPicPr>
-                    <pic:cNvPr descr="diyagram-7.png" id="87" name="Picture"/>
+                    <pic:cNvPr descr="h01-07-kasa-mimari.png" id="87" name="Picture"/>
                     <pic:cNvPicPr>
                       <a:picLocks noChangeArrowheads="1" noChangeAspect="1"/>
                     </pic:cNvPicPr>
@@ -13788,7 +13788,7 @@
                   <pic:spPr bwMode="auto">
                     <a:xfrm>
                       <a:off x="0" y="0"/>
-                      <a:ext cx="5759999" cy="3037985"/>
+                      <a:ext cx="5759999" cy="2460695"/>
                     </a:xfrm>
                     <a:prstGeom prst="rect">
                       <a:avLst/>
@@ -17422,14 +17422,14 @@
       <w:r>
         <w:drawing>
           <wp:inline>
-            <wp:extent cx="5759999" cy="861014"/>
+            <wp:extent cx="5759999" cy="2283460"/>
             <wp:effectExtent b="0" l="0" r="0" t="0"/>
-            <wp:docPr descr="" title="" id="97" name="Picture"/>
+            <wp:docPr descr="PATH ile kandırma: kabuk sahte programı önce bulur" title="" id="97" name="Picture"/>
             <a:graphic>
               <a:graphicData uri="http://schemas.openxmlformats.org/drawingml/2006/picture">
                 <pic:pic>
                   <pic:nvPicPr>
-                    <pic:cNvPr descr="diyagram-8.png" id="98" name="Picture"/>
+                    <pic:cNvPr descr="h01-08-path-kandirma.png" id="98" name="Picture"/>
                     <pic:cNvPicPr>
                       <a:picLocks noChangeArrowheads="1" noChangeAspect="1"/>
                     </pic:cNvPicPr>
@@ -17443,7 +17443,7 @@
                   <pic:spPr bwMode="auto">
                     <a:xfrm>
                       <a:off x="0" y="0"/>
-                      <a:ext cx="5759999" cy="861014"/>
+                      <a:ext cx="5759999" cy="2283460"/>
                     </a:xfrm>
                     <a:prstGeom prst="rect">
                       <a:avLst/>
@@ -36699,14 +36699,14 @@
       <w:r>
         <w:drawing>
           <wp:inline>
-            <wp:extent cx="5759999" cy="973837"/>
+            <wp:extent cx="5759999" cy="2748610"/>
             <wp:effectExtent b="0" l="0" r="0" t="0"/>
-            <wp:docPr descr="" title="" id="126" name="Picture"/>
+            <wp:docPr descr="Belleğin altı adımı ve her adımın CWE karşılığı" title="" id="126" name="Picture"/>
             <a:graphic>
               <a:graphicData uri="http://schemas.openxmlformats.org/drawingml/2006/picture">
                 <pic:pic>
                   <pic:nvPicPr>
-                    <pic:cNvPr descr="diyagram-9.png" id="127" name="Picture"/>
+                    <pic:cNvPr descr="h01-09-bellek-omru.png" id="127" name="Picture"/>
                     <pic:cNvPicPr>
                       <a:picLocks noChangeArrowheads="1" noChangeAspect="1"/>
                     </pic:cNvPicPr>
@@ -36720,7 +36720,7 @@
                   <pic:spPr bwMode="auto">
                     <a:xfrm>
                       <a:off x="0" y="0"/>
-                      <a:ext cx="5759999" cy="973837"/>
+                      <a:ext cx="5759999" cy="2748610"/>
                     </a:xfrm>
                     <a:prstGeom prst="rect">
                       <a:avLst/>
@@ -43798,14 +43798,14 @@
       <w:r>
         <w:drawing>
           <wp:inline>
-            <wp:extent cx="5759999" cy="1766153"/>
+            <wp:extent cx="5759999" cy="2470728"/>
             <wp:effectExtent b="0" l="0" r="0" t="0"/>
-            <wp:docPr descr="" title="" id="139" name="Picture"/>
+            <wp:docPr descr="Genel bölge ile korunan çekirdeğin ayrılması" title="" id="139" name="Picture"/>
             <a:graphic>
               <a:graphicData uri="http://schemas.openxmlformats.org/drawingml/2006/picture">
                 <pic:pic>
                   <pic:nvPicPr>
-                    <pic:cNvPr descr="diyagram-10.png" id="140" name="Picture"/>
+                    <pic:cNvPr descr="h01-10-bolumleme.png" id="140" name="Picture"/>
                     <pic:cNvPicPr>
                       <a:picLocks noChangeArrowheads="1" noChangeAspect="1"/>
                     </pic:cNvPicPr>
@@ -43819,7 +43819,7 @@
                   <pic:spPr bwMode="auto">
                     <a:xfrm>
                       <a:off x="0" y="0"/>
-                      <a:ext cx="5759999" cy="1766153"/>
+                      <a:ext cx="5759999" cy="2470728"/>
                     </a:xfrm>
                     <a:prstGeom prst="rect">
                       <a:avLst/>
@@ -48531,14 +48531,14 @@
       <w:r>
         <w:drawing>
           <wp:inline>
-            <wp:extent cx="5759999" cy="612545"/>
+            <wp:extent cx="5759999" cy="2748610"/>
             <wp:effectExtent b="0" l="0" r="0" t="0"/>
-            <wp:docPr descr="" title="" id="151" name="Picture"/>
+            <wp:docPr descr="Değişiklik yönetiminin yedi adımı ve yeni temel çizgi döngüsü" title="" id="151" name="Picture"/>
             <a:graphic>
               <a:graphicData uri="http://schemas.openxmlformats.org/drawingml/2006/picture">
                 <pic:pic>
                   <pic:nvPicPr>
-                    <pic:cNvPr descr="diyagram-11.png" id="152" name="Picture"/>
+                    <pic:cNvPr descr="h01-11-degisiklik-yonetimi.png" id="152" name="Picture"/>
                     <pic:cNvPicPr>
                       <a:picLocks noChangeArrowheads="1" noChangeAspect="1"/>
                     </pic:cNvPicPr>
@@ -48552,7 +48552,7 @@
                   <pic:spPr bwMode="auto">
                     <a:xfrm>
                       <a:off x="0" y="0"/>
-                      <a:ext cx="5759999" cy="612545"/>
+                      <a:ext cx="5759999" cy="2748610"/>
                     </a:xfrm>
                     <a:prstGeom prst="rect">
                       <a:avLst/>

--- a/docs/week-1/cen429-week-1-ders-notu.tr.docx
+++ b/docs/week-1/cen429-week-1-ders-notu.tr.docx
@@ -2,7 +2,7 @@
 <file path=word/document.xml><?xml version="1.0" encoding="utf-8"?>
 <w:document xmlns:w="http://schemas.openxmlformats.org/wordprocessingml/2006/main" xmlns:m="http://schemas.openxmlformats.org/officeDocument/2006/math" xmlns:r="http://schemas.openxmlformats.org/officeDocument/2006/relationships" xmlns:o="urn:schemas-microsoft-com:office:office" xmlns:v="urn:schemas-microsoft-com:vml" xmlns:w10="urn:schemas-microsoft-com:office:word" xmlns:a="http://schemas.openxmlformats.org/drawingml/2006/main" xmlns:pic="http://schemas.openxmlformats.org/drawingml/2006/picture" xmlns:wp="http://schemas.openxmlformats.org/drawingml/2006/wordprocessingDrawing">
   <w:body>
-    <w:bookmarkStart w:id="163" w:name="X631521b453af8a881ffc146b84a1ada6c43025b"/>
+    <w:bookmarkStart w:id="175" w:name="X631521b453af8a881ffc146b84a1ada6c43025b"/>
     <w:p>
       <w:pPr>
         <w:pStyle w:val="Heading1"/>
@@ -25915,7 +25915,7 @@
     </w:p>
     <w:bookmarkEnd w:id="110"/>
     <w:bookmarkEnd w:id="111"/>
-    <w:bookmarkStart w:id="112" w:name="süreç-belleği-verileriniz-nerede-duruyor"/>
+    <w:bookmarkStart w:id="118" w:name="süreç-belleği-verileriniz-nerede-duruyor"/>
     <w:p>
       <w:pPr>
         <w:pStyle w:val="Heading2"/>
@@ -25940,139 +25940,241 @@
     </w:p>
     <w:p>
       <w:pPr>
+        <w:pStyle w:val="BodyText"/>
+      </w:pPr>
+      <w:r>
+        <w:drawing>
+          <wp:inline>
+            <wp:extent cx="5759999" cy="3235916"/>
+            <wp:effectExtent b="0" l="0" r="0" t="0"/>
+            <wp:docPr descr="Süreç belleği: yığın, öbek, BSS/data ve kod bölgeleri" title="" id="113" name="Picture"/>
+            <a:graphic>
+              <a:graphicData uri="http://schemas.openxmlformats.org/drawingml/2006/picture">
+                <pic:pic>
+                  <pic:nvPicPr>
+                    <pic:cNvPr descr="h01-13-surec-bellegi.png" id="114" name="Picture"/>
+                    <pic:cNvPicPr>
+                      <a:picLocks noChangeArrowheads="1" noChangeAspect="1"/>
+                    </pic:cNvPicPr>
+                  </pic:nvPicPr>
+                  <pic:blipFill>
+                    <a:blip r:embed="rId112"/>
+                    <a:stretch>
+                      <a:fillRect/>
+                    </a:stretch>
+                  </pic:blipFill>
+                  <pic:spPr bwMode="auto">
+                    <a:xfrm>
+                      <a:off x="0" y="0"/>
+                      <a:ext cx="5759999" cy="3235916"/>
+                    </a:xfrm>
+                    <a:prstGeom prst="rect">
+                      <a:avLst/>
+                    </a:prstGeom>
+                    <a:noFill/>
+                    <a:ln w="9525">
+                      <a:noFill/>
+                      <a:headEnd/>
+                      <a:tailEnd/>
+                    </a:ln>
+                  </pic:spPr>
+                </pic:pic>
+              </a:graphicData>
+            </a:graphic>
+          </wp:inline>
+        </w:drawing>
+      </w:r>
+    </w:p>
+    <w:p>
+      <w:pPr>
+        <w:pStyle w:val="BodyText"/>
+      </w:pPr>
+      <w:r>
+        <w:t xml:space="preserve">Bir fonksiyon çağrıldığında yığında ona bir</w:t>
+      </w:r>
+      <w:r>
+        <w:t xml:space="preserve"> </w:t>
+      </w:r>
+      <w:r>
+        <w:rPr>
+          <w:b/>
+          <w:bCs/>
+        </w:rPr>
+        <w:t xml:space="preserve">çerçeve</w:t>
+      </w:r>
+      <w:r>
+        <w:t xml:space="preserve"> </w:t>
+      </w:r>
+      <w:r>
+        <w:t xml:space="preserve">(stack frame) ayrılır. Yerel değişkenler, bu çerçevede</w:t>
+      </w:r>
+      <w:r>
+        <w:t xml:space="preserve"> </w:t>
+      </w:r>
+      <w:r>
+        <w:rPr>
+          <w:b/>
+          <w:bCs/>
+        </w:rPr>
+        <w:t xml:space="preserve">yan yana</w:t>
+      </w:r>
+      <w:r>
+        <w:t xml:space="preserve"> </w:t>
+      </w:r>
+      <w:r>
+        <w:t xml:space="preserve">durur. C, bir dizinin sonuna gelindiğini</w:t>
+      </w:r>
+      <w:r>
+        <w:t xml:space="preserve"> </w:t>
+      </w:r>
+      <w:r>
+        <w:rPr>
+          <w:b/>
+          <w:bCs/>
+        </w:rPr>
+        <w:t xml:space="preserve">denetlemez</w:t>
+      </w:r>
+      <w:r>
+        <w:t xml:space="preserve">:</w:t>
+      </w:r>
+      <w:r>
+        <w:t xml:space="preserve"> </w:t>
+      </w:r>
+      <w:r>
+        <w:rPr>
+          <w:rStyle w:val="VerbatimChar"/>
+        </w:rPr>
+        <w:t xml:space="preserve">ad[16]</w:t>
+      </w:r>
+      <w:r>
+        <w:t xml:space="preserve"> </w:t>
+      </w:r>
+      <w:r>
+        <w:t xml:space="preserve">dizisine 17. baytı yazarsanız, C bunu</w:t>
+      </w:r>
+      <w:r>
+        <w:t xml:space="preserve"> </w:t>
+      </w:r>
+      <w:r>
+        <w:t xml:space="preserve">engellemez ve o bayt bellekte hemen arkada ne varsa onun üzerine yazılır.</w:t>
+      </w:r>
+    </w:p>
+    <w:p>
+      <w:pPr>
+        <w:pStyle w:val="BodyText"/>
+      </w:pPr>
+      <w:r>
+        <w:t xml:space="preserve">Demo 3’teki yapıya bakalım:</w:t>
+      </w:r>
+    </w:p>
+    <w:p>
+      <w:pPr>
         <w:pStyle w:val="SourceCode"/>
       </w:pPr>
       <w:r>
         <w:rPr>
-          <w:rStyle w:val="VerbatimChar"/>
-        </w:rPr>
-        <w:t xml:space="preserve"> yüksek adres</w:t>
+          <w:rStyle w:val="KeywordTok"/>
+        </w:rPr>
+        <w:t xml:space="preserve">struct</w:t>
+      </w:r>
+      <w:r>
+        <w:rPr>
+          <w:rStyle w:val="NormalTok"/>
+        </w:rPr>
+        <w:t xml:space="preserve"> oturum </w:t>
+      </w:r>
+      <w:r>
+        <w:rPr>
+          <w:rStyle w:val="OperatorTok"/>
+        </w:rPr>
+        <w:t xml:space="preserve">{</w:t>
       </w:r>
       <w:r>
         <w:br/>
       </w:r>
       <w:r>
         <w:rPr>
-          <w:rStyle w:val="VerbatimChar"/>
-        </w:rPr>
-        <w:t xml:space="preserve"> +-----------------+</w:t>
+          <w:rStyle w:val="NormalTok"/>
+        </w:rPr>
+        <w:t xml:space="preserve">    </w:t>
+      </w:r>
+      <w:r>
+        <w:rPr>
+          <w:rStyle w:val="DataTypeTok"/>
+        </w:rPr>
+        <w:t xml:space="preserve">char</w:t>
+      </w:r>
+      <w:r>
+        <w:rPr>
+          <w:rStyle w:val="NormalTok"/>
+        </w:rPr>
+        <w:t xml:space="preserve"> ad</w:t>
+      </w:r>
+      <w:r>
+        <w:rPr>
+          <w:rStyle w:val="OperatorTok"/>
+        </w:rPr>
+        <w:t xml:space="preserve">[</w:t>
+      </w:r>
+      <w:r>
+        <w:rPr>
+          <w:rStyle w:val="DecValTok"/>
+        </w:rPr>
+        <w:t xml:space="preserve">16</w:t>
+      </w:r>
+      <w:r>
+        <w:rPr>
+          <w:rStyle w:val="OperatorTok"/>
+        </w:rPr>
+        <w:t xml:space="preserve">];</w:t>
       </w:r>
       <w:r>
         <w:br/>
       </w:r>
       <w:r>
         <w:rPr>
-          <w:rStyle w:val="VerbatimChar"/>
-        </w:rPr>
-        <w:t xml:space="preserve"> | Yığın (stack)   |  &lt;- yerel değişkenler, dönüş adresleri</w:t>
+          <w:rStyle w:val="NormalTok"/>
+        </w:rPr>
+        <w:t xml:space="preserve">    </w:t>
+      </w:r>
+      <w:r>
+        <w:rPr>
+          <w:rStyle w:val="DataTypeTok"/>
+        </w:rPr>
+        <w:t xml:space="preserve">int</w:t>
+      </w:r>
+      <w:r>
+        <w:rPr>
+          <w:rStyle w:val="NormalTok"/>
+        </w:rPr>
+        <w:t xml:space="preserve">  yonetici</w:t>
+      </w:r>
+      <w:r>
+        <w:rPr>
+          <w:rStyle w:val="OperatorTok"/>
+        </w:rPr>
+        <w:t xml:space="preserve">;</w:t>
+      </w:r>
+      <w:r>
+        <w:rPr>
+          <w:rStyle w:val="NormalTok"/>
+        </w:rPr>
+        <w:t xml:space="preserve">   </w:t>
+      </w:r>
+      <w:r>
+        <w:rPr>
+          <w:rStyle w:val="CommentTok"/>
+        </w:rPr>
+        <w:t xml:space="preserve">/* 0 = normal kullanıcı */</w:t>
       </w:r>
       <w:r>
         <w:br/>
       </w:r>
       <w:r>
         <w:rPr>
-          <w:rStyle w:val="VerbatimChar"/>
-        </w:rPr>
-        <w:t xml:space="preserve"> |       |         |     (aşağı doğru büyür)</w:t>
-      </w:r>
-      <w:r>
-        <w:br/>
-      </w:r>
-      <w:r>
-        <w:rPr>
-          <w:rStyle w:val="VerbatimChar"/>
-        </w:rPr>
-        <w:t xml:space="preserve"> |       v         |</w:t>
-      </w:r>
-      <w:r>
-        <w:br/>
-      </w:r>
-      <w:r>
-        <w:rPr>
-          <w:rStyle w:val="VerbatimChar"/>
-        </w:rPr>
-        <w:t xml:space="preserve"> |                 |</w:t>
-      </w:r>
-      <w:r>
-        <w:br/>
-      </w:r>
-      <w:r>
-        <w:rPr>
-          <w:rStyle w:val="VerbatimChar"/>
-        </w:rPr>
-        <w:t xml:space="preserve"> |       ^         |</w:t>
-      </w:r>
-      <w:r>
-        <w:br/>
-      </w:r>
-      <w:r>
-        <w:rPr>
-          <w:rStyle w:val="VerbatimChar"/>
-        </w:rPr>
-        <w:t xml:space="preserve"> |       |         |</w:t>
-      </w:r>
-      <w:r>
-        <w:br/>
-      </w:r>
-      <w:r>
-        <w:rPr>
-          <w:rStyle w:val="VerbatimChar"/>
-        </w:rPr>
-        <w:t xml:space="preserve"> | Öbek (heap)     |  &lt;- malloc ile alınan bellek</w:t>
-      </w:r>
-      <w:r>
-        <w:br/>
-      </w:r>
-      <w:r>
-        <w:rPr>
-          <w:rStyle w:val="VerbatimChar"/>
-        </w:rPr>
-        <w:t xml:space="preserve"> +-----------------+     (yukarı doğru büyür)</w:t>
-      </w:r>
-      <w:r>
-        <w:br/>
-      </w:r>
-      <w:r>
-        <w:rPr>
-          <w:rStyle w:val="VerbatimChar"/>
-        </w:rPr>
-        <w:t xml:space="preserve"> | .bss / .data    |  &lt;- küresel ve static değişkenler</w:t>
-      </w:r>
-      <w:r>
-        <w:br/>
-      </w:r>
-      <w:r>
-        <w:rPr>
-          <w:rStyle w:val="VerbatimChar"/>
-        </w:rPr>
-        <w:t xml:space="preserve"> +-----------------+</w:t>
-      </w:r>
-      <w:r>
-        <w:br/>
-      </w:r>
-      <w:r>
-        <w:rPr>
-          <w:rStyle w:val="VerbatimChar"/>
-        </w:rPr>
-        <w:t xml:space="preserve"> | .text           |  &lt;- makine kodu (salt okunur)</w:t>
-      </w:r>
-      <w:r>
-        <w:br/>
-      </w:r>
-      <w:r>
-        <w:rPr>
-          <w:rStyle w:val="VerbatimChar"/>
-        </w:rPr>
-        <w:t xml:space="preserve"> +-----------------+</w:t>
-      </w:r>
-      <w:r>
-        <w:br/>
-      </w:r>
-      <w:r>
-        <w:rPr>
-          <w:rStyle w:val="VerbatimChar"/>
-        </w:rPr>
-        <w:t xml:space="preserve"> düşük adres</w:t>
+          <w:rStyle w:val="OperatorTok"/>
+        </w:rPr>
+        <w:t xml:space="preserve">};</w:t>
       </w:r>
     </w:p>
     <w:p>
@@ -26080,300 +26182,51 @@
         <w:pStyle w:val="FirstParagraph"/>
       </w:pPr>
       <w:r>
-        <w:t xml:space="preserve">Bir fonksiyon çağrıldığında yığında ona bir</w:t>
-      </w:r>
-      <w:r>
-        <w:t xml:space="preserve"> </w:t>
-      </w:r>
-      <w:r>
-        <w:rPr>
-          <w:b/>
-          <w:bCs/>
-        </w:rPr>
-        <w:t xml:space="preserve">çerçeve</w:t>
-      </w:r>
-      <w:r>
-        <w:t xml:space="preserve"> </w:t>
-      </w:r>
-      <w:r>
-        <w:t xml:space="preserve">(stack frame) ayrılır. Yerel değişkenler, bu çerçevede</w:t>
-      </w:r>
-      <w:r>
-        <w:t xml:space="preserve"> </w:t>
-      </w:r>
-      <w:r>
-        <w:rPr>
-          <w:b/>
-          <w:bCs/>
-        </w:rPr>
-        <w:t xml:space="preserve">yan yana</w:t>
-      </w:r>
-      <w:r>
-        <w:t xml:space="preserve"> </w:t>
-      </w:r>
-      <w:r>
-        <w:t xml:space="preserve">durur. C, bir dizinin sonuna gelindiğini</w:t>
-      </w:r>
-      <w:r>
-        <w:t xml:space="preserve"> </w:t>
-      </w:r>
-      <w:r>
-        <w:rPr>
-          <w:b/>
-          <w:bCs/>
-        </w:rPr>
-        <w:t xml:space="preserve">denetlemez</w:t>
-      </w:r>
-      <w:r>
-        <w:t xml:space="preserve">:</w:t>
-      </w:r>
-      <w:r>
-        <w:t xml:space="preserve"> </w:t>
-      </w:r>
-      <w:r>
-        <w:rPr>
-          <w:rStyle w:val="VerbatimChar"/>
-        </w:rPr>
-        <w:t xml:space="preserve">ad[16]</w:t>
-      </w:r>
-      <w:r>
-        <w:t xml:space="preserve"> </w:t>
-      </w:r>
-      <w:r>
-        <w:t xml:space="preserve">dizisine 17. baytı yazarsanız, C bunu</w:t>
-      </w:r>
-      <w:r>
-        <w:t xml:space="preserve"> </w:t>
-      </w:r>
-      <w:r>
-        <w:t xml:space="preserve">engellemez ve o bayt bellekte hemen arkada ne varsa onun üzerine yazılır.</w:t>
+        <w:drawing>
+          <wp:inline>
+            <wp:extent cx="5759999" cy="2470728"/>
+            <wp:effectExtent b="0" l="0" r="0" t="0"/>
+            <wp:docPr descr="Taşmadan önce ve sonra ad(16) dizisi ile yonetici alanının bellekteki hâli" title="" id="116" name="Picture"/>
+            <a:graphic>
+              <a:graphicData uri="http://schemas.openxmlformats.org/drawingml/2006/picture">
+                <pic:pic>
+                  <pic:nvPicPr>
+                    <pic:cNvPr descr="h01-14-yapi-bellekte.png" id="117" name="Picture"/>
+                    <pic:cNvPicPr>
+                      <a:picLocks noChangeArrowheads="1" noChangeAspect="1"/>
+                    </pic:cNvPicPr>
+                  </pic:nvPicPr>
+                  <pic:blipFill>
+                    <a:blip r:embed="rId115"/>
+                    <a:stretch>
+                      <a:fillRect/>
+                    </a:stretch>
+                  </pic:blipFill>
+                  <pic:spPr bwMode="auto">
+                    <a:xfrm>
+                      <a:off x="0" y="0"/>
+                      <a:ext cx="5759999" cy="2470728"/>
+                    </a:xfrm>
+                    <a:prstGeom prst="rect">
+                      <a:avLst/>
+                    </a:prstGeom>
+                    <a:noFill/>
+                    <a:ln w="9525">
+                      <a:noFill/>
+                      <a:headEnd/>
+                      <a:tailEnd/>
+                    </a:ln>
+                  </pic:spPr>
+                </pic:pic>
+              </a:graphicData>
+            </a:graphic>
+          </wp:inline>
+        </w:drawing>
       </w:r>
     </w:p>
     <w:p>
       <w:pPr>
         <w:pStyle w:val="BodyText"/>
-      </w:pPr>
-      <w:r>
-        <w:t xml:space="preserve">Demo 3’teki yapıya bakalım:</w:t>
-      </w:r>
-    </w:p>
-    <w:p>
-      <w:pPr>
-        <w:pStyle w:val="SourceCode"/>
-      </w:pPr>
-      <w:r>
-        <w:rPr>
-          <w:rStyle w:val="KeywordTok"/>
-        </w:rPr>
-        <w:t xml:space="preserve">struct</w:t>
-      </w:r>
-      <w:r>
-        <w:rPr>
-          <w:rStyle w:val="NormalTok"/>
-        </w:rPr>
-        <w:t xml:space="preserve"> oturum </w:t>
-      </w:r>
-      <w:r>
-        <w:rPr>
-          <w:rStyle w:val="OperatorTok"/>
-        </w:rPr>
-        <w:t xml:space="preserve">{</w:t>
-      </w:r>
-      <w:r>
-        <w:br/>
-      </w:r>
-      <w:r>
-        <w:rPr>
-          <w:rStyle w:val="NormalTok"/>
-        </w:rPr>
-        <w:t xml:space="preserve">    </w:t>
-      </w:r>
-      <w:r>
-        <w:rPr>
-          <w:rStyle w:val="DataTypeTok"/>
-        </w:rPr>
-        <w:t xml:space="preserve">char</w:t>
-      </w:r>
-      <w:r>
-        <w:rPr>
-          <w:rStyle w:val="NormalTok"/>
-        </w:rPr>
-        <w:t xml:space="preserve"> ad</w:t>
-      </w:r>
-      <w:r>
-        <w:rPr>
-          <w:rStyle w:val="OperatorTok"/>
-        </w:rPr>
-        <w:t xml:space="preserve">[</w:t>
-      </w:r>
-      <w:r>
-        <w:rPr>
-          <w:rStyle w:val="DecValTok"/>
-        </w:rPr>
-        <w:t xml:space="preserve">16</w:t>
-      </w:r>
-      <w:r>
-        <w:rPr>
-          <w:rStyle w:val="OperatorTok"/>
-        </w:rPr>
-        <w:t xml:space="preserve">];</w:t>
-      </w:r>
-      <w:r>
-        <w:br/>
-      </w:r>
-      <w:r>
-        <w:rPr>
-          <w:rStyle w:val="NormalTok"/>
-        </w:rPr>
-        <w:t xml:space="preserve">    </w:t>
-      </w:r>
-      <w:r>
-        <w:rPr>
-          <w:rStyle w:val="DataTypeTok"/>
-        </w:rPr>
-        <w:t xml:space="preserve">int</w:t>
-      </w:r>
-      <w:r>
-        <w:rPr>
-          <w:rStyle w:val="NormalTok"/>
-        </w:rPr>
-        <w:t xml:space="preserve">  yonetici</w:t>
-      </w:r>
-      <w:r>
-        <w:rPr>
-          <w:rStyle w:val="OperatorTok"/>
-        </w:rPr>
-        <w:t xml:space="preserve">;</w:t>
-      </w:r>
-      <w:r>
-        <w:rPr>
-          <w:rStyle w:val="NormalTok"/>
-        </w:rPr>
-        <w:t xml:space="preserve">   </w:t>
-      </w:r>
-      <w:r>
-        <w:rPr>
-          <w:rStyle w:val="CommentTok"/>
-        </w:rPr>
-        <w:t xml:space="preserve">/* 0 = normal kullanıcı */</w:t>
-      </w:r>
-      <w:r>
-        <w:br/>
-      </w:r>
-      <w:r>
-        <w:rPr>
-          <w:rStyle w:val="OperatorTok"/>
-        </w:rPr>
-        <w:t xml:space="preserve">};</w:t>
-      </w:r>
-    </w:p>
-    <w:p>
-      <w:pPr>
-        <w:pStyle w:val="SourceCode"/>
-      </w:pPr>
-      <w:r>
-        <w:rPr>
-          <w:rStyle w:val="VerbatimChar"/>
-        </w:rPr>
-        <w:t xml:space="preserve"> ofset    0  1  2  3  4  5  6  7  8  9 10 11 12 13 14 15   16 17 18 19</w:t>
-      </w:r>
-      <w:r>
-        <w:br/>
-      </w:r>
-      <w:r>
-        <w:rPr>
-          <w:rStyle w:val="VerbatimChar"/>
-        </w:rPr>
-        <w:t xml:space="preserve">         +-----------------------------------------------+ +-----------+</w:t>
-      </w:r>
-      <w:r>
-        <w:br/>
-      </w:r>
-      <w:r>
-        <w:rPr>
-          <w:rStyle w:val="VerbatimChar"/>
-        </w:rPr>
-        <w:t xml:space="preserve"> önce    | a  y  s  e \0  .  .  .  .  .  .  .  .  .  .  .| |00 00 00 00|</w:t>
-      </w:r>
-      <w:r>
-        <w:br/>
-      </w:r>
-      <w:r>
-        <w:rPr>
-          <w:rStyle w:val="VerbatimChar"/>
-        </w:rPr>
-        <w:t xml:space="preserve">         +-----------------------------------------------+ +-----------+</w:t>
-      </w:r>
-      <w:r>
-        <w:br/>
-      </w:r>
-      <w:r>
-        <w:rPr>
-          <w:rStyle w:val="VerbatimChar"/>
-        </w:rPr>
-        <w:t xml:space="preserve">          &lt;------------------ ad[16] -------------------&gt;   yonetici=0</w:t>
-      </w:r>
-      <w:r>
-        <w:br/>
-      </w:r>
-      <w:r>
-        <w:br/>
-      </w:r>
-      <w:r>
-        <w:rPr>
-          <w:rStyle w:val="VerbatimChar"/>
-        </w:rPr>
-        <w:t xml:space="preserve"> 17 karakterlik "AAAAAAAAAAAAAAAAB" kopyalanınca:</w:t>
-      </w:r>
-      <w:r>
-        <w:br/>
-      </w:r>
-      <w:r>
-        <w:rPr>
-          <w:rStyle w:val="VerbatimChar"/>
-        </w:rPr>
-        <w:t xml:space="preserve">         +-----------------------------------------------+ +-----------+</w:t>
-      </w:r>
-      <w:r>
-        <w:br/>
-      </w:r>
-      <w:r>
-        <w:rPr>
-          <w:rStyle w:val="VerbatimChar"/>
-        </w:rPr>
-        <w:t xml:space="preserve"> sonra   | A  A  A  A  A  A  A  A  A  A  A  A  A  A  A  A| |42 00 00 00|</w:t>
-      </w:r>
-      <w:r>
-        <w:br/>
-      </w:r>
-      <w:r>
-        <w:rPr>
-          <w:rStyle w:val="VerbatimChar"/>
-        </w:rPr>
-        <w:t xml:space="preserve">         +-----------------------------------------------+ +-----------+</w:t>
-      </w:r>
-      <w:r>
-        <w:br/>
-      </w:r>
-      <w:r>
-        <w:rPr>
-          <w:rStyle w:val="VerbatimChar"/>
-        </w:rPr>
-        <w:t xml:space="preserve">                                                   'B' ve '\0' ^^ ^^</w:t>
-      </w:r>
-      <w:r>
-        <w:br/>
-      </w:r>
-      <w:r>
-        <w:rPr>
-          <w:rStyle w:val="VerbatimChar"/>
-        </w:rPr>
-        <w:t xml:space="preserve">                                                    yonetici = 0x42 = 66</w:t>
-      </w:r>
-    </w:p>
-    <w:p>
-      <w:pPr>
-        <w:pStyle w:val="FirstParagraph"/>
       </w:pPr>
       <w:r>
         <w:t xml:space="preserve">x86-64 işlemciler</w:t>
@@ -26447,8 +26300,8 @@
         </w:pict>
       </w:r>
     </w:p>
-    <w:bookmarkEnd w:id="112"/>
-    <w:bookmarkStart w:id="121" w:name="Xfcbcec7f34fe3a83aa2dacda71cc80695d4b888"/>
+    <w:bookmarkEnd w:id="118"/>
+    <w:bookmarkStart w:id="130" w:name="Xfcbcec7f34fe3a83aa2dacda71cc80695d4b888"/>
     <w:p>
       <w:pPr>
         <w:pStyle w:val="Heading2"/>
@@ -26537,7 +26390,7 @@
         <w:t xml:space="preserve">(CWE-787) yıllardır ilk sıralardadır.</w:t>
       </w:r>
     </w:p>
-    <w:bookmarkStart w:id="113" w:name="c-neden-bu-kadar-kolay-taşar"/>
+    <w:bookmarkStart w:id="119" w:name="c-neden-bu-kadar-kolay-taşar"/>
     <w:p>
       <w:pPr>
         <w:pStyle w:val="Heading3"/>
@@ -26783,8 +26636,8 @@
         <w:t xml:space="preserve">sorumluluğundadır. Programcı bir kez unutursa, hata oradadır.</w:t>
       </w:r>
     </w:p>
-    <w:bookmarkEnd w:id="113"/>
-    <w:bookmarkStart w:id="114" w:name="yığında-bir-taşma-adım-adım"/>
+    <w:bookmarkEnd w:id="119"/>
+    <w:bookmarkStart w:id="123" w:name="yığında-bir-taşma-adım-adım"/>
     <w:p>
       <w:pPr>
         <w:pStyle w:val="Heading3"/>
@@ -27230,117 +27083,54 @@
     </w:p>
     <w:p>
       <w:pPr>
-        <w:pStyle w:val="SourceCode"/>
-      </w:pPr>
-      <w:r>
-        <w:rPr>
-          <w:rStyle w:val="VerbatimChar"/>
-        </w:rPr>
-        <w:t xml:space="preserve">  düşük adres</w:t>
-      </w:r>
-      <w:r>
-        <w:br/>
-      </w:r>
-      <w:r>
-        <w:rPr>
-          <w:rStyle w:val="VerbatimChar"/>
-        </w:rPr>
-        <w:t xml:space="preserve">  +-----------------------+</w:t>
-      </w:r>
-      <w:r>
-        <w:br/>
-      </w:r>
-      <w:r>
-        <w:rPr>
-          <w:rStyle w:val="VerbatimChar"/>
-        </w:rPr>
-        <w:t xml:space="preserve">  | tampon[0..15]         |  &lt;- strcpy buraya yazmaya başlar ve yukarıdan aşağı ilerler</w:t>
-      </w:r>
-      <w:r>
-        <w:br/>
-      </w:r>
-      <w:r>
-        <w:rPr>
-          <w:rStyle w:val="VerbatimChar"/>
-        </w:rPr>
-        <w:t xml:space="preserve">  +-----------------------+</w:t>
-      </w:r>
-      <w:r>
-        <w:br/>
-      </w:r>
-      <w:r>
-        <w:rPr>
-          <w:rStyle w:val="VerbatimChar"/>
-        </w:rPr>
-        <w:t xml:space="preserve">  | yetkili (int)         |  &lt;- 16 bayttan sonrası buraya taşar</w:t>
-      </w:r>
-      <w:r>
-        <w:br/>
-      </w:r>
-      <w:r>
-        <w:rPr>
-          <w:rStyle w:val="VerbatimChar"/>
-        </w:rPr>
-        <w:t xml:space="preserve">  +-----------------------+</w:t>
-      </w:r>
-      <w:r>
-        <w:br/>
-      </w:r>
-      <w:r>
-        <w:rPr>
-          <w:rStyle w:val="VerbatimChar"/>
-        </w:rPr>
-        <w:t xml:space="preserve">  | kaydedilmiş çerçeve   |</w:t>
-      </w:r>
-      <w:r>
-        <w:br/>
-      </w:r>
-      <w:r>
-        <w:rPr>
-          <w:rStyle w:val="VerbatimChar"/>
-        </w:rPr>
-        <w:t xml:space="preserve">  +-----------------------+</w:t>
-      </w:r>
-      <w:r>
-        <w:br/>
-      </w:r>
-      <w:r>
-        <w:rPr>
-          <w:rStyle w:val="VerbatimChar"/>
-        </w:rPr>
-        <w:t xml:space="preserve">  | dönüş adresi          |  &lt;- daha fazlası buraya taşar</w:t>
-      </w:r>
-      <w:r>
-        <w:br/>
-      </w:r>
-      <w:r>
-        <w:rPr>
-          <w:rStyle w:val="VerbatimChar"/>
-        </w:rPr>
-        <w:t xml:space="preserve">  +-----------------------+</w:t>
-      </w:r>
-      <w:r>
-        <w:br/>
-      </w:r>
-      <w:r>
-        <w:rPr>
-          <w:rStyle w:val="VerbatimChar"/>
-        </w:rPr>
-        <w:t xml:space="preserve">  | çağıranın çerçevesi   |</w:t>
-      </w:r>
-      <w:r>
-        <w:br/>
-      </w:r>
-      <w:r>
-        <w:rPr>
-          <w:rStyle w:val="VerbatimChar"/>
-        </w:rPr>
-        <w:t xml:space="preserve">  yüksek adres</w:t>
-      </w:r>
-    </w:p>
-    <w:p>
-      <w:pPr>
-        <w:pStyle w:val="FirstParagraph"/>
+        <w:pStyle w:val="BodyText"/>
+      </w:pPr>
+      <w:r>
+        <w:drawing>
+          <wp:inline>
+            <wp:extent cx="5759999" cy="2888214"/>
+            <wp:effectExtent b="0" l="0" r="0" t="0"/>
+            <wp:docPr descr="Yığın çerçevesinde taşmanın sırayla ezdiği alanlar" title="" id="121" name="Picture"/>
+            <a:graphic>
+              <a:graphicData uri="http://schemas.openxmlformats.org/drawingml/2006/picture">
+                <pic:pic>
+                  <pic:nvPicPr>
+                    <pic:cNvPr descr="h01-15-yiginda-tasma.png" id="122" name="Picture"/>
+                    <pic:cNvPicPr>
+                      <a:picLocks noChangeArrowheads="1" noChangeAspect="1"/>
+                    </pic:cNvPicPr>
+                  </pic:nvPicPr>
+                  <pic:blipFill>
+                    <a:blip r:embed="rId120"/>
+                    <a:stretch>
+                      <a:fillRect/>
+                    </a:stretch>
+                  </pic:blipFill>
+                  <pic:spPr bwMode="auto">
+                    <a:xfrm>
+                      <a:off x="0" y="0"/>
+                      <a:ext cx="5759999" cy="2888214"/>
+                    </a:xfrm>
+                    <a:prstGeom prst="rect">
+                      <a:avLst/>
+                    </a:prstGeom>
+                    <a:noFill/>
+                    <a:ln w="9525">
+                      <a:noFill/>
+                      <a:headEnd/>
+                      <a:tailEnd/>
+                    </a:ln>
+                  </pic:spPr>
+                </pic:pic>
+              </a:graphicData>
+            </a:graphic>
+          </wp:inline>
+        </w:drawing>
+      </w:r>
+    </w:p>
+    <w:p>
+      <w:pPr>
+        <w:pStyle w:val="BodyText"/>
       </w:pPr>
       <w:r>
         <w:t xml:space="preserve">Üç durum vardır:</w:t>
@@ -27664,8 +27454,8 @@
         <w:t xml:space="preserve">ilgileniyoruz.</w:t>
       </w:r>
     </w:p>
-    <w:bookmarkEnd w:id="114"/>
-    <w:bookmarkStart w:id="115" w:name="taşma-türleri"/>
+    <w:bookmarkEnd w:id="123"/>
+    <w:bookmarkStart w:id="124" w:name="taşma-türleri"/>
     <w:p>
       <w:pPr>
         <w:pStyle w:val="Heading3"/>
@@ -28212,8 +28002,8 @@
         <w:t xml:space="preserve">“bildirilen uzunluk, alınan kayıt uzunluğundan büyükse mesajı at.”</w:t>
       </w:r>
     </w:p>
-    <w:bookmarkEnd w:id="115"/>
-    <w:bookmarkStart w:id="116" w:name="bir-fazla-hatası-en-masum-görünen-taşma"/>
+    <w:bookmarkEnd w:id="124"/>
+    <w:bookmarkStart w:id="125" w:name="bir-fazla-hatası-en-masum-görünen-taşma"/>
     <w:p>
       <w:pPr>
         <w:pStyle w:val="Heading3"/>
@@ -28672,8 +28462,8 @@
         <w:t xml:space="preserve">düşük baytını ya da kaydedilmiş çerçeve adresini değiştirmeye yeter.</w:t>
       </w:r>
     </w:p>
-    <w:bookmarkEnd w:id="116"/>
-    <w:bookmarkStart w:id="117" w:name="X44847281e06e9571eda0ea26d2817b164e5e37c"/>
+    <w:bookmarkEnd w:id="125"/>
+    <w:bookmarkStart w:id="126" w:name="X44847281e06e9571eda0ea26d2817b164e5e37c"/>
     <w:p>
       <w:pPr>
         <w:pStyle w:val="Heading3"/>
@@ -29512,8 +29302,8 @@
         <w:t xml:space="preserve">de projenizde aynı yöntemi kullanabilirsiniz.</w:t>
       </w:r>
     </w:p>
-    <w:bookmarkEnd w:id="117"/>
-    <w:bookmarkStart w:id="118" w:name="Xac7594e28ac053dda6b1010b6bbfb311689e3ac"/>
+    <w:bookmarkEnd w:id="126"/>
+    <w:bookmarkStart w:id="127" w:name="Xac7594e28ac053dda6b1010b6bbfb311689e3ac"/>
     <w:p>
       <w:pPr>
         <w:pStyle w:val="Heading3"/>
@@ -30694,8 +30484,8 @@
         <w:t xml:space="preserve">düşünmekten muaf tutmaz.</w:t>
       </w:r>
     </w:p>
-    <w:bookmarkEnd w:id="118"/>
-    <w:bookmarkStart w:id="119" w:name="taşmayı-kim-yakalar-savunma-katmanları"/>
+    <w:bookmarkEnd w:id="127"/>
+    <w:bookmarkStart w:id="128" w:name="taşmayı-kim-yakalar-savunma-katmanları"/>
     <w:p>
       <w:pPr>
         <w:pStyle w:val="Heading3"/>
@@ -31297,8 +31087,8 @@
         <w:t xml:space="preserve">akışı ele geçiremese bile programı çökertebilir. Bu da bir hizmet engellemedir.</w:t>
       </w:r>
     </w:p>
-    <w:bookmarkEnd w:id="119"/>
-    <w:bookmarkStart w:id="120" w:name="X91978f18fb9ce816c50728c04f1964681574400"/>
+    <w:bookmarkEnd w:id="128"/>
+    <w:bookmarkStart w:id="129" w:name="X91978f18fb9ce816c50728c04f1964681574400"/>
     <w:p>
       <w:pPr>
         <w:pStyle w:val="Heading3"/>
@@ -31740,9 +31530,9 @@
         </w:pict>
       </w:r>
     </w:p>
-    <w:bookmarkEnd w:id="120"/>
-    <w:bookmarkEnd w:id="121"/>
-    <w:bookmarkStart w:id="122" w:name="Xa9a21895cb0d3f8313e853f108aa26db7260203"/>
+    <w:bookmarkEnd w:id="129"/>
+    <w:bookmarkEnd w:id="130"/>
+    <w:bookmarkStart w:id="131" w:name="Xa9a21895cb0d3f8313e853f108aa26db7260203"/>
     <w:p>
       <w:pPr>
         <w:pStyle w:val="Heading2"/>
@@ -34176,8 +33966,8 @@
         </w:pict>
       </w:r>
     </w:p>
-    <w:bookmarkEnd w:id="122"/>
-    <w:bookmarkStart w:id="124" w:name="tamsayılar-ve-işaretli-uzunluk-hatası"/>
+    <w:bookmarkEnd w:id="131"/>
+    <w:bookmarkStart w:id="133" w:name="tamsayılar-ve-işaretli-uzunluk-hatası"/>
     <w:p>
       <w:pPr>
         <w:pStyle w:val="Heading2"/>
@@ -34375,7 +34165,7 @@
         <w:t xml:space="preserve">onlara geçtiği anda dev bir sayıya dönüşür.</w:t>
       </w:r>
     </w:p>
-    <w:bookmarkStart w:id="123" w:name="demo-4-işaretli-uzunluk-hatası"/>
+    <w:bookmarkStart w:id="132" w:name="demo-4-işaretli-uzunluk-hatası"/>
     <w:p>
       <w:pPr>
         <w:pStyle w:val="Heading3"/>
@@ -36226,9 +36016,9 @@
         </w:pict>
       </w:r>
     </w:p>
-    <w:bookmarkEnd w:id="123"/>
-    <w:bookmarkEnd w:id="124"/>
-    <w:bookmarkStart w:id="137" w:name="bellek-yönetimi-ve-güvenlik"/>
+    <w:bookmarkEnd w:id="132"/>
+    <w:bookmarkEnd w:id="133"/>
+    <w:bookmarkStart w:id="146" w:name="bellek-yönetimi-ve-güvenlik"/>
     <w:p>
       <w:pPr>
         <w:pStyle w:val="Heading2"/>
@@ -36321,7 +36111,7 @@
         <w:t xml:space="preserve">bellek, programcı serbest bırakana kadar yaşar; dil bu süreyi sizin yerinize takip etmez.</w:t>
       </w:r>
     </w:p>
-    <w:bookmarkStart w:id="128" w:name="belleğin-dört-ömrü"/>
+    <w:bookmarkStart w:id="137" w:name="belleğin-dört-ömrü"/>
     <w:p>
       <w:pPr>
         <w:pStyle w:val="Heading3"/>
@@ -36701,18 +36491,18 @@
           <wp:inline>
             <wp:extent cx="5759999" cy="2748610"/>
             <wp:effectExtent b="0" l="0" r="0" t="0"/>
-            <wp:docPr descr="Belleğin altı adımı ve her adımın CWE karşılığı" title="" id="126" name="Picture"/>
+            <wp:docPr descr="Belleğin altı adımı ve her adımın CWE karşılığı" title="" id="135" name="Picture"/>
             <a:graphic>
               <a:graphicData uri="http://schemas.openxmlformats.org/drawingml/2006/picture">
                 <pic:pic>
                   <pic:nvPicPr>
-                    <pic:cNvPr descr="h01-09-bellek-omru.png" id="127" name="Picture"/>
+                    <pic:cNvPr descr="h01-09-bellek-omru.png" id="136" name="Picture"/>
                     <pic:cNvPicPr>
                       <a:picLocks noChangeArrowheads="1" noChangeAspect="1"/>
                     </pic:cNvPicPr>
                   </pic:nvPicPr>
                   <pic:blipFill>
-                    <a:blip r:embed="rId125"/>
+                    <a:blip r:embed="rId134"/>
                     <a:stretch>
                       <a:fillRect/>
                     </a:stretch>
@@ -36739,8 +36529,8 @@
         </w:drawing>
       </w:r>
     </w:p>
-    <w:bookmarkEnd w:id="128"/>
-    <w:bookmarkStart w:id="129" w:name="hata-sınıfları"/>
+    <w:bookmarkEnd w:id="137"/>
+    <w:bookmarkStart w:id="138" w:name="hata-sınıfları"/>
     <w:p>
       <w:pPr>
         <w:pStyle w:val="Heading3"/>
@@ -37351,8 +37141,8 @@
         </w:tc>
       </w:tr>
     </w:tbl>
-    <w:bookmarkEnd w:id="129"/>
-    <w:bookmarkStart w:id="130" w:name="Xed90032340bb147b7ee09c03d7e09e7d2148220"/>
+    <w:bookmarkEnd w:id="138"/>
+    <w:bookmarkStart w:id="139" w:name="Xed90032340bb147b7ee09c03d7e09e7d2148220"/>
     <w:p>
       <w:pPr>
         <w:pStyle w:val="Heading3"/>
@@ -38187,8 +37977,8 @@
         <w:t xml:space="preserve">ödünç alır).</w:t>
       </w:r>
     </w:p>
-    <w:bookmarkEnd w:id="130"/>
-    <w:bookmarkStart w:id="131" w:name="diğer-hataların-düzeltilmiş-halleri"/>
+    <w:bookmarkEnd w:id="139"/>
+    <w:bookmarkStart w:id="140" w:name="diğer-hataların-düzeltilmiş-halleri"/>
     <w:p>
       <w:pPr>
         <w:pStyle w:val="Heading3"/>
@@ -38881,8 +38671,8 @@
         <w:t xml:space="preserve">öyle serbest bırakın.</w:t>
       </w:r>
     </w:p>
-    <w:bookmarkEnd w:id="131"/>
-    <w:bookmarkStart w:id="132" w:name="sırları-bellekten-silmek-tarif-13.2"/>
+    <w:bookmarkEnd w:id="140"/>
+    <w:bookmarkStart w:id="141" w:name="sırları-bellekten-silmek-tarif-13.2"/>
     <w:p>
       <w:pPr>
         <w:pStyle w:val="Heading3"/>
@@ -40009,8 +39799,8 @@
         <w:t xml:space="preserve">silindiğini gösterecek kadar ayrıntılı yazılır.</w:t>
       </w:r>
     </w:p>
-    <w:bookmarkEnd w:id="132"/>
-    <w:bookmarkStart w:id="133" w:name="Xc9727b4616c6f3a4e20a0c6c4688f61b9eeaf46"/>
+    <w:bookmarkEnd w:id="141"/>
+    <w:bookmarkStart w:id="142" w:name="Xc9727b4616c6f3a4e20a0c6c4688f61b9eeaf46"/>
     <w:p>
       <w:pPr>
         <w:pStyle w:val="Heading3"/>
@@ -40749,8 +40539,8 @@
         <w:t xml:space="preserve">tutan küçük ve ayrı bir bölgeyi kilitleyin.</w:t>
       </w:r>
     </w:p>
-    <w:bookmarkEnd w:id="133"/>
-    <w:bookmarkStart w:id="134" w:name="hepsi-bir-arada-güvenli-tampon"/>
+    <w:bookmarkEnd w:id="142"/>
+    <w:bookmarkStart w:id="143" w:name="hepsi-bir-arada-güvenli-tampon"/>
     <w:p>
       <w:pPr>
         <w:pStyle w:val="Heading3"/>
@@ -42869,8 +42659,8 @@
         <w:t xml:space="preserve">serbest bırakır; sırlar için yukarıdaki gibi özel bir tür gerekir.</w:t>
       </w:r>
     </w:p>
-    <w:bookmarkEnd w:id="134"/>
-    <w:bookmarkStart w:id="135" w:name="bellek-hatalarını-bulan-araçlar"/>
+    <w:bookmarkEnd w:id="143"/>
+    <w:bookmarkStart w:id="144" w:name="bellek-hatalarını-bulan-araçlar"/>
     <w:p>
       <w:pPr>
         <w:pStyle w:val="Heading3"/>
@@ -43312,8 +43102,8 @@
         <w:t xml:space="preserve">ve değerle geçirilen yapılar görmek istemez.</w:t>
       </w:r>
     </w:p>
-    <w:bookmarkEnd w:id="135"/>
-    <w:bookmarkStart w:id="136" w:name="kendini-dene-bellek"/>
+    <w:bookmarkEnd w:id="144"/>
+    <w:bookmarkStart w:id="145" w:name="kendini-dene-bellek"/>
     <w:p>
       <w:pPr>
         <w:pStyle w:val="Heading3"/>
@@ -43570,9 +43360,9 @@
         </w:pict>
       </w:r>
     </w:p>
-    <w:bookmarkEnd w:id="136"/>
-    <w:bookmarkEnd w:id="137"/>
-    <w:bookmarkStart w:id="147" w:name="X567ca635338bf14ce47b4b656b0db82659ff15b"/>
+    <w:bookmarkEnd w:id="145"/>
+    <w:bookmarkEnd w:id="146"/>
+    <w:bookmarkStart w:id="159" w:name="X567ca635338bf14ce47b4b656b0db82659ff15b"/>
     <w:p>
       <w:pPr>
         <w:pStyle w:val="Heading2"/>
@@ -43671,7 +43461,7 @@
         <w:t xml:space="preserve">bulunmamasını sağlamaktır.</w:t>
       </w:r>
     </w:p>
-    <w:bookmarkStart w:id="141" w:name="Xef79e8b2c4062dcac0eb0f82d5092fce7f8d89c"/>
+    <w:bookmarkStart w:id="150" w:name="Xef79e8b2c4062dcac0eb0f82d5092fce7f8d89c"/>
     <w:p>
       <w:pPr>
         <w:pStyle w:val="Heading3"/>
@@ -43800,18 +43590,18 @@
           <wp:inline>
             <wp:extent cx="5759999" cy="2470728"/>
             <wp:effectExtent b="0" l="0" r="0" t="0"/>
-            <wp:docPr descr="Genel bölge ile korunan çekirdeğin ayrılması" title="" id="139" name="Picture"/>
+            <wp:docPr descr="Genel bölge ile korunan çekirdeğin ayrılması" title="" id="148" name="Picture"/>
             <a:graphic>
               <a:graphicData uri="http://schemas.openxmlformats.org/drawingml/2006/picture">
                 <pic:pic>
                   <pic:nvPicPr>
-                    <pic:cNvPr descr="h01-10-bolumleme.png" id="140" name="Picture"/>
+                    <pic:cNvPr descr="h01-10-bolumleme.png" id="149" name="Picture"/>
                     <pic:cNvPicPr>
                       <a:picLocks noChangeArrowheads="1" noChangeAspect="1"/>
                     </pic:cNvPicPr>
                   </pic:nvPicPr>
                   <pic:blipFill>
-                    <a:blip r:embed="rId138"/>
+                    <a:blip r:embed="rId147"/>
                     <a:stretch>
                       <a:fillRect/>
                     </a:stretch>
@@ -43838,8 +43628,8 @@
         </w:drawing>
       </w:r>
     </w:p>
-    <w:bookmarkEnd w:id="141"/>
-    <w:bookmarkStart w:id="142" w:name="bölümleme-seçenekleri"/>
+    <w:bookmarkEnd w:id="150"/>
+    <w:bookmarkStart w:id="151" w:name="bölümleme-seçenekleri"/>
     <w:p>
       <w:pPr>
         <w:pStyle w:val="Heading3"/>
@@ -44288,8 +44078,8 @@
         <w:t xml:space="preserve">denetler.</w:t>
       </w:r>
     </w:p>
-    <w:bookmarkEnd w:id="142"/>
-    <w:bookmarkStart w:id="143" w:name="Xd740b507317a4fb3c03ba9e00ee3fb796d8c45e"/>
+    <w:bookmarkEnd w:id="151"/>
+    <w:bookmarkStart w:id="152" w:name="Xd740b507317a4fb3c03ba9e00ee3fb796d8c45e"/>
     <w:p>
       <w:pPr>
         <w:pStyle w:val="Heading3"/>
@@ -45327,8 +45117,8 @@
         <w:t xml:space="preserve">önler, saldırganı değil. Saldırgana karşı ek katmanlar gerekir.</w:t>
       </w:r>
     </w:p>
-    <w:bookmarkEnd w:id="143"/>
-    <w:bookmarkStart w:id="144" w:name="Xb0ff36cd7df7fcd6b6edbba57213ddd88ec8c95"/>
+    <w:bookmarkEnd w:id="152"/>
+    <w:bookmarkStart w:id="153" w:name="Xb0ff36cd7df7fcd6b6edbba57213ddd88ec8c95"/>
     <w:p>
       <w:pPr>
         <w:pStyle w:val="Heading3"/>
@@ -45810,8 +45600,8 @@
         <w:t xml:space="preserve">der. Her kuruluma ya da cihaza özgü anahtarlar bu gereksinimin cevabıdır.</w:t>
       </w:r>
     </w:p>
-    <w:bookmarkEnd w:id="144"/>
-    <w:bookmarkStart w:id="145" w:name="Xa63a07da3d95f96750a885ba08619ea73f707c4"/>
+    <w:bookmarkEnd w:id="153"/>
+    <w:bookmarkStart w:id="157" w:name="Xa63a07da3d95f96750a885ba08619ea73f707c4"/>
     <w:p>
       <w:pPr>
         <w:pStyle w:val="Heading3"/>
@@ -45906,69 +45696,54 @@
     </w:p>
     <w:p>
       <w:pPr>
-        <w:pStyle w:val="SourceCode"/>
-      </w:pPr>
-      <w:r>
-        <w:rPr>
-          <w:rStyle w:val="VerbatimChar"/>
-        </w:rPr>
-        <w:t xml:space="preserve">  zaman ─────────────────────────────────────────────────────────────▶</w:t>
-      </w:r>
-      <w:r>
-        <w:br/>
-      </w:r>
-      <w:r>
-        <w:br/>
-      </w:r>
-      <w:r>
-        <w:rPr>
-          <w:rStyle w:val="VerbatimChar"/>
-        </w:rPr>
-        <w:t xml:space="preserve">  Kötü tasarım:  [ açılış ] ████████████████████████████████████████ [ kapanış ]</w:t>
-      </w:r>
-      <w:r>
-        <w:br/>
-      </w:r>
-      <w:r>
-        <w:rPr>
-          <w:rStyle w:val="VerbatimChar"/>
-        </w:rPr>
-        <w:t xml:space="preserve">                  anahtar uygulama açıldığında çözülür, kapanana kadar açık kalır</w:t>
-      </w:r>
-      <w:r>
-        <w:br/>
-      </w:r>
-      <w:r>
-        <w:br/>
-      </w:r>
-      <w:r>
-        <w:rPr>
-          <w:rStyle w:val="VerbatimChar"/>
-        </w:rPr>
-        <w:t xml:space="preserve">  İyi tasarım:   [ açılış ] ░░░░░░░░██░░░░░░░░░░░░██░░░░░░░░░░░░░██░ [ kapanış ]</w:t>
-      </w:r>
-      <w:r>
-        <w:br/>
-      </w:r>
-      <w:r>
-        <w:rPr>
-          <w:rStyle w:val="VerbatimChar"/>
-        </w:rPr>
-        <w:t xml:space="preserve">                  anahtar yalnız her işlemin birkaç milisaniyesinde açık (██),</w:t>
-      </w:r>
-      <w:r>
-        <w:br/>
-      </w:r>
-      <w:r>
-        <w:rPr>
-          <w:rStyle w:val="VerbatimChar"/>
-        </w:rPr>
-        <w:t xml:space="preserve">                  arada şifreli ya da parçalanmış (░)</w:t>
-      </w:r>
-    </w:p>
-    <w:p>
-      <w:pPr>
-        <w:pStyle w:val="FirstParagraph"/>
+        <w:pStyle w:val="BodyText"/>
+      </w:pPr>
+      <w:r>
+        <w:drawing>
+          <wp:inline>
+            <wp:extent cx="5759999" cy="2283460"/>
+            <wp:effectExtent b="0" l="0" r="0" t="0"/>
+            <wp:docPr descr="Anahtarın bellekte açık kaldığı sürenin iki tasarımda karşılaştırması" title="" id="155" name="Picture"/>
+            <a:graphic>
+              <a:graphicData uri="http://schemas.openxmlformats.org/drawingml/2006/picture">
+                <pic:pic>
+                  <pic:nvPicPr>
+                    <pic:cNvPr descr="h01-16-aciklik-penceresi.png" id="156" name="Picture"/>
+                    <pic:cNvPicPr>
+                      <a:picLocks noChangeArrowheads="1" noChangeAspect="1"/>
+                    </pic:cNvPicPr>
+                  </pic:nvPicPr>
+                  <pic:blipFill>
+                    <a:blip r:embed="rId154"/>
+                    <a:stretch>
+                      <a:fillRect/>
+                    </a:stretch>
+                  </pic:blipFill>
+                  <pic:spPr bwMode="auto">
+                    <a:xfrm>
+                      <a:off x="0" y="0"/>
+                      <a:ext cx="5759999" cy="2283460"/>
+                    </a:xfrm>
+                    <a:prstGeom prst="rect">
+                      <a:avLst/>
+                    </a:prstGeom>
+                    <a:noFill/>
+                    <a:ln w="9525">
+                      <a:noFill/>
+                      <a:headEnd/>
+                      <a:tailEnd/>
+                    </a:ln>
+                  </pic:spPr>
+                </pic:pic>
+              </a:graphicData>
+            </a:graphic>
+          </wp:inline>
+        </w:drawing>
+      </w:r>
+    </w:p>
+    <w:p>
+      <w:pPr>
+        <w:pStyle w:val="BodyText"/>
       </w:pPr>
       <w:r>
         <w:t xml:space="preserve">Bunu sağlayan teknikler:</w:t>
@@ -47244,8 +47019,8 @@
         <w:t xml:space="preserve">cihaza kopyalanan veri anlamsızlaşır.</w:t>
       </w:r>
     </w:p>
-    <w:bookmarkEnd w:id="145"/>
-    <w:bookmarkStart w:id="146" w:name="bölümlemenin-sınırları"/>
+    <w:bookmarkEnd w:id="157"/>
+    <w:bookmarkStart w:id="158" w:name="bölümlemenin-sınırları"/>
     <w:p>
       <w:pPr>
         <w:pStyle w:val="Heading3"/>
@@ -47381,9 +47156,9 @@
         </w:pict>
       </w:r>
     </w:p>
-    <w:bookmarkEnd w:id="146"/>
-    <w:bookmarkEnd w:id="147"/>
-    <w:bookmarkStart w:id="157" w:name="güvenli-geliştirme-süreci-planı-yaşatmak"/>
+    <w:bookmarkEnd w:id="158"/>
+    <w:bookmarkEnd w:id="159"/>
+    <w:bookmarkStart w:id="169" w:name="güvenli-geliştirme-süreci-planı-yaşatmak"/>
     <w:p>
       <w:pPr>
         <w:pStyle w:val="Heading2"/>
@@ -47434,7 +47209,7 @@
         <w:t xml:space="preserve">kendisi kadar incelenir.</w:t>
       </w:r>
     </w:p>
-    <w:bookmarkStart w:id="148" w:name="güvenli-yazılım-geliştirme-yaşam-döngüsü"/>
+    <w:bookmarkStart w:id="160" w:name="güvenli-yazılım-geliştirme-yaşam-döngüsü"/>
     <w:p>
       <w:pPr>
         <w:pStyle w:val="Heading3"/>
@@ -47734,8 +47509,8 @@
         </w:tc>
       </w:tr>
     </w:tbl>
-    <w:bookmarkEnd w:id="148"/>
-    <w:bookmarkStart w:id="149" w:name="X82b3f6015b978d712957e767bb9d7cffaf4aadc"/>
+    <w:bookmarkEnd w:id="160"/>
+    <w:bookmarkStart w:id="161" w:name="X82b3f6015b978d712957e767bb9d7cffaf4aadc"/>
     <w:p>
       <w:pPr>
         <w:pStyle w:val="Heading3"/>
@@ -48488,8 +48263,8 @@
         <w:t xml:space="preserve">anahtarlarını çözemez. Sürüm kimliği bu şekilde bir güvenlik önlemine dönüşür.</w:t>
       </w:r>
     </w:p>
-    <w:bookmarkEnd w:id="149"/>
-    <w:bookmarkStart w:id="153" w:name="değişiklik-yönetimi-yedi-adım"/>
+    <w:bookmarkEnd w:id="161"/>
+    <w:bookmarkStart w:id="165" w:name="değişiklik-yönetimi-yedi-adım"/>
     <w:p>
       <w:pPr>
         <w:pStyle w:val="Heading3"/>
@@ -48533,18 +48308,18 @@
           <wp:inline>
             <wp:extent cx="5759999" cy="2748610"/>
             <wp:effectExtent b="0" l="0" r="0" t="0"/>
-            <wp:docPr descr="Değişiklik yönetiminin yedi adımı ve yeni temel çizgi döngüsü" title="" id="151" name="Picture"/>
+            <wp:docPr descr="Değişiklik yönetiminin yedi adımı ve yeni temel çizgi döngüsü" title="" id="163" name="Picture"/>
             <a:graphic>
               <a:graphicData uri="http://schemas.openxmlformats.org/drawingml/2006/picture">
                 <pic:pic>
                   <pic:nvPicPr>
-                    <pic:cNvPr descr="h01-11-degisiklik-yonetimi.png" id="152" name="Picture"/>
+                    <pic:cNvPr descr="h01-11-degisiklik-yonetimi.png" id="164" name="Picture"/>
                     <pic:cNvPicPr>
                       <a:picLocks noChangeArrowheads="1" noChangeAspect="1"/>
                     </pic:cNvPicPr>
                   </pic:nvPicPr>
                   <pic:blipFill>
-                    <a:blip r:embed="rId150"/>
+                    <a:blip r:embed="rId162"/>
                     <a:stretch>
                       <a:fillRect/>
                     </a:stretch>
@@ -48785,8 +48560,8 @@
         <w:t xml:space="preserve">hedef alır.</w:t>
       </w:r>
     </w:p>
-    <w:bookmarkEnd w:id="153"/>
-    <w:bookmarkStart w:id="154" w:name="X40f9c30998953041f08cd7e675fd6b44dafde59"/>
+    <w:bookmarkEnd w:id="165"/>
+    <w:bookmarkStart w:id="166" w:name="X40f9c30998953041f08cd7e675fd6b44dafde59"/>
     <w:p>
       <w:pPr>
         <w:pStyle w:val="Heading3"/>
@@ -49194,8 +48969,8 @@
         <w:t xml:space="preserve">yazıldığında savunulabilir; yazılmadığında bir bulgudur.</w:t>
       </w:r>
     </w:p>
-    <w:bookmarkEnd w:id="154"/>
-    <w:bookmarkStart w:id="155" w:name="korumaların-derleme-hattına-etkisi"/>
+    <w:bookmarkEnd w:id="166"/>
+    <w:bookmarkStart w:id="167" w:name="korumaların-derleme-hattına-etkisi"/>
     <w:p>
       <w:pPr>
         <w:pStyle w:val="Heading3"/>
@@ -49280,8 +49055,8 @@
         <w:t xml:space="preserve">bir örnekle kuracağız.</w:t>
       </w:r>
     </w:p>
-    <w:bookmarkEnd w:id="155"/>
-    <w:bookmarkStart w:id="156" w:name="korumaların-maliyetini-ölçmek"/>
+    <w:bookmarkEnd w:id="167"/>
+    <w:bookmarkStart w:id="168" w:name="korumaların-maliyetini-ölçmek"/>
     <w:p>
       <w:pPr>
         <w:pStyle w:val="Heading3"/>
@@ -49348,9 +49123,9 @@
         </w:pict>
       </w:r>
     </w:p>
-    <w:bookmarkEnd w:id="156"/>
-    <w:bookmarkEnd w:id="157"/>
-    <w:bookmarkStart w:id="158" w:name="bu-haftanın-araç-kutusu"/>
+    <w:bookmarkEnd w:id="168"/>
+    <w:bookmarkEnd w:id="169"/>
+    <w:bookmarkStart w:id="170" w:name="bu-haftanın-araç-kutusu"/>
     <w:p>
       <w:pPr>
         <w:pStyle w:val="Heading2"/>
@@ -50248,8 +50023,8 @@
         </w:pict>
       </w:r>
     </w:p>
-    <w:bookmarkEnd w:id="158"/>
-    <w:bookmarkStart w:id="159" w:name="dönem-projesi-bu-hafta"/>
+    <w:bookmarkEnd w:id="170"/>
+    <w:bookmarkStart w:id="171" w:name="dönem-projesi-bu-hafta"/>
     <w:p>
       <w:pPr>
         <w:pStyle w:val="Heading2"/>
@@ -50800,8 +50575,8 @@
         </w:pict>
       </w:r>
     </w:p>
-    <w:bookmarkEnd w:id="159"/>
-    <w:bookmarkStart w:id="160" w:name="kendi-başına-çalış"/>
+    <w:bookmarkEnd w:id="171"/>
+    <w:bookmarkStart w:id="172" w:name="kendi-başına-çalış"/>
     <w:p>
       <w:pPr>
         <w:pStyle w:val="Heading2"/>
@@ -52809,8 +52584,8 @@
         </w:pict>
       </w:r>
     </w:p>
-    <w:bookmarkEnd w:id="160"/>
-    <w:bookmarkStart w:id="161" w:name="kendini-sınama"/>
+    <w:bookmarkEnd w:id="172"/>
+    <w:bookmarkStart w:id="173" w:name="kendini-sınama"/>
     <w:p>
       <w:pPr>
         <w:pStyle w:val="Heading2"/>
@@ -54309,8 +54084,8 @@
         </w:pict>
       </w:r>
     </w:p>
-    <w:bookmarkEnd w:id="161"/>
-    <w:bookmarkStart w:id="162" w:name="kaynaklar-ve-ileri-okuma"/>
+    <w:bookmarkEnd w:id="173"/>
+    <w:bookmarkStart w:id="174" w:name="kaynaklar-ve-ileri-okuma"/>
     <w:p>
       <w:pPr>
         <w:pStyle w:val="Heading2"/>
@@ -54975,8 +54750,8 @@
         </w:tc>
       </w:tr>
     </w:tbl>
-    <w:bookmarkEnd w:id="162"/>
-    <w:bookmarkEnd w:id="163"/>
+    <w:bookmarkEnd w:id="174"/>
+    <w:bookmarkEnd w:id="175"/>
     <w:sectPr>
       <w:headerReference r:id="rId9" w:type="default"/>
       <w:footerReference r:id="rId10" w:type="default"/>

--- a/docs/week-1/cen429-week-1-ders-notu.tr.docx
+++ b/docs/week-1/cen429-week-1-ders-notu.tr.docx
@@ -49462,571 +49462,889 @@
           </wp:inline>
         </w:drawing>
       </w:r>
-      <w:r>
-        <w:t xml:space="preserve"> </w:t>
-      </w:r>
-      <w:r>
-        <w:t xml:space="preserve">| Araç / bayrak | Ne işe yarar? | Bu hafta nerede gördük? |</w:t>
-      </w:r>
-      <w:r>
-        <w:t xml:space="preserve"> </w:t>
-      </w:r>
-      <w:r>
-        <w:t xml:space="preserve">| — | — | — |</w:t>
-      </w:r>
-      <w:r>
-        <w:t xml:space="preserve"> </w:t>
-      </w:r>
-      <w:r>
-        <w:t xml:space="preserve">|</w:t>
-      </w:r>
-      <w:r>
-        <w:t xml:space="preserve"> </w:t>
-      </w:r>
-      <w:r>
-        <w:rPr>
-          <w:rStyle w:val="VerbatimChar"/>
-        </w:rPr>
-        <w:t xml:space="preserve">-Wall -Wextra -Wsign-conversion</w:t>
-      </w:r>
-      <w:r>
-        <w:t xml:space="preserve"> </w:t>
-      </w:r>
-      <w:r>
-        <w:t xml:space="preserve">| Şüpheli kod için derleme uyarıları | Demo 4 |</w:t>
-      </w:r>
-      <w:r>
-        <w:t xml:space="preserve"> </w:t>
-      </w:r>
-      <w:r>
-        <w:t xml:space="preserve">|</w:t>
-      </w:r>
-      <w:r>
-        <w:t xml:space="preserve"> </w:t>
-      </w:r>
-      <w:r>
-        <w:rPr>
-          <w:rStyle w:val="VerbatimChar"/>
-        </w:rPr>
-        <w:t xml:space="preserve">-D_FORTIFY_SOURCE=2</w:t>
-      </w:r>
-      <w:r>
-        <w:t xml:space="preserve"> </w:t>
-      </w:r>
-      <w:r>
-        <w:t xml:space="preserve">(+</w:t>
-      </w:r>
-      <w:r>
-        <w:t xml:space="preserve"> </w:t>
-      </w:r>
-      <w:r>
-        <w:rPr>
-          <w:rStyle w:val="VerbatimChar"/>
-        </w:rPr>
-        <w:t xml:space="preserve">-O2</w:t>
-      </w:r>
-      <w:r>
-        <w:t xml:space="preserve">) | Boyutu bilinen tamponlara yazan kütüphane çağrılarını çalışma anında denetler | Demo 3 |</w:t>
-      </w:r>
-      <w:r>
-        <w:t xml:space="preserve"> </w:t>
-      </w:r>
-      <w:r>
-        <w:t xml:space="preserve">|</w:t>
-      </w:r>
-      <w:r>
-        <w:t xml:space="preserve"> </w:t>
-      </w:r>
-      <w:r>
-        <w:rPr>
-          <w:rStyle w:val="VerbatimChar"/>
-        </w:rPr>
-        <w:t xml:space="preserve">-fsanitize=address</w:t>
-      </w:r>
-      <w:r>
-        <w:t xml:space="preserve"> </w:t>
-      </w:r>
-      <w:r>
-        <w:t xml:space="preserve">(ASan) | Sınır dışı erişim, serbest bırakılmış belleğin kullanımı gibi hataları çalışma anında yakalar | Demo 3, 4 |</w:t>
-      </w:r>
-      <w:r>
-        <w:t xml:space="preserve"> </w:t>
-      </w:r>
-      <w:r>
-        <w:t xml:space="preserve">|</w:t>
-      </w:r>
-      <w:r>
-        <w:t xml:space="preserve"> </w:t>
-      </w:r>
-      <w:r>
-        <w:rPr>
-          <w:rStyle w:val="VerbatimChar"/>
-        </w:rPr>
-        <w:t xml:space="preserve">gdb</w:t>
-      </w:r>
-      <w:r>
-        <w:t xml:space="preserve">,</w:t>
-      </w:r>
-      <w:r>
-        <w:t xml:space="preserve"> </w:t>
-      </w:r>
-      <w:r>
-        <w:rPr>
-          <w:rStyle w:val="VerbatimChar"/>
-        </w:rPr>
-        <w:t xml:space="preserve">gcore</w:t>
-      </w:r>
-      <w:r>
-        <w:t xml:space="preserve"> </w:t>
-      </w:r>
-      <w:r>
-        <w:t xml:space="preserve">| Hata ayıklayıcı; çalışan sürecin belleğini dosyaya döker | Demo 2 |</w:t>
-      </w:r>
-      <w:r>
-        <w:t xml:space="preserve"> </w:t>
-      </w:r>
-      <w:r>
-        <w:t xml:space="preserve">|</w:t>
-      </w:r>
-      <w:r>
-        <w:t xml:space="preserve"> </w:t>
-      </w:r>
-      <w:r>
-        <w:rPr>
-          <w:rStyle w:val="VerbatimChar"/>
-        </w:rPr>
-        <w:t xml:space="preserve">strings</w:t>
-      </w:r>
-      <w:r>
-        <w:t xml:space="preserve">,</w:t>
-      </w:r>
-      <w:r>
-        <w:t xml:space="preserve"> </w:t>
-      </w:r>
-      <w:r>
-        <w:rPr>
-          <w:rStyle w:val="VerbatimChar"/>
-        </w:rPr>
-        <w:t xml:space="preserve">objdump -d</w:t>
-      </w:r>
-      <w:r>
-        <w:t xml:space="preserve"> </w:t>
-      </w:r>
-      <w:r>
-        <w:t xml:space="preserve">| İkili dosyadaki metinleri ve makine kodunu gösterir | Demo 2 |</w:t>
-      </w:r>
-      <w:r>
-        <w:t xml:space="preserve"> </w:t>
-      </w:r>
-      <w:r>
-        <w:t xml:space="preserve">|</w:t>
-      </w:r>
-      <w:r>
-        <w:t xml:space="preserve"> </w:t>
-      </w:r>
-      <w:r>
-        <w:rPr>
-          <w:rStyle w:val="VerbatimChar"/>
-        </w:rPr>
-        <w:t xml:space="preserve">explicit_bzero</w:t>
-      </w:r>
-      <w:r>
-        <w:t xml:space="preserve"> </w:t>
-      </w:r>
-      <w:r>
-        <w:t xml:space="preserve">/</w:t>
-      </w:r>
-      <w:r>
-        <w:t xml:space="preserve"> </w:t>
-      </w:r>
-      <w:r>
-        <w:rPr>
-          <w:rStyle w:val="VerbatimChar"/>
-        </w:rPr>
-        <w:t xml:space="preserve">SecureZeroMemory</w:t>
-      </w:r>
-      <w:r>
-        <w:t xml:space="preserve"> </w:t>
-      </w:r>
-      <w:r>
-        <w:t xml:space="preserve">| Derleyicinin kaldıramayacağı bellek silme | Demo 2 |</w:t>
-      </w:r>
-      <w:r>
-        <w:t xml:space="preserve"> </w:t>
-      </w:r>
-      <w:r>
-        <w:t xml:space="preserve">|</w:t>
-      </w:r>
-      <w:r>
-        <w:t xml:space="preserve"> </w:t>
-      </w:r>
-      <w:r>
-        <w:rPr>
-          <w:rStyle w:val="VerbatimChar"/>
-        </w:rPr>
-        <w:t xml:space="preserve">posix_spawn</w:t>
-      </w:r>
-      <w:r>
-        <w:t xml:space="preserve"> </w:t>
-      </w:r>
-      <w:r>
-        <w:t xml:space="preserve">+ mutlak yol + temiz ortam | Başka bir programı güvenle çalıştırma | Demo 1 |</w:t>
-      </w:r>
-      <w:r>
-        <w:t xml:space="preserve"> </w:t>
-      </w:r>
-      <w:r>
-        <w:t xml:space="preserve">|</w:t>
-      </w:r>
-      <w:r>
-        <w:t xml:space="preserve"> </w:t>
-      </w:r>
-      <w:r>
-        <w:rPr>
-          <w:rStyle w:val="VerbatimChar"/>
-        </w:rPr>
-        <w:t xml:space="preserve">clearenv</w:t>
-      </w:r>
-      <w:r>
-        <w:t xml:space="preserve">,</w:t>
-      </w:r>
-      <w:r>
-        <w:t xml:space="preserve"> </w:t>
-      </w:r>
-      <w:r>
-        <w:rPr>
-          <w:rStyle w:val="VerbatimChar"/>
-        </w:rPr>
-        <w:t xml:space="preserve">close_range</w:t>
-      </w:r>
-      <w:r>
-        <w:t xml:space="preserve">,</w:t>
-      </w:r>
-      <w:r>
-        <w:t xml:space="preserve"> </w:t>
-      </w:r>
-      <w:r>
-        <w:rPr>
-          <w:rStyle w:val="VerbatimChar"/>
-        </w:rPr>
-        <w:t xml:space="preserve">umask(077)</w:t>
-      </w:r>
-      <w:r>
-        <w:t xml:space="preserve">,</w:t>
-      </w:r>
-      <w:r>
-        <w:t xml:space="preserve"> </w:t>
-      </w:r>
-      <w:r>
-        <w:rPr>
-          <w:rStyle w:val="VerbatimChar"/>
-        </w:rPr>
-        <w:t xml:space="preserve">setrlimit(RLIMIT_CORE)</w:t>
-      </w:r>
-      <w:r>
-        <w:t xml:space="preserve">,</w:t>
-      </w:r>
-      <w:r>
-        <w:t xml:space="preserve"> </w:t>
-      </w:r>
-      <w:r>
-        <w:rPr>
-          <w:rStyle w:val="VerbatimChar"/>
-        </w:rPr>
-        <w:t xml:space="preserve">prctl(PR_SET_DUMPABLE)</w:t>
-      </w:r>
-      <w:r>
-        <w:t xml:space="preserve"> </w:t>
-      </w:r>
-      <w:r>
-        <w:t xml:space="preserve">| Programın ilk satırlarında devralınan durumu temizleme | Güvenli başlatma |</w:t>
-      </w:r>
-      <w:r>
-        <w:t xml:space="preserve"> </w:t>
-      </w:r>
-      <w:r>
-        <w:t xml:space="preserve">|</w:t>
-      </w:r>
-      <w:r>
-        <w:t xml:space="preserve"> </w:t>
-      </w:r>
-      <w:r>
-        <w:rPr>
-          <w:rStyle w:val="VerbatimChar"/>
-        </w:rPr>
-        <w:t xml:space="preserve">setresuid</w:t>
-      </w:r>
-      <w:r>
-        <w:t xml:space="preserve">/</w:t>
-      </w:r>
-      <w:r>
-        <w:rPr>
-          <w:rStyle w:val="VerbatimChar"/>
-        </w:rPr>
-        <w:t xml:space="preserve">setresgid</w:t>
-      </w:r>
-      <w:r>
-        <w:t xml:space="preserve"> </w:t>
-      </w:r>
-      <w:r>
-        <w:t xml:space="preserve">+</w:t>
-      </w:r>
-      <w:r>
-        <w:t xml:space="preserve"> </w:t>
-      </w:r>
-      <w:r>
-        <w:rPr>
-          <w:rStyle w:val="VerbatimChar"/>
-        </w:rPr>
-        <w:t xml:space="preserve">getresuid</w:t>
-      </w:r>
-      <w:r>
-        <w:t xml:space="preserve"> </w:t>
-      </w:r>
-      <w:r>
-        <w:t xml:space="preserve">·</w:t>
-      </w:r>
-      <w:r>
-        <w:t xml:space="preserve"> </w:t>
-      </w:r>
-      <w:r>
-        <w:rPr>
-          <w:rStyle w:val="VerbatimChar"/>
-        </w:rPr>
-        <w:t xml:space="preserve">CreateRestrictedToken</w:t>
-      </w:r>
-      <w:r>
-        <w:t xml:space="preserve"> </w:t>
-      </w:r>
-      <w:r>
-        <w:t xml:space="preserve">| Yetkiyi kalıcı bırakma ve doğrulama | Güvenli başlatma |</w:t>
-      </w:r>
-      <w:r>
-        <w:t xml:space="preserve"> </w:t>
-      </w:r>
-      <w:r>
-        <w:t xml:space="preserve">|</w:t>
-      </w:r>
-      <w:r>
-        <w:t xml:space="preserve"> </w:t>
-      </w:r>
-      <w:r>
-        <w:rPr>
-          <w:rStyle w:val="VerbatimChar"/>
-        </w:rPr>
-        <w:t xml:space="preserve">SetDefaultDllDirectories</w:t>
-      </w:r>
-      <w:r>
-        <w:t xml:space="preserve"> </w:t>
-      </w:r>
-      <w:r>
-        <w:t xml:space="preserve">| Windows’ta DLL arama sırasını daraltma | Güvenli başlatma |</w:t>
-      </w:r>
-      <w:r>
-        <w:t xml:space="preserve"> </w:t>
-      </w:r>
-      <w:r>
-        <w:t xml:space="preserve">|</w:t>
-      </w:r>
-      <w:r>
-        <w:t xml:space="preserve"> </w:t>
-      </w:r>
-      <w:r>
-        <w:rPr>
-          <w:rStyle w:val="VerbatimChar"/>
-        </w:rPr>
-        <w:t xml:space="preserve">snprintf</w:t>
-      </w:r>
-      <w:r>
-        <w:t xml:space="preserve">,</w:t>
-      </w:r>
-      <w:r>
-        <w:t xml:space="preserve"> </w:t>
-      </w:r>
-      <w:r>
-        <w:rPr>
-          <w:rStyle w:val="VerbatimChar"/>
-        </w:rPr>
-        <w:t xml:space="preserve">strnlen</w:t>
-      </w:r>
-      <w:r>
-        <w:t xml:space="preserve">,</w:t>
-      </w:r>
-      <w:r>
-        <w:t xml:space="preserve"> </w:t>
-      </w:r>
-      <w:r>
-        <w:rPr>
-          <w:rStyle w:val="VerbatimChar"/>
-        </w:rPr>
-        <w:t xml:space="preserve">strlcpy</w:t>
-      </w:r>
-      <w:r>
-        <w:t xml:space="preserve">,</w:t>
-      </w:r>
-      <w:r>
-        <w:t xml:space="preserve"> </w:t>
-      </w:r>
-      <w:r>
-        <w:rPr>
-          <w:rStyle w:val="VerbatimChar"/>
-        </w:rPr>
-        <w:t xml:space="preserve">fgets</w:t>
-      </w:r>
-      <w:r>
-        <w:t xml:space="preserve"> </w:t>
-      </w:r>
-      <w:r>
-        <w:t xml:space="preserve">| Sınırlı dizge işlemleri | Arabellek taşmaları |</w:t>
-      </w:r>
-      <w:r>
-        <w:t xml:space="preserve"> </w:t>
-      </w:r>
-      <w:r>
-        <w:t xml:space="preserve">|</w:t>
-      </w:r>
-      <w:r>
-        <w:t xml:space="preserve"> </w:t>
-      </w:r>
-      <w:r>
-        <w:rPr>
-          <w:rStyle w:val="VerbatimChar"/>
-        </w:rPr>
-        <w:t xml:space="preserve">calloc</w:t>
-      </w:r>
-      <w:r>
-        <w:t xml:space="preserve">,</w:t>
-      </w:r>
-      <w:r>
-        <w:t xml:space="preserve"> </w:t>
-      </w:r>
-      <w:r>
-        <w:rPr>
-          <w:rStyle w:val="VerbatimChar"/>
-        </w:rPr>
-        <w:t xml:space="preserve">reallocarray</w:t>
-      </w:r>
-      <w:r>
-        <w:t xml:space="preserve"> </w:t>
-      </w:r>
-      <w:r>
-        <w:t xml:space="preserve">| Çarpım taşmasını denetleyen bellek ayırma | Bellek yönetimi |</w:t>
-      </w:r>
-      <w:r>
-        <w:t xml:space="preserve"> </w:t>
-      </w:r>
-      <w:r>
-        <w:t xml:space="preserve">|</w:t>
-      </w:r>
-      <w:r>
-        <w:t xml:space="preserve"> </w:t>
-      </w:r>
-      <w:r>
-        <w:rPr>
-          <w:rStyle w:val="VerbatimChar"/>
-        </w:rPr>
-        <w:t xml:space="preserve">mlock</w:t>
-      </w:r>
-      <w:r>
-        <w:t xml:space="preserve"> </w:t>
-      </w:r>
-      <w:r>
-        <w:t xml:space="preserve">/</w:t>
-      </w:r>
-      <w:r>
-        <w:t xml:space="preserve"> </w:t>
-      </w:r>
-      <w:r>
-        <w:rPr>
-          <w:rStyle w:val="VerbatimChar"/>
-        </w:rPr>
-        <w:t xml:space="preserve">VirtualLock</w:t>
-      </w:r>
-      <w:r>
-        <w:t xml:space="preserve">,</w:t>
-      </w:r>
-      <w:r>
-        <w:t xml:space="preserve"> </w:t>
-      </w:r>
-      <w:r>
-        <w:rPr>
-          <w:rStyle w:val="VerbatimChar"/>
-        </w:rPr>
-        <w:t xml:space="preserve">madvise(MADV_DONTDUMP)</w:t>
-      </w:r>
-      <w:r>
-        <w:t xml:space="preserve"> </w:t>
-      </w:r>
-      <w:r>
-        <w:t xml:space="preserve">| Sırların takasa ve döküme düşmesini önleme | Bellek yönetimi |</w:t>
-      </w:r>
-      <w:r>
-        <w:t xml:space="preserve"> </w:t>
-      </w:r>
-      <w:r>
-        <w:t xml:space="preserve">|</w:t>
-      </w:r>
-      <w:r>
-        <w:t xml:space="preserve"> </w:t>
-      </w:r>
-      <w:r>
-        <w:rPr>
-          <w:rStyle w:val="VerbatimChar"/>
-        </w:rPr>
-        <w:t xml:space="preserve">valgrind --leak-check=full</w:t>
-      </w:r>
-      <w:r>
-        <w:t xml:space="preserve">, LeakSanitizer | Sızıntı ve UAF bulma | Bellek yönetimi |</w:t>
-      </w:r>
-      <w:r>
-        <w:t xml:space="preserve"> </w:t>
-      </w:r>
-      <w:r>
-        <w:t xml:space="preserve">|</w:t>
-      </w:r>
-      <w:r>
-        <w:t xml:space="preserve"> </w:t>
-      </w:r>
-      <w:r>
-        <w:rPr>
-          <w:rStyle w:val="VerbatimChar"/>
-        </w:rPr>
-        <w:t xml:space="preserve">git rev-parse</w:t>
-      </w:r>
-      <w:r>
-        <w:t xml:space="preserve">,</w:t>
-      </w:r>
-      <w:r>
-        <w:t xml:space="preserve"> </w:t>
-      </w:r>
-      <w:r>
-        <w:rPr>
-          <w:rStyle w:val="VerbatimChar"/>
-        </w:rPr>
-        <w:t xml:space="preserve">sha256sum</w:t>
-      </w:r>
-      <w:r>
-        <w:t xml:space="preserve"> </w:t>
-      </w:r>
-      <w:r>
-        <w:t xml:space="preserve">/</w:t>
-      </w:r>
-      <w:r>
-        <w:t xml:space="preserve"> </w:t>
-      </w:r>
-      <w:r>
-        <w:rPr>
-          <w:rStyle w:val="VerbatimChar"/>
-        </w:rPr>
-        <w:t xml:space="preserve">Get-FileHash</w:t>
-      </w:r>
-      <w:r>
-        <w:t xml:space="preserve"> </w:t>
-      </w:r>
-      <w:r>
-        <w:t xml:space="preserve">| Benzersiz sürüm kimliği | Güvenli geliştirme süreci |</w:t>
-      </w:r>
-    </w:p>
+    </w:p>
+    <w:tbl>
+      <w:tblPr>
+        <w:tblStyle w:val="Table"/>
+        <w:tblW w:type="pct" w:w="5000"/>
+        <w:tblLayout w:type="fixed"/>
+        <w:tblLook w:firstRow="1" w:lastRow="0" w:firstColumn="0" w:lastColumn="0" w:noHBand="0" w:noVBand="0" w:val="0020"/>
+      </w:tblPr>
+      <w:tblGrid>
+        <w:gridCol w:w="2640"/>
+        <w:gridCol w:w="2640"/>
+        <w:gridCol w:w="2640"/>
+      </w:tblGrid>
+      <w:tr>
+        <w:trPr>
+          <w:tblHeader w:val="on"/>
+        </w:trPr>
+        <w:tc>
+          <w:tcPr/>
+          <w:p>
+            <w:pPr>
+              <w:pStyle w:val="Compact"/>
+            </w:pPr>
+            <w:r>
+              <w:t xml:space="preserve">Araç / bayrak</w:t>
+            </w:r>
+          </w:p>
+        </w:tc>
+        <w:tc>
+          <w:tcPr/>
+          <w:p>
+            <w:pPr>
+              <w:pStyle w:val="Compact"/>
+            </w:pPr>
+            <w:r>
+              <w:t xml:space="preserve">Ne işe yarar?</w:t>
+            </w:r>
+          </w:p>
+        </w:tc>
+        <w:tc>
+          <w:tcPr/>
+          <w:p>
+            <w:pPr>
+              <w:pStyle w:val="Compact"/>
+            </w:pPr>
+            <w:r>
+              <w:t xml:space="preserve">Bu hafta nerede gördük?</w:t>
+            </w:r>
+          </w:p>
+        </w:tc>
+      </w:tr>
+      <w:tr>
+        <w:tc>
+          <w:tcPr/>
+          <w:p>
+            <w:pPr>
+              <w:pStyle w:val="Compact"/>
+            </w:pPr>
+            <w:r>
+              <w:rPr>
+                <w:rStyle w:val="VerbatimChar"/>
+              </w:rPr>
+              <w:t xml:space="preserve">-Wall -Wextra -Wsign-conversion</w:t>
+            </w:r>
+          </w:p>
+        </w:tc>
+        <w:tc>
+          <w:tcPr/>
+          <w:p>
+            <w:pPr>
+              <w:pStyle w:val="Compact"/>
+            </w:pPr>
+            <w:r>
+              <w:t xml:space="preserve">Şüpheli kod için derleme uyarıları</w:t>
+            </w:r>
+          </w:p>
+        </w:tc>
+        <w:tc>
+          <w:tcPr/>
+          <w:p>
+            <w:pPr>
+              <w:pStyle w:val="Compact"/>
+            </w:pPr>
+            <w:r>
+              <w:t xml:space="preserve">Demo 4</w:t>
+            </w:r>
+          </w:p>
+        </w:tc>
+      </w:tr>
+      <w:tr>
+        <w:tc>
+          <w:tcPr/>
+          <w:p>
+            <w:pPr>
+              <w:pStyle w:val="Compact"/>
+            </w:pPr>
+            <w:r>
+              <w:rPr>
+                <w:rStyle w:val="VerbatimChar"/>
+              </w:rPr>
+              <w:t xml:space="preserve">-D_FORTIFY_SOURCE=2</w:t>
+            </w:r>
+            <w:r>
+              <w:t xml:space="preserve"> </w:t>
+            </w:r>
+            <w:r>
+              <w:t xml:space="preserve">(+</w:t>
+            </w:r>
+            <w:r>
+              <w:t xml:space="preserve"> </w:t>
+            </w:r>
+            <w:r>
+              <w:rPr>
+                <w:rStyle w:val="VerbatimChar"/>
+              </w:rPr>
+              <w:t xml:space="preserve">-O2</w:t>
+            </w:r>
+            <w:r>
+              <w:t xml:space="preserve">)</w:t>
+            </w:r>
+          </w:p>
+        </w:tc>
+        <w:tc>
+          <w:tcPr/>
+          <w:p>
+            <w:pPr>
+              <w:pStyle w:val="Compact"/>
+            </w:pPr>
+            <w:r>
+              <w:t xml:space="preserve">Boyutu bilinen tamponlara yazan kütüphane çağrılarını çalışma anında denetler</w:t>
+            </w:r>
+          </w:p>
+        </w:tc>
+        <w:tc>
+          <w:tcPr/>
+          <w:p>
+            <w:pPr>
+              <w:pStyle w:val="Compact"/>
+            </w:pPr>
+            <w:r>
+              <w:t xml:space="preserve">Demo 3</w:t>
+            </w:r>
+          </w:p>
+        </w:tc>
+      </w:tr>
+      <w:tr>
+        <w:tc>
+          <w:tcPr/>
+          <w:p>
+            <w:pPr>
+              <w:pStyle w:val="Compact"/>
+            </w:pPr>
+            <w:r>
+              <w:rPr>
+                <w:rStyle w:val="VerbatimChar"/>
+              </w:rPr>
+              <w:t xml:space="preserve">-fsanitize=address</w:t>
+            </w:r>
+            <w:r>
+              <w:t xml:space="preserve"> </w:t>
+            </w:r>
+            <w:r>
+              <w:t xml:space="preserve">(ASan)</w:t>
+            </w:r>
+          </w:p>
+        </w:tc>
+        <w:tc>
+          <w:tcPr/>
+          <w:p>
+            <w:pPr>
+              <w:pStyle w:val="Compact"/>
+            </w:pPr>
+            <w:r>
+              <w:t xml:space="preserve">Sınır dışı erişim, serbest bırakılmış belleğin kullanımı gibi hataları çalışma anında yakalar</w:t>
+            </w:r>
+          </w:p>
+        </w:tc>
+        <w:tc>
+          <w:tcPr/>
+          <w:p>
+            <w:pPr>
+              <w:pStyle w:val="Compact"/>
+            </w:pPr>
+            <w:r>
+              <w:t xml:space="preserve">Demo 3, 4</w:t>
+            </w:r>
+          </w:p>
+        </w:tc>
+      </w:tr>
+      <w:tr>
+        <w:tc>
+          <w:tcPr/>
+          <w:p>
+            <w:pPr>
+              <w:pStyle w:val="Compact"/>
+            </w:pPr>
+            <w:r>
+              <w:rPr>
+                <w:rStyle w:val="VerbatimChar"/>
+              </w:rPr>
+              <w:t xml:space="preserve">gdb</w:t>
+            </w:r>
+            <w:r>
+              <w:t xml:space="preserve">,</w:t>
+            </w:r>
+            <w:r>
+              <w:t xml:space="preserve"> </w:t>
+            </w:r>
+            <w:r>
+              <w:rPr>
+                <w:rStyle w:val="VerbatimChar"/>
+              </w:rPr>
+              <w:t xml:space="preserve">gcore</w:t>
+            </w:r>
+          </w:p>
+        </w:tc>
+        <w:tc>
+          <w:tcPr/>
+          <w:p>
+            <w:pPr>
+              <w:pStyle w:val="Compact"/>
+            </w:pPr>
+            <w:r>
+              <w:t xml:space="preserve">Hata ayıklayıcı; çalışan sürecin belleğini dosyaya döker</w:t>
+            </w:r>
+          </w:p>
+        </w:tc>
+        <w:tc>
+          <w:tcPr/>
+          <w:p>
+            <w:pPr>
+              <w:pStyle w:val="Compact"/>
+            </w:pPr>
+            <w:r>
+              <w:t xml:space="preserve">Demo 2</w:t>
+            </w:r>
+          </w:p>
+        </w:tc>
+      </w:tr>
+      <w:tr>
+        <w:tc>
+          <w:tcPr/>
+          <w:p>
+            <w:pPr>
+              <w:pStyle w:val="Compact"/>
+            </w:pPr>
+            <w:r>
+              <w:rPr>
+                <w:rStyle w:val="VerbatimChar"/>
+              </w:rPr>
+              <w:t xml:space="preserve">strings</w:t>
+            </w:r>
+            <w:r>
+              <w:t xml:space="preserve">,</w:t>
+            </w:r>
+            <w:r>
+              <w:t xml:space="preserve"> </w:t>
+            </w:r>
+            <w:r>
+              <w:rPr>
+                <w:rStyle w:val="VerbatimChar"/>
+              </w:rPr>
+              <w:t xml:space="preserve">objdump -d</w:t>
+            </w:r>
+          </w:p>
+        </w:tc>
+        <w:tc>
+          <w:tcPr/>
+          <w:p>
+            <w:pPr>
+              <w:pStyle w:val="Compact"/>
+            </w:pPr>
+            <w:r>
+              <w:t xml:space="preserve">İkili dosyadaki metinleri ve makine kodunu gösterir</w:t>
+            </w:r>
+          </w:p>
+        </w:tc>
+        <w:tc>
+          <w:tcPr/>
+          <w:p>
+            <w:pPr>
+              <w:pStyle w:val="Compact"/>
+            </w:pPr>
+            <w:r>
+              <w:t xml:space="preserve">Demo 2</w:t>
+            </w:r>
+          </w:p>
+        </w:tc>
+      </w:tr>
+      <w:tr>
+        <w:tc>
+          <w:tcPr/>
+          <w:p>
+            <w:pPr>
+              <w:pStyle w:val="Compact"/>
+            </w:pPr>
+            <w:r>
+              <w:rPr>
+                <w:rStyle w:val="VerbatimChar"/>
+              </w:rPr>
+              <w:t xml:space="preserve">explicit_bzero</w:t>
+            </w:r>
+            <w:r>
+              <w:t xml:space="preserve"> </w:t>
+            </w:r>
+            <w:r>
+              <w:t xml:space="preserve">/</w:t>
+            </w:r>
+            <w:r>
+              <w:t xml:space="preserve"> </w:t>
+            </w:r>
+            <w:r>
+              <w:rPr>
+                <w:rStyle w:val="VerbatimChar"/>
+              </w:rPr>
+              <w:t xml:space="preserve">SecureZeroMemory</w:t>
+            </w:r>
+          </w:p>
+        </w:tc>
+        <w:tc>
+          <w:tcPr/>
+          <w:p>
+            <w:pPr>
+              <w:pStyle w:val="Compact"/>
+            </w:pPr>
+            <w:r>
+              <w:t xml:space="preserve">Derleyicinin kaldıramayacağı bellek silme</w:t>
+            </w:r>
+          </w:p>
+        </w:tc>
+        <w:tc>
+          <w:tcPr/>
+          <w:p>
+            <w:pPr>
+              <w:pStyle w:val="Compact"/>
+            </w:pPr>
+            <w:r>
+              <w:t xml:space="preserve">Demo 2</w:t>
+            </w:r>
+          </w:p>
+        </w:tc>
+      </w:tr>
+      <w:tr>
+        <w:tc>
+          <w:tcPr/>
+          <w:p>
+            <w:pPr>
+              <w:pStyle w:val="Compact"/>
+            </w:pPr>
+            <w:r>
+              <w:rPr>
+                <w:rStyle w:val="VerbatimChar"/>
+              </w:rPr>
+              <w:t xml:space="preserve">posix_spawn</w:t>
+            </w:r>
+            <w:r>
+              <w:t xml:space="preserve"> </w:t>
+            </w:r>
+            <w:r>
+              <w:t xml:space="preserve">+ mutlak yol + temiz ortam</w:t>
+            </w:r>
+          </w:p>
+        </w:tc>
+        <w:tc>
+          <w:tcPr/>
+          <w:p>
+            <w:pPr>
+              <w:pStyle w:val="Compact"/>
+            </w:pPr>
+            <w:r>
+              <w:t xml:space="preserve">Başka bir programı güvenle çalıştırma</w:t>
+            </w:r>
+          </w:p>
+        </w:tc>
+        <w:tc>
+          <w:tcPr/>
+          <w:p>
+            <w:pPr>
+              <w:pStyle w:val="Compact"/>
+            </w:pPr>
+            <w:r>
+              <w:t xml:space="preserve">Demo 1</w:t>
+            </w:r>
+          </w:p>
+        </w:tc>
+      </w:tr>
+      <w:tr>
+        <w:tc>
+          <w:tcPr/>
+          <w:p>
+            <w:pPr>
+              <w:pStyle w:val="Compact"/>
+            </w:pPr>
+            <w:r>
+              <w:rPr>
+                <w:rStyle w:val="VerbatimChar"/>
+              </w:rPr>
+              <w:t xml:space="preserve">clearenv</w:t>
+            </w:r>
+            <w:r>
+              <w:t xml:space="preserve">,</w:t>
+            </w:r>
+            <w:r>
+              <w:t xml:space="preserve"> </w:t>
+            </w:r>
+            <w:r>
+              <w:rPr>
+                <w:rStyle w:val="VerbatimChar"/>
+              </w:rPr>
+              <w:t xml:space="preserve">close_range</w:t>
+            </w:r>
+            <w:r>
+              <w:t xml:space="preserve">,</w:t>
+            </w:r>
+            <w:r>
+              <w:t xml:space="preserve"> </w:t>
+            </w:r>
+            <w:r>
+              <w:rPr>
+                <w:rStyle w:val="VerbatimChar"/>
+              </w:rPr>
+              <w:t xml:space="preserve">umask(077)</w:t>
+            </w:r>
+            <w:r>
+              <w:t xml:space="preserve">,</w:t>
+            </w:r>
+            <w:r>
+              <w:t xml:space="preserve"> </w:t>
+            </w:r>
+            <w:r>
+              <w:rPr>
+                <w:rStyle w:val="VerbatimChar"/>
+              </w:rPr>
+              <w:t xml:space="preserve">setrlimit(RLIMIT_CORE)</w:t>
+            </w:r>
+            <w:r>
+              <w:t xml:space="preserve">,</w:t>
+            </w:r>
+            <w:r>
+              <w:t xml:space="preserve"> </w:t>
+            </w:r>
+            <w:r>
+              <w:rPr>
+                <w:rStyle w:val="VerbatimChar"/>
+              </w:rPr>
+              <w:t xml:space="preserve">prctl(PR_SET_DUMPABLE)</w:t>
+            </w:r>
+          </w:p>
+        </w:tc>
+        <w:tc>
+          <w:tcPr/>
+          <w:p>
+            <w:pPr>
+              <w:pStyle w:val="Compact"/>
+            </w:pPr>
+            <w:r>
+              <w:t xml:space="preserve">Programın ilk satırlarında devralınan durumu temizleme</w:t>
+            </w:r>
+          </w:p>
+        </w:tc>
+        <w:tc>
+          <w:tcPr/>
+          <w:p>
+            <w:pPr>
+              <w:pStyle w:val="Compact"/>
+            </w:pPr>
+            <w:r>
+              <w:t xml:space="preserve">Güvenli başlatma</w:t>
+            </w:r>
+          </w:p>
+        </w:tc>
+      </w:tr>
+      <w:tr>
+        <w:tc>
+          <w:tcPr/>
+          <w:p>
+            <w:pPr>
+              <w:pStyle w:val="Compact"/>
+            </w:pPr>
+            <w:r>
+              <w:rPr>
+                <w:rStyle w:val="VerbatimChar"/>
+              </w:rPr>
+              <w:t xml:space="preserve">setresuid</w:t>
+            </w:r>
+            <w:r>
+              <w:t xml:space="preserve">/</w:t>
+            </w:r>
+            <w:r>
+              <w:rPr>
+                <w:rStyle w:val="VerbatimChar"/>
+              </w:rPr>
+              <w:t xml:space="preserve">setresgid</w:t>
+            </w:r>
+            <w:r>
+              <w:t xml:space="preserve"> </w:t>
+            </w:r>
+            <w:r>
+              <w:t xml:space="preserve">+</w:t>
+            </w:r>
+            <w:r>
+              <w:t xml:space="preserve"> </w:t>
+            </w:r>
+            <w:r>
+              <w:rPr>
+                <w:rStyle w:val="VerbatimChar"/>
+              </w:rPr>
+              <w:t xml:space="preserve">getresuid</w:t>
+            </w:r>
+            <w:r>
+              <w:t xml:space="preserve"> </w:t>
+            </w:r>
+            <w:r>
+              <w:t xml:space="preserve">·</w:t>
+            </w:r>
+            <w:r>
+              <w:t xml:space="preserve"> </w:t>
+            </w:r>
+            <w:r>
+              <w:rPr>
+                <w:rStyle w:val="VerbatimChar"/>
+              </w:rPr>
+              <w:t xml:space="preserve">CreateRestrictedToken</w:t>
+            </w:r>
+          </w:p>
+        </w:tc>
+        <w:tc>
+          <w:tcPr/>
+          <w:p>
+            <w:pPr>
+              <w:pStyle w:val="Compact"/>
+            </w:pPr>
+            <w:r>
+              <w:t xml:space="preserve">Yetkiyi kalıcı bırakma ve doğrulama</w:t>
+            </w:r>
+          </w:p>
+        </w:tc>
+        <w:tc>
+          <w:tcPr/>
+          <w:p>
+            <w:pPr>
+              <w:pStyle w:val="Compact"/>
+            </w:pPr>
+            <w:r>
+              <w:t xml:space="preserve">Güvenli başlatma</w:t>
+            </w:r>
+          </w:p>
+        </w:tc>
+      </w:tr>
+      <w:tr>
+        <w:tc>
+          <w:tcPr/>
+          <w:p>
+            <w:pPr>
+              <w:pStyle w:val="Compact"/>
+            </w:pPr>
+            <w:r>
+              <w:rPr>
+                <w:rStyle w:val="VerbatimChar"/>
+              </w:rPr>
+              <w:t xml:space="preserve">SetDefaultDllDirectories</w:t>
+            </w:r>
+          </w:p>
+        </w:tc>
+        <w:tc>
+          <w:tcPr/>
+          <w:p>
+            <w:pPr>
+              <w:pStyle w:val="Compact"/>
+            </w:pPr>
+            <w:r>
+              <w:t xml:space="preserve">Windows’ta DLL arama sırasını daraltma</w:t>
+            </w:r>
+          </w:p>
+        </w:tc>
+        <w:tc>
+          <w:tcPr/>
+          <w:p>
+            <w:pPr>
+              <w:pStyle w:val="Compact"/>
+            </w:pPr>
+            <w:r>
+              <w:t xml:space="preserve">Güvenli başlatma</w:t>
+            </w:r>
+          </w:p>
+        </w:tc>
+      </w:tr>
+      <w:tr>
+        <w:tc>
+          <w:tcPr/>
+          <w:p>
+            <w:pPr>
+              <w:pStyle w:val="Compact"/>
+            </w:pPr>
+            <w:r>
+              <w:rPr>
+                <w:rStyle w:val="VerbatimChar"/>
+              </w:rPr>
+              <w:t xml:space="preserve">snprintf</w:t>
+            </w:r>
+            <w:r>
+              <w:t xml:space="preserve">,</w:t>
+            </w:r>
+            <w:r>
+              <w:t xml:space="preserve"> </w:t>
+            </w:r>
+            <w:r>
+              <w:rPr>
+                <w:rStyle w:val="VerbatimChar"/>
+              </w:rPr>
+              <w:t xml:space="preserve">strnlen</w:t>
+            </w:r>
+            <w:r>
+              <w:t xml:space="preserve">,</w:t>
+            </w:r>
+            <w:r>
+              <w:t xml:space="preserve"> </w:t>
+            </w:r>
+            <w:r>
+              <w:rPr>
+                <w:rStyle w:val="VerbatimChar"/>
+              </w:rPr>
+              <w:t xml:space="preserve">strlcpy</w:t>
+            </w:r>
+            <w:r>
+              <w:t xml:space="preserve">,</w:t>
+            </w:r>
+            <w:r>
+              <w:t xml:space="preserve"> </w:t>
+            </w:r>
+            <w:r>
+              <w:rPr>
+                <w:rStyle w:val="VerbatimChar"/>
+              </w:rPr>
+              <w:t xml:space="preserve">fgets</w:t>
+            </w:r>
+          </w:p>
+        </w:tc>
+        <w:tc>
+          <w:tcPr/>
+          <w:p>
+            <w:pPr>
+              <w:pStyle w:val="Compact"/>
+            </w:pPr>
+            <w:r>
+              <w:t xml:space="preserve">Sınırlı dizge işlemleri</w:t>
+            </w:r>
+          </w:p>
+        </w:tc>
+        <w:tc>
+          <w:tcPr/>
+          <w:p>
+            <w:pPr>
+              <w:pStyle w:val="Compact"/>
+            </w:pPr>
+            <w:r>
+              <w:t xml:space="preserve">Arabellek taşmaları</w:t>
+            </w:r>
+          </w:p>
+        </w:tc>
+      </w:tr>
+      <w:tr>
+        <w:tc>
+          <w:tcPr/>
+          <w:p>
+            <w:pPr>
+              <w:pStyle w:val="Compact"/>
+            </w:pPr>
+            <w:r>
+              <w:rPr>
+                <w:rStyle w:val="VerbatimChar"/>
+              </w:rPr>
+              <w:t xml:space="preserve">calloc</w:t>
+            </w:r>
+            <w:r>
+              <w:t xml:space="preserve">,</w:t>
+            </w:r>
+            <w:r>
+              <w:t xml:space="preserve"> </w:t>
+            </w:r>
+            <w:r>
+              <w:rPr>
+                <w:rStyle w:val="VerbatimChar"/>
+              </w:rPr>
+              <w:t xml:space="preserve">reallocarray</w:t>
+            </w:r>
+          </w:p>
+        </w:tc>
+        <w:tc>
+          <w:tcPr/>
+          <w:p>
+            <w:pPr>
+              <w:pStyle w:val="Compact"/>
+            </w:pPr>
+            <w:r>
+              <w:t xml:space="preserve">Çarpım taşmasını denetleyen bellek ayırma</w:t>
+            </w:r>
+          </w:p>
+        </w:tc>
+        <w:tc>
+          <w:tcPr/>
+          <w:p>
+            <w:pPr>
+              <w:pStyle w:val="Compact"/>
+            </w:pPr>
+            <w:r>
+              <w:t xml:space="preserve">Bellek yönetimi</w:t>
+            </w:r>
+          </w:p>
+        </w:tc>
+      </w:tr>
+      <w:tr>
+        <w:tc>
+          <w:tcPr/>
+          <w:p>
+            <w:pPr>
+              <w:pStyle w:val="Compact"/>
+            </w:pPr>
+            <w:r>
+              <w:rPr>
+                <w:rStyle w:val="VerbatimChar"/>
+              </w:rPr>
+              <w:t xml:space="preserve">mlock</w:t>
+            </w:r>
+            <w:r>
+              <w:t xml:space="preserve"> </w:t>
+            </w:r>
+            <w:r>
+              <w:t xml:space="preserve">/</w:t>
+            </w:r>
+            <w:r>
+              <w:t xml:space="preserve"> </w:t>
+            </w:r>
+            <w:r>
+              <w:rPr>
+                <w:rStyle w:val="VerbatimChar"/>
+              </w:rPr>
+              <w:t xml:space="preserve">VirtualLock</w:t>
+            </w:r>
+            <w:r>
+              <w:t xml:space="preserve">,</w:t>
+            </w:r>
+            <w:r>
+              <w:t xml:space="preserve"> </w:t>
+            </w:r>
+            <w:r>
+              <w:rPr>
+                <w:rStyle w:val="VerbatimChar"/>
+              </w:rPr>
+              <w:t xml:space="preserve">madvise(MADV_DONTDUMP)</w:t>
+            </w:r>
+          </w:p>
+        </w:tc>
+        <w:tc>
+          <w:tcPr/>
+          <w:p>
+            <w:pPr>
+              <w:pStyle w:val="Compact"/>
+            </w:pPr>
+            <w:r>
+              <w:t xml:space="preserve">Sırların takasa ve döküme düşmesini önleme</w:t>
+            </w:r>
+          </w:p>
+        </w:tc>
+        <w:tc>
+          <w:tcPr/>
+          <w:p>
+            <w:pPr>
+              <w:pStyle w:val="Compact"/>
+            </w:pPr>
+            <w:r>
+              <w:t xml:space="preserve">Bellek yönetimi</w:t>
+            </w:r>
+          </w:p>
+        </w:tc>
+      </w:tr>
+      <w:tr>
+        <w:tc>
+          <w:tcPr/>
+          <w:p>
+            <w:pPr>
+              <w:pStyle w:val="Compact"/>
+            </w:pPr>
+            <w:r>
+              <w:rPr>
+                <w:rStyle w:val="VerbatimChar"/>
+              </w:rPr>
+              <w:t xml:space="preserve">valgrind --leak-check=full</w:t>
+            </w:r>
+            <w:r>
+              <w:t xml:space="preserve">, LeakSanitizer</w:t>
+            </w:r>
+          </w:p>
+        </w:tc>
+        <w:tc>
+          <w:tcPr/>
+          <w:p>
+            <w:pPr>
+              <w:pStyle w:val="Compact"/>
+            </w:pPr>
+            <w:r>
+              <w:t xml:space="preserve">Sızıntı ve UAF bulma</w:t>
+            </w:r>
+          </w:p>
+        </w:tc>
+        <w:tc>
+          <w:tcPr/>
+          <w:p>
+            <w:pPr>
+              <w:pStyle w:val="Compact"/>
+            </w:pPr>
+            <w:r>
+              <w:t xml:space="preserve">Bellek yönetimi</w:t>
+            </w:r>
+          </w:p>
+        </w:tc>
+      </w:tr>
+      <w:tr>
+        <w:tc>
+          <w:tcPr/>
+          <w:p>
+            <w:pPr>
+              <w:pStyle w:val="Compact"/>
+            </w:pPr>
+            <w:r>
+              <w:rPr>
+                <w:rStyle w:val="VerbatimChar"/>
+              </w:rPr>
+              <w:t xml:space="preserve">git rev-parse</w:t>
+            </w:r>
+            <w:r>
+              <w:t xml:space="preserve">,</w:t>
+            </w:r>
+            <w:r>
+              <w:t xml:space="preserve"> </w:t>
+            </w:r>
+            <w:r>
+              <w:rPr>
+                <w:rStyle w:val="VerbatimChar"/>
+              </w:rPr>
+              <w:t xml:space="preserve">sha256sum</w:t>
+            </w:r>
+            <w:r>
+              <w:t xml:space="preserve"> </w:t>
+            </w:r>
+            <w:r>
+              <w:t xml:space="preserve">/</w:t>
+            </w:r>
+            <w:r>
+              <w:t xml:space="preserve"> </w:t>
+            </w:r>
+            <w:r>
+              <w:rPr>
+                <w:rStyle w:val="VerbatimChar"/>
+              </w:rPr>
+              <w:t xml:space="preserve">Get-FileHash</w:t>
+            </w:r>
+          </w:p>
+        </w:tc>
+        <w:tc>
+          <w:tcPr/>
+          <w:p>
+            <w:pPr>
+              <w:pStyle w:val="Compact"/>
+            </w:pPr>
+            <w:r>
+              <w:t xml:space="preserve">Benzersiz sürüm kimliği</w:t>
+            </w:r>
+          </w:p>
+        </w:tc>
+        <w:tc>
+          <w:tcPr/>
+          <w:p>
+            <w:pPr>
+              <w:pStyle w:val="Compact"/>
+            </w:pPr>
+            <w:r>
+              <w:t xml:space="preserve">Güvenli geliştirme süreci</w:t>
+            </w:r>
+          </w:p>
+        </w:tc>
+      </w:tr>
+    </w:tbl>
     <w:p>
       <w:r>
         <w:pict>

--- a/docs/week-1/cen429-week-1-ders-notu.tr.docx
+++ b/docs/week-1/cen429-week-1-ders-notu.tr.docx
@@ -2,7 +2,7 @@
 <file path=word/document.xml><?xml version="1.0" encoding="utf-8"?>
 <w:document xmlns:w="http://schemas.openxmlformats.org/wordprocessingml/2006/main" xmlns:m="http://schemas.openxmlformats.org/officeDocument/2006/math" xmlns:r="http://schemas.openxmlformats.org/officeDocument/2006/relationships" xmlns:o="urn:schemas-microsoft-com:office:office" xmlns:v="urn:schemas-microsoft-com:vml" xmlns:w10="urn:schemas-microsoft-com:office:word" xmlns:a="http://schemas.openxmlformats.org/drawingml/2006/main" xmlns:pic="http://schemas.openxmlformats.org/drawingml/2006/picture" xmlns:wp="http://schemas.openxmlformats.org/drawingml/2006/wordprocessingDrawing">
   <w:body>
-    <w:bookmarkStart w:id="200" w:name="X631521b453af8a881ffc146b84a1ada6c43025b"/>
+    <w:bookmarkStart w:id="233" w:name="X631521b453af8a881ffc146b84a1ada6c43025b"/>
     <w:p>
       <w:pPr>
         <w:pStyle w:val="Heading1"/>
@@ -1415,7 +1415,7 @@
         <w:rPr>
           <w:rStyle w:val="NormalTok"/>
         </w:rPr>
-        <w:t xml:space="preserve">path-kandirma</w:t>
+        <w:t xml:space="preserve">path-spoofing</w:t>
       </w:r>
       <w:r>
         <w:br/>
@@ -1605,7 +1605,7 @@
         <w:rPr>
           <w:rStyle w:val="NormalTok"/>
         </w:rPr>
-        <w:t xml:space="preserve"> week-01/01-path-kandirma</w:t>
+        <w:t xml:space="preserve"> week-01/01-path-spoofing</w:t>
       </w:r>
       <w:r>
         <w:br/>
@@ -2754,29 +2754,67 @@
           <w:b/>
           <w:bCs/>
         </w:rPr>
-        <w:t xml:space="preserve">1975</w:t>
-      </w:r>
-      <w:r>
-        <w:t xml:space="preserve"> </w:t>
-      </w:r>
-      <w:r>
-        <w:t xml:space="preserve">— Saltzer &amp; Schroeder, güvenli tasarımın</w:t>
-      </w:r>
-      <w:r>
-        <w:t xml:space="preserve"> </w:t>
-      </w:r>
-      <w:r>
-        <w:rPr>
-          <w:b/>
-          <w:bCs/>
-        </w:rPr>
-        <w:t xml:space="preserve">sekiz ilkesini</w:t>
-      </w:r>
-      <w:r>
-        <w:t xml:space="preserve"> </w:t>
-      </w:r>
-      <w:r>
-        <w:t xml:space="preserve">yayımlar (en az ayrıcalık, derinlemesine savunma, açık tasarım…). Bugün hâlâ temeldir.</w:t>
+        <w:t xml:space="preserve">1972</w:t>
+      </w:r>
+      <w:r>
+        <w:t xml:space="preserve"> </w:t>
+      </w:r>
+      <w:r>
+        <w:t xml:space="preserve">— James P. Anderson, ABD Hava Kuvvetleri için yazdığı</w:t>
+      </w:r>
+      <w:r>
+        <w:t xml:space="preserve"> </w:t>
+      </w:r>
+      <w:r>
+        <w:rPr>
+          <w:i/>
+          <w:iCs/>
+        </w:rPr>
+        <w:t xml:space="preserve">Computer Security Technology Planning Study</w:t>
+      </w:r>
+      <w:r>
+        <w:t xml:space="preserve"> </w:t>
+      </w:r>
+      <w:r>
+        <w:t xml:space="preserve">raporunda</w:t>
+      </w:r>
+      <w:r>
+        <w:t xml:space="preserve"> </w:t>
+      </w:r>
+      <w:r>
+        <w:t xml:space="preserve">“güvenilir hesaplama tabanı”</w:t>
+      </w:r>
+      <w:r>
+        <w:t xml:space="preserve"> </w:t>
+      </w:r>
+      <w:r>
+        <w:t xml:space="preserve">(bkz.</w:t>
+      </w:r>
+      <w:r>
+        <w:t xml:space="preserve"> </w:t>
+      </w:r>
+      <w:hyperlink w:anchor="X2a732f7679635897bebeabf8a47f01bed04c6bc">
+        <w:r>
+          <w:rPr>
+            <w:rStyle w:val="Hyperlink"/>
+          </w:rPr>
+          <w:t xml:space="preserve">§18</w:t>
+        </w:r>
+      </w:hyperlink>
+      <w:r>
+        <w:t xml:space="preserve">)</w:t>
+      </w:r>
+      <w:r>
+        <w:t xml:space="preserve"> </w:t>
+      </w:r>
+      <w:r>
+        <w:t xml:space="preserve">ve saldırgan modeli kavramlarını ilk kez sistemli biçimde tanımlar; modern bilgisayar güvenliğinin başlangıç</w:t>
+      </w:r>
+      <w:r>
+        <w:t xml:space="preserve"> </w:t>
+      </w:r>
+      <w:r>
+        <w:t xml:space="preserve">noktalarından biri kabul edilir.</w:t>
       </w:r>
     </w:p>
     <w:p>
@@ -2792,29 +2830,29 @@
           <w:b/>
           <w:bCs/>
         </w:rPr>
-        <w:t xml:space="preserve">1970’ler–80’ler</w:t>
-      </w:r>
-      <w:r>
-        <w:t xml:space="preserve"> </w:t>
-      </w:r>
-      <w:r>
-        <w:t xml:space="preserve">—</w:t>
-      </w:r>
-      <w:r>
-        <w:t xml:space="preserve"> </w:t>
-      </w:r>
-      <w:r>
-        <w:rPr>
-          <w:b/>
-          <w:bCs/>
-        </w:rPr>
-        <w:t xml:space="preserve">CIA üçlüsü</w:t>
-      </w:r>
-      <w:r>
-        <w:t xml:space="preserve"> </w:t>
-      </w:r>
-      <w:r>
-        <w:t xml:space="preserve">(gizlilik · bütünlük · erişilebilirlik) askerî/devlet bilgi güvenliğinden doğar ve ortak dil olur.</w:t>
+        <w:t xml:space="preserve">1975</w:t>
+      </w:r>
+      <w:r>
+        <w:t xml:space="preserve"> </w:t>
+      </w:r>
+      <w:r>
+        <w:t xml:space="preserve">— Saltzer &amp; Schroeder, güvenli tasarımın</w:t>
+      </w:r>
+      <w:r>
+        <w:t xml:space="preserve"> </w:t>
+      </w:r>
+      <w:r>
+        <w:rPr>
+          <w:b/>
+          <w:bCs/>
+        </w:rPr>
+        <w:t xml:space="preserve">sekiz ilkesini</w:t>
+      </w:r>
+      <w:r>
+        <w:t xml:space="preserve"> </w:t>
+      </w:r>
+      <w:r>
+        <w:t xml:space="preserve">yayımlar (en az ayrıcalık, derinlemesine savunma, açık tasarım…). Bugün hâlâ temeldir.</w:t>
       </w:r>
     </w:p>
     <w:p>
@@ -2830,45 +2868,29 @@
           <w:b/>
           <w:bCs/>
         </w:rPr>
-        <w:t xml:space="preserve">1998–99</w:t>
-      </w:r>
-      <w:r>
-        <w:t xml:space="preserve"> </w:t>
-      </w:r>
-      <w:r>
-        <w:t xml:space="preserve">— Microsoft’ta</w:t>
-      </w:r>
-      <w:r>
-        <w:t xml:space="preserve"> </w:t>
-      </w:r>
-      <w:r>
-        <w:rPr>
-          <w:b/>
-          <w:bCs/>
-        </w:rPr>
-        <w:t xml:space="preserve">STRIDE</w:t>
-      </w:r>
-      <w:r>
-        <w:t xml:space="preserve"> </w:t>
-      </w:r>
-      <w:r>
-        <w:t xml:space="preserve">tehdit sınıflandırması (Kohnfelder &amp; Garg) geliştirilir; aynı yıllarda Bruce Schneier</w:t>
-      </w:r>
-      <w:r>
-        <w:t xml:space="preserve"> </w:t>
-      </w:r>
-      <w:r>
-        <w:rPr>
-          <w:b/>
-          <w:bCs/>
-        </w:rPr>
-        <w:t xml:space="preserve">saldırı ağaçlarını</w:t>
-      </w:r>
-      <w:r>
-        <w:t xml:space="preserve"> </w:t>
-      </w:r>
-      <w:r>
-        <w:t xml:space="preserve">tanıtır.</w:t>
+        <w:t xml:space="preserve">1970’ler–80’ler</w:t>
+      </w:r>
+      <w:r>
+        <w:t xml:space="preserve"> </w:t>
+      </w:r>
+      <w:r>
+        <w:t xml:space="preserve">—</w:t>
+      </w:r>
+      <w:r>
+        <w:t xml:space="preserve"> </w:t>
+      </w:r>
+      <w:r>
+        <w:rPr>
+          <w:b/>
+          <w:bCs/>
+        </w:rPr>
+        <w:t xml:space="preserve">CIA üçlüsü</w:t>
+      </w:r>
+      <w:r>
+        <w:t xml:space="preserve"> </w:t>
+      </w:r>
+      <w:r>
+        <w:t xml:space="preserve">(gizlilik · bütünlük · erişilebilirlik) askerî/devlet bilgi güvenliğinden doğar ve ortak dil olur.</w:t>
       </w:r>
     </w:p>
     <w:p>
@@ -2884,6 +2906,82 @@
           <w:b/>
           <w:bCs/>
         </w:rPr>
+        <w:t xml:space="preserve">1998–99</w:t>
+      </w:r>
+      <w:r>
+        <w:t xml:space="preserve"> </w:t>
+      </w:r>
+      <w:r>
+        <w:t xml:space="preserve">— Microsoft’ta</w:t>
+      </w:r>
+      <w:r>
+        <w:t xml:space="preserve"> </w:t>
+      </w:r>
+      <w:r>
+        <w:rPr>
+          <w:b/>
+          <w:bCs/>
+        </w:rPr>
+        <w:t xml:space="preserve">STRIDE</w:t>
+      </w:r>
+      <w:r>
+        <w:t xml:space="preserve"> </w:t>
+      </w:r>
+      <w:r>
+        <w:t xml:space="preserve">tehdit sınıflandırması (Kohnfelder &amp; Garg) geliştirilir; aynı yıllarda Bruce Schneier</w:t>
+      </w:r>
+      <w:r>
+        <w:t xml:space="preserve"> </w:t>
+      </w:r>
+      <w:r>
+        <w:rPr>
+          <w:b/>
+          <w:bCs/>
+        </w:rPr>
+        <w:t xml:space="preserve">saldırı ağaçlarını</w:t>
+      </w:r>
+      <w:r>
+        <w:t xml:space="preserve"> </w:t>
+      </w:r>
+      <w:r>
+        <w:t xml:space="preserve">tanıtır.</w:t>
+      </w:r>
+    </w:p>
+    <w:p>
+      <w:pPr>
+        <w:pStyle w:val="Compact"/>
+        <w:numPr>
+          <w:ilvl w:val="0"/>
+          <w:numId w:val="1003"/>
+        </w:numPr>
+      </w:pPr>
+      <w:r>
+        <w:rPr>
+          <w:b/>
+          <w:bCs/>
+        </w:rPr>
+        <w:t xml:space="preserve">2001</w:t>
+      </w:r>
+      <w:r>
+        <w:t xml:space="preserve"> </w:t>
+      </w:r>
+      <w:r>
+        <w:t xml:space="preserve">— OWASP (Open Web Application Security Project) kurulur; web ve uygulama güvenliği için ortak bir kaynak, kılavuz ve terminoloji sağlar.</w:t>
+      </w:r>
+    </w:p>
+    <w:p>
+      <w:pPr>
+        <w:pStyle w:val="Compact"/>
+        <w:numPr>
+          <w:ilvl w:val="0"/>
+          <w:numId w:val="1003"/>
+        </w:numPr>
+      </w:pPr>
+      <w:r>
+        <w:rPr>
+          <w:b/>
+          <w:bCs/>
+        </w:rPr>
         <w:t xml:space="preserve">2001–2003</w:t>
       </w:r>
       <w:r>
@@ -2937,6 +3035,73 @@
       </w:r>
       <w:r>
         <w:t xml:space="preserve">kültürünü yerleştirir.</w:t>
+      </w:r>
+    </w:p>
+    <w:p>
+      <w:pPr>
+        <w:pStyle w:val="Compact"/>
+        <w:numPr>
+          <w:ilvl w:val="0"/>
+          <w:numId w:val="1003"/>
+        </w:numPr>
+      </w:pPr>
+      <w:r>
+        <w:rPr>
+          <w:b/>
+          <w:bCs/>
+        </w:rPr>
+        <w:t xml:space="preserve">2002 → 2004</w:t>
+      </w:r>
+      <w:r>
+        <w:t xml:space="preserve"> </w:t>
+      </w:r>
+      <w:r>
+        <w:t xml:space="preserve">— Bill Gates’in çalışanlara yazdığı</w:t>
+      </w:r>
+      <w:r>
+        <w:t xml:space="preserve"> </w:t>
+      </w:r>
+      <w:r>
+        <w:t xml:space="preserve">“Trustworthy Computing”</w:t>
+      </w:r>
+      <w:r>
+        <w:t xml:space="preserve"> </w:t>
+      </w:r>
+      <w:r>
+        <w:t xml:space="preserve">notu (2002) Microsoft’un önceliğini</w:t>
+      </w:r>
+      <w:r>
+        <w:t xml:space="preserve"> </w:t>
+      </w:r>
+      <w:r>
+        <w:t xml:space="preserve">değiştirir; bu çaba 2004’te resmî</w:t>
+      </w:r>
+      <w:r>
+        <w:t xml:space="preserve"> </w:t>
+      </w:r>
+      <w:r>
+        <w:rPr>
+          <w:b/>
+          <w:bCs/>
+        </w:rPr>
+        <w:t xml:space="preserve">Güvenli Geliştirme Yaşam Döngüsü’ne (SDL)</w:t>
+      </w:r>
+      <w:r>
+        <w:t xml:space="preserve"> </w:t>
+      </w:r>
+      <w:r>
+        <w:t xml:space="preserve">dönüşür (</w:t>
+      </w:r>
+      <w:hyperlink w:anchor="Xddfc9b89634825b0a71cd0a7c564bf98adb61d2">
+        <w:r>
+          <w:rPr>
+            <w:rStyle w:val="Hyperlink"/>
+          </w:rPr>
+          <w:t xml:space="preserve">§19</w:t>
+        </w:r>
+      </w:hyperlink>
+      <w:r>
+        <w:t xml:space="preserve">).</w:t>
       </w:r>
     </w:p>
     <w:p>
@@ -4651,7 +4816,7 @@
               <w:pStyle w:val="Compact"/>
             </w:pPr>
             <w:r>
-              <w:t xml:space="preserve">Hata ayıklayıcıyla adım adım izler, belleği döker, ikili dosyayı değiştirir</w:t>
+              <w:t xml:space="preserve">Hata ayıklayıcıyla adım adım izler, belleği döker, binary dosyayı değiştirir</w:t>
             </w:r>
           </w:p>
         </w:tc>
@@ -5019,7 +5184,7 @@
               <w:rPr>
                 <w:rStyle w:val="VerbatimChar"/>
               </w:rPr>
-              <w:t xml:space="preserve">yonetici</w:t>
+              <w:t xml:space="preserve">admin</w:t>
             </w:r>
             <w:r>
               <w:t xml:space="preserve"> </w:t>
@@ -5513,7 +5678,7 @@
         <w:t xml:space="preserve"> </w:t>
       </w:r>
       <w:r>
-        <w:t xml:space="preserve">olabilir, ama saldırgan ikili dosyayı açıp</w:t>
+        <w:t xml:space="preserve">olabilir, ama saldırgan binary dosyayı açıp</w:t>
       </w:r>
       <w:r>
         <w:t xml:space="preserve"> </w:t>
@@ -5643,7 +5808,7 @@
         </w:numPr>
       </w:pPr>
       <w:r>
-        <w:t xml:space="preserve">Anahtarı gizleyebilirsiniz, ama saldırgan ikili dosyadaki</w:t>
+        <w:t xml:space="preserve">Anahtarı gizleyebilirsiniz, ama saldırgan binary dosyadaki</w:t>
       </w:r>
       <w:r>
         <w:t xml:space="preserve"> </w:t>
@@ -7449,7 +7614,7 @@
         <w:t xml:space="preserve"> </w:t>
       </w:r>
       <w:r>
-        <w:t xml:space="preserve">Gizleme, sanallaştırma ve tablo tabanlı whitebox kriptografi ikili dosyayı büyütür.</w:t>
+        <w:t xml:space="preserve">Gizleme, sanallaştırma ve tablo tabanlı whitebox kriptografi binary dosyayı büyütür.</w:t>
       </w:r>
     </w:p>
     <w:p>
@@ -8059,7 +8224,7 @@
         <w:t xml:space="preserve"> </w:t>
       </w:r>
       <w:r>
-        <w:t xml:space="preserve">taraması, ikili dosyayı açma, hata ayıklayıcı bağlama), hangi katmanda durdurulduğunu not eder. Durdurulmadığı</w:t>
+        <w:t xml:space="preserve">taraması, binary dosyayı açma, hata ayıklayıcı bağlama), hangi katmanda durdurulduğunu not eder. Durdurulmadığı</w:t>
       </w:r>
       <w:r>
         <w:t xml:space="preserve"> </w:t>
@@ -8429,7 +8594,7 @@
         <w:t xml:space="preserve"> </w:t>
       </w:r>
       <w:r>
-        <w:t xml:space="preserve">demek yetmez; hangi ikili dosya, hangi kaynak kod, hangi</w:t>
+        <w:t xml:space="preserve">demek yetmez; hangi binary dosya, hangi kaynak kod, hangi</w:t>
       </w:r>
       <w:r>
         <w:t xml:space="preserve"> </w:t>
@@ -9767,7 +9932,7 @@
     </w:p>
     <w:bookmarkEnd w:id="70"/>
     <w:bookmarkEnd w:id="71"/>
-    <w:bookmarkStart w:id="76" w:name="X66791a2dadb63202902a6963a7993a98ce2dcd4"/>
+    <w:bookmarkStart w:id="79" w:name="X66791a2dadb63202902a6963a7993a98ce2dcd4"/>
     <w:p>
       <w:pPr>
         <w:pStyle w:val="Heading2"/>
@@ -9988,7 +10153,7 @@
               <w:pStyle w:val="Compact"/>
             </w:pPr>
             <w:r>
-              <w:t xml:space="preserve">Native kütüphanedeki bir denetimin ikili dosyada değiştirilmesi</w:t>
+              <w:t xml:space="preserve">Native kütüphanedeki bir denetimin binary dosyada değiştirilmesi</w:t>
             </w:r>
           </w:p>
         </w:tc>
@@ -10255,7 +10420,7 @@
         <w:t xml:space="preserve">çıktığı yerdir.</w:t>
       </w:r>
     </w:p>
-    <w:bookmarkStart w:id="75" w:name="saldırı-ağacı"/>
+    <w:bookmarkStart w:id="78" w:name="saldırı-ağacı"/>
     <w:p>
       <w:pPr>
         <w:pStyle w:val="Heading3"/>
@@ -10464,6 +10629,110 @@
     </w:p>
     <w:p>
       <w:pPr>
+        <w:pStyle w:val="BodyText"/>
+      </w:pPr>
+      <w:r>
+        <w:t xml:space="preserve">Aşağıdaki animasyon aynı fikri biraz genişletilmiş bir ağaçta (4 dal, 11 yaprak) sayısal olarak hesaplıyor: her</w:t>
+      </w:r>
+      <w:r>
+        <w:t xml:space="preserve"> </w:t>
+      </w:r>
+      <w:r>
+        <w:t xml:space="preserve">VE/VEYA düğümünün maliyeti nasıl aşağıdan yukarı hesaplanır, en ucuz yol hangisidir?</w:t>
+      </w:r>
+    </w:p>
+    <w:p>
+      <w:pPr>
+        <w:pStyle w:val="BodyText"/>
+      </w:pPr>
+      <w:r>
+        <w:drawing>
+          <wp:inline>
+            <wp:extent cx="5111999" cy="2893315"/>
+            <wp:effectExtent b="0" l="0" r="0" t="0"/>
+            <wp:docPr descr="Saldırı ağacı: en ucuz yol — adım adım" title="" id="76" name="Picture"/>
+            <a:graphic>
+              <a:graphicData uri="http://schemas.openxmlformats.org/drawingml/2006/picture">
+                <pic:pic>
+                  <pic:nvPicPr>
+                    <pic:cNvPr descr="attack-tree-eval.tr.png" id="77" name="Picture"/>
+                    <pic:cNvPicPr>
+                      <a:picLocks noChangeArrowheads="1" noChangeAspect="1"/>
+                    </pic:cNvPicPr>
+                  </pic:nvPicPr>
+                  <pic:blipFill>
+                    <a:blip r:embed="rId75"/>
+                    <a:stretch>
+                      <a:fillRect/>
+                    </a:stretch>
+                  </pic:blipFill>
+                  <pic:spPr bwMode="auto">
+                    <a:xfrm>
+                      <a:off x="0" y="0"/>
+                      <a:ext cx="5111999" cy="2893315"/>
+                    </a:xfrm>
+                    <a:prstGeom prst="rect">
+                      <a:avLst/>
+                    </a:prstGeom>
+                    <a:noFill/>
+                    <a:ln w="9525">
+                      <a:noFill/>
+                      <a:headEnd/>
+                      <a:tailEnd/>
+                    </a:ln>
+                  </pic:spPr>
+                </pic:pic>
+              </a:graphicData>
+            </a:graphic>
+          </wp:inline>
+        </w:drawing>
+      </w:r>
+    </w:p>
+    <w:p>
+      <w:pPr>
+        <w:pStyle w:val="BodyText"/>
+      </w:pPr>
+      <w:r>
+        <w:t xml:space="preserve">Örnek seçiciden</w:t>
+      </w:r>
+      <w:r>
+        <w:t xml:space="preserve"> </w:t>
+      </w:r>
+      <w:r>
+        <w:rPr>
+          <w:b/>
+          <w:bCs/>
+        </w:rPr>
+        <w:t xml:space="preserve">payment-key</w:t>
+      </w:r>
+      <w:r>
+        <w:t xml:space="preserve">,</w:t>
+      </w:r>
+      <w:r>
+        <w:t xml:space="preserve"> </w:t>
+      </w:r>
+      <w:r>
+        <w:rPr>
+          <w:b/>
+          <w:bCs/>
+        </w:rPr>
+        <w:t xml:space="preserve">license-check</w:t>
+      </w:r>
+      <w:r>
+        <w:t xml:space="preserve"> </w:t>
+      </w:r>
+      <w:r>
+        <w:t xml:space="preserve">(kök VE) ve iki uç durumu (zorunlu iki katman / her düğüm VE)</w:t>
+      </w:r>
+      <w:r>
+        <w:t xml:space="preserve"> </w:t>
+      </w:r>
+      <w:r>
+        <w:t xml:space="preserve">deneyin; 🎲 ile kendi ağacınızı da değerlendirebilirsiniz.</w:t>
+      </w:r>
+    </w:p>
+    <w:p>
+      <w:pPr>
         <w:pStyle w:val="BlockText"/>
       </w:pPr>
       <w:r>
@@ -10631,9 +10900,9 @@
         </w:pict>
       </w:r>
     </w:p>
-    <w:bookmarkEnd w:id="75"/>
-    <w:bookmarkEnd w:id="76"/>
-    <w:bookmarkStart w:id="88" w:name="Xbbe108f84879e87e4139b282891e06a5b0c58fd"/>
+    <w:bookmarkEnd w:id="78"/>
+    <w:bookmarkEnd w:id="79"/>
+    <w:bookmarkStart w:id="97" w:name="Xbbe108f84879e87e4139b282891e06a5b0c58fd"/>
     <w:p>
       <w:pPr>
         <w:pStyle w:val="Heading2"/>
@@ -10681,18 +10950,18 @@
           <wp:inline>
             <wp:extent cx="5759999" cy="2526315"/>
             <wp:effectExtent b="0" l="0" r="0" t="0"/>
-            <wp:docPr descr="Veri akış diyagramının öğeleri ve güven sınırı" title="" id="78" name="Picture"/>
+            <wp:docPr descr="Veri akış diyagramının öğeleri ve güven sınırı" title="" id="81" name="Picture"/>
             <a:graphic>
               <a:graphicData uri="http://schemas.openxmlformats.org/drawingml/2006/picture">
                 <pic:pic>
                   <pic:nvPicPr>
-                    <pic:cNvPr descr="h01-19-veri-akis-diyagrami.png" id="79" name="Picture"/>
+                    <pic:cNvPr descr="h01-19-veri-akis-diyagrami.png" id="82" name="Picture"/>
                     <pic:cNvPicPr>
                       <a:picLocks noChangeArrowheads="1" noChangeAspect="1"/>
                     </pic:cNvPicPr>
                   </pic:nvPicPr>
                   <pic:blipFill>
-                    <a:blip r:embed="rId77"/>
+                    <a:blip r:embed="rId80"/>
                     <a:stretch>
                       <a:fillRect/>
                     </a:stretch>
@@ -10719,7 +10988,7 @@
         </w:drawing>
       </w:r>
     </w:p>
-    <w:bookmarkStart w:id="80" w:name="X7f9d090f23a65a2d4e6e583b0e1da5bd69ace15"/>
+    <w:bookmarkStart w:id="83" w:name="X7f9d090f23a65a2d4e6e583b0e1da5bd69ace15"/>
     <w:p>
       <w:pPr>
         <w:pStyle w:val="Heading3"/>
@@ -11091,8 +11360,8 @@
         <w:t xml:space="preserve">sınırını geçen her oku kırmızıyla boyayın; incelemeye oradan başlayın.</w:t>
       </w:r>
     </w:p>
-    <w:bookmarkEnd w:id="80"/>
-    <w:bookmarkStart w:id="81" w:name="hangi-öğeye-hangi-harf-sorulur"/>
+    <w:bookmarkEnd w:id="83"/>
+    <w:bookmarkStart w:id="87" w:name="hangi-öğeye-hangi-harf-sorulur"/>
     <w:p>
       <w:pPr>
         <w:pStyle w:val="Heading3"/>
@@ -11554,6 +11823,110 @@
         <w:pStyle w:val="BodyText"/>
       </w:pPr>
       <w:r>
+        <w:t xml:space="preserve">Aşağıdaki animasyon bu tabloyu küçük bir sistemin (öğrenci not sistemine benzer, 12 öge) üzerinde öge öge uygular:</w:t>
+      </w:r>
+      <w:r>
+        <w:t xml:space="preserve"> </w:t>
+      </w:r>
+      <w:r>
+        <w:t xml:space="preserve">her öge için altı harfin hangilerinin anlamlı olduğunu, nedenini açıklayarak gösterir.</w:t>
+      </w:r>
+    </w:p>
+    <w:p>
+      <w:pPr>
+        <w:pStyle w:val="BodyText"/>
+      </w:pPr>
+      <w:r>
+        <w:drawing>
+          <wp:inline>
+            <wp:extent cx="5111999" cy="19554825"/>
+            <wp:effectExtent b="0" l="0" r="0" t="0"/>
+            <wp:docPr descr="DFD ögesi -&gt; STRIDE kategorileri — adım adım" title="" id="85" name="Picture"/>
+            <a:graphic>
+              <a:graphicData uri="http://schemas.openxmlformats.org/drawingml/2006/picture">
+                <pic:pic>
+                  <pic:nvPicPr>
+                    <pic:cNvPr descr="threat-model-stride.tr.png" id="86" name="Picture"/>
+                    <pic:cNvPicPr>
+                      <a:picLocks noChangeArrowheads="1" noChangeAspect="1"/>
+                    </pic:cNvPicPr>
+                  </pic:nvPicPr>
+                  <pic:blipFill>
+                    <a:blip r:embed="rId84"/>
+                    <a:stretch>
+                      <a:fillRect/>
+                    </a:stretch>
+                  </pic:blipFill>
+                  <pic:spPr bwMode="auto">
+                    <a:xfrm>
+                      <a:off x="0" y="0"/>
+                      <a:ext cx="5111999" cy="19554825"/>
+                    </a:xfrm>
+                    <a:prstGeom prst="rect">
+                      <a:avLst/>
+                    </a:prstGeom>
+                    <a:noFill/>
+                    <a:ln w="9525">
+                      <a:noFill/>
+                      <a:headEnd/>
+                      <a:tailEnd/>
+                    </a:ln>
+                  </pic:spPr>
+                </pic:pic>
+              </a:graphicData>
+            </a:graphic>
+          </wp:inline>
+        </w:drawing>
+      </w:r>
+    </w:p>
+    <w:p>
+      <w:pPr>
+        <w:pStyle w:val="BodyText"/>
+      </w:pPr>
+      <w:r>
+        <w:t xml:space="preserve">Örnek seçiciden</w:t>
+      </w:r>
+      <w:r>
+        <w:t xml:space="preserve"> </w:t>
+      </w:r>
+      <w:r>
+        <w:rPr>
+          <w:b/>
+          <w:bCs/>
+        </w:rPr>
+        <w:t xml:space="preserve">grade-system</w:t>
+      </w:r>
+      <w:r>
+        <w:t xml:space="preserve">,</w:t>
+      </w:r>
+      <w:r>
+        <w:t xml:space="preserve"> </w:t>
+      </w:r>
+      <w:r>
+        <w:rPr>
+          <w:b/>
+          <w:bCs/>
+        </w:rPr>
+        <w:t xml:space="preserve">password-vault</w:t>
+      </w:r>
+      <w:r>
+        <w:t xml:space="preserve"> </w:t>
+      </w:r>
+      <w:r>
+        <w:t xml:space="preserve">ve iki uç durumu (hepsi veri akışı / hepsi dış varlık) deneyin;</w:t>
+      </w:r>
+      <w:r>
+        <w:t xml:space="preserve"> </w:t>
+      </w:r>
+      <w:r>
+        <w:t xml:space="preserve">🎲 ile kendi karışık sisteminizi de üretebilirsiniz.</w:t>
+      </w:r>
+    </w:p>
+    <w:p>
+      <w:pPr>
+        <w:pStyle w:val="BodyText"/>
+      </w:pPr>
+      <w:r>
         <w:t xml:space="preserve">Tablonun mantığı sezgiseldir: bir veri akışı (ör. ağ paketi)</w:t>
       </w:r>
       <w:r>
@@ -11642,8 +12015,8 @@
         <w:t xml:space="preserve">taklit edilebilir, kodu değiştirilebilir, belleği okunabilir, çökertilebilir, yetkisi kötüye kullanılabilir.</w:t>
       </w:r>
     </w:p>
-    <w:bookmarkEnd w:id="81"/>
-    <w:bookmarkStart w:id="84" w:name="X07d4381f9db0cbeebb11b021cc3a978c7e16090"/>
+    <w:bookmarkEnd w:id="87"/>
+    <w:bookmarkStart w:id="90" w:name="X07d4381f9db0cbeebb11b021cc3a978c7e16090"/>
     <w:p>
       <w:pPr>
         <w:pStyle w:val="Heading3"/>
@@ -11892,7 +12265,7 @@
             <w:pPr>
               <w:pStyle w:val="Compact"/>
             </w:pPr>
-            <w:hyperlink r:id="rId82">
+            <w:hyperlink r:id="rId88">
               <w:r>
                 <w:rPr>
                   <w:rStyle w:val="Hyperlink"/>
@@ -12014,7 +12387,7 @@
             <w:r>
               <w:t xml:space="preserve"> </w:t>
             </w:r>
-            <w:hyperlink r:id="rId83">
+            <w:hyperlink r:id="rId89">
               <w:r>
                 <w:rPr>
                   <w:rStyle w:val="Hyperlink"/>
@@ -12182,8 +12555,8 @@
         <w:t xml:space="preserve">.</w:t>
       </w:r>
     </w:p>
-    <w:bookmarkEnd w:id="84"/>
-    <w:bookmarkStart w:id="86" w:name="tehditleri-sıralamak-olasılık-etki"/>
+    <w:bookmarkEnd w:id="90"/>
+    <w:bookmarkStart w:id="95" w:name="tehditleri-sıralamak-olasılık-etki"/>
     <w:p>
       <w:pPr>
         <w:pStyle w:val="Heading3"/>
@@ -12464,6 +12837,110 @@
         <w:pStyle w:val="BodyText"/>
       </w:pPr>
       <w:r>
+        <w:t xml:space="preserve">Aşağıdaki animasyon bir parola kasası uygulamasının 12 tehdidini bu matrise tek tek yerleştirir, sonra hepsini</w:t>
+      </w:r>
+      <w:r>
+        <w:t xml:space="preserve"> </w:t>
+      </w:r>
+      <w:r>
+        <w:t xml:space="preserve">puana göre sıralar:</w:t>
+      </w:r>
+    </w:p>
+    <w:p>
+      <w:pPr>
+        <w:pStyle w:val="BodyText"/>
+      </w:pPr>
+      <w:r>
+        <w:drawing>
+          <wp:inline>
+            <wp:extent cx="5111999" cy="15621055"/>
+            <wp:effectExtent b="0" l="0" r="0" t="0"/>
+            <wp:docPr descr="Risk puanlama: olasılık × etki matrisi — adım adım" title="" id="92" name="Picture"/>
+            <a:graphic>
+              <a:graphicData uri="http://schemas.openxmlformats.org/drawingml/2006/picture">
+                <pic:pic>
+                  <pic:nvPicPr>
+                    <pic:cNvPr descr="risk-scoring.tr.png" id="93" name="Picture"/>
+                    <pic:cNvPicPr>
+                      <a:picLocks noChangeArrowheads="1" noChangeAspect="1"/>
+                    </pic:cNvPicPr>
+                  </pic:nvPicPr>
+                  <pic:blipFill>
+                    <a:blip r:embed="rId91"/>
+                    <a:stretch>
+                      <a:fillRect/>
+                    </a:stretch>
+                  </pic:blipFill>
+                  <pic:spPr bwMode="auto">
+                    <a:xfrm>
+                      <a:off x="0" y="0"/>
+                      <a:ext cx="5111999" cy="15621055"/>
+                    </a:xfrm>
+                    <a:prstGeom prst="rect">
+                      <a:avLst/>
+                    </a:prstGeom>
+                    <a:noFill/>
+                    <a:ln w="9525">
+                      <a:noFill/>
+                      <a:headEnd/>
+                      <a:tailEnd/>
+                    </a:ln>
+                  </pic:spPr>
+                </pic:pic>
+              </a:graphicData>
+            </a:graphic>
+          </wp:inline>
+        </w:drawing>
+      </w:r>
+    </w:p>
+    <w:p>
+      <w:pPr>
+        <w:pStyle w:val="BodyText"/>
+      </w:pPr>
+      <w:r>
+        <w:t xml:space="preserve">Örnek seçiciden</w:t>
+      </w:r>
+      <w:r>
+        <w:t xml:space="preserve"> </w:t>
+      </w:r>
+      <w:r>
+        <w:rPr>
+          <w:b/>
+          <w:bCs/>
+        </w:rPr>
+        <w:t xml:space="preserve">vault</w:t>
+      </w:r>
+      <w:r>
+        <w:t xml:space="preserve">,</w:t>
+      </w:r>
+      <w:r>
+        <w:t xml:space="preserve"> </w:t>
+      </w:r>
+      <w:r>
+        <w:rPr>
+          <w:b/>
+          <w:bCs/>
+        </w:rPr>
+        <w:t xml:space="preserve">terminal</w:t>
+      </w:r>
+      <w:r>
+        <w:t xml:space="preserve"> </w:t>
+      </w:r>
+      <w:r>
+        <w:t xml:space="preserve">ve iki uç durumu (hepsi kritik / hepsi düşük) deneyin; 🎲 ile kendi tehdit</w:t>
+      </w:r>
+      <w:r>
+        <w:t xml:space="preserve"> </w:t>
+      </w:r>
+      <w:r>
+        <w:t xml:space="preserve">listenizi de puanlayabilirsiniz.</w:t>
+      </w:r>
+    </w:p>
+    <w:p>
+      <w:pPr>
+        <w:pStyle w:val="BodyText"/>
+      </w:pPr>
+      <w:r>
         <w:rPr>
           <w:b/>
           <w:bCs/>
@@ -12567,7 +13044,7 @@
       <w:r>
         <w:t xml:space="preserve">gereken süre, uzmanlık, hedef bilgisi, erişim fırsatı ve ekipmanı toplayan bir ölçek kullanılır (</w:t>
       </w:r>
-      <w:hyperlink r:id="rId85">
+      <w:hyperlink r:id="rId94">
         <w:r>
           <w:rPr>
             <w:rStyle w:val="Hyperlink"/>
@@ -12585,8 +13062,8 @@
         <w:t xml:space="preserve">Bu hafta basit 3×3 matris yeterlidir.</w:t>
       </w:r>
     </w:p>
-    <w:bookmarkEnd w:id="86"/>
-    <w:bookmarkStart w:id="87" w:name="tehdide-verilebilecek-dört-yanıt"/>
+    <w:bookmarkEnd w:id="95"/>
+    <w:bookmarkStart w:id="96" w:name="tehdide-verilebilecek-dört-yanıt"/>
     <w:p>
       <w:pPr>
         <w:pStyle w:val="Heading3"/>
@@ -12801,9 +13278,9 @@
         </w:pict>
       </w:r>
     </w:p>
-    <w:bookmarkEnd w:id="87"/>
-    <w:bookmarkEnd w:id="88"/>
-    <w:bookmarkStart w:id="101" w:name="Xe933c0977461b445f3ab34efa7b7c21cfbbd6ef"/>
+    <w:bookmarkEnd w:id="96"/>
+    <w:bookmarkEnd w:id="97"/>
+    <w:bookmarkStart w:id="110" w:name="Xe933c0977461b445f3ab34efa7b7c21cfbbd6ef"/>
     <w:p>
       <w:pPr>
         <w:pStyle w:val="Heading2"/>
@@ -12842,7 +13319,7 @@
         <w:t xml:space="preserve">görevi görecek.</w:t>
       </w:r>
     </w:p>
-    <w:bookmarkStart w:id="89" w:name="adım-0-uygulamayı-tanımla"/>
+    <w:bookmarkStart w:id="98" w:name="adım-0-uygulamayı-tanımla"/>
     <w:p>
       <w:pPr>
         <w:pStyle w:val="Heading3"/>
@@ -13013,8 +13490,8 @@
         <w:t xml:space="preserve">indirir.</w:t>
       </w:r>
     </w:p>
-    <w:bookmarkEnd w:id="89"/>
-    <w:bookmarkStart w:id="90" w:name="adım-1-kapsam"/>
+    <w:bookmarkEnd w:id="98"/>
+    <w:bookmarkStart w:id="99" w:name="adım-1-kapsam"/>
     <w:p>
       <w:pPr>
         <w:pStyle w:val="Heading3"/>
@@ -13113,7 +13590,7 @@
               <w:rPr>
                 <w:rStyle w:val="VerbatimChar"/>
               </w:rPr>
-              <w:t xml:space="preserve">kasa_cekirdek</w:t>
+              <w:t xml:space="preserve">vault_core</w:t>
             </w:r>
             <w:r>
               <w:t xml:space="preserve">, yapılandırma dosyası</w:t>
@@ -13224,8 +13701,8 @@
         <w:t xml:space="preserve">satırı önemlidir: neyi korumadığınızı açıkça yazmak, neyi koruduğunuzu yazmak kadar değerlidir.</w:t>
       </w:r>
     </w:p>
-    <w:bookmarkEnd w:id="90"/>
-    <w:bookmarkStart w:id="94" w:name="adım-2-mimari-ve-arayüzler"/>
+    <w:bookmarkEnd w:id="99"/>
+    <w:bookmarkStart w:id="103" w:name="adım-2-mimari-ve-arayüzler"/>
     <w:p>
       <w:pPr>
         <w:pStyle w:val="Heading3"/>
@@ -13243,18 +13720,18 @@
           <wp:inline>
             <wp:extent cx="5759999" cy="2391887"/>
             <wp:effectExtent b="0" l="0" r="0" t="0"/>
-            <wp:docPr descr="Parola kasası bileşenleri ve A-F arayüzleri" title="" id="92" name="Picture"/>
+            <wp:docPr descr="Parola kasası bileşenleri ve A-F arayüzleri" title="" id="101" name="Picture"/>
             <a:graphic>
               <a:graphicData uri="http://schemas.openxmlformats.org/drawingml/2006/picture">
                 <pic:pic>
                   <pic:nvPicPr>
-                    <pic:cNvPr descr="h01-07-kasa-mimari.png" id="93" name="Picture"/>
+                    <pic:cNvPr descr="h01-07-kasa-mimari.png" id="102" name="Picture"/>
                     <pic:cNvPicPr>
                       <a:picLocks noChangeArrowheads="1" noChangeAspect="1"/>
                     </pic:cNvPicPr>
                   </pic:nvPicPr>
                   <pic:blipFill>
-                    <a:blip r:embed="rId91"/>
+                    <a:blip r:embed="rId100"/>
                     <a:stretch>
                       <a:fillRect/>
                     </a:stretch>
@@ -13714,8 +14191,8 @@
         </w:tc>
       </w:tr>
     </w:tbl>
-    <w:bookmarkEnd w:id="94"/>
-    <w:bookmarkStart w:id="95" w:name="adım-3-varlıklar"/>
+    <w:bookmarkEnd w:id="103"/>
+    <w:bookmarkStart w:id="104" w:name="adım-3-varlıklar"/>
     <w:p>
       <w:pPr>
         <w:pStyle w:val="Heading3"/>
@@ -14415,8 +14892,8 @@
         <w:t xml:space="preserve">varlıklar ayrı tablolarda listelenir.</w:t>
       </w:r>
     </w:p>
-    <w:bookmarkEnd w:id="95"/>
-    <w:bookmarkStart w:id="96" w:name="adım-4-tehditler-stride-arayüz-arayüz"/>
+    <w:bookmarkEnd w:id="104"/>
+    <w:bookmarkStart w:id="105" w:name="adım-4-tehditler-stride-arayüz-arayüz"/>
     <w:p>
       <w:pPr>
         <w:pStyle w:val="Heading3"/>
@@ -15279,8 +15756,8 @@
         </w:tc>
       </w:tr>
     </w:tbl>
-    <w:bookmarkEnd w:id="96"/>
-    <w:bookmarkStart w:id="97" w:name="adım-5-karşı-önlemler"/>
+    <w:bookmarkEnd w:id="105"/>
+    <w:bookmarkStart w:id="106" w:name="adım-5-karşı-önlemler"/>
     <w:p>
       <w:pPr>
         <w:pStyle w:val="Heading3"/>
@@ -15849,8 +16326,8 @@
         </w:tc>
       </w:tr>
     </w:tbl>
-    <w:bookmarkEnd w:id="97"/>
-    <w:bookmarkStart w:id="98" w:name="adım-6-doğrulama-planı"/>
+    <w:bookmarkEnd w:id="106"/>
+    <w:bookmarkStart w:id="107" w:name="adım-6-doğrulama-planı"/>
     <w:p>
       <w:pPr>
         <w:pStyle w:val="Heading3"/>
@@ -16159,7 +16636,7 @@
             <w:r>
               <w:t xml:space="preserve">24 saat fuzzing (</w:t>
             </w:r>
-            <w:hyperlink r:id="rId83">
+            <w:hyperlink r:id="rId89">
               <w:r>
                 <w:rPr>
                   <w:rStyle w:val="Hyperlink"/>
@@ -16185,8 +16662,8 @@
         </w:tc>
       </w:tr>
     </w:tbl>
-    <w:bookmarkEnd w:id="98"/>
-    <w:bookmarkStart w:id="99" w:name="adım-7-kalan-risk"/>
+    <w:bookmarkEnd w:id="107"/>
+    <w:bookmarkStart w:id="108" w:name="adım-7-kalan-risk"/>
     <w:p>
       <w:pPr>
         <w:pStyle w:val="Heading3"/>
@@ -16405,8 +16882,8 @@
         <w:t xml:space="preserve">hafta öğrendiğiniz önlemlerle dolduracaksınız.</w:t>
       </w:r>
     </w:p>
-    <w:bookmarkEnd w:id="99"/>
-    <w:bookmarkStart w:id="100" w:name="sık-yapılan-hatalar"/>
+    <w:bookmarkEnd w:id="108"/>
+    <w:bookmarkStart w:id="109" w:name="sık-yapılan-hatalar"/>
     <w:p>
       <w:pPr>
         <w:pStyle w:val="Heading3"/>
@@ -16586,9 +17063,9 @@
         </w:pict>
       </w:r>
     </w:p>
-    <w:bookmarkEnd w:id="100"/>
-    <w:bookmarkEnd w:id="101"/>
-    <w:bookmarkStart w:id="106" w:name="program-başlarken-güvenilmeyen-ortam"/>
+    <w:bookmarkEnd w:id="109"/>
+    <w:bookmarkEnd w:id="110"/>
+    <w:bookmarkStart w:id="118" w:name="program-başlarken-güvenilmeyen-ortam"/>
     <w:p>
       <w:pPr>
         <w:pStyle w:val="Heading2"/>
@@ -16719,7 +17196,7 @@
         <w:t xml:space="preserve">konusunu işler.</w:t>
       </w:r>
     </w:p>
-    <w:bookmarkStart w:id="105" w:name="demo-1-path-ile-kandırma"/>
+    <w:bookmarkStart w:id="117" w:name="demo-1-path-ile-kandırma"/>
     <w:p>
       <w:pPr>
         <w:pStyle w:val="Heading3"/>
@@ -16752,7 +17229,7 @@
           <w:b/>
           <w:bCs/>
         </w:rPr>
-        <w:t xml:space="preserve">code/week-01/01-path-kandirma</w:t>
+        <w:t xml:space="preserve">code/week-01/01-path-spoofing</w:t>
       </w:r>
       <w:r>
         <w:rPr>
@@ -16909,18 +17386,18 @@
           <wp:inline>
             <wp:extent cx="5759999" cy="1320671"/>
             <wp:effectExtent b="0" l="0" r="0" t="0"/>
-            <wp:docPr descr="PATH ile kandırma: kabuk sahte programı önce bulur" title="" id="103" name="Picture"/>
+            <wp:docPr descr="PATH ile kandırma: kabuk sahte programı önce bulur" title="" id="112" name="Picture"/>
             <a:graphic>
               <a:graphicData uri="http://schemas.openxmlformats.org/drawingml/2006/picture">
                 <pic:pic>
                   <pic:nvPicPr>
-                    <pic:cNvPr descr="h01-08-path-kandirma.png" id="104" name="Picture"/>
+                    <pic:cNvPr descr="h01-08-path-kandirma.png" id="113" name="Picture"/>
                     <pic:cNvPicPr>
                       <a:picLocks noChangeArrowheads="1" noChangeAspect="1"/>
                     </pic:cNvPicPr>
                   </pic:nvPicPr>
                   <pic:blipFill>
-                    <a:blip r:embed="rId102"/>
+                    <a:blip r:embed="rId111"/>
                     <a:stretch>
                       <a:fillRect/>
                     </a:stretch>
@@ -17042,7 +17519,7 @@
           <w:b/>
           <w:bCs/>
         </w:rPr>
-        <w:t xml:space="preserve">rapor.c</w:t>
+        <w:t xml:space="preserve">report.c</w:t>
       </w:r>
     </w:p>
     <w:p>
@@ -17062,7 +17539,7 @@
         <w:rPr>
           <w:rStyle w:val="PreprocessorTok"/>
         </w:rPr>
-        <w:t xml:space="preserve">#define KOMUT </w:t>
+        <w:t xml:space="preserve">#define COMMAND </w:t>
       </w:r>
       <w:r>
         <w:rPr>
@@ -17086,7 +17563,7 @@
         <w:rPr>
           <w:rStyle w:val="PreprocessorTok"/>
         </w:rPr>
-        <w:t xml:space="preserve">#define KOMUT </w:t>
+        <w:t xml:space="preserve">#define COMMAND </w:t>
       </w:r>
       <w:r>
         <w:rPr>
@@ -17167,7 +17644,7 @@
         <w:rPr>
           <w:rStyle w:val="StringTok"/>
         </w:rPr>
-        <w:t xml:space="preserve">"=== Aylik Satis Raporu ===</w:t>
+        <w:t xml:space="preserve">"=== Monthly Sales Report ===</w:t>
       </w:r>
       <w:r>
         <w:rPr>
@@ -17230,7 +17707,19 @@
         <w:rPr>
           <w:rStyle w:val="CommentTok"/>
         </w:rPr>
-        <w:t xml:space="preserve">/* HATA: çıplak komut adı + kabuk + devralınan ortam (PATH, ...) */</w:t>
+        <w:t xml:space="preserve">/* </w:t>
+      </w:r>
+      <w:r>
+        <w:rPr>
+          <w:rStyle w:val="AlertTok"/>
+        </w:rPr>
+        <w:t xml:space="preserve">BUG</w:t>
+      </w:r>
+      <w:r>
+        <w:rPr>
+          <w:rStyle w:val="CommentTok"/>
+        </w:rPr>
+        <w:t xml:space="preserve">: bare command name + shell + inherited environment (PATH, ...) */</w:t>
       </w:r>
       <w:r>
         <w:br/>
@@ -17251,7 +17740,7 @@
         <w:rPr>
           <w:rStyle w:val="NormalTok"/>
         </w:rPr>
-        <w:t xml:space="preserve"> durum </w:t>
+        <w:t xml:space="preserve"> status </w:t>
       </w:r>
       <w:r>
         <w:rPr>
@@ -17275,7 +17764,7 @@
         <w:rPr>
           <w:rStyle w:val="NormalTok"/>
         </w:rPr>
-        <w:t xml:space="preserve">KOMUT</w:t>
+        <w:t xml:space="preserve">COMMAND</w:t>
       </w:r>
       <w:r>
         <w:rPr>
@@ -17360,7 +17849,7 @@
         <w:rPr>
           <w:rStyle w:val="NormalTok"/>
         </w:rPr>
-        <w:t xml:space="preserve">path-kandirma</w:t>
+        <w:t xml:space="preserve">path-spoofing</w:t>
       </w:r>
       <w:r>
         <w:br/>
@@ -17416,7 +17905,7 @@
         <w:rPr>
           <w:rStyle w:val="NormalTok"/>
         </w:rPr>
-        <w:t xml:space="preserve"> code/week-01/01-path-kandirma</w:t>
+        <w:t xml:space="preserve"> code/week-01/01-path-spoofing</w:t>
       </w:r>
       <w:r>
         <w:br/>
@@ -17454,7 +17943,7 @@
         <w:rPr>
           <w:rStyle w:val="VerbatimChar"/>
         </w:rPr>
-        <w:t xml:space="preserve">ADIM 1 — Normal calisma: program gercek date'i buluyor</w:t>
+        <w:t xml:space="preserve">STEP 1 - Normal run: the program finds the real date</w:t>
       </w:r>
       <w:r>
         <w:br/>
@@ -17463,7 +17952,7 @@
         <w:rPr>
           <w:rStyle w:val="VerbatimChar"/>
         </w:rPr>
-        <w:t xml:space="preserve">=== Aylik Satis Raporu ===</w:t>
+        <w:t xml:space="preserve">=== Monthly Sales Report ===</w:t>
       </w:r>
       <w:r>
         <w:br/>
@@ -17472,7 +17961,7 @@
         <w:rPr>
           <w:rStyle w:val="VerbatimChar"/>
         </w:rPr>
-        <w:t xml:space="preserve">Rapor tarihi: Sat Sep 19 19:11:32 +03 2026</w:t>
+        <w:t xml:space="preserve">Report date: Sat Sep 26 12:05:45 +03 2026</w:t>
       </w:r>
       <w:r>
         <w:br/>
@@ -17484,7 +17973,7 @@
         <w:rPr>
           <w:rStyle w:val="VerbatimChar"/>
         </w:rPr>
-        <w:t xml:space="preserve">ADIM 2 — Saldiri: PATH'in basina sahte/ klasoru ekleniyor</w:t>
+        <w:t xml:space="preserve">STEP 2 - Attack: the fake/ folder is added to the front of PATH</w:t>
       </w:r>
       <w:r>
         <w:br/>
@@ -17493,7 +17982,7 @@
         <w:rPr>
           <w:rStyle w:val="VerbatimChar"/>
         </w:rPr>
-        <w:t xml:space="preserve">$ PATH="$PWD/sahte:$PATH" ./bin/linux/rapor</w:t>
+        <w:t xml:space="preserve">$ PATH="$PWD/fake:$PATH" ./bin/linux/report</w:t>
       </w:r>
       <w:r>
         <w:br/>
@@ -17502,7 +17991,7 @@
         <w:rPr>
           <w:rStyle w:val="VerbatimChar"/>
         </w:rPr>
-        <w:t xml:space="preserve">=== Aylik Satis Raporu ===</w:t>
+        <w:t xml:space="preserve">=== Monthly Sales Report ===</w:t>
       </w:r>
       <w:r>
         <w:br/>
@@ -17511,7 +18000,7 @@
         <w:rPr>
           <w:rStyle w:val="VerbatimChar"/>
         </w:rPr>
-        <w:t xml:space="preserve">Rapor tarihi:</w:t>
+        <w:t xml:space="preserve">Report date:</w:t>
       </w:r>
       <w:r>
         <w:br/>
@@ -17520,7 +18009,7 @@
         <w:rPr>
           <w:rStyle w:val="VerbatimChar"/>
         </w:rPr>
-        <w:t xml:space="preserve">  !!! SAHTE 'date' calisti !!!</w:t>
+        <w:t xml:space="preserve">  !!! FAKE 'date' ran !!!</w:t>
       </w:r>
       <w:r>
         <w:br/>
@@ -17529,7 +18018,7 @@
         <w:rPr>
           <w:rStyle w:val="VerbatimChar"/>
         </w:rPr>
-        <w:t xml:space="preserve">  Program PATH uzerinden kandirildi. ...</w:t>
+        <w:t xml:space="preserve">  The program was fooled through PATH. ...</w:t>
       </w:r>
       <w:r>
         <w:br/>
@@ -17541,7 +18030,7 @@
         <w:rPr>
           <w:rStyle w:val="VerbatimChar"/>
         </w:rPr>
-        <w:t xml:space="preserve">ADIM 3 — Duzeltilmis surum ayni saldiri altinda</w:t>
+        <w:t xml:space="preserve">STEP 3 - The fixed version under the same attack</w:t>
       </w:r>
       <w:r>
         <w:br/>
@@ -17550,7 +18039,7 @@
         <w:rPr>
           <w:rStyle w:val="VerbatimChar"/>
         </w:rPr>
-        <w:t xml:space="preserve">=== Aylik Satis Raporu ===</w:t>
+        <w:t xml:space="preserve">=== Monthly Sales Report ===</w:t>
       </w:r>
       <w:r>
         <w:br/>
@@ -17559,7 +18048,7 @@
         <w:rPr>
           <w:rStyle w:val="VerbatimChar"/>
         </w:rPr>
-        <w:t xml:space="preserve">Rapor tarihi: Sat Sep 19 19:11:32 +03 2026</w:t>
+        <w:t xml:space="preserve">Report date: Sat Sep 26 12:05:45 +03 2026</w:t>
       </w:r>
     </w:p>
     <w:p>
@@ -17698,7 +18187,7 @@
           <w:b/>
           <w:bCs/>
         </w:rPr>
-        <w:t xml:space="preserve">rapor_guvenli.c</w:t>
+        <w:t xml:space="preserve">report_secure.c</w:t>
       </w:r>
     </w:p>
     <w:p>
@@ -17733,7 +18222,7 @@
         <w:rPr>
           <w:rStyle w:val="NormalTok"/>
         </w:rPr>
-        <w:t xml:space="preserve"> arguman</w:t>
+        <w:t xml:space="preserve"> args</w:t>
       </w:r>
       <w:r>
         <w:rPr>
@@ -17745,7 +18234,7 @@
         <w:rPr>
           <w:rStyle w:val="NormalTok"/>
         </w:rPr>
-        <w:t xml:space="preserve">     </w:t>
+        <w:t xml:space="preserve">      </w:t>
       </w:r>
       <w:r>
         <w:rPr>
@@ -17826,7 +18315,7 @@
         <w:rPr>
           <w:rStyle w:val="NormalTok"/>
         </w:rPr>
-        <w:t xml:space="preserve"> temiz_ortam</w:t>
+        <w:t xml:space="preserve"> clean_env</w:t>
       </w:r>
       <w:r>
         <w:rPr>
@@ -17937,7 +18426,7 @@
         <w:rPr>
           <w:rStyle w:val="NormalTok"/>
         </w:rPr>
-        <w:t xml:space="preserve"> hata </w:t>
+        <w:t xml:space="preserve"> err </w:t>
       </w:r>
       <w:r>
         <w:rPr>
@@ -18018,7 +18507,7 @@
         <w:rPr>
           <w:rStyle w:val="NormalTok"/>
         </w:rPr>
-        <w:t xml:space="preserve">                       arguman</w:t>
+        <w:t xml:space="preserve">                      args</w:t>
       </w:r>
       <w:r>
         <w:rPr>
@@ -18030,7 +18519,7 @@
         <w:rPr>
           <w:rStyle w:val="NormalTok"/>
         </w:rPr>
-        <w:t xml:space="preserve"> temiz_ortam</w:t>
+        <w:t xml:space="preserve"> clean_env</w:t>
       </w:r>
       <w:r>
         <w:rPr>
@@ -18060,7 +18549,7 @@
           <w:b/>
           <w:bCs/>
         </w:rPr>
-        <w:t xml:space="preserve">rapor_guvenli.c</w:t>
+        <w:t xml:space="preserve">report_secure.c</w:t>
       </w:r>
     </w:p>
     <w:p>
@@ -18092,7 +18581,7 @@
         <w:rPr>
           <w:rStyle w:val="NormalTok"/>
         </w:rPr>
-        <w:t xml:space="preserve">sistem</w:t>
+        <w:t xml:space="preserve">system_dir</w:t>
       </w:r>
       <w:r>
         <w:rPr>
@@ -18131,7 +18620,7 @@
         <w:rPr>
           <w:rStyle w:val="NormalTok"/>
         </w:rPr>
-        <w:t xml:space="preserve">program</w:t>
+        <w:t xml:space="preserve">program_path</w:t>
       </w:r>
       <w:r>
         <w:rPr>
@@ -18185,7 +18674,7 @@
         <w:rPr>
           <w:rStyle w:val="NormalTok"/>
         </w:rPr>
-        <w:t xml:space="preserve"> sistem</w:t>
+        <w:t xml:space="preserve"> system_dir</w:t>
       </w:r>
       <w:r>
         <w:rPr>
@@ -18224,7 +18713,7 @@
         <w:rPr>
           <w:rStyle w:val="NormalTok"/>
         </w:rPr>
-        <w:t xml:space="preserve">ortam</w:t>
+        <w:t xml:space="preserve">env_block</w:t>
       </w:r>
       <w:r>
         <w:rPr>
@@ -18296,7 +18785,7 @@
         <w:rPr>
           <w:rStyle w:val="NormalTok"/>
         </w:rPr>
-        <w:t xml:space="preserve"> kok</w:t>
+        <w:t xml:space="preserve"> sys_root</w:t>
       </w:r>
       <w:r>
         <w:rPr>
@@ -18335,7 +18824,7 @@
         <w:rPr>
           <w:rStyle w:val="NormalTok"/>
         </w:rPr>
-        <w:t xml:space="preserve">program</w:t>
+        <w:t xml:space="preserve">program_path</w:t>
       </w:r>
       <w:r>
         <w:rPr>
@@ -18347,7 +18836,7 @@
         <w:rPr>
           <w:rStyle w:val="NormalTok"/>
         </w:rPr>
-        <w:t xml:space="preserve"> komut_satiri</w:t>
+        <w:t xml:space="preserve"> cmd_line</w:t>
       </w:r>
       <w:r>
         <w:rPr>
@@ -18410,7 +18899,7 @@
         <w:rPr>
           <w:rStyle w:val="NormalTok"/>
         </w:rPr>
-        <w:t xml:space="preserve"> ortam</w:t>
+        <w:t xml:space="preserve"> env_block</w:t>
       </w:r>
       <w:r>
         <w:rPr>
@@ -18665,29 +19154,14 @@
       </w:r>
     </w:p>
     <w:p>
-      <w:r>
-        <w:pict>
-          <v:rect style="width:0;height:1.5pt" o:hralign="center" o:hrstd="t" o:hr="t"/>
-        </w:pict>
-      </w:r>
-    </w:p>
-    <w:bookmarkEnd w:id="105"/>
-    <w:bookmarkEnd w:id="106"/>
-    <w:bookmarkStart w:id="118" w:name="X0f1350a22f142abbfe4c578d70e49aadd9fef1b"/>
-    <w:p>
-      <w:pPr>
-        <w:pStyle w:val="Heading2"/>
-      </w:pPr>
-      <w:r>
-        <w:t xml:space="preserve">11. Güvenli başlatma: programın ilk satırlarında yapılacaklar</w:t>
-      </w:r>
-    </w:p>
-    <w:p>
       <w:pPr>
         <w:pStyle w:val="FirstParagraph"/>
       </w:pPr>
       <w:r>
-        <w:t xml:space="preserve">Demo 1, programın devraldığı tek bir ortam değişkeninin (</w:t>
+        <w:t xml:space="preserve">Aşağıdaki animasyonda kabuğun</w:t>
+      </w:r>
+      <w:r>
+        <w:t xml:space="preserve"> </w:t>
       </w:r>
       <w:r>
         <w:rPr>
@@ -18696,59 +19170,16 @@
         <w:t xml:space="preserve">PATH</w:t>
       </w:r>
       <w:r>
-        <w:t xml:space="preserve">) bütün güvenliği nasıl altüst ettiğini gösterdi.</w:t>
-      </w:r>
-      <w:r>
-        <w:t xml:space="preserve"> </w:t>
-      </w:r>
-      <w:r>
-        <w:rPr>
-          <w:rStyle w:val="VerbatimChar"/>
-        </w:rPr>
-        <w:t xml:space="preserve">PATH</w:t>
-      </w:r>
-      <w:r>
-        <w:t xml:space="preserve"> </w:t>
-      </w:r>
-      <w:r>
-        <w:t xml:space="preserve">tek tehlike değildir. Kaynak kitabımızın birinci bölümü (Tarif 1.1–1.9), bir programın</w:t>
-      </w:r>
-      <w:r>
-        <w:t xml:space="preserve"> </w:t>
-      </w:r>
-      <w:r>
-        <w:rPr>
-          <w:rStyle w:val="VerbatimChar"/>
-        </w:rPr>
-        <w:t xml:space="preserve">main()</w:t>
-      </w:r>
-      <w:r>
-        <w:t xml:space="preserve"> </w:t>
-      </w:r>
-      <w:r>
-        <w:t xml:space="preserve">fonksiyonunun</w:t>
-      </w:r>
-      <w:r>
-        <w:t xml:space="preserve"> </w:t>
-      </w:r>
-      <w:r>
-        <w:rPr>
-          <w:b/>
-          <w:bCs/>
-        </w:rPr>
-        <w:t xml:space="preserve">ilk satırlarında</w:t>
-      </w:r>
-      <w:r>
-        <w:t xml:space="preserve"> </w:t>
-      </w:r>
-      <w:r>
-        <w:t xml:space="preserve">yapması gerekenleri sıralar. Bu bölümde o listeyi bugünün sistemlerine göre</w:t>
-      </w:r>
-      <w:r>
-        <w:t xml:space="preserve"> </w:t>
-      </w:r>
-      <w:r>
-        <w:t xml:space="preserve">güncelleyip adım adım işleyeceğiz.</w:t>
+        <w:t xml:space="preserve"> </w:t>
+      </w:r>
+      <w:r>
+        <w:t xml:space="preserve">dizinlerini sırayla nasıl denediğini ve sahte programın nerede kazandığını</w:t>
+      </w:r>
+      <w:r>
+        <w:t xml:space="preserve"> </w:t>
+      </w:r>
+      <w:r>
+        <w:t xml:space="preserve">adım adım izleyin.</w:t>
       </w:r>
     </w:p>
     <w:p>
@@ -18758,20 +19189,294 @@
       <w:r>
         <w:drawing>
           <wp:inline>
-            <wp:extent cx="5759999" cy="3069681"/>
+            <wp:extent cx="5111999" cy="5857895"/>
             <wp:effectExtent b="0" l="0" r="0" t="0"/>
-            <wp:docPr descr="Program başlarken ebeveyninden devraldıkları" title="" id="108" name="Picture"/>
+            <wp:docPr descr="PATH araması ve sahte komut — adım adım" title="" id="115" name="Picture"/>
             <a:graphic>
               <a:graphicData uri="http://schemas.openxmlformats.org/drawingml/2006/picture">
                 <pic:pic>
                   <pic:nvPicPr>
-                    <pic:cNvPr descr="h01-20-devralinan-durum.png" id="109" name="Picture"/>
+                    <pic:cNvPr descr="path-lookup.tr.png" id="116" name="Picture"/>
                     <pic:cNvPicPr>
                       <a:picLocks noChangeArrowheads="1" noChangeAspect="1"/>
                     </pic:cNvPicPr>
                   </pic:nvPicPr>
                   <pic:blipFill>
-                    <a:blip r:embed="rId107"/>
+                    <a:blip r:embed="rId114"/>
+                    <a:stretch>
+                      <a:fillRect/>
+                    </a:stretch>
+                  </pic:blipFill>
+                  <pic:spPr bwMode="auto">
+                    <a:xfrm>
+                      <a:off x="0" y="0"/>
+                      <a:ext cx="5111999" cy="5857895"/>
+                    </a:xfrm>
+                    <a:prstGeom prst="rect">
+                      <a:avLst/>
+                    </a:prstGeom>
+                    <a:noFill/>
+                    <a:ln w="9525">
+                      <a:noFill/>
+                      <a:headEnd/>
+                      <a:tailEnd/>
+                    </a:ln>
+                  </pic:spPr>
+                </pic:pic>
+              </a:graphicData>
+            </a:graphic>
+          </wp:inline>
+        </w:drawing>
+      </w:r>
+    </w:p>
+    <w:p>
+      <w:pPr>
+        <w:pStyle w:val="BodyText"/>
+      </w:pPr>
+      <w:r>
+        <w:t xml:space="preserve">Örnek seçiciden</w:t>
+      </w:r>
+      <w:r>
+        <w:t xml:space="preserve"> </w:t>
+      </w:r>
+      <w:r>
+        <w:rPr>
+          <w:b/>
+          <w:bCs/>
+        </w:rPr>
+        <w:t xml:space="preserve">saldırı yok</w:t>
+      </w:r>
+      <w:r>
+        <w:t xml:space="preserve"> </w:t>
+      </w:r>
+      <w:r>
+        <w:t xml:space="preserve">(normal),</w:t>
+      </w:r>
+      <w:r>
+        <w:t xml:space="preserve"> </w:t>
+      </w:r>
+      <w:r>
+        <w:rPr>
+          <w:b/>
+          <w:bCs/>
+        </w:rPr>
+        <w:t xml:space="preserve">sahte dizin PATH’in başına eklendi</w:t>
+      </w:r>
+      <w:r>
+        <w:t xml:space="preserve"> </w:t>
+      </w:r>
+      <w:r>
+        <w:t xml:space="preserve">(zor) ve uç durumlar</w:t>
+      </w:r>
+      <w:r>
+        <w:t xml:space="preserve"> </w:t>
+      </w:r>
+      <w:r>
+        <w:rPr>
+          <w:b/>
+          <w:bCs/>
+        </w:rPr>
+        <w:t xml:space="preserve">sahte dizin</w:t>
+      </w:r>
+      <w:r>
+        <w:rPr>
+          <w:b/>
+          <w:bCs/>
+        </w:rPr>
+        <w:t xml:space="preserve"> </w:t>
+      </w:r>
+      <w:r>
+        <w:rPr>
+          <w:b/>
+          <w:bCs/>
+        </w:rPr>
+        <w:t xml:space="preserve">ortada ama yine de kazanıyor</w:t>
+      </w:r>
+      <w:r>
+        <w:t xml:space="preserve"> </w:t>
+      </w:r>
+      <w:r>
+        <w:t xml:space="preserve">ile</w:t>
+      </w:r>
+      <w:r>
+        <w:t xml:space="preserve"> </w:t>
+      </w:r>
+      <w:r>
+        <w:rPr>
+          <w:b/>
+          <w:bCs/>
+        </w:rPr>
+        <w:t xml:space="preserve">güvenli sürüm — mutlak yol, arama yok</w:t>
+      </w:r>
+      <w:r>
+        <w:t xml:space="preserve">’u deneyin — ya da 🎲 ile rastgele bir</w:t>
+      </w:r>
+      <w:r>
+        <w:t xml:space="preserve"> </w:t>
+      </w:r>
+      <w:r>
+        <w:rPr>
+          <w:rStyle w:val="VerbatimChar"/>
+        </w:rPr>
+        <w:t xml:space="preserve">PATH</w:t>
+      </w:r>
+      <w:r>
+        <w:t xml:space="preserve"> </w:t>
+      </w:r>
+      <w:r>
+        <w:t xml:space="preserve">listesi üretin, ya da kendi dizin listenizi yazın (</w:t>
+      </w:r>
+      <w:r>
+        <w:rPr>
+          <w:rStyle w:val="VerbatimChar"/>
+        </w:rPr>
+        <w:t xml:space="preserve">dizin:real</w:t>
+      </w:r>
+      <w:r>
+        <w:t xml:space="preserve"> </w:t>
+      </w:r>
+      <w:r>
+        <w:t xml:space="preserve">/</w:t>
+      </w:r>
+      <w:r>
+        <w:t xml:space="preserve"> </w:t>
+      </w:r>
+      <w:r>
+        <w:rPr>
+          <w:rStyle w:val="VerbatimChar"/>
+        </w:rPr>
+        <w:t xml:space="preserve">dizin:fake</w:t>
+      </w:r>
+      <w:r>
+        <w:t xml:space="preserve"> </w:t>
+      </w:r>
+      <w:r>
+        <w:t xml:space="preserve">işaretleriyle, ya da</w:t>
+      </w:r>
+      <w:r>
+        <w:t xml:space="preserve"> </w:t>
+      </w:r>
+      <w:r>
+        <w:rPr>
+          <w:rStyle w:val="VerbatimChar"/>
+        </w:rPr>
+        <w:t xml:space="preserve">ABSOLUTE date /bin/date</w:t>
+      </w:r>
+      <w:r>
+        <w:t xml:space="preserve"> </w:t>
+      </w:r>
+      <w:r>
+        <w:t xml:space="preserve">ile mutlak-yol sürümünü deneyin).</w:t>
+      </w:r>
+    </w:p>
+    <w:p>
+      <w:r>
+        <w:pict>
+          <v:rect style="width:0;height:1.5pt" o:hralign="center" o:hrstd="t" o:hr="t"/>
+        </w:pict>
+      </w:r>
+    </w:p>
+    <w:bookmarkEnd w:id="117"/>
+    <w:bookmarkEnd w:id="118"/>
+    <w:bookmarkStart w:id="133" w:name="X0f1350a22f142abbfe4c578d70e49aadd9fef1b"/>
+    <w:p>
+      <w:pPr>
+        <w:pStyle w:val="Heading2"/>
+      </w:pPr>
+      <w:r>
+        <w:t xml:space="preserve">11. Güvenli başlatma: programın ilk satırlarında yapılacaklar</w:t>
+      </w:r>
+    </w:p>
+    <w:p>
+      <w:pPr>
+        <w:pStyle w:val="FirstParagraph"/>
+      </w:pPr>
+      <w:r>
+        <w:t xml:space="preserve">Demo 1, programın devraldığı tek bir ortam değişkeninin (</w:t>
+      </w:r>
+      <w:r>
+        <w:rPr>
+          <w:rStyle w:val="VerbatimChar"/>
+        </w:rPr>
+        <w:t xml:space="preserve">PATH</w:t>
+      </w:r>
+      <w:r>
+        <w:t xml:space="preserve">) bütün güvenliği nasıl altüst ettiğini gösterdi.</w:t>
+      </w:r>
+      <w:r>
+        <w:t xml:space="preserve"> </w:t>
+      </w:r>
+      <w:r>
+        <w:rPr>
+          <w:rStyle w:val="VerbatimChar"/>
+        </w:rPr>
+        <w:t xml:space="preserve">PATH</w:t>
+      </w:r>
+      <w:r>
+        <w:t xml:space="preserve"> </w:t>
+      </w:r>
+      <w:r>
+        <w:t xml:space="preserve">tek tehlike değildir. Kaynak kitabımızın birinci bölümü (Tarif 1.1–1.9), bir programın</w:t>
+      </w:r>
+      <w:r>
+        <w:t xml:space="preserve"> </w:t>
+      </w:r>
+      <w:r>
+        <w:rPr>
+          <w:rStyle w:val="VerbatimChar"/>
+        </w:rPr>
+        <w:t xml:space="preserve">main()</w:t>
+      </w:r>
+      <w:r>
+        <w:t xml:space="preserve"> </w:t>
+      </w:r>
+      <w:r>
+        <w:t xml:space="preserve">fonksiyonunun</w:t>
+      </w:r>
+      <w:r>
+        <w:t xml:space="preserve"> </w:t>
+      </w:r>
+      <w:r>
+        <w:rPr>
+          <w:b/>
+          <w:bCs/>
+        </w:rPr>
+        <w:t xml:space="preserve">ilk satırlarında</w:t>
+      </w:r>
+      <w:r>
+        <w:t xml:space="preserve"> </w:t>
+      </w:r>
+      <w:r>
+        <w:t xml:space="preserve">yapması gerekenleri sıralar. Bu bölümde o listeyi bugünün sistemlerine göre</w:t>
+      </w:r>
+      <w:r>
+        <w:t xml:space="preserve"> </w:t>
+      </w:r>
+      <w:r>
+        <w:t xml:space="preserve">güncelleyip adım adım işleyeceğiz.</w:t>
+      </w:r>
+    </w:p>
+    <w:p>
+      <w:pPr>
+        <w:pStyle w:val="BodyText"/>
+      </w:pPr>
+      <w:r>
+        <w:drawing>
+          <wp:inline>
+            <wp:extent cx="5759999" cy="3069681"/>
+            <wp:effectExtent b="0" l="0" r="0" t="0"/>
+            <wp:docPr descr="Program başlarken ebeveyninden devraldıkları" title="" id="120" name="Picture"/>
+            <a:graphic>
+              <a:graphicData uri="http://schemas.openxmlformats.org/drawingml/2006/picture">
+                <pic:pic>
+                  <pic:nvPicPr>
+                    <pic:cNvPr descr="h01-20-devralinan-durum.png" id="121" name="Picture"/>
+                    <pic:cNvPicPr>
+                      <a:picLocks noChangeArrowheads="1" noChangeAspect="1"/>
+                    </pic:cNvPicPr>
+                  </pic:nvPicPr>
+                  <pic:blipFill>
+                    <a:blip r:embed="rId119"/>
                     <a:stretch>
                       <a:fillRect/>
                     </a:stretch>
@@ -18798,7 +19503,7 @@
         </w:drawing>
       </w:r>
     </w:p>
-    <w:bookmarkStart w:id="110" w:name="program-başladığında-elinde-ne-var"/>
+    <w:bookmarkStart w:id="122" w:name="program-başladığında-elinde-ne-var"/>
     <w:p>
       <w:pPr>
         <w:pStyle w:val="Heading3"/>
@@ -19256,8 +19961,8 @@
         <w:t xml:space="preserve">bilinen ve güvenli bir duruma getirmektir.</w:t>
       </w:r>
     </w:p>
-    <w:bookmarkEnd w:id="110"/>
-    <w:bookmarkStart w:id="111" w:name="adım-1-ortamı-temizle-tarif-1.1"/>
+    <w:bookmarkEnd w:id="122"/>
+    <w:bookmarkStart w:id="123" w:name="adım-1-ortamı-temizle-tarif-1.1"/>
     <w:p>
       <w:pPr>
         <w:pStyle w:val="Heading3"/>
@@ -19370,7 +20075,7 @@
         <w:rPr>
           <w:rStyle w:val="NormalTok"/>
         </w:rPr>
-        <w:t xml:space="preserve"> ortami_temizle</w:t>
+        <w:t xml:space="preserve"> sanitize_environment</w:t>
       </w:r>
       <w:r>
         <w:rPr>
@@ -19484,7 +20189,7 @@
         <w:rPr>
           <w:rStyle w:val="CommentTok"/>
         </w:rPr>
-        <w:t xml:space="preserve">/* korunacak değişkeni önce kopyala */</w:t>
+        <w:t xml:space="preserve">/* copy the variable to keep, first */</w:t>
       </w:r>
       <w:r>
         <w:br/>
@@ -19505,7 +20210,7 @@
         <w:rPr>
           <w:rStyle w:val="NormalTok"/>
         </w:rPr>
-        <w:t xml:space="preserve"> tz_kopya</w:t>
+        <w:t xml:space="preserve"> tz_copy</w:t>
       </w:r>
       <w:r>
         <w:rPr>
@@ -19646,7 +20351,7 @@
         <w:rPr>
           <w:rStyle w:val="NormalTok"/>
         </w:rPr>
-        <w:t xml:space="preserve"> tz_kopya</w:t>
+        <w:t xml:space="preserve"> tz_copy</w:t>
       </w:r>
       <w:r>
         <w:rPr>
@@ -19673,7 +20378,7 @@
         <w:rPr>
           <w:rStyle w:val="NormalTok"/>
         </w:rPr>
-        <w:t xml:space="preserve">tz_kopya</w:t>
+        <w:t xml:space="preserve">tz_copy</w:t>
       </w:r>
       <w:r>
         <w:rPr>
@@ -19721,7 +20426,7 @@
         <w:rPr>
           <w:rStyle w:val="CommentTok"/>
         </w:rPr>
-        <w:t xml:space="preserve">/* glibc; taşınabilir değil (aşağıya bakın) */</w:t>
+        <w:t xml:space="preserve">/* glibc-specific; not portable (see below) */</w:t>
       </w:r>
       <w:r>
         <w:br/>
@@ -19796,7 +20501,7 @@
         <w:rPr>
           <w:rStyle w:val="CommentTok"/>
         </w:rPr>
-        <w:t xml:space="preserve">/* bilinen, yazılamaz dizinler */</w:t>
+        <w:t xml:space="preserve">/* known, non-writable directories */</w:t>
       </w:r>
       <w:r>
         <w:br/>
@@ -19829,7 +20534,7 @@
         <w:rPr>
           <w:rStyle w:val="NormalTok"/>
         </w:rPr>
-        <w:t xml:space="preserve">tz_kopya</w:t>
+        <w:t xml:space="preserve">tz_copy</w:t>
       </w:r>
       <w:r>
         <w:rPr>
@@ -19880,7 +20585,7 @@
         <w:rPr>
           <w:rStyle w:val="NormalTok"/>
         </w:rPr>
-        <w:t xml:space="preserve"> tz_kopya</w:t>
+        <w:t xml:space="preserve"> tz_copy</w:t>
       </w:r>
       <w:r>
         <w:rPr>
@@ -20088,8 +20793,8 @@
         <w:t xml:space="preserve">da tehlikedir (aşağıda Adım 6).</w:t>
       </w:r>
     </w:p>
-    <w:bookmarkEnd w:id="111"/>
-    <w:bookmarkStart w:id="112" w:name="Xf6ec1fae00a2f12062717f0703b6e79db7aa128"/>
+    <w:bookmarkEnd w:id="123"/>
+    <w:bookmarkStart w:id="124" w:name="Xf6ec1fae00a2f12062717f0703b6e79db7aa128"/>
     <w:p>
       <w:pPr>
         <w:pStyle w:val="Heading3"/>
@@ -20304,7 +21009,7 @@
         <w:rPr>
           <w:rStyle w:val="NormalTok"/>
         </w:rPr>
-        <w:t xml:space="preserve"> tanitici_duzenle</w:t>
+        <w:t xml:space="preserve"> sanitize_file_descriptors</w:t>
       </w:r>
       <w:r>
         <w:rPr>
@@ -20571,7 +21276,7 @@
         <w:rPr>
           <w:rStyle w:val="CommentTok"/>
         </w:rPr>
-        <w:t xml:space="preserve">/* kapalı mı? */</w:t>
+        <w:t xml:space="preserve">/* closed? */</w:t>
       </w:r>
       <w:r>
         <w:br/>
@@ -20592,7 +21297,7 @@
         <w:rPr>
           <w:rStyle w:val="NormalTok"/>
         </w:rPr>
-        <w:t xml:space="preserve"> yeni </w:t>
+        <w:t xml:space="preserve"> new_fd </w:t>
       </w:r>
       <w:r>
         <w:rPr>
@@ -20667,7 +21372,7 @@
         <w:rPr>
           <w:rStyle w:val="NormalTok"/>
         </w:rPr>
-        <w:t xml:space="preserve">yeni </w:t>
+        <w:t xml:space="preserve">new_fd </w:t>
       </w:r>
       <w:r>
         <w:rPr>
@@ -20697,7 +21402,7 @@
         <w:rPr>
           <w:rStyle w:val="CommentTok"/>
         </w:rPr>
-        <w:t xml:space="preserve">/* tam olarak o numarayı almalı */</w:t>
+        <w:t xml:space="preserve">/* must get exactly that number */</w:t>
       </w:r>
       <w:r>
         <w:br/>
@@ -20757,7 +21462,7 @@
         <w:rPr>
           <w:rStyle w:val="CommentTok"/>
         </w:rPr>
-        <w:t xml:space="preserve">/* Linux 5.9+ / glibc 2.34+: tek çağrıda 3 ve üstünü kapat */</w:t>
+        <w:t xml:space="preserve">/* Linux 5.9+ / glibc 2.34+: close 3 and above in one call */</w:t>
       </w:r>
       <w:r>
         <w:br/>
@@ -20915,8 +21620,8 @@
         <w:t xml:space="preserve">bayrağını kullanın; böylece ileride başlatacağınız bir alt sürece sızmazlar.</w:t>
       </w:r>
     </w:p>
-    <w:bookmarkEnd w:id="112"/>
-    <w:bookmarkStart w:id="113" w:name="X585312f4c6f7fb328e2f3f25eba1c943632e432"/>
+    <w:bookmarkEnd w:id="124"/>
+    <w:bookmarkStart w:id="125" w:name="X585312f4c6f7fb328e2f3f25eba1c943632e432"/>
     <w:p>
       <w:pPr>
         <w:pStyle w:val="Heading3"/>
@@ -20978,7 +21683,7 @@
         <w:rPr>
           <w:rStyle w:val="CommentTok"/>
         </w:rPr>
-        <w:t xml:space="preserve">/* yeni dosyalar yalnız sahibine açık: rw------- */</w:t>
+        <w:t xml:space="preserve">/* new files open only to the owner: rw------- */</w:t>
       </w:r>
     </w:p>
     <w:p>
@@ -21063,7 +21768,7 @@
         <w:rPr>
           <w:rStyle w:val="VerbatimChar"/>
         </w:rPr>
-        <w:t xml:space="preserve">open(yol, O_WRONLY | O_CREAT | O_EXCL, 0600)</w:t>
+        <w:t xml:space="preserve">open(path, O_WRONLY | O_CREAT | O_EXCL, 0600)</w:t>
       </w:r>
       <w:r>
         <w:t xml:space="preserve">.</w:t>
@@ -21089,7 +21794,7 @@
       <w:r>
         <w:t xml:space="preserve"> </w:t>
       </w:r>
-      <w:hyperlink r:id="rId82">
+      <w:hyperlink r:id="rId88">
         <w:r>
           <w:rPr>
             <w:rStyle w:val="Hyperlink"/>
@@ -21104,8 +21809,8 @@
         <w:t xml:space="preserve">TOCTOU demosunu hatırlayın.</w:t>
       </w:r>
     </w:p>
-    <w:bookmarkEnd w:id="113"/>
-    <w:bookmarkStart w:id="114" w:name="adım-4-çökme-dökümünü-kapat-tarif-1.9"/>
+    <w:bookmarkEnd w:id="125"/>
+    <w:bookmarkStart w:id="126" w:name="adım-4-çökme-dökümünü-kapat-tarif-1.9"/>
     <w:p>
       <w:pPr>
         <w:pStyle w:val="Heading3"/>
@@ -21221,7 +21926,7 @@
         <w:rPr>
           <w:rStyle w:val="NormalTok"/>
         </w:rPr>
-        <w:t xml:space="preserve"> dokumu_kapat</w:t>
+        <w:t xml:space="preserve"> disable_core_dump</w:t>
       </w:r>
       <w:r>
         <w:rPr>
@@ -21392,7 +22097,7 @@
         <w:rPr>
           <w:rStyle w:val="CommentTok"/>
         </w:rPr>
-        <w:t xml:space="preserve">/* çekirdek dökümü boyutu 0 */</w:t>
+        <w:t xml:space="preserve">/* core dump size 0 */</w:t>
       </w:r>
       <w:r>
         <w:br/>
@@ -21503,7 +22208,7 @@
         <w:rPr>
           <w:rStyle w:val="CommentTok"/>
         </w:rPr>
-        <w:t xml:space="preserve">/* döküm yok, aynı kullanıcı bile ptrace ile bağlanamaz */</w:t>
+        <w:t xml:space="preserve">/* no dump; not even the same user can attach via ptrace */</w:t>
       </w:r>
       <w:r>
         <w:br/>
@@ -21648,7 +22353,7 @@
         <w:rPr>
           <w:rStyle w:val="NormalTok"/>
         </w:rPr>
-        <w:t xml:space="preserve"> dokumu_kapat</w:t>
+        <w:t xml:space="preserve"> disable_core_dump</w:t>
       </w:r>
       <w:r>
         <w:rPr>
@@ -21690,7 +22395,7 @@
         <w:rPr>
           <w:rStyle w:val="CommentTok"/>
         </w:rPr>
-        <w:t xml:space="preserve">/* Çökme iletişim kutusunu ve kritik hata kutularını kapat */</w:t>
+        <w:t xml:space="preserve">/* Close the crash dialog and critical-error dialogs */</w:t>
       </w:r>
       <w:r>
         <w:br/>
@@ -21783,8 +22488,8 @@
         <w:t xml:space="preserve">döküm alınsa bile, içinde bulunacak sır kalmamalıdır.</w:t>
       </w:r>
     </w:p>
-    <w:bookmarkEnd w:id="114"/>
-    <w:bookmarkStart w:id="115" w:name="X07ba2fbfc357633b31f5863f9c59a29604eb74d"/>
+    <w:bookmarkEnd w:id="126"/>
+    <w:bookmarkStart w:id="127" w:name="X07ba2fbfc357633b31f5863f9c59a29604eb74d"/>
     <w:p>
       <w:pPr>
         <w:pStyle w:val="Heading3"/>
@@ -21910,7 +22615,7 @@
         <w:rPr>
           <w:rStyle w:val="NormalTok"/>
         </w:rPr>
-        <w:t xml:space="preserve"> yetkiyi_birak</w:t>
+        <w:t xml:space="preserve"> drop_privileges</w:t>
       </w:r>
       <w:r>
         <w:rPr>
@@ -22123,7 +22828,7 @@
         <w:rPr>
           <w:rStyle w:val="CommentTok"/>
         </w:rPr>
-        <w:t xml:space="preserve">/* önce grup: sonra buna yetkimiz kalmaz */</w:t>
+        <w:t xml:space="preserve">/* group first: afterward we no longer have permission to change it */</w:t>
       </w:r>
       <w:r>
         <w:br/>
@@ -22252,7 +22957,7 @@
         <w:rPr>
           <w:rStyle w:val="CommentTok"/>
         </w:rPr>
-        <w:t xml:space="preserve">/* gerçek, etkin ve saklı kimliğin üçü de */</w:t>
+        <w:t xml:space="preserve">/* all three: real, effective and saved identity */</w:t>
       </w:r>
       <w:r>
         <w:br/>
@@ -22492,7 +23197,7 @@
         <w:rPr>
           <w:rStyle w:val="CommentTok"/>
         </w:rPr>
-        <w:t xml:space="preserve">/* bıraktığını DOĞRULA */</w:t>
+        <w:t xml:space="preserve">/* VERIFY that it was actually dropped */</w:t>
       </w:r>
       <w:r>
         <w:br/>
@@ -22709,8 +23414,8 @@
         <w:t xml:space="preserve">(sandbox) sürecinde çalıştırması bu fikrin bugünkü halidir.</w:t>
       </w:r>
     </w:p>
-    <w:bookmarkEnd w:id="115"/>
-    <w:bookmarkStart w:id="116" w:name="Xbadfc1e33e71c90081080ec6b6693e937ec2edf"/>
+    <w:bookmarkEnd w:id="127"/>
+    <w:bookmarkStart w:id="128" w:name="Xbadfc1e33e71c90081080ec6b6693e937ec2edf"/>
     <w:p>
       <w:pPr>
         <w:pStyle w:val="Heading3"/>
@@ -22780,7 +23485,7 @@
               <w:rPr>
                 <w:rStyle w:val="VerbatimChar"/>
               </w:rPr>
-              <w:t xml:space="preserve">system("convert " + dosya)</w:t>
+              <w:t xml:space="preserve">system("convert " + file)</w:t>
             </w:r>
           </w:p>
         </w:tc>
@@ -22855,7 +23560,7 @@
               <w:rPr>
                 <w:rStyle w:val="VerbatimChar"/>
               </w:rPr>
-              <w:t xml:space="preserve">execve("/usr/bin/convert", argv, temiz_ortam)</w:t>
+              <w:t xml:space="preserve">execve("/usr/bin/convert", argv, clean_env)</w:t>
             </w:r>
           </w:p>
         </w:tc>
@@ -22983,7 +23688,7 @@
               <w:rPr>
                 <w:rStyle w:val="VerbatimChar"/>
               </w:rPr>
-              <w:t xml:space="preserve">LoadLibrary("yardimci.dll")</w:t>
+              <w:t xml:space="preserve">LoadLibrary("helper.dll")</w:t>
             </w:r>
           </w:p>
         </w:tc>
@@ -23030,7 +23735,7 @@
               <w:rPr>
                 <w:rStyle w:val="VerbatimChar"/>
               </w:rPr>
-              <w:t xml:space="preserve">dlopen("libyardimci.so")</w:t>
+              <w:t xml:space="preserve">dlopen("libhelper.so")</w:t>
             </w:r>
           </w:p>
         </w:tc>
@@ -23111,8 +23816,8 @@
         <w:t xml:space="preserve">bıraktığı bir klasörde bulursa o kütüphanenin kodu, programın yetkisiyle çalışır (CWE-427).</w:t>
       </w:r>
     </w:p>
-    <w:bookmarkEnd w:id="116"/>
-    <w:bookmarkStart w:id="117" w:name="hepsi-bir-arada-guvenli_baslat"/>
+    <w:bookmarkEnd w:id="128"/>
+    <w:bookmarkStart w:id="132" w:name="hepsi-bir-arada-secure_startup"/>
     <w:p>
       <w:pPr>
         <w:pStyle w:val="Heading3"/>
@@ -23127,7 +23832,7 @@
         <w:rPr>
           <w:rStyle w:val="VerbatimChar"/>
         </w:rPr>
-        <w:t xml:space="preserve">guvenli_baslat()</w:t>
+        <w:t xml:space="preserve">secure_startup()</w:t>
       </w:r>
     </w:p>
     <w:p>
@@ -23139,7 +23844,7 @@
           <w:b/>
           <w:bCs/>
         </w:rPr>
-        <w:t xml:space="preserve">guvenli_baslat.c — Linux iskeleti (Windows karşılıkları yorumlarda)</w:t>
+        <w:t xml:space="preserve">secure_startup.c — Linux iskeleti (Windows karşılıkları yorumlarda)</w:t>
       </w:r>
     </w:p>
     <w:p>
@@ -23234,7 +23939,7 @@
         <w:rPr>
           <w:rStyle w:val="NormalTok"/>
         </w:rPr>
-        <w:t xml:space="preserve">    tanitici_duzenle</w:t>
+        <w:t xml:space="preserve">    sanitize_file_descriptors</w:t>
       </w:r>
       <w:r>
         <w:rPr>
@@ -23252,7 +23957,7 @@
         <w:rPr>
           <w:rStyle w:val="CommentTok"/>
         </w:rPr>
-        <w:t xml:space="preserve">/* Adım 2 — Windows: gerek yok, tanıtıcılar varsayılan olarak devralınmaz */</w:t>
+        <w:t xml:space="preserve">/* Step 2 — Windows: not needed, descriptors are not inherited by default */</w:t>
       </w:r>
       <w:r>
         <w:br/>
@@ -23261,7 +23966,7 @@
         <w:rPr>
           <w:rStyle w:val="NormalTok"/>
         </w:rPr>
-        <w:t xml:space="preserve">    ortami_temizle</w:t>
+        <w:t xml:space="preserve">    sanitize_environment</w:t>
       </w:r>
       <w:r>
         <w:rPr>
@@ -23273,13 +23978,13 @@
         <w:rPr>
           <w:rStyle w:val="NormalTok"/>
         </w:rPr>
-        <w:t xml:space="preserve">     </w:t>
+        <w:t xml:space="preserve">        </w:t>
       </w:r>
       <w:r>
         <w:rPr>
           <w:rStyle w:val="CommentTok"/>
         </w:rPr>
-        <w:t xml:space="preserve">/* Adım 1 — Windows: SetDefaultDllDirectories + PATH doğrulaması */</w:t>
+        <w:t xml:space="preserve">/* Step 1 — Windows: SetDefaultDllDirectories + PATH validation */</w:t>
       </w:r>
       <w:r>
         <w:br/>
@@ -23312,13 +24017,40 @@
         <w:rPr>
           <w:rStyle w:val="NormalTok"/>
         </w:rPr>
+        <w:t xml:space="preserve">                    </w:t>
+      </w:r>
+      <w:r>
+        <w:rPr>
+          <w:rStyle w:val="CommentTok"/>
+        </w:rPr>
+        <w:t xml:space="preserve">/* Step 3 — Windows: create the file explicitly with a restricted DACL */</w:t>
+      </w:r>
+      <w:r>
+        <w:br/>
+      </w:r>
+      <w:r>
+        <w:rPr>
+          <w:rStyle w:val="NormalTok"/>
+        </w:rPr>
+        <w:t xml:space="preserve">    disable_core_dump</w:t>
+      </w:r>
+      <w:r>
+        <w:rPr>
+          <w:rStyle w:val="OperatorTok"/>
+        </w:rPr>
+        <w:t xml:space="preserve">();</w:t>
+      </w:r>
+      <w:r>
+        <w:rPr>
+          <w:rStyle w:val="NormalTok"/>
+        </w:rPr>
         <w:t xml:space="preserve">           </w:t>
       </w:r>
       <w:r>
         <w:rPr>
           <w:rStyle w:val="CommentTok"/>
         </w:rPr>
-        <w:t xml:space="preserve">/* Adım 3 — Windows: dosyayı açıkça kısıtlı DACL ile oluştur */</w:t>
+        <w:t xml:space="preserve">/* Step 4 — Windows: SetErrorMode */</w:t>
       </w:r>
       <w:r>
         <w:br/>
@@ -23327,7 +24059,7 @@
         <w:rPr>
           <w:rStyle w:val="NormalTok"/>
         </w:rPr>
-        <w:t xml:space="preserve">    dokumu_kapat</w:t>
+        <w:t xml:space="preserve">    drop_privileges</w:t>
       </w:r>
       <w:r>
         <w:rPr>
@@ -23339,97 +24071,70 @@
         <w:rPr>
           <w:rStyle w:val="NormalTok"/>
         </w:rPr>
-        <w:t xml:space="preserve">       </w:t>
+        <w:t xml:space="preserve">             </w:t>
       </w:r>
       <w:r>
         <w:rPr>
           <w:rStyle w:val="CommentTok"/>
         </w:rPr>
-        <w:t xml:space="preserve">/* Adım 4 — Windows: SetErrorMode */</w:t>
+        <w:t xml:space="preserve">/* Step 5 — Windows: restricted token / separate process */</w:t>
       </w:r>
       <w:r>
         <w:br/>
       </w:r>
       <w:r>
-        <w:rPr>
-          <w:rStyle w:val="NormalTok"/>
-        </w:rPr>
-        <w:t xml:space="preserve">    yetkiyi_birak</w:t>
-      </w:r>
-      <w:r>
-        <w:rPr>
-          <w:rStyle w:val="OperatorTok"/>
-        </w:rPr>
-        <w:t xml:space="preserve">();</w:t>
-      </w:r>
-      <w:r>
-        <w:rPr>
-          <w:rStyle w:val="NormalTok"/>
-        </w:rPr>
-        <w:t xml:space="preserve">      </w:t>
+        <w:br/>
+      </w:r>
+      <w:r>
+        <w:rPr>
+          <w:rStyle w:val="NormalTok"/>
+        </w:rPr>
+        <w:t xml:space="preserve">    </w:t>
       </w:r>
       <w:r>
         <w:rPr>
           <w:rStyle w:val="CommentTok"/>
         </w:rPr>
-        <w:t xml:space="preserve">/* Adım 5 — Windows: kısıtlanmış belirteç / ayrı süreç */</w:t>
+        <w:t xml:space="preserve">/* ... the program's actual work ... */</w:t>
       </w:r>
       <w:r>
         <w:br/>
       </w:r>
       <w:r>
+        <w:rPr>
+          <w:rStyle w:val="NormalTok"/>
+        </w:rPr>
+        <w:t xml:space="preserve">    </w:t>
+      </w:r>
+      <w:r>
+        <w:rPr>
+          <w:rStyle w:val="ControlFlowTok"/>
+        </w:rPr>
+        <w:t xml:space="preserve">return</w:t>
+      </w:r>
+      <w:r>
+        <w:rPr>
+          <w:rStyle w:val="NormalTok"/>
+        </w:rPr>
+        <w:t xml:space="preserve"> </w:t>
+      </w:r>
+      <w:r>
+        <w:rPr>
+          <w:rStyle w:val="DecValTok"/>
+        </w:rPr>
+        <w:t xml:space="preserve">0</w:t>
+      </w:r>
+      <w:r>
+        <w:rPr>
+          <w:rStyle w:val="OperatorTok"/>
+        </w:rPr>
+        <w:t xml:space="preserve">;</w:t>
+      </w:r>
+      <w:r>
         <w:br/>
       </w:r>
       <w:r>
         <w:rPr>
-          <w:rStyle w:val="NormalTok"/>
-        </w:rPr>
-        <w:t xml:space="preserve">    </w:t>
-      </w:r>
-      <w:r>
-        <w:rPr>
-          <w:rStyle w:val="CommentTok"/>
-        </w:rPr>
-        <w:t xml:space="preserve">/* ... programın asıl işi ... */</w:t>
-      </w:r>
-      <w:r>
-        <w:br/>
-      </w:r>
-      <w:r>
-        <w:rPr>
-          <w:rStyle w:val="NormalTok"/>
-        </w:rPr>
-        <w:t xml:space="preserve">    </w:t>
-      </w:r>
-      <w:r>
-        <w:rPr>
-          <w:rStyle w:val="ControlFlowTok"/>
-        </w:rPr>
-        <w:t xml:space="preserve">return</w:t>
-      </w:r>
-      <w:r>
-        <w:rPr>
-          <w:rStyle w:val="NormalTok"/>
-        </w:rPr>
-        <w:t xml:space="preserve"> </w:t>
-      </w:r>
-      <w:r>
-        <w:rPr>
-          <w:rStyle w:val="DecValTok"/>
-        </w:rPr>
-        <w:t xml:space="preserve">0</w:t>
-      </w:r>
-      <w:r>
-        <w:rPr>
-          <w:rStyle w:val="OperatorTok"/>
-        </w:rPr>
-        <w:t xml:space="preserve">;</w:t>
-      </w:r>
-      <w:r>
-        <w:br/>
-      </w:r>
-      <w:r>
-        <w:rPr>
           <w:rStyle w:val="OperatorTok"/>
         </w:rPr>
         <w:t xml:space="preserve">}</w:t>
@@ -23467,22 +24172,10 @@
     </w:p>
     <w:p>
       <w:pPr>
-        <w:pStyle w:val="BlockText"/>
-      </w:pPr>
-      <w:r>
-        <w:rPr>
-          <w:b/>
-          <w:bCs/>
-        </w:rPr>
-        <w:t xml:space="preserve">Değerlendirici nasıl test eder?</w:t>
-      </w:r>
-    </w:p>
-    <w:p>
-      <w:pPr>
-        <w:pStyle w:val="BlockText"/>
-      </w:pPr>
-      <w:r>
-        <w:t xml:space="preserve">Programı kapalı standart çıktıyla, zehirli</w:t>
+        <w:pStyle w:val="BodyText"/>
+      </w:pPr>
+      <w:r>
+        <w:t xml:space="preserve">Aşağıdaki animasyon devralınan tehlikeli bir ortamı (12 değişken) ve tanıtıcı/umask/döküm/yetki durumunu alıp</w:t>
       </w:r>
       <w:r>
         <w:t xml:space="preserve"> </w:t>
@@ -23491,231 +24184,10 @@
         <w:rPr>
           <w:rStyle w:val="VerbatimChar"/>
         </w:rPr>
-        <w:t xml:space="preserve">PATH</w:t>
-      </w:r>
-      <w:r>
-        <w:t xml:space="preserve"> </w:t>
-      </w:r>
-      <w:r>
-        <w:t xml:space="preserve">ve</w:t>
-      </w:r>
-      <w:r>
-        <w:t xml:space="preserve"> </w:t>
-      </w:r>
-      <w:r>
-        <w:rPr>
-          <w:rStyle w:val="VerbatimChar"/>
-        </w:rPr>
-        <w:t xml:space="preserve">LD_PRELOAD</w:t>
-      </w:r>
-      <w:r>
-        <w:t xml:space="preserve"> </w:t>
-      </w:r>
-      <w:r>
-        <w:t xml:space="preserve">ile,</w:t>
-      </w:r>
-      <w:r>
-        <w:t xml:space="preserve"> </w:t>
-      </w:r>
-      <w:r>
-        <w:rPr>
-          <w:rStyle w:val="VerbatimChar"/>
-        </w:rPr>
-        <w:t xml:space="preserve">umask 000</w:t>
-      </w:r>
-      <w:r>
-        <w:t xml:space="preserve"> </w:t>
-      </w:r>
-      <w:r>
-        <w:t xml:space="preserve">ile başlatır; çökme</w:t>
-      </w:r>
-      <w:r>
-        <w:t xml:space="preserve"> </w:t>
-      </w:r>
-      <w:r>
-        <w:t xml:space="preserve">tetikleyip döküm dosyası arar; setuid programlarda yetkinin gerçekten bırakılıp bırakılmadığını</w:t>
-      </w:r>
-      <w:r>
-        <w:t xml:space="preserve"> </w:t>
-      </w:r>
-      <w:r>
-        <w:rPr>
-          <w:rStyle w:val="VerbatimChar"/>
-        </w:rPr>
-        <w:t xml:space="preserve">/proc/&lt;pid&gt;/status</w:t>
-      </w:r>
-      <w:r>
-        <w:t xml:space="preserve"> </w:t>
-      </w:r>
-      <w:r>
-        <w:t xml:space="preserve">içindeki</w:t>
-      </w:r>
-      <w:r>
-        <w:t xml:space="preserve"> </w:t>
-      </w:r>
-      <w:r>
-        <w:rPr>
-          <w:rStyle w:val="VerbatimChar"/>
-        </w:rPr>
-        <w:t xml:space="preserve">Uid:</w:t>
-      </w:r>
-      <w:r>
-        <w:t xml:space="preserve"> </w:t>
-      </w:r>
-      <w:r>
-        <w:t xml:space="preserve">satırıyla denetler. Windows’ta uygulamanın klasörüne ve çalışma</w:t>
-      </w:r>
-      <w:r>
-        <w:t xml:space="preserve"> </w:t>
-      </w:r>
-      <w:r>
-        <w:t xml:space="preserve">dizinine sahte bir DLL koyup yüklenip yüklenmediğine bakar.</w:t>
-      </w:r>
-    </w:p>
-    <w:p>
-      <w:pPr>
-        <w:pStyle w:val="BlockText"/>
-      </w:pPr>
-      <w:r>
-        <w:rPr>
-          <w:b/>
-          <w:bCs/>
-        </w:rPr>
-        <w:t xml:space="preserve">Sahada nasıl uygulanır?</w:t>
-      </w:r>
-    </w:p>
-    <w:p>
-      <w:pPr>
-        <w:pStyle w:val="BlockText"/>
-      </w:pPr>
-      <w:r>
-        <w:t xml:space="preserve">Mobil ödeme kütüphanelerinde native katman,</w:t>
-      </w:r>
-      <w:r>
-        <w:t xml:space="preserve"> </w:t>
-      </w:r>
-      <w:r>
-        <w:rPr>
-          <w:rStyle w:val="VerbatimChar"/>
-        </w:rPr>
-        <w:t xml:space="preserve">LD_PRELOAD</w:t>
-      </w:r>
-      <w:r>
-        <w:t xml:space="preserve"> </w:t>
-      </w:r>
-      <w:r>
-        <w:t xml:space="preserve">değişkeninin dolu olup olmadığını denetler; hatta</w:t>
-      </w:r>
-      <w:r>
-        <w:t xml:space="preserve"> </w:t>
-      </w:r>
-      <w:r>
-        <w:rPr>
-          <w:rStyle w:val="VerbatimChar"/>
-        </w:rPr>
-        <w:t xml:space="preserve">getenv</w:t>
-      </w:r>
-      <w:r>
-        <w:t xml:space="preserve"> </w:t>
-      </w:r>
-      <w:r>
-        <w:t xml:space="preserve">fonksiyonunun kendisinin kancalanıp kancalanmadığını anlamak için rastgele bir değişkeni</w:t>
-      </w:r>
-      <w:r>
-        <w:t xml:space="preserve"> </w:t>
-      </w:r>
-      <w:r>
-        <w:rPr>
-          <w:rStyle w:val="VerbatimChar"/>
-        </w:rPr>
-        <w:t xml:space="preserve">setenv</w:t>
-      </w:r>
-      <w:r>
-        <w:t xml:space="preserve"> </w:t>
-      </w:r>
-      <w:r>
-        <w:t xml:space="preserve">ile</w:t>
-      </w:r>
-      <w:r>
-        <w:t xml:space="preserve"> </w:t>
-      </w:r>
-      <w:r>
-        <w:t xml:space="preserve">yazıp</w:t>
-      </w:r>
-      <w:r>
-        <w:t xml:space="preserve"> </w:t>
-      </w:r>
-      <w:r>
-        <w:rPr>
-          <w:rStyle w:val="VerbatimChar"/>
-        </w:rPr>
-        <w:t xml:space="preserve">getenv</w:t>
-      </w:r>
-      <w:r>
-        <w:t xml:space="preserve"> </w:t>
-      </w:r>
-      <w:r>
-        <w:t xml:space="preserve">ile geri okur. Değer tutmazsa, biri çağrıyı araya girip değiştiriyordur. Bu, güvenli başlatmanın</w:t>
-      </w:r>
-      <w:r>
-        <w:t xml:space="preserve"> </w:t>
-      </w:r>
-      <w:r>
-        <w:t xml:space="preserve">“çalışma zamanı öz koruması”</w:t>
-      </w:r>
-      <w:r>
-        <w:t xml:space="preserve">na (6. hafta) dönüştüğü noktadır.</w:t>
-      </w:r>
-    </w:p>
-    <w:p>
-      <w:r>
-        <w:pict>
-          <v:rect style="width:0;height:1.5pt" o:hralign="center" o:hrstd="t" o:hr="t"/>
-        </w:pict>
-      </w:r>
-    </w:p>
-    <w:bookmarkEnd w:id="117"/>
-    <w:bookmarkEnd w:id="118"/>
-    <w:bookmarkStart w:id="123" w:name="bellekte-kalan-sırlar"/>
-    <w:p>
-      <w:pPr>
-        <w:pStyle w:val="Heading2"/>
-      </w:pPr>
-      <w:r>
-        <w:t xml:space="preserve">12. Bellekte kalan sırlar</w:t>
-      </w:r>
-    </w:p>
-    <w:p>
-      <w:pPr>
-        <w:pStyle w:val="FirstParagraph"/>
-      </w:pPr>
-      <w:r>
-        <w:t xml:space="preserve">Bir parolayı kullandıktan sonra ne olur? Değişken kapsam dışına çıkar ama</w:t>
-      </w:r>
-      <w:r>
-        <w:t xml:space="preserve"> </w:t>
-      </w:r>
-      <w:r>
-        <w:rPr>
-          <w:b/>
-          <w:bCs/>
-        </w:rPr>
-        <w:t xml:space="preserve">bellek silinmez</w:t>
-      </w:r>
-      <w:r>
-        <w:t xml:space="preserve">; o baytlar üzerine</w:t>
-      </w:r>
-      <w:r>
-        <w:t xml:space="preserve"> </w:t>
-      </w:r>
-      <w:r>
-        <w:t xml:space="preserve">başka bir şey yazılana kadar orada durur. Bir saldırgan o belleği görebilirse sırrı okur. Belleğin görülebildiği</w:t>
-      </w:r>
-      <w:r>
-        <w:t xml:space="preserve"> </w:t>
-      </w:r>
-      <w:r>
-        <w:t xml:space="preserve">durumlar sandığınızdan çoktur:</w:t>
+        <w:t xml:space="preserve">secure_startup()</w:t>
+      </w:r>
+      <w:r>
+        <w:t xml:space="preserve">’ın beş adımını sırayla uygular; sonunda kaç değişkenin hayatta kaldığını gösterir.</w:t>
       </w:r>
     </w:p>
     <w:p>
@@ -23725,20 +24197,363 @@
       <w:r>
         <w:drawing>
           <wp:inline>
-            <wp:extent cx="5759999" cy="2920024"/>
+            <wp:extent cx="5111999" cy="18908698"/>
             <wp:effectExtent b="0" l="0" r="0" t="0"/>
-            <wp:docPr descr="Sırrın bellekten sızabileceği dört yol" title="" id="120" name="Picture"/>
+            <wp:docPr descr="Güvenli başlatma — adım adım" title="" id="130" name="Picture"/>
             <a:graphic>
               <a:graphicData uri="http://schemas.openxmlformats.org/drawingml/2006/picture">
                 <pic:pic>
                   <pic:nvPicPr>
-                    <pic:cNvPr descr="h01-21-bellekten-sizma-yollari.png" id="121" name="Picture"/>
+                    <pic:cNvPr descr="env-sanitize-startup.tr.png" id="131" name="Picture"/>
                     <pic:cNvPicPr>
                       <a:picLocks noChangeArrowheads="1" noChangeAspect="1"/>
                     </pic:cNvPicPr>
                   </pic:nvPicPr>
                   <pic:blipFill>
-                    <a:blip r:embed="rId119"/>
+                    <a:blip r:embed="rId129"/>
+                    <a:stretch>
+                      <a:fillRect/>
+                    </a:stretch>
+                  </pic:blipFill>
+                  <pic:spPr bwMode="auto">
+                    <a:xfrm>
+                      <a:off x="0" y="0"/>
+                      <a:ext cx="5111999" cy="18908698"/>
+                    </a:xfrm>
+                    <a:prstGeom prst="rect">
+                      <a:avLst/>
+                    </a:prstGeom>
+                    <a:noFill/>
+                    <a:ln w="9525">
+                      <a:noFill/>
+                      <a:headEnd/>
+                      <a:tailEnd/>
+                    </a:ln>
+                  </pic:spPr>
+                </pic:pic>
+              </a:graphicData>
+            </a:graphic>
+          </wp:inline>
+        </w:drawing>
+      </w:r>
+    </w:p>
+    <w:p>
+      <w:pPr>
+        <w:pStyle w:val="BodyText"/>
+      </w:pPr>
+      <w:r>
+        <w:t xml:space="preserve">Örnek seçiciden</w:t>
+      </w:r>
+      <w:r>
+        <w:t xml:space="preserve"> </w:t>
+      </w:r>
+      <w:r>
+        <w:rPr>
+          <w:b/>
+          <w:bCs/>
+        </w:rPr>
+        <w:t xml:space="preserve">workstation</w:t>
+      </w:r>
+      <w:r>
+        <w:t xml:space="preserve">,</w:t>
+      </w:r>
+      <w:r>
+        <w:t xml:space="preserve"> </w:t>
+      </w:r>
+      <w:r>
+        <w:rPr>
+          <w:b/>
+          <w:bCs/>
+        </w:rPr>
+        <w:t xml:space="preserve">server</w:t>
+      </w:r>
+      <w:r>
+        <w:t xml:space="preserve"> </w:t>
+      </w:r>
+      <w:r>
+        <w:t xml:space="preserve">ve iki uç durumu (hiçbiri tehlikeli değil / hepsi tehlikeli) deneyin;</w:t>
+      </w:r>
+      <w:r>
+        <w:t xml:space="preserve"> </w:t>
+      </w:r>
+      <w:r>
+        <w:t xml:space="preserve">🎲 ile kendi devraldığınız ortamı da temizleyebilirsiniz.</w:t>
+      </w:r>
+    </w:p>
+    <w:p>
+      <w:pPr>
+        <w:pStyle w:val="BlockText"/>
+      </w:pPr>
+      <w:r>
+        <w:rPr>
+          <w:b/>
+          <w:bCs/>
+        </w:rPr>
+        <w:t xml:space="preserve">Değerlendirici nasıl test eder?</w:t>
+      </w:r>
+    </w:p>
+    <w:p>
+      <w:pPr>
+        <w:pStyle w:val="BlockText"/>
+      </w:pPr>
+      <w:r>
+        <w:t xml:space="preserve">Programı kapalı standart çıktıyla, zehirli</w:t>
+      </w:r>
+      <w:r>
+        <w:t xml:space="preserve"> </w:t>
+      </w:r>
+      <w:r>
+        <w:rPr>
+          <w:rStyle w:val="VerbatimChar"/>
+        </w:rPr>
+        <w:t xml:space="preserve">PATH</w:t>
+      </w:r>
+      <w:r>
+        <w:t xml:space="preserve"> </w:t>
+      </w:r>
+      <w:r>
+        <w:t xml:space="preserve">ve</w:t>
+      </w:r>
+      <w:r>
+        <w:t xml:space="preserve"> </w:t>
+      </w:r>
+      <w:r>
+        <w:rPr>
+          <w:rStyle w:val="VerbatimChar"/>
+        </w:rPr>
+        <w:t xml:space="preserve">LD_PRELOAD</w:t>
+      </w:r>
+      <w:r>
+        <w:t xml:space="preserve"> </w:t>
+      </w:r>
+      <w:r>
+        <w:t xml:space="preserve">ile,</w:t>
+      </w:r>
+      <w:r>
+        <w:t xml:space="preserve"> </w:t>
+      </w:r>
+      <w:r>
+        <w:rPr>
+          <w:rStyle w:val="VerbatimChar"/>
+        </w:rPr>
+        <w:t xml:space="preserve">umask 000</w:t>
+      </w:r>
+      <w:r>
+        <w:t xml:space="preserve"> </w:t>
+      </w:r>
+      <w:r>
+        <w:t xml:space="preserve">ile başlatır; çökme</w:t>
+      </w:r>
+      <w:r>
+        <w:t xml:space="preserve"> </w:t>
+      </w:r>
+      <w:r>
+        <w:t xml:space="preserve">tetikleyip döküm dosyası arar; setuid programlarda yetkinin gerçekten bırakılıp bırakılmadığını</w:t>
+      </w:r>
+      <w:r>
+        <w:t xml:space="preserve"> </w:t>
+      </w:r>
+      <w:r>
+        <w:rPr>
+          <w:rStyle w:val="VerbatimChar"/>
+        </w:rPr>
+        <w:t xml:space="preserve">/proc/&lt;pid&gt;/status</w:t>
+      </w:r>
+      <w:r>
+        <w:t xml:space="preserve"> </w:t>
+      </w:r>
+      <w:r>
+        <w:t xml:space="preserve">içindeki</w:t>
+      </w:r>
+      <w:r>
+        <w:t xml:space="preserve"> </w:t>
+      </w:r>
+      <w:r>
+        <w:rPr>
+          <w:rStyle w:val="VerbatimChar"/>
+        </w:rPr>
+        <w:t xml:space="preserve">Uid:</w:t>
+      </w:r>
+      <w:r>
+        <w:t xml:space="preserve"> </w:t>
+      </w:r>
+      <w:r>
+        <w:t xml:space="preserve">satırıyla denetler. Windows’ta uygulamanın klasörüne ve çalışma</w:t>
+      </w:r>
+      <w:r>
+        <w:t xml:space="preserve"> </w:t>
+      </w:r>
+      <w:r>
+        <w:t xml:space="preserve">dizinine sahte bir DLL koyup yüklenip yüklenmediğine bakar.</w:t>
+      </w:r>
+    </w:p>
+    <w:p>
+      <w:pPr>
+        <w:pStyle w:val="BlockText"/>
+      </w:pPr>
+      <w:r>
+        <w:rPr>
+          <w:b/>
+          <w:bCs/>
+        </w:rPr>
+        <w:t xml:space="preserve">Sahada nasıl uygulanır?</w:t>
+      </w:r>
+    </w:p>
+    <w:p>
+      <w:pPr>
+        <w:pStyle w:val="BlockText"/>
+      </w:pPr>
+      <w:r>
+        <w:t xml:space="preserve">Mobil ödeme kütüphanelerinde native katman,</w:t>
+      </w:r>
+      <w:r>
+        <w:t xml:space="preserve"> </w:t>
+      </w:r>
+      <w:r>
+        <w:rPr>
+          <w:rStyle w:val="VerbatimChar"/>
+        </w:rPr>
+        <w:t xml:space="preserve">LD_PRELOAD</w:t>
+      </w:r>
+      <w:r>
+        <w:t xml:space="preserve"> </w:t>
+      </w:r>
+      <w:r>
+        <w:t xml:space="preserve">değişkeninin dolu olup olmadığını denetler; hatta</w:t>
+      </w:r>
+      <w:r>
+        <w:t xml:space="preserve"> </w:t>
+      </w:r>
+      <w:r>
+        <w:rPr>
+          <w:rStyle w:val="VerbatimChar"/>
+        </w:rPr>
+        <w:t xml:space="preserve">getenv</w:t>
+      </w:r>
+      <w:r>
+        <w:t xml:space="preserve"> </w:t>
+      </w:r>
+      <w:r>
+        <w:t xml:space="preserve">fonksiyonunun kendisinin kancalanıp kancalanmadığını anlamak için rastgele bir değişkeni</w:t>
+      </w:r>
+      <w:r>
+        <w:t xml:space="preserve"> </w:t>
+      </w:r>
+      <w:r>
+        <w:rPr>
+          <w:rStyle w:val="VerbatimChar"/>
+        </w:rPr>
+        <w:t xml:space="preserve">setenv</w:t>
+      </w:r>
+      <w:r>
+        <w:t xml:space="preserve"> </w:t>
+      </w:r>
+      <w:r>
+        <w:t xml:space="preserve">ile</w:t>
+      </w:r>
+      <w:r>
+        <w:t xml:space="preserve"> </w:t>
+      </w:r>
+      <w:r>
+        <w:t xml:space="preserve">yazıp</w:t>
+      </w:r>
+      <w:r>
+        <w:t xml:space="preserve"> </w:t>
+      </w:r>
+      <w:r>
+        <w:rPr>
+          <w:rStyle w:val="VerbatimChar"/>
+        </w:rPr>
+        <w:t xml:space="preserve">getenv</w:t>
+      </w:r>
+      <w:r>
+        <w:t xml:space="preserve"> </w:t>
+      </w:r>
+      <w:r>
+        <w:t xml:space="preserve">ile geri okur. Değer tutmazsa, biri çağrıyı araya girip değiştiriyordur. Bu, güvenli başlatmanın</w:t>
+      </w:r>
+      <w:r>
+        <w:t xml:space="preserve"> </w:t>
+      </w:r>
+      <w:r>
+        <w:t xml:space="preserve">“çalışma zamanı öz koruması”</w:t>
+      </w:r>
+      <w:r>
+        <w:t xml:space="preserve">na (6. hafta) dönüştüğü noktadır.</w:t>
+      </w:r>
+    </w:p>
+    <w:p>
+      <w:r>
+        <w:pict>
+          <v:rect style="width:0;height:1.5pt" o:hralign="center" o:hrstd="t" o:hr="t"/>
+        </w:pict>
+      </w:r>
+    </w:p>
+    <w:bookmarkEnd w:id="132"/>
+    <w:bookmarkEnd w:id="133"/>
+    <w:bookmarkStart w:id="141" w:name="bellekte-kalan-sırlar"/>
+    <w:p>
+      <w:pPr>
+        <w:pStyle w:val="Heading2"/>
+      </w:pPr>
+      <w:r>
+        <w:t xml:space="preserve">12. Bellekte kalan sırlar</w:t>
+      </w:r>
+    </w:p>
+    <w:p>
+      <w:pPr>
+        <w:pStyle w:val="FirstParagraph"/>
+      </w:pPr>
+      <w:r>
+        <w:t xml:space="preserve">Bir parolayı kullandıktan sonra ne olur? Değişken kapsam dışına çıkar ama</w:t>
+      </w:r>
+      <w:r>
+        <w:t xml:space="preserve"> </w:t>
+      </w:r>
+      <w:r>
+        <w:rPr>
+          <w:b/>
+          <w:bCs/>
+        </w:rPr>
+        <w:t xml:space="preserve">bellek silinmez</w:t>
+      </w:r>
+      <w:r>
+        <w:t xml:space="preserve">; o baytlar üzerine</w:t>
+      </w:r>
+      <w:r>
+        <w:t xml:space="preserve"> </w:t>
+      </w:r>
+      <w:r>
+        <w:t xml:space="preserve">başka bir şey yazılana kadar orada durur. Bir saldırgan o belleği görebilirse sırrı okur. Belleğin görülebildiği</w:t>
+      </w:r>
+      <w:r>
+        <w:t xml:space="preserve"> </w:t>
+      </w:r>
+      <w:r>
+        <w:t xml:space="preserve">durumlar sandığınızdan çoktur:</w:t>
+      </w:r>
+    </w:p>
+    <w:p>
+      <w:pPr>
+        <w:pStyle w:val="BodyText"/>
+      </w:pPr>
+      <w:r>
+        <w:drawing>
+          <wp:inline>
+            <wp:extent cx="5759999" cy="2920024"/>
+            <wp:effectExtent b="0" l="0" r="0" t="0"/>
+            <wp:docPr descr="Sırrın bellekten sızabileceği dört yol" title="" id="135" name="Picture"/>
+            <a:graphic>
+              <a:graphicData uri="http://schemas.openxmlformats.org/drawingml/2006/picture">
+                <pic:pic>
+                  <pic:nvPicPr>
+                    <pic:cNvPr descr="h01-21-bellekten-sizma-yollari.png" id="136" name="Picture"/>
+                    <pic:cNvPicPr>
+                      <a:picLocks noChangeArrowheads="1" noChangeAspect="1"/>
+                    </pic:cNvPicPr>
+                  </pic:nvPicPr>
+                  <pic:blipFill>
+                    <a:blip r:embed="rId134"/>
                     <a:stretch>
                       <a:fillRect/>
                     </a:stretch>
@@ -23861,7 +24676,7 @@
         <w:t xml:space="preserve">Aynı belleği sonradan kullanan başka bir kod parçasının eski içeriği okuması.</w:t>
       </w:r>
     </w:p>
-    <w:bookmarkStart w:id="122" w:name="demo-2-bellekte-kalan-parola"/>
+    <w:bookmarkStart w:id="140" w:name="demo-2-bellekte-kalan-parola"/>
     <w:p>
       <w:pPr>
         <w:pStyle w:val="Heading3"/>
@@ -23894,7 +24709,7 @@
           <w:b/>
           <w:bCs/>
         </w:rPr>
-        <w:t xml:space="preserve">code/week-01/02-bellekte-parola</w:t>
+        <w:t xml:space="preserve">code/week-01/02-password-in-memory</w:t>
       </w:r>
       <w:r>
         <w:rPr>
@@ -23925,7 +24740,7 @@
         <w:rPr>
           <w:rStyle w:val="VerbatimChar"/>
         </w:rPr>
-        <w:t xml:space="preserve">parola.txt</w:t>
+        <w:t xml:space="preserve">password.txt</w:t>
       </w:r>
       <w:r>
         <w:t xml:space="preserve"> </w:t>
@@ -24106,7 +24921,7 @@
           <w:b/>
           <w:bCs/>
         </w:rPr>
-        <w:t xml:space="preserve">parola.c (özü)</w:t>
+        <w:t xml:space="preserve">password.c (özü)</w:t>
       </w:r>
     </w:p>
     <w:p>
@@ -24135,7 +24950,7 @@
         <w:rPr>
           <w:rStyle w:val="NormalTok"/>
         </w:rPr>
-        <w:t xml:space="preserve"> giris_yap</w:t>
+        <w:t xml:space="preserve"> log_in</w:t>
       </w:r>
       <w:r>
         <w:rPr>
@@ -24177,7 +24992,7 @@
         <w:rPr>
           <w:rStyle w:val="NormalTok"/>
         </w:rPr>
-        <w:t xml:space="preserve">dosya</w:t>
+        <w:t xml:space="preserve">file</w:t>
       </w:r>
       <w:r>
         <w:rPr>
@@ -24213,7 +25028,7 @@
         <w:rPr>
           <w:rStyle w:val="NormalTok"/>
         </w:rPr>
-        <w:t xml:space="preserve"> parola</w:t>
+        <w:t xml:space="preserve"> password</w:t>
       </w:r>
       <w:r>
         <w:rPr>
@@ -24246,7 +25061,7 @@
         <w:rPr>
           <w:rStyle w:val="CommentTok"/>
         </w:rPr>
-        <w:t xml:space="preserve">/* düşük düzey okuma: parola yalnız bu dizide durur */</w:t>
+        <w:t xml:space="preserve">/* low-level read: the password lives only in this array */</w:t>
       </w:r>
       <w:r>
         <w:br/>
@@ -24279,7 +25094,7 @@
         <w:rPr>
           <w:rStyle w:val="NormalTok"/>
         </w:rPr>
-        <w:t xml:space="preserve"> dosya_ac</w:t>
+        <w:t xml:space="preserve"> file_open</w:t>
       </w:r>
       <w:r>
         <w:rPr>
@@ -24291,7 +25106,7 @@
         <w:rPr>
           <w:rStyle w:val="NormalTok"/>
         </w:rPr>
-        <w:t xml:space="preserve">dosya</w:t>
+        <w:t xml:space="preserve">file</w:t>
       </w:r>
       <w:r>
         <w:rPr>
@@ -24354,7 +25169,7 @@
         <w:rPr>
           <w:rStyle w:val="NormalTok"/>
         </w:rPr>
-        <w:t xml:space="preserve">dosya_oku</w:t>
+        <w:t xml:space="preserve">file_read</w:t>
       </w:r>
       <w:r>
         <w:rPr>
@@ -24378,7 +25193,7 @@
         <w:rPr>
           <w:rStyle w:val="NormalTok"/>
         </w:rPr>
-        <w:t xml:space="preserve"> parola</w:t>
+        <w:t xml:space="preserve"> password</w:t>
       </w:r>
       <w:r>
         <w:rPr>
@@ -24408,7 +25223,7 @@
         <w:rPr>
           <w:rStyle w:val="NormalTok"/>
         </w:rPr>
-        <w:t xml:space="preserve">parola</w:t>
+        <w:t xml:space="preserve">password</w:t>
       </w:r>
       <w:r>
         <w:rPr>
@@ -24492,7 +25307,7 @@
         <w:rPr>
           <w:rStyle w:val="NormalTok"/>
         </w:rPr>
-        <w:t xml:space="preserve"> anahtar </w:t>
+        <w:t xml:space="preserve"> key </w:t>
       </w:r>
       <w:r>
         <w:rPr>
@@ -24504,7 +25319,7 @@
         <w:rPr>
           <w:rStyle w:val="NormalTok"/>
         </w:rPr>
-        <w:t xml:space="preserve"> anahtar_turet</w:t>
+        <w:t xml:space="preserve"> derive_key</w:t>
       </w:r>
       <w:r>
         <w:rPr>
@@ -24516,7 +25331,7 @@
         <w:rPr>
           <w:rStyle w:val="NormalTok"/>
         </w:rPr>
-        <w:t xml:space="preserve">parola</w:t>
+        <w:t xml:space="preserve">password</w:t>
       </w:r>
       <w:r>
         <w:rPr>
@@ -24570,7 +25385,7 @@
         <w:rPr>
           <w:rStyle w:val="PreprocessorTok"/>
         </w:rPr>
-        <w:t xml:space="preserve">#if SILME == 1</w:t>
+        <w:t xml:space="preserve">#if WIPE == 1</w:t>
       </w:r>
       <w:r>
         <w:br/>
@@ -24591,7 +25406,7 @@
         <w:rPr>
           <w:rStyle w:val="NormalTok"/>
         </w:rPr>
-        <w:t xml:space="preserve">parola</w:t>
+        <w:t xml:space="preserve">password</w:t>
       </w:r>
       <w:r>
         <w:rPr>
@@ -24639,7 +25454,7 @@
         <w:rPr>
           <w:rStyle w:val="NormalTok"/>
         </w:rPr>
-        <w:t xml:space="preserve">parola</w:t>
+        <w:t xml:space="preserve">password</w:t>
       </w:r>
       <w:r>
         <w:rPr>
@@ -24657,7 +25472,7 @@
         <w:rPr>
           <w:rStyle w:val="CommentTok"/>
         </w:rPr>
-        <w:t xml:space="preserve">/* "ölü yazma" */</w:t>
+        <w:t xml:space="preserve">/* "dead store" */</w:t>
       </w:r>
       <w:r>
         <w:br/>
@@ -24666,7 +25481,7 @@
         <w:rPr>
           <w:rStyle w:val="PreprocessorTok"/>
         </w:rPr>
-        <w:t xml:space="preserve">#elif SILME == 2</w:t>
+        <w:t xml:space="preserve">#elif WIPE == 2</w:t>
       </w:r>
       <w:r>
         <w:br/>
@@ -24702,7 +25517,7 @@
         <w:rPr>
           <w:rStyle w:val="NormalTok"/>
         </w:rPr>
-        <w:t xml:space="preserve">parola</w:t>
+        <w:t xml:space="preserve">password</w:t>
       </w:r>
       <w:r>
         <w:rPr>
@@ -24732,7 +25547,7 @@
         <w:rPr>
           <w:rStyle w:val="NormalTok"/>
         </w:rPr>
-        <w:t xml:space="preserve">parola</w:t>
+        <w:t xml:space="preserve">password</w:t>
       </w:r>
       <w:r>
         <w:rPr>
@@ -24750,7 +25565,7 @@
         <w:rPr>
           <w:rStyle w:val="CommentTok"/>
         </w:rPr>
-        <w:t xml:space="preserve">/* kaldırılamaz */</w:t>
+        <w:t xml:space="preserve">/* cannot be removed */</w:t>
       </w:r>
       <w:r>
         <w:br/>
@@ -24786,7 +25601,7 @@
         <w:rPr>
           <w:rStyle w:val="NormalTok"/>
         </w:rPr>
-        <w:t xml:space="preserve">parola</w:t>
+        <w:t xml:space="preserve">password</w:t>
       </w:r>
       <w:r>
         <w:rPr>
@@ -24816,7 +25631,7 @@
         <w:rPr>
           <w:rStyle w:val="NormalTok"/>
         </w:rPr>
-        <w:t xml:space="preserve">parola</w:t>
+        <w:t xml:space="preserve">password</w:t>
       </w:r>
       <w:r>
         <w:rPr>
@@ -24834,7 +25649,7 @@
         <w:rPr>
           <w:rStyle w:val="CommentTok"/>
         </w:rPr>
-        <w:t xml:space="preserve">/* kaldırılamaz */</w:t>
+        <w:t xml:space="preserve">/* cannot be removed */</w:t>
       </w:r>
       <w:r>
         <w:br/>
@@ -24879,7 +25694,7 @@
         <w:rPr>
           <w:rStyle w:val="NormalTok"/>
         </w:rPr>
-        <w:t xml:space="preserve"> anahtar</w:t>
+        <w:t xml:space="preserve"> key</w:t>
       </w:r>
       <w:r>
         <w:rPr>
@@ -24941,7 +25756,7 @@
         <w:rPr>
           <w:rStyle w:val="NormalTok"/>
         </w:rPr>
-        <w:t xml:space="preserve">bellekte-parola</w:t>
+        <w:t xml:space="preserve">password-in-memory</w:t>
       </w:r>
       <w:r>
         <w:br/>
@@ -24997,7 +25812,7 @@
         <w:rPr>
           <w:rStyle w:val="NormalTok"/>
         </w:rPr>
-        <w:t xml:space="preserve"> code/week-01/02-bellekte-parola</w:t>
+        <w:t xml:space="preserve"> code/week-01/02-password-in-memory</w:t>
       </w:r>
       <w:r>
         <w:br/>
@@ -25035,7 +25850,7 @@
         <w:rPr>
           <w:rStyle w:val="VerbatimChar"/>
         </w:rPr>
-        <w:t xml:space="preserve">ADIM 1 — Parolayi hic silmeyen surum</w:t>
+        <w:t xml:space="preserve">STEP 1 - Version that never wipes the password</w:t>
       </w:r>
       <w:r>
         <w:br/>
@@ -25044,7 +25859,7 @@
         <w:rPr>
           <w:rStyle w:val="VerbatimChar"/>
         </w:rPr>
-        <w:t xml:space="preserve">  SONUC: parola dokumde 1 yerde BULUNDU  -&gt;  Gizli-Parola-2026</w:t>
+        <w:t xml:space="preserve">  RESULT: password FOUND in the dump in 1 place(s)  -&gt;  Secret-Password-2026</w:t>
       </w:r>
       <w:r>
         <w:br/>
@@ -25056,7 +25871,7 @@
         <w:rPr>
           <w:rStyle w:val="VerbatimChar"/>
         </w:rPr>
-        <w:t xml:space="preserve">ADIM 2 — memset ile silen surum (-O2)</w:t>
+        <w:t xml:space="preserve">STEP 2 - Version that wipes with memset (-O2)</w:t>
       </w:r>
       <w:r>
         <w:br/>
@@ -25065,7 +25880,7 @@
         <w:rPr>
           <w:rStyle w:val="VerbatimChar"/>
         </w:rPr>
-        <w:t xml:space="preserve">  SONUC: parola dokumde 1 yerde BULUNDU  -&gt;  Gizli-Parola-2026</w:t>
+        <w:t xml:space="preserve">  RESULT: password FOUND in the dump in 1 place(s)  -&gt;  Secret-Password-2026</w:t>
       </w:r>
       <w:r>
         <w:br/>
@@ -25077,7 +25892,7 @@
         <w:rPr>
           <w:rStyle w:val="VerbatimChar"/>
         </w:rPr>
-        <w:t xml:space="preserve">ADIM 3 — explicit_bzero ile silen surum (-O2)</w:t>
+        <w:t xml:space="preserve">STEP 3 - Version that wipes with explicit_bzero (-O2)</w:t>
       </w:r>
       <w:r>
         <w:br/>
@@ -25086,7 +25901,7 @@
         <w:rPr>
           <w:rStyle w:val="VerbatimChar"/>
         </w:rPr>
-        <w:t xml:space="preserve">  SONUC: parola dokumde bulunamadi</w:t>
+        <w:t xml:space="preserve">  RESULT: password not found in the dump</w:t>
       </w:r>
       <w:r>
         <w:br/>
@@ -25098,7 +25913,7 @@
         <w:rPr>
           <w:rStyle w:val="VerbatimChar"/>
         </w:rPr>
-        <w:t xml:space="preserve">Neden? giris_yap() fonksiyonunun makine kodu:</w:t>
+        <w:t xml:space="preserve">Why? machine code of the log_in() function:</w:t>
       </w:r>
       <w:r>
         <w:br/>
@@ -25107,7 +25922,7 @@
         <w:rPr>
           <w:rStyle w:val="VerbatimChar"/>
         </w:rPr>
-        <w:t xml:space="preserve">  memset surumunde silme komutu sayisi    -&gt;  0</w:t>
+        <w:t xml:space="preserve">  number of wipe instructions in the memset version    -&gt;  0</w:t>
       </w:r>
       <w:r>
         <w:br/>
@@ -25116,7 +25931,7 @@
         <w:rPr>
           <w:rStyle w:val="VerbatimChar"/>
         </w:rPr>
-        <w:t xml:space="preserve">  explicit surumunde explicit_bzero cagrisi -&gt;  1</w:t>
+        <w:t xml:space="preserve">  explicit_bzero calls in the explicit version         -&gt;  1</w:t>
       </w:r>
     </w:p>
     <w:p>
@@ -25173,7 +25988,7 @@
           <w:i/>
           <w:iCs/>
         </w:rPr>
-        <w:t xml:space="preserve">parola</w:t>
+        <w:t xml:space="preserve">password</w:t>
       </w:r>
       <w:r>
         <w:rPr>
@@ -25265,7 +26080,7 @@
         <w:rPr>
           <w:rStyle w:val="VerbatimChar"/>
         </w:rPr>
-        <w:t xml:space="preserve">objdump -d bin/linux/parola_memset | less</w:t>
+        <w:t xml:space="preserve">objdump -d bin/linux/password_memset | less</w:t>
       </w:r>
       <w:r>
         <w:t xml:space="preserve"> </w:t>
@@ -25280,10 +26095,10 @@
         <w:rPr>
           <w:rStyle w:val="VerbatimChar"/>
         </w:rPr>
-        <w:t xml:space="preserve">giris_yap</w:t>
-      </w:r>
-      <w:r>
-        <w:t xml:space="preserve">’ı arayın; Visual Studio’da</w:t>
+        <w:t xml:space="preserve">log_in</w:t>
+      </w:r>
+      <w:r>
+        <w:t xml:space="preserve">’i arayın; Visual Studio’da</w:t>
       </w:r>
       <w:r>
         <w:t xml:space="preserve"> </w:t>
@@ -25292,10 +26107,10 @@
         <w:rPr>
           <w:rStyle w:val="VerbatimChar"/>
         </w:rPr>
-        <w:t xml:space="preserve">giris_yap</w:t>
-      </w:r>
-      <w:r>
-        <w:t xml:space="preserve">’a kesme noktası koyup</w:t>
+        <w:t xml:space="preserve">log_in</w:t>
+      </w:r>
+      <w:r>
+        <w:t xml:space="preserve">’e kesme noktası koyup</w:t>
       </w:r>
       <w:r>
         <w:t xml:space="preserve"> </w:t>
@@ -25338,28 +26153,10 @@
     </w:p>
     <w:p>
       <w:pPr>
-        <w:pStyle w:val="BlockText"/>
-      </w:pPr>
-      <w:r>
-        <w:rPr>
-          <w:b/>
-          <w:bCs/>
-        </w:rPr>
-        <w:t xml:space="preserve">Kural</w:t>
-      </w:r>
-    </w:p>
-    <w:p>
-      <w:pPr>
-        <w:pStyle w:val="BlockText"/>
-      </w:pPr>
-      <w:r>
-        <w:t xml:space="preserve">Sırları silmek için derleyicinin kaldıramayacağı fonksiyonları kullanın:</w:t>
-      </w:r>
-      <w:r>
-        <w:t xml:space="preserve"> </w:t>
-      </w:r>
-      <w:r>
-        <w:t xml:space="preserve">Linux/glibc’de</w:t>
+        <w:pStyle w:val="BodyText"/>
+      </w:pPr>
+      <w:r>
+        <w:t xml:space="preserve">Aşağıdaki animasyon aynı 64 baytlık</w:t>
       </w:r>
       <w:r>
         <w:t xml:space="preserve"> </w:t>
@@ -25368,10 +26165,13 @@
         <w:rPr>
           <w:rStyle w:val="VerbatimChar"/>
         </w:rPr>
-        <w:t xml:space="preserve">explicit_bzero</w:t>
-      </w:r>
-      <w:r>
-        <w:t xml:space="preserve">, Windows’ta</w:t>
+        <w:t xml:space="preserve">password[]</w:t>
+      </w:r>
+      <w:r>
+        <w:t xml:space="preserve"> </w:t>
+      </w:r>
+      <w:r>
+        <w:t xml:space="preserve">dizisini üç</w:t>
       </w:r>
       <w:r>
         <w:t xml:space="preserve"> </w:t>
@@ -25380,186 +26180,19 @@
         <w:rPr>
           <w:rStyle w:val="VerbatimChar"/>
         </w:rPr>
-        <w:t xml:space="preserve">SecureZeroMemory</w:t>
-      </w:r>
-      <w:r>
-        <w:t xml:space="preserve">, C11 Ek K destekleyen derleyicilerde</w:t>
-      </w:r>
-      <w:r>
-        <w:t xml:space="preserve"> </w:t>
-      </w:r>
-      <w:r>
-        <w:rPr>
-          <w:rStyle w:val="VerbatimChar"/>
-        </w:rPr>
-        <w:t xml:space="preserve">memset_s</w:t>
-      </w:r>
-      <w:r>
-        <w:t xml:space="preserve">,</w:t>
-      </w:r>
-      <w:r>
-        <w:t xml:space="preserve"> </w:t>
-      </w:r>
-      <w:r>
-        <w:t xml:space="preserve">OpenSSL’de</w:t>
-      </w:r>
-      <w:r>
-        <w:t xml:space="preserve"> </w:t>
-      </w:r>
-      <w:r>
-        <w:rPr>
-          <w:rStyle w:val="VerbatimChar"/>
-        </w:rPr>
-        <w:t xml:space="preserve">OPENSSL_cleanse</w:t>
-      </w:r>
-      <w:r>
-        <w:t xml:space="preserve">. Ek katmanlar: çökme dökümünü kapatmak (</w:t>
-      </w:r>
-      <w:r>
-        <w:rPr>
-          <w:rStyle w:val="VerbatimChar"/>
-        </w:rPr>
-        <w:t xml:space="preserve">setrlimit(RLIMIT_CORE, 0)</w:t>
-      </w:r>
-      <w:r>
-        <w:t xml:space="preserve">), belleğin diske</w:t>
-      </w:r>
-      <w:r>
-        <w:t xml:space="preserve"> </w:t>
-      </w:r>
-      <w:r>
-        <w:t xml:space="preserve">yazılmasını engellemek (</w:t>
-      </w:r>
-      <w:r>
-        <w:rPr>
-          <w:rStyle w:val="VerbatimChar"/>
-        </w:rPr>
-        <w:t xml:space="preserve">mlock</w:t>
-      </w:r>
-      <w:r>
-        <w:t xml:space="preserve">), sırrı mümkün olan en kısa süre tutmak ve kopyalarını çoğaltmamak.</w:t>
-      </w:r>
-    </w:p>
-    <w:p>
-      <w:pPr>
-        <w:pStyle w:val="BlockText"/>
-      </w:pPr>
-      <w:r>
-        <w:rPr>
-          <w:b/>
-          <w:bCs/>
-        </w:rPr>
-        <w:t xml:space="preserve">Sahada nasıl uygulanır?</w:t>
-      </w:r>
-    </w:p>
-    <w:p>
-      <w:pPr>
-        <w:pStyle w:val="BlockText"/>
-      </w:pPr>
-      <w:r>
-        <w:t xml:space="preserve">Mobil ödeme gibi yüksek güvenlik gerektiren yazılımlarda tek kullanımlık ödeme anahtarı yalnız ödeme anında ve</w:t>
-      </w:r>
-      <w:r>
-        <w:t xml:space="preserve"> </w:t>
-      </w:r>
-      <w:r>
-        <w:t xml:space="preserve">yalnız native katmanda açılır; kullanımdan hemen sonra tampon</w:t>
-      </w:r>
-      <w:r>
-        <w:t xml:space="preserve"> </w:t>
-      </w:r>
-      <w:r>
-        <w:rPr>
-          <w:b/>
-          <w:bCs/>
-        </w:rPr>
-        <w:t xml:space="preserve">rastgele veriyle</w:t>
-      </w:r>
-      <w:r>
-        <w:t xml:space="preserve"> </w:t>
-      </w:r>
-      <w:r>
-        <w:t xml:space="preserve">üzerine yazılarak silinir. Java</w:t>
-      </w:r>
-      <w:r>
-        <w:t xml:space="preserve"> </w:t>
-      </w:r>
-      <w:r>
-        <w:t xml:space="preserve">tarafında hassas veri, silinemeyen</w:t>
-      </w:r>
-      <w:r>
-        <w:t xml:space="preserve"> </w:t>
-      </w:r>
-      <w:r>
-        <w:rPr>
-          <w:rStyle w:val="VerbatimChar"/>
-        </w:rPr>
-        <w:t xml:space="preserve">String</w:t>
-      </w:r>
-      <w:r>
-        <w:t xml:space="preserve"> </w:t>
-      </w:r>
-      <w:r>
-        <w:t xml:space="preserve">yerine silinebilen</w:t>
-      </w:r>
-      <w:r>
-        <w:t xml:space="preserve"> </w:t>
-      </w:r>
-      <w:r>
-        <w:rPr>
-          <w:rStyle w:val="VerbatimChar"/>
-        </w:rPr>
-        <w:t xml:space="preserve">byte[]</w:t>
-      </w:r>
-      <w:r>
-        <w:t xml:space="preserve"> </w:t>
-      </w:r>
-      <w:r>
-        <w:t xml:space="preserve">dizilerinde tutulur. Bağımsız bir</w:t>
-      </w:r>
-      <w:r>
-        <w:t xml:space="preserve"> </w:t>
-      </w:r>
-      <w:r>
-        <w:t xml:space="preserve">değerlendirici bunu, ödeme sırasında ve sonrasında bellek dökümü alıp anahtarı arayarak test eder — tam olarak</w:t>
-      </w:r>
-      <w:r>
-        <w:t xml:space="preserve"> </w:t>
-      </w:r>
-      <w:r>
-        <w:t xml:space="preserve">Demo 2’de yaptığımız gibi.</w:t>
-      </w:r>
-    </w:p>
-    <w:p>
-      <w:r>
-        <w:pict>
-          <v:rect style="width:0;height:1.5pt" o:hralign="center" o:hrstd="t" o:hr="t"/>
-        </w:pict>
-      </w:r>
-    </w:p>
-    <w:bookmarkEnd w:id="122"/>
-    <w:bookmarkEnd w:id="123"/>
-    <w:bookmarkStart w:id="130" w:name="süreç-belleği-verileriniz-nerede-duruyor"/>
-    <w:p>
-      <w:pPr>
-        <w:pStyle w:val="Heading2"/>
-      </w:pPr>
-      <w:r>
-        <w:t xml:space="preserve">13. Süreç belleği: verileriniz nerede duruyor?</w:t>
-      </w:r>
-    </w:p>
-    <w:p>
-      <w:pPr>
-        <w:pStyle w:val="FirstParagraph"/>
-      </w:pPr>
-      <w:r>
-        <w:t xml:space="preserve">Taşma hatalarını anlamak için önce bir programın belleğinin nasıl düzenlendiğini bilmemiz gerekir. Linux’ta çalışan</w:t>
-      </w:r>
-      <w:r>
-        <w:t xml:space="preserve"> </w:t>
-      </w:r>
-      <w:r>
-        <w:t xml:space="preserve">bir sürecin sanal belleği kabaca şöyledir:</w:t>
+        <w:t xml:space="preserve">WIPE</w:t>
+      </w:r>
+      <w:r>
+        <w:t xml:space="preserve"> </w:t>
+      </w:r>
+      <w:r>
+        <w:t xml:space="preserve">modunda da gösterir: bayt bayt yazılır, sonra</w:t>
+      </w:r>
+      <w:r>
+        <w:t xml:space="preserve"> </w:t>
+      </w:r>
+      <w:r>
+        <w:t xml:space="preserve">silinmeye çalışılır (ya da çalışılmaz) — dökümde ne kalır?</w:t>
       </w:r>
     </w:p>
     <w:p>
@@ -25569,20 +26202,349 @@
       <w:r>
         <w:drawing>
           <wp:inline>
-            <wp:extent cx="5759999" cy="3008110"/>
+            <wp:extent cx="5111999" cy="4161814"/>
             <wp:effectExtent b="0" l="0" r="0" t="0"/>
-            <wp:docPr descr="Süreç belleği: yığın, öbek (heap), BSS/data ve kod bölgeleri" title="" id="125" name="Picture"/>
+            <wp:docPr descr="Bellekte kalan parola — adım adım" title="" id="138" name="Picture"/>
             <a:graphic>
               <a:graphicData uri="http://schemas.openxmlformats.org/drawingml/2006/picture">
                 <pic:pic>
                   <pic:nvPicPr>
-                    <pic:cNvPr descr="h01-13-surec-bellegi.png" id="126" name="Picture"/>
+                    <pic:cNvPr descr="password-wipe.tr.png" id="139" name="Picture"/>
                     <pic:cNvPicPr>
                       <a:picLocks noChangeArrowheads="1" noChangeAspect="1"/>
                     </pic:cNvPicPr>
                   </pic:nvPicPr>
                   <pic:blipFill>
-                    <a:blip r:embed="rId124"/>
+                    <a:blip r:embed="rId137"/>
+                    <a:stretch>
+                      <a:fillRect/>
+                    </a:stretch>
+                  </pic:blipFill>
+                  <pic:spPr bwMode="auto">
+                    <a:xfrm>
+                      <a:off x="0" y="0"/>
+                      <a:ext cx="5111999" cy="4161814"/>
+                    </a:xfrm>
+                    <a:prstGeom prst="rect">
+                      <a:avLst/>
+                    </a:prstGeom>
+                    <a:noFill/>
+                    <a:ln w="9525">
+                      <a:noFill/>
+                      <a:headEnd/>
+                      <a:tailEnd/>
+                    </a:ln>
+                  </pic:spPr>
+                </pic:pic>
+              </a:graphicData>
+            </a:graphic>
+          </wp:inline>
+        </w:drawing>
+      </w:r>
+    </w:p>
+    <w:p>
+      <w:pPr>
+        <w:pStyle w:val="BodyText"/>
+      </w:pPr>
+      <w:r>
+        <w:t xml:space="preserve">Örnek seçiciden</w:t>
+      </w:r>
+      <w:r>
+        <w:t xml:space="preserve"> </w:t>
+      </w:r>
+      <w:r>
+        <w:rPr>
+          <w:b/>
+          <w:bCs/>
+        </w:rPr>
+        <w:t xml:space="preserve">memset-surprise</w:t>
+      </w:r>
+      <w:r>
+        <w:t xml:space="preserve"> </w:t>
+      </w:r>
+      <w:r>
+        <w:t xml:space="preserve">(WIPE=1, şaşırtıcı sonuç),</w:t>
+      </w:r>
+      <w:r>
+        <w:t xml:space="preserve"> </w:t>
+      </w:r>
+      <w:r>
+        <w:rPr>
+          <w:b/>
+          <w:bCs/>
+        </w:rPr>
+        <w:t xml:space="preserve">never-wipes</w:t>
+      </w:r>
+      <w:r>
+        <w:t xml:space="preserve"> </w:t>
+      </w:r>
+      <w:r>
+        <w:t xml:space="preserve">(WIPE=0) ve</w:t>
+      </w:r>
+      <w:r>
+        <w:t xml:space="preserve"> </w:t>
+      </w:r>
+      <w:r>
+        <w:rPr>
+          <w:b/>
+          <w:bCs/>
+        </w:rPr>
+        <w:t xml:space="preserve">explicit-bzero-fix</w:t>
+      </w:r>
+      <w:r>
+        <w:t xml:space="preserve"> </w:t>
+      </w:r>
+      <w:r>
+        <w:t xml:space="preserve">(WIPE=2, gerçek düzeltme) örneklerini deneyin.</w:t>
+      </w:r>
+    </w:p>
+    <w:p>
+      <w:pPr>
+        <w:pStyle w:val="BlockText"/>
+      </w:pPr>
+      <w:r>
+        <w:rPr>
+          <w:b/>
+          <w:bCs/>
+        </w:rPr>
+        <w:t xml:space="preserve">Kural</w:t>
+      </w:r>
+    </w:p>
+    <w:p>
+      <w:pPr>
+        <w:pStyle w:val="BlockText"/>
+      </w:pPr>
+      <w:r>
+        <w:t xml:space="preserve">Sırları silmek için derleyicinin kaldıramayacağı fonksiyonları kullanın:</w:t>
+      </w:r>
+      <w:r>
+        <w:t xml:space="preserve"> </w:t>
+      </w:r>
+      <w:r>
+        <w:t xml:space="preserve">Linux/glibc’de</w:t>
+      </w:r>
+      <w:r>
+        <w:t xml:space="preserve"> </w:t>
+      </w:r>
+      <w:r>
+        <w:rPr>
+          <w:rStyle w:val="VerbatimChar"/>
+        </w:rPr>
+        <w:t xml:space="preserve">explicit_bzero</w:t>
+      </w:r>
+      <w:r>
+        <w:t xml:space="preserve">, Windows’ta</w:t>
+      </w:r>
+      <w:r>
+        <w:t xml:space="preserve"> </w:t>
+      </w:r>
+      <w:r>
+        <w:rPr>
+          <w:rStyle w:val="VerbatimChar"/>
+        </w:rPr>
+        <w:t xml:space="preserve">SecureZeroMemory</w:t>
+      </w:r>
+      <w:r>
+        <w:t xml:space="preserve">, C11 Ek K destekleyen derleyicilerde</w:t>
+      </w:r>
+      <w:r>
+        <w:t xml:space="preserve"> </w:t>
+      </w:r>
+      <w:r>
+        <w:rPr>
+          <w:rStyle w:val="VerbatimChar"/>
+        </w:rPr>
+        <w:t xml:space="preserve">memset_s</w:t>
+      </w:r>
+      <w:r>
+        <w:t xml:space="preserve">,</w:t>
+      </w:r>
+      <w:r>
+        <w:t xml:space="preserve"> </w:t>
+      </w:r>
+      <w:r>
+        <w:t xml:space="preserve">OpenSSL’de</w:t>
+      </w:r>
+      <w:r>
+        <w:t xml:space="preserve"> </w:t>
+      </w:r>
+      <w:r>
+        <w:rPr>
+          <w:rStyle w:val="VerbatimChar"/>
+        </w:rPr>
+        <w:t xml:space="preserve">OPENSSL_cleanse</w:t>
+      </w:r>
+      <w:r>
+        <w:t xml:space="preserve">. Ek katmanlar: çökme dökümünü kapatmak (</w:t>
+      </w:r>
+      <w:r>
+        <w:rPr>
+          <w:rStyle w:val="VerbatimChar"/>
+        </w:rPr>
+        <w:t xml:space="preserve">setrlimit(RLIMIT_CORE, 0)</w:t>
+      </w:r>
+      <w:r>
+        <w:t xml:space="preserve">), belleğin diske</w:t>
+      </w:r>
+      <w:r>
+        <w:t xml:space="preserve"> </w:t>
+      </w:r>
+      <w:r>
+        <w:t xml:space="preserve">yazılmasını engellemek (</w:t>
+      </w:r>
+      <w:r>
+        <w:rPr>
+          <w:rStyle w:val="VerbatimChar"/>
+        </w:rPr>
+        <w:t xml:space="preserve">mlock</w:t>
+      </w:r>
+      <w:r>
+        <w:t xml:space="preserve">), sırrı mümkün olan en kısa süre tutmak ve kopyalarını çoğaltmamak.</w:t>
+      </w:r>
+    </w:p>
+    <w:p>
+      <w:pPr>
+        <w:pStyle w:val="BlockText"/>
+      </w:pPr>
+      <w:r>
+        <w:rPr>
+          <w:b/>
+          <w:bCs/>
+        </w:rPr>
+        <w:t xml:space="preserve">Sahada nasıl uygulanır?</w:t>
+      </w:r>
+    </w:p>
+    <w:p>
+      <w:pPr>
+        <w:pStyle w:val="BlockText"/>
+      </w:pPr>
+      <w:r>
+        <w:t xml:space="preserve">Mobil ödeme gibi yüksek güvenlik gerektiren yazılımlarda tek kullanımlık ödeme anahtarı yalnız ödeme anında ve</w:t>
+      </w:r>
+      <w:r>
+        <w:t xml:space="preserve"> </w:t>
+      </w:r>
+      <w:r>
+        <w:t xml:space="preserve">yalnız native katmanda açılır; kullanımdan hemen sonra tampon</w:t>
+      </w:r>
+      <w:r>
+        <w:t xml:space="preserve"> </w:t>
+      </w:r>
+      <w:r>
+        <w:rPr>
+          <w:b/>
+          <w:bCs/>
+        </w:rPr>
+        <w:t xml:space="preserve">rastgele veriyle</w:t>
+      </w:r>
+      <w:r>
+        <w:t xml:space="preserve"> </w:t>
+      </w:r>
+      <w:r>
+        <w:t xml:space="preserve">üzerine yazılarak silinir. Java</w:t>
+      </w:r>
+      <w:r>
+        <w:t xml:space="preserve"> </w:t>
+      </w:r>
+      <w:r>
+        <w:t xml:space="preserve">tarafında hassas veri, silinemeyen</w:t>
+      </w:r>
+      <w:r>
+        <w:t xml:space="preserve"> </w:t>
+      </w:r>
+      <w:r>
+        <w:rPr>
+          <w:rStyle w:val="VerbatimChar"/>
+        </w:rPr>
+        <w:t xml:space="preserve">String</w:t>
+      </w:r>
+      <w:r>
+        <w:t xml:space="preserve"> </w:t>
+      </w:r>
+      <w:r>
+        <w:t xml:space="preserve">yerine silinebilen</w:t>
+      </w:r>
+      <w:r>
+        <w:t xml:space="preserve"> </w:t>
+      </w:r>
+      <w:r>
+        <w:rPr>
+          <w:rStyle w:val="VerbatimChar"/>
+        </w:rPr>
+        <w:t xml:space="preserve">byte[]</w:t>
+      </w:r>
+      <w:r>
+        <w:t xml:space="preserve"> </w:t>
+      </w:r>
+      <w:r>
+        <w:t xml:space="preserve">dizilerinde tutulur. Bağımsız bir</w:t>
+      </w:r>
+      <w:r>
+        <w:t xml:space="preserve"> </w:t>
+      </w:r>
+      <w:r>
+        <w:t xml:space="preserve">değerlendirici bunu, ödeme sırasında ve sonrasında bellek dökümü alıp anahtarı arayarak test eder — tam olarak</w:t>
+      </w:r>
+      <w:r>
+        <w:t xml:space="preserve"> </w:t>
+      </w:r>
+      <w:r>
+        <w:t xml:space="preserve">Demo 2’de yaptığımız gibi.</w:t>
+      </w:r>
+    </w:p>
+    <w:p>
+      <w:r>
+        <w:pict>
+          <v:rect style="width:0;height:1.5pt" o:hralign="center" o:hrstd="t" o:hr="t"/>
+        </w:pict>
+      </w:r>
+    </w:p>
+    <w:bookmarkEnd w:id="140"/>
+    <w:bookmarkEnd w:id="141"/>
+    <w:bookmarkStart w:id="151" w:name="süreç-belleği-verileriniz-nerede-duruyor"/>
+    <w:p>
+      <w:pPr>
+        <w:pStyle w:val="Heading2"/>
+      </w:pPr>
+      <w:r>
+        <w:t xml:space="preserve">13. Süreç belleği: verileriniz nerede duruyor?</w:t>
+      </w:r>
+    </w:p>
+    <w:p>
+      <w:pPr>
+        <w:pStyle w:val="FirstParagraph"/>
+      </w:pPr>
+      <w:r>
+        <w:t xml:space="preserve">Taşma hatalarını anlamak için önce bir programın belleğinin nasıl düzenlendiğini bilmemiz gerekir. Linux’ta çalışan</w:t>
+      </w:r>
+      <w:r>
+        <w:t xml:space="preserve"> </w:t>
+      </w:r>
+      <w:r>
+        <w:t xml:space="preserve">bir sürecin sanal belleği kabaca şöyledir:</w:t>
+      </w:r>
+    </w:p>
+    <w:p>
+      <w:pPr>
+        <w:pStyle w:val="BodyText"/>
+      </w:pPr>
+      <w:r>
+        <w:drawing>
+          <wp:inline>
+            <wp:extent cx="5759999" cy="3008110"/>
+            <wp:effectExtent b="0" l="0" r="0" t="0"/>
+            <wp:docPr descr="Süreç belleği: yığın, öbek (heap), BSS/data ve kod bölgeleri" title="" id="143" name="Picture"/>
+            <a:graphic>
+              <a:graphicData uri="http://schemas.openxmlformats.org/drawingml/2006/picture">
+                <pic:pic>
+                  <pic:nvPicPr>
+                    <pic:cNvPr descr="h01-13-surec-bellegi.png" id="144" name="Picture"/>
+                    <pic:cNvPicPr>
+                      <a:picLocks noChangeArrowheads="1" noChangeAspect="1"/>
+                    </pic:cNvPicPr>
+                  </pic:nvPicPr>
+                  <pic:blipFill>
+                    <a:blip r:embed="rId142"/>
                     <a:stretch>
                       <a:fillRect/>
                     </a:stretch>
@@ -25705,7 +26667,7 @@
         <w:rPr>
           <w:rStyle w:val="NormalTok"/>
         </w:rPr>
-        <w:t xml:space="preserve"> oturum </w:t>
+        <w:t xml:space="preserve"> session </w:t>
       </w:r>
       <w:r>
         <w:rPr>
@@ -25732,7 +26694,7 @@
         <w:rPr>
           <w:rStyle w:val="NormalTok"/>
         </w:rPr>
-        <w:t xml:space="preserve"> ad</w:t>
+        <w:t xml:space="preserve"> name</w:t>
       </w:r>
       <w:r>
         <w:rPr>
@@ -25771,7 +26733,7 @@
         <w:rPr>
           <w:rStyle w:val="NormalTok"/>
         </w:rPr>
-        <w:t xml:space="preserve">  yonetici</w:t>
+        <w:t xml:space="preserve">  admin</w:t>
       </w:r>
       <w:r>
         <w:rPr>
@@ -25783,13 +26745,13 @@
         <w:rPr>
           <w:rStyle w:val="NormalTok"/>
         </w:rPr>
-        <w:t xml:space="preserve">   </w:t>
+        <w:t xml:space="preserve">          </w:t>
       </w:r>
       <w:r>
         <w:rPr>
           <w:rStyle w:val="CommentTok"/>
         </w:rPr>
-        <w:t xml:space="preserve">/* 0 = normal kullanıcı */</w:t>
+        <w:t xml:space="preserve">/* 0 = normal user, non-zero = admin */</w:t>
       </w:r>
       <w:r>
         <w:br/>
@@ -25810,18 +26772,18 @@
           <wp:inline>
             <wp:extent cx="5759999" cy="2859130"/>
             <wp:effectExtent b="0" l="0" r="0" t="0"/>
-            <wp:docPr descr="Taşmadan önce ve sonra ad(16) dizisi ile yonetici alanının bellekteki hâli" title="" id="128" name="Picture"/>
+            <wp:docPr descr="Taşmadan önce ve sonra name(16) dizisi ile admin alanının bellekteki hâli" title="" id="146" name="Picture"/>
             <a:graphic>
               <a:graphicData uri="http://schemas.openxmlformats.org/drawingml/2006/picture">
                 <pic:pic>
                   <pic:nvPicPr>
-                    <pic:cNvPr descr="h01-14-yapi-bellekte.png" id="129" name="Picture"/>
+                    <pic:cNvPr descr="h01-14-yapi-bellekte.png" id="147" name="Picture"/>
                     <pic:cNvPicPr>
                       <a:picLocks noChangeArrowheads="1" noChangeAspect="1"/>
                     </pic:cNvPicPr>
                   </pic:nvPicPr>
                   <pic:blipFill>
-                    <a:blip r:embed="rId127"/>
+                    <a:blip r:embed="rId145"/>
                     <a:stretch>
                       <a:fillRect/>
                     </a:stretch>
@@ -25884,10 +26846,10 @@
         <w:rPr>
           <w:rStyle w:val="VerbatimChar"/>
         </w:rPr>
-        <w:t xml:space="preserve">yonetici</w:t>
-      </w:r>
-      <w:r>
-        <w:t xml:space="preserve">’nin ilk baytına yazılan</w:t>
+        <w:t xml:space="preserve">admin</w:t>
+      </w:r>
+      <w:r>
+        <w:t xml:space="preserve">’in ilk baytına yazılan</w:t>
       </w:r>
       <w:r>
         <w:t xml:space="preserve"> </w:t>
@@ -25915,6 +26877,198 @@
       </w:r>
       <w:r>
         <w:t xml:space="preserve">demektir.</w:t>
+      </w:r>
+    </w:p>
+    <w:p>
+      <w:pPr>
+        <w:pStyle w:val="BodyText"/>
+      </w:pPr>
+      <w:r>
+        <w:rPr>
+          <w:rStyle w:val="VerbatimChar"/>
+        </w:rPr>
+        <w:t xml:space="preserve">struct session</w:t>
+      </w:r>
+      <w:r>
+        <w:t xml:space="preserve"> </w:t>
+      </w:r>
+      <w:r>
+        <w:t xml:space="preserve">yalnız yığındaki bir örnek — genel resim daha büyük. Aşağıdaki animasyon 10-16 gerçekçi bildirimi</w:t>
+      </w:r>
+      <w:r>
+        <w:t xml:space="preserve"> </w:t>
+      </w:r>
+      <w:r>
+        <w:t xml:space="preserve">(global, static, yerel,</w:t>
+      </w:r>
+      <w:r>
+        <w:t xml:space="preserve"> </w:t>
+      </w:r>
+      <w:r>
+        <w:rPr>
+          <w:rStyle w:val="VerbatimChar"/>
+        </w:rPr>
+        <w:t xml:space="preserve">malloc</w:t>
+      </w:r>
+      <w:r>
+        <w:t xml:space="preserve">, dize sabiti, fonksiyon) beş bölgeye (</w:t>
+      </w:r>
+      <w:r>
+        <w:rPr>
+          <w:rStyle w:val="VerbatimChar"/>
+        </w:rPr>
+        <w:t xml:space="preserve">text</w:t>
+      </w:r>
+      <w:r>
+        <w:t xml:space="preserve">/</w:t>
+      </w:r>
+      <w:r>
+        <w:rPr>
+          <w:rStyle w:val="VerbatimChar"/>
+        </w:rPr>
+        <w:t xml:space="preserve">data</w:t>
+      </w:r>
+      <w:r>
+        <w:t xml:space="preserve">/</w:t>
+      </w:r>
+      <w:r>
+        <w:rPr>
+          <w:rStyle w:val="VerbatimChar"/>
+        </w:rPr>
+        <w:t xml:space="preserve">bss</w:t>
+      </w:r>
+      <w:r>
+        <w:t xml:space="preserve">/</w:t>
+      </w:r>
+      <w:r>
+        <w:rPr>
+          <w:rStyle w:val="VerbatimChar"/>
+        </w:rPr>
+        <w:t xml:space="preserve">heap</w:t>
+      </w:r>
+      <w:r>
+        <w:t xml:space="preserve">/</w:t>
+      </w:r>
+      <w:r>
+        <w:rPr>
+          <w:rStyle w:val="VerbatimChar"/>
+        </w:rPr>
+        <w:t xml:space="preserve">stack</w:t>
+      </w:r>
+      <w:r>
+        <w:t xml:space="preserve">) dağıtır;</w:t>
+      </w:r>
+      <w:r>
+        <w:t xml:space="preserve"> </w:t>
+      </w:r>
+      <w:r>
+        <w:t xml:space="preserve">bölgeyi belirleyenin</w:t>
+      </w:r>
+      <w:r>
+        <w:t xml:space="preserve"> </w:t>
+      </w:r>
+      <w:r>
+        <w:rPr>
+          <w:b/>
+          <w:bCs/>
+        </w:rPr>
+        <w:t xml:space="preserve">tür değil bildirim biçimi</w:t>
+      </w:r>
+      <w:r>
+        <w:t xml:space="preserve"> </w:t>
+      </w:r>
+      <w:r>
+        <w:t xml:space="preserve">olduğunu gösterir.</w:t>
+      </w:r>
+    </w:p>
+    <w:p>
+      <w:pPr>
+        <w:pStyle w:val="BodyText"/>
+      </w:pPr>
+      <w:r>
+        <w:drawing>
+          <wp:inline>
+            <wp:extent cx="5111999" cy="9150289"/>
+            <wp:effectExtent b="0" l="0" r="0" t="0"/>
+            <wp:docPr descr="Süreç belleği — adım adım" title="" id="149" name="Picture"/>
+            <a:graphic>
+              <a:graphicData uri="http://schemas.openxmlformats.org/drawingml/2006/picture">
+                <pic:pic>
+                  <pic:nvPicPr>
+                    <pic:cNvPr descr="process-memory-map.tr.png" id="150" name="Picture"/>
+                    <pic:cNvPicPr>
+                      <a:picLocks noChangeArrowheads="1" noChangeAspect="1"/>
+                    </pic:cNvPicPr>
+                  </pic:nvPicPr>
+                  <pic:blipFill>
+                    <a:blip r:embed="rId148"/>
+                    <a:stretch>
+                      <a:fillRect/>
+                    </a:stretch>
+                  </pic:blipFill>
+                  <pic:spPr bwMode="auto">
+                    <a:xfrm>
+                      <a:off x="0" y="0"/>
+                      <a:ext cx="5111999" cy="9150289"/>
+                    </a:xfrm>
+                    <a:prstGeom prst="rect">
+                      <a:avLst/>
+                    </a:prstGeom>
+                    <a:noFill/>
+                    <a:ln w="9525">
+                      <a:noFill/>
+                      <a:headEnd/>
+                      <a:tailEnd/>
+                    </a:ln>
+                  </pic:spPr>
+                </pic:pic>
+              </a:graphicData>
+            </a:graphic>
+          </wp:inline>
+        </w:drawing>
+      </w:r>
+    </w:p>
+    <w:p>
+      <w:pPr>
+        <w:pStyle w:val="BodyText"/>
+      </w:pPr>
+      <w:r>
+        <w:t xml:space="preserve">Örnek seçiciden</w:t>
+      </w:r>
+      <w:r>
+        <w:t xml:space="preserve"> </w:t>
+      </w:r>
+      <w:r>
+        <w:rPr>
+          <w:b/>
+          <w:bCs/>
+        </w:rPr>
+        <w:t xml:space="preserve">core-ten</w:t>
+      </w:r>
+      <w:r>
+        <w:t xml:space="preserve">,</w:t>
+      </w:r>
+      <w:r>
+        <w:t xml:space="preserve"> </w:t>
+      </w:r>
+      <w:r>
+        <w:rPr>
+          <w:b/>
+          <w:bCs/>
+        </w:rPr>
+        <w:t xml:space="preserve">extended-sixteen</w:t>
+      </w:r>
+      <w:r>
+        <w:t xml:space="preserve"> </w:t>
+      </w:r>
+      <w:r>
+        <w:t xml:space="preserve">(5 bölgenin hepsi) ve iki uç durumu (hepsi yığında / hepsi</w:t>
+      </w:r>
+      <w:r>
+        <w:t xml:space="preserve"> </w:t>
+      </w:r>
+      <w:r>
+        <w:t xml:space="preserve">öbekte) deneyin.</w:t>
       </w:r>
     </w:p>
     <w:p>
@@ -25924,8 +27078,8 @@
         </w:pict>
       </w:r>
     </w:p>
-    <w:bookmarkEnd w:id="130"/>
-    <w:bookmarkStart w:id="143" w:name="Xfcbcec7f34fe3a83aa2dacda71cc80695d4b888"/>
+    <w:bookmarkEnd w:id="151"/>
+    <w:bookmarkStart w:id="167" w:name="Xfcbcec7f34fe3a83aa2dacda71cc80695d4b888"/>
     <w:p>
       <w:pPr>
         <w:pStyle w:val="Heading2"/>
@@ -26014,7 +27168,7 @@
         <w:t xml:space="preserve">(CWE-787) yıllardır ilk sıralardadır.</w:t>
       </w:r>
     </w:p>
-    <w:bookmarkStart w:id="131" w:name="c-neden-bu-kadar-kolay-taşar"/>
+    <w:bookmarkStart w:id="152" w:name="c-neden-bu-kadar-kolay-taşar"/>
     <w:p>
       <w:pPr>
         <w:pStyle w:val="Heading3"/>
@@ -26260,8 +27414,8 @@
         <w:t xml:space="preserve">sorumluluğundadır. Programcı bir kez unutursa, hata oradadır.</w:t>
       </w:r>
     </w:p>
-    <w:bookmarkEnd w:id="131"/>
-    <w:bookmarkStart w:id="135" w:name="yığında-bir-taşma-adım-adım"/>
+    <w:bookmarkEnd w:id="152"/>
+    <w:bookmarkStart w:id="159" w:name="yığında-bir-taşma-adım-adım"/>
     <w:p>
       <w:pPr>
         <w:pStyle w:val="Heading3"/>
@@ -26304,7 +27458,7 @@
         <w:rPr>
           <w:rStyle w:val="NormalTok"/>
         </w:rPr>
-        <w:t xml:space="preserve"> selamla</w:t>
+        <w:t xml:space="preserve"> greet_user</w:t>
       </w:r>
       <w:r>
         <w:rPr>
@@ -26346,7 +27500,7 @@
         <w:rPr>
           <w:rStyle w:val="NormalTok"/>
         </w:rPr>
-        <w:t xml:space="preserve">ad</w:t>
+        <w:t xml:space="preserve">name</w:t>
       </w:r>
       <w:r>
         <w:rPr>
@@ -26382,7 +27536,7 @@
         <w:rPr>
           <w:rStyle w:val="NormalTok"/>
         </w:rPr>
-        <w:t xml:space="preserve">  yetkili </w:t>
+        <w:t xml:space="preserve">  authorized </w:t>
       </w:r>
       <w:r>
         <w:rPr>
@@ -26427,7 +27581,7 @@
         <w:rPr>
           <w:rStyle w:val="NormalTok"/>
         </w:rPr>
-        <w:t xml:space="preserve"> tampon</w:t>
+        <w:t xml:space="preserve"> buffer</w:t>
       </w:r>
       <w:r>
         <w:rPr>
@@ -26469,7 +27623,7 @@
         <w:rPr>
           <w:rStyle w:val="NormalTok"/>
         </w:rPr>
-        <w:t xml:space="preserve">tampon</w:t>
+        <w:t xml:space="preserve">buffer</w:t>
       </w:r>
       <w:r>
         <w:rPr>
@@ -26481,7 +27635,7 @@
         <w:rPr>
           <w:rStyle w:val="NormalTok"/>
         </w:rPr>
-        <w:t xml:space="preserve"> ad</w:t>
+        <w:t xml:space="preserve"> name</w:t>
       </w:r>
       <w:r>
         <w:rPr>
@@ -26499,7 +27653,7 @@
         <w:rPr>
           <w:rStyle w:val="CommentTok"/>
         </w:rPr>
-        <w:t xml:space="preserve">/* ad 16 bayttan uzunsa? */</w:t>
+        <w:t xml:space="preserve">/* what if name is longer than 16 bytes? */</w:t>
       </w:r>
       <w:r>
         <w:br/>
@@ -26520,7 +27674,7 @@
         <w:rPr>
           <w:rStyle w:val="StringTok"/>
         </w:rPr>
-        <w:t xml:space="preserve">"Merhaba </w:t>
+        <w:t xml:space="preserve">"Hello </w:t>
       </w:r>
       <w:r>
         <w:rPr>
@@ -26544,7 +27698,7 @@
         <w:rPr>
           <w:rStyle w:val="NormalTok"/>
         </w:rPr>
-        <w:t xml:space="preserve"> tampon</w:t>
+        <w:t xml:space="preserve"> buffer</w:t>
       </w:r>
       <w:r>
         <w:rPr>
@@ -26583,7 +27737,7 @@
         <w:rPr>
           <w:rStyle w:val="NormalTok"/>
         </w:rPr>
-        <w:t xml:space="preserve">yetkili</w:t>
+        <w:t xml:space="preserve">authorized</w:t>
       </w:r>
       <w:r>
         <w:rPr>
@@ -26714,18 +27868,18 @@
           <wp:inline>
             <wp:extent cx="5759999" cy="2749629"/>
             <wp:effectExtent b="0" l="0" r="0" t="0"/>
-            <wp:docPr descr="Yığın (stack) çerçevesinde taşmanın sırayla ezdiği alanlar" title="" id="133" name="Picture"/>
+            <wp:docPr descr="Yığın (stack) çerçevesinde taşmanın sırayla ezdiği alanlar" title="" id="154" name="Picture"/>
             <a:graphic>
               <a:graphicData uri="http://schemas.openxmlformats.org/drawingml/2006/picture">
                 <pic:pic>
                   <pic:nvPicPr>
-                    <pic:cNvPr descr="h01-15-yiginda-tasma.png" id="134" name="Picture"/>
+                    <pic:cNvPr descr="h01-15-yiginda-tasma.png" id="155" name="Picture"/>
                     <pic:cNvPicPr>
                       <a:picLocks noChangeArrowheads="1" noChangeAspect="1"/>
                     </pic:cNvPicPr>
                   </pic:nvPicPr>
                   <pic:blipFill>
-                    <a:blip r:embed="rId132"/>
+                    <a:blip r:embed="rId153"/>
                     <a:stretch>
                       <a:fillRect/>
                     </a:stretch>
@@ -26873,10 +28027,10 @@
               <w:rPr>
                 <w:rStyle w:val="VerbatimChar"/>
               </w:rPr>
-              <w:t xml:space="preserve">yetkili</w:t>
-            </w:r>
-            <w:r>
-              <w:t xml:space="preserve">’nin üzerine yazar;</w:t>
+              <w:t xml:space="preserve">authorized</w:t>
+            </w:r>
+            <w:r>
+              <w:t xml:space="preserve">’ın üzerine yazar;</w:t>
             </w:r>
             <w:r>
               <w:t xml:space="preserve"> </w:t>
@@ -26885,7 +28039,7 @@
               <w:rPr>
                 <w:rStyle w:val="VerbatimChar"/>
               </w:rPr>
-              <w:t xml:space="preserve">yetkili</w:t>
+              <w:t xml:space="preserve">authorized</w:t>
             </w:r>
             <w:r>
               <w:t xml:space="preserve"> </w:t>
@@ -27019,7 +28173,7 @@
       <w:r>
         <w:t xml:space="preserve">salgınların çoğunun giriş kapısı buydu (</w:t>
       </w:r>
-      <w:hyperlink r:id="rId82">
+      <w:hyperlink r:id="rId88">
         <w:r>
           <w:rPr>
             <w:rStyle w:val="Hyperlink"/>
@@ -27089,8 +28243,202 @@
         <w:t xml:space="preserve">ilgileniyoruz.</w:t>
       </w:r>
     </w:p>
-    <w:bookmarkEnd w:id="135"/>
-    <w:bookmarkStart w:id="136" w:name="taşma-türleri"/>
+    <w:p>
+      <w:pPr>
+        <w:pStyle w:val="BlockText"/>
+      </w:pPr>
+      <w:r>
+        <w:rPr>
+          <w:b/>
+          <w:bCs/>
+        </w:rPr>
+        <w:t xml:space="preserve">1996 — teknik yazıya döken makale</w:t>
+      </w:r>
+    </w:p>
+    <w:p>
+      <w:pPr>
+        <w:pStyle w:val="BlockText"/>
+      </w:pPr>
+      <w:r>
+        <w:t xml:space="preserve">Yığın taşmasının dönüş adresini nasıl ele geçirdiği ilk kez bu kadar açık biçimde</w:t>
+      </w:r>
+      <w:r>
+        <w:t xml:space="preserve"> </w:t>
+      </w:r>
+      <w:r>
+        <w:rPr>
+          <w:b/>
+          <w:bCs/>
+        </w:rPr>
+        <w:t xml:space="preserve">Aleph One</w:t>
+      </w:r>
+      <w:r>
+        <w:t xml:space="preserve">’ın</w:t>
+      </w:r>
+      <w:r>
+        <w:t xml:space="preserve"> </w:t>
+      </w:r>
+      <w:r>
+        <w:rPr>
+          <w:i/>
+          <w:iCs/>
+        </w:rPr>
+        <w:t xml:space="preserve">“Smashing</w:t>
+      </w:r>
+      <w:r>
+        <w:rPr>
+          <w:i/>
+          <w:iCs/>
+        </w:rPr>
+        <w:t xml:space="preserve"> </w:t>
+      </w:r>
+      <w:r>
+        <w:rPr>
+          <w:i/>
+          <w:iCs/>
+        </w:rPr>
+        <w:t xml:space="preserve">the Stack for Fun and Profit”</w:t>
+      </w:r>
+      <w:r>
+        <w:t xml:space="preserve"> </w:t>
+      </w:r>
+      <w:r>
+        <w:t xml:space="preserve">(Phrack dergisi, sayı 49, 1996) makalesinde anlatıldı. Bugün hâlâ konuyla ilgili</w:t>
+      </w:r>
+      <w:r>
+        <w:t xml:space="preserve"> </w:t>
+      </w:r>
+      <w:r>
+        <w:t xml:space="preserve">en çok anılan kaynaklardan biridir; aşağıdaki animasyon aynı fikri (yığın çerçevesi, kaydedilen çerçeve</w:t>
+      </w:r>
+      <w:r>
+        <w:t xml:space="preserve"> </w:t>
+      </w:r>
+      <w:r>
+        <w:t xml:space="preserve">göstericisi, dönüş adresi) adım adım gösteriyor.</w:t>
+      </w:r>
+    </w:p>
+    <w:p>
+      <w:pPr>
+        <w:pStyle w:val="FirstParagraph"/>
+      </w:pPr>
+      <w:r>
+        <w:drawing>
+          <wp:inline>
+            <wp:extent cx="5111999" cy="9710899"/>
+            <wp:effectExtent b="0" l="0" r="0" t="0"/>
+            <wp:docPr descr="Yığın çerçevesi ve dönüş adresi — adım adım" title="" id="157" name="Picture"/>
+            <a:graphic>
+              <a:graphicData uri="http://schemas.openxmlformats.org/drawingml/2006/picture">
+                <pic:pic>
+                  <pic:nvPicPr>
+                    <pic:cNvPr descr="stack-frame-overflow.tr.png" id="158" name="Picture"/>
+                    <pic:cNvPicPr>
+                      <a:picLocks noChangeArrowheads="1" noChangeAspect="1"/>
+                    </pic:cNvPicPr>
+                  </pic:nvPicPr>
+                  <pic:blipFill>
+                    <a:blip r:embed="rId156"/>
+                    <a:stretch>
+                      <a:fillRect/>
+                    </a:stretch>
+                  </pic:blipFill>
+                  <pic:spPr bwMode="auto">
+                    <a:xfrm>
+                      <a:off x="0" y="0"/>
+                      <a:ext cx="5111999" cy="9710899"/>
+                    </a:xfrm>
+                    <a:prstGeom prst="rect">
+                      <a:avLst/>
+                    </a:prstGeom>
+                    <a:noFill/>
+                    <a:ln w="9525">
+                      <a:noFill/>
+                      <a:headEnd/>
+                      <a:tailEnd/>
+                    </a:ln>
+                  </pic:spPr>
+                </pic:pic>
+              </a:graphicData>
+            </a:graphic>
+          </wp:inline>
+        </w:drawing>
+      </w:r>
+    </w:p>
+    <w:p>
+      <w:pPr>
+        <w:pStyle w:val="BodyText"/>
+      </w:pPr>
+      <w:r>
+        <w:t xml:space="preserve">Örnek seçiciden</w:t>
+      </w:r>
+      <w:r>
+        <w:t xml:space="preserve"> </w:t>
+      </w:r>
+      <w:r>
+        <w:rPr>
+          <w:b/>
+          <w:bCs/>
+        </w:rPr>
+        <w:t xml:space="preserve">Uyar</w:t>
+      </w:r>
+      <w:r>
+        <w:t xml:space="preserve">,</w:t>
+      </w:r>
+      <w:r>
+        <w:t xml:space="preserve"> </w:t>
+      </w:r>
+      <w:r>
+        <w:rPr>
+          <w:b/>
+          <w:bCs/>
+        </w:rPr>
+        <w:t xml:space="preserve">authorized-flip</w:t>
+      </w:r>
+      <w:r>
+        <w:t xml:space="preserve">,</w:t>
+      </w:r>
+      <w:r>
+        <w:t xml:space="preserve"> </w:t>
+      </w:r>
+      <w:r>
+        <w:rPr>
+          <w:b/>
+          <w:bCs/>
+        </w:rPr>
+        <w:t xml:space="preserve">frame-corrupt</w:t>
+      </w:r>
+      <w:r>
+        <w:t xml:space="preserve"> </w:t>
+      </w:r>
+      <w:r>
+        <w:t xml:space="preserve">ve</w:t>
+      </w:r>
+      <w:r>
+        <w:t xml:space="preserve"> </w:t>
+      </w:r>
+      <w:r>
+        <w:rPr>
+          <w:b/>
+          <w:bCs/>
+        </w:rPr>
+        <w:t xml:space="preserve">return-corrupt</w:t>
+      </w:r>
+      <w:r>
+        <w:t xml:space="preserve"> </w:t>
+      </w:r>
+      <w:r>
+        <w:t xml:space="preserve">örneklerini deneyin; 🎲</w:t>
+      </w:r>
+      <w:r>
+        <w:t xml:space="preserve"> </w:t>
+      </w:r>
+      <w:r>
+        <w:t xml:space="preserve">düğmesiyle rastgele bir isim üretip kendi taşmanızı da gözlemleyebilirsiniz.</w:t>
+      </w:r>
+    </w:p>
+    <w:bookmarkEnd w:id="159"/>
+    <w:bookmarkStart w:id="160" w:name="taşma-türleri"/>
     <w:p>
       <w:pPr>
         <w:pStyle w:val="Heading3"/>
@@ -27637,8 +28985,8 @@
         <w:t xml:space="preserve">“bildirilen uzunluk, alınan kayıt uzunluğundan büyükse mesajı at.”</w:t>
       </w:r>
     </w:p>
-    <w:bookmarkEnd w:id="136"/>
-    <w:bookmarkStart w:id="137" w:name="bir-fazla-hatası-en-masum-görünen-taşma"/>
+    <w:bookmarkEnd w:id="160"/>
+    <w:bookmarkStart w:id="161" w:name="bir-fazla-hatası-en-masum-görünen-taşma"/>
     <w:p>
       <w:pPr>
         <w:pStyle w:val="Heading3"/>
@@ -27673,7 +29021,7 @@
         <w:rPr>
           <w:rStyle w:val="NormalTok"/>
         </w:rPr>
-        <w:t xml:space="preserve"> ad</w:t>
+        <w:t xml:space="preserve"> name</w:t>
       </w:r>
       <w:r>
         <w:rPr>
@@ -27802,7 +29150,7 @@
         <w:rPr>
           <w:rStyle w:val="CommentTok"/>
         </w:rPr>
-        <w:t xml:space="preserve">/* 9 kez döner: ad[8] dizinin dışında */</w:t>
+        <w:t xml:space="preserve">/* runs 9 times: name[8] is out of bounds */</w:t>
       </w:r>
       <w:r>
         <w:br/>
@@ -27811,7 +29159,7 @@
         <w:rPr>
           <w:rStyle w:val="NormalTok"/>
         </w:rPr>
-        <w:t xml:space="preserve">    ad</w:t>
+        <w:t xml:space="preserve">    name</w:t>
       </w:r>
       <w:r>
         <w:rPr>
@@ -27847,7 +29195,7 @@
         <w:rPr>
           <w:rStyle w:val="NormalTok"/>
         </w:rPr>
-        <w:t xml:space="preserve"> kaynak</w:t>
+        <w:t xml:space="preserve"> source</w:t>
       </w:r>
       <w:r>
         <w:rPr>
@@ -27894,7 +29242,7 @@
         <w:rPr>
           <w:rStyle w:val="NormalTok"/>
         </w:rPr>
-        <w:t xml:space="preserve"> ad</w:t>
+        <w:t xml:space="preserve"> name</w:t>
       </w:r>
       <w:r>
         <w:rPr>
@@ -27933,7 +29281,7 @@
         <w:rPr>
           <w:rStyle w:val="NormalTok"/>
         </w:rPr>
-        <w:t xml:space="preserve">ad</w:t>
+        <w:t xml:space="preserve">name</w:t>
       </w:r>
       <w:r>
         <w:rPr>
@@ -27945,7 +29293,7 @@
         <w:rPr>
           <w:rStyle w:val="NormalTok"/>
         </w:rPr>
-        <w:t xml:space="preserve"> kaynak</w:t>
+        <w:t xml:space="preserve"> source</w:t>
       </w:r>
       <w:r>
         <w:rPr>
@@ -27969,7 +29317,7 @@
         <w:rPr>
           <w:rStyle w:val="NormalTok"/>
         </w:rPr>
-        <w:t xml:space="preserve"> ad</w:t>
+        <w:t xml:space="preserve"> name</w:t>
       </w:r>
       <w:r>
         <w:rPr>
@@ -27987,7 +29335,7 @@
         <w:rPr>
           <w:rStyle w:val="CommentTok"/>
         </w:rPr>
-        <w:t xml:space="preserve">/* kaynak ≥ 8 ise ad '\0' ile BİTMEZ */</w:t>
+        <w:t xml:space="preserve">/* if source &gt;= 8, name does NOT end with '\0' */</w:t>
       </w:r>
       <w:r>
         <w:br/>
@@ -28032,7 +29380,7 @@
         <w:rPr>
           <w:rStyle w:val="NormalTok"/>
         </w:rPr>
-        <w:t xml:space="preserve"> ad</w:t>
+        <w:t xml:space="preserve"> name</w:t>
       </w:r>
       <w:r>
         <w:rPr>
@@ -28044,13 +29392,13 @@
         <w:rPr>
           <w:rStyle w:val="NormalTok"/>
         </w:rPr>
-        <w:t xml:space="preserve">              </w:t>
+        <w:t xml:space="preserve">                 </w:t>
       </w:r>
       <w:r>
         <w:rPr>
           <w:rStyle w:val="CommentTok"/>
         </w:rPr>
-        <w:t xml:space="preserve">/* printf dizinin sonundan okumaya devam eder */</w:t>
+        <w:t xml:space="preserve">/* printf keeps reading past the end of the array */</w:t>
       </w:r>
     </w:p>
     <w:p>
@@ -28097,8 +29445,8 @@
         <w:t xml:space="preserve">düşük baytını ya da kaydedilmiş çerçeve adresini değiştirmeye yeter.</w:t>
       </w:r>
     </w:p>
-    <w:bookmarkEnd w:id="137"/>
-    <w:bookmarkStart w:id="138" w:name="X44847281e06e9571eda0ea26d2817b164e5e37c"/>
+    <w:bookmarkEnd w:id="161"/>
+    <w:bookmarkStart w:id="162" w:name="X44847281e06e9571eda0ea26d2817b164e5e37c"/>
     <w:p>
       <w:pPr>
         <w:pStyle w:val="Heading3"/>
@@ -28937,8 +30285,8 @@
         <w:t xml:space="preserve">de projenizde aynı yöntemi kullanabilirsiniz.</w:t>
       </w:r>
     </w:p>
-    <w:bookmarkEnd w:id="138"/>
-    <w:bookmarkStart w:id="139" w:name="Xac7594e28ac053dda6b1010b6bbfb311689e3ac"/>
+    <w:bookmarkEnd w:id="162"/>
+    <w:bookmarkStart w:id="163" w:name="Xac7594e28ac053dda6b1010b6bbfb311689e3ac"/>
     <w:p>
       <w:pPr>
         <w:pStyle w:val="Heading3"/>
@@ -29006,7 +30354,7 @@
         <w:rPr>
           <w:rStyle w:val="NormalTok"/>
         </w:rPr>
-        <w:t xml:space="preserve"> selamla</w:t>
+        <w:t xml:space="preserve"> greet_user</w:t>
       </w:r>
       <w:r>
         <w:rPr>
@@ -29048,7 +30396,7 @@
         <w:rPr>
           <w:rStyle w:val="NormalTok"/>
         </w:rPr>
-        <w:t xml:space="preserve">ad</w:t>
+        <w:t xml:space="preserve">name</w:t>
       </w:r>
       <w:r>
         <w:rPr>
@@ -29084,7 +30432,7 @@
         <w:rPr>
           <w:rStyle w:val="NormalTok"/>
         </w:rPr>
-        <w:t xml:space="preserve"> tampon</w:t>
+        <w:t xml:space="preserve"> buffer</w:t>
       </w:r>
       <w:r>
         <w:rPr>
@@ -29147,7 +30495,7 @@
         <w:rPr>
           <w:rStyle w:val="NormalTok"/>
         </w:rPr>
-        <w:t xml:space="preserve">ad</w:t>
+        <w:t xml:space="preserve">name</w:t>
       </w:r>
       <w:r>
         <w:rPr>
@@ -29171,7 +30519,7 @@
         <w:rPr>
           <w:rStyle w:val="NormalTok"/>
         </w:rPr>
-        <w:t xml:space="preserve"> tampon</w:t>
+        <w:t xml:space="preserve"> buffer</w:t>
       </w:r>
       <w:r>
         <w:rPr>
@@ -29237,7 +30585,7 @@
         <w:rPr>
           <w:rStyle w:val="NormalTok"/>
         </w:rPr>
-        <w:t xml:space="preserve"> tampon</w:t>
+        <w:t xml:space="preserve"> buffer</w:t>
       </w:r>
       <w:r>
         <w:rPr>
@@ -29255,7 +30603,7 @@
         <w:rPr>
           <w:rStyle w:val="CommentTok"/>
         </w:rPr>
-        <w:t xml:space="preserve">/* 15 karakterden uzun: reddet, sessizce kesme */</w:t>
+        <w:t xml:space="preserve">/* longer than 15 characters: reject, do not silently truncate */</w:t>
       </w:r>
       <w:r>
         <w:br/>
@@ -29318,7 +30666,7 @@
         <w:rPr>
           <w:rStyle w:val="NormalTok"/>
         </w:rPr>
-        <w:t xml:space="preserve">tampon</w:t>
+        <w:t xml:space="preserve">buffer</w:t>
       </w:r>
       <w:r>
         <w:rPr>
@@ -29330,7 +30678,7 @@
         <w:rPr>
           <w:rStyle w:val="NormalTok"/>
         </w:rPr>
-        <w:t xml:space="preserve"> ad</w:t>
+        <w:t xml:space="preserve"> name</w:t>
       </w:r>
       <w:r>
         <w:rPr>
@@ -29357,7 +30705,7 @@
         <w:rPr>
           <w:rStyle w:val="NormalTok"/>
         </w:rPr>
-        <w:t xml:space="preserve">    tampon</w:t>
+        <w:t xml:space="preserve">    buffer</w:t>
       </w:r>
       <w:r>
         <w:rPr>
@@ -29438,7 +30786,7 @@
         <w:rPr>
           <w:rStyle w:val="StringTok"/>
         </w:rPr>
-        <w:t xml:space="preserve">"Merhaba </w:t>
+        <w:t xml:space="preserve">"Hello </w:t>
       </w:r>
       <w:r>
         <w:rPr>
@@ -29462,7 +30810,7 @@
         <w:rPr>
           <w:rStyle w:val="NormalTok"/>
         </w:rPr>
-        <w:t xml:space="preserve"> tampon</w:t>
+        <w:t xml:space="preserve"> buffer</w:t>
       </w:r>
       <w:r>
         <w:rPr>
@@ -29706,7 +31054,7 @@
         <w:rPr>
           <w:rStyle w:val="NormalTok"/>
         </w:rPr>
-        <w:t xml:space="preserve"> selamla</w:t>
+        <w:t xml:space="preserve"> greet_user</w:t>
       </w:r>
       <w:r>
         <w:rPr>
@@ -29748,7 +31096,7 @@
         <w:rPr>
           <w:rStyle w:val="NormalTok"/>
         </w:rPr>
-        <w:t xml:space="preserve">ad</w:t>
+        <w:t xml:space="preserve">name</w:t>
       </w:r>
       <w:r>
         <w:rPr>
@@ -29796,7 +31144,7 @@
         <w:rPr>
           <w:rStyle w:val="NormalTok"/>
         </w:rPr>
-        <w:t xml:space="preserve">ad</w:t>
+        <w:t xml:space="preserve">name</w:t>
       </w:r>
       <w:r>
         <w:rPr>
@@ -29886,7 +31234,7 @@
         <w:rPr>
           <w:rStyle w:val="StringTok"/>
         </w:rPr>
-        <w:t xml:space="preserve">"ad cok uzun"</w:t>
+        <w:t xml:space="preserve">"name too long"</w:t>
       </w:r>
       <w:r>
         <w:rPr>
@@ -29913,7 +31261,7 @@
         <w:rPr>
           <w:rStyle w:val="NormalTok"/>
         </w:rPr>
-        <w:t xml:space="preserve">string tampon </w:t>
+        <w:t xml:space="preserve">string buffer </w:t>
       </w:r>
       <w:r>
         <w:rPr>
@@ -29925,7 +31273,7 @@
         <w:rPr>
           <w:rStyle w:val="NormalTok"/>
         </w:rPr>
-        <w:t xml:space="preserve"> ad</w:t>
+        <w:t xml:space="preserve"> name</w:t>
       </w:r>
       <w:r>
         <w:rPr>
@@ -29937,13 +31285,13 @@
         <w:rPr>
           <w:rStyle w:val="NormalTok"/>
         </w:rPr>
-        <w:t xml:space="preserve">                   </w:t>
+        <w:t xml:space="preserve">                 </w:t>
       </w:r>
       <w:r>
         <w:rPr>
           <w:rStyle w:val="CommentTok"/>
         </w:rPr>
-        <w:t xml:space="preserve">/* kendi belleğini kendi yönetir */</w:t>
+        <w:t xml:space="preserve">/* manages its own memory */</w:t>
       </w:r>
       <w:r>
         <w:br/>
@@ -29982,7 +31330,7 @@
         <w:rPr>
           <w:rStyle w:val="StringTok"/>
         </w:rPr>
-        <w:t xml:space="preserve">"Merhaba "</w:t>
+        <w:t xml:space="preserve">"Hello "</w:t>
       </w:r>
       <w:r>
         <w:rPr>
@@ -30000,7 +31348,7 @@
         <w:rPr>
           <w:rStyle w:val="NormalTok"/>
         </w:rPr>
-        <w:t xml:space="preserve"> tampon </w:t>
+        <w:t xml:space="preserve"> buffer </w:t>
       </w:r>
       <w:r>
         <w:rPr>
@@ -30119,8 +31467,8 @@
         <w:t xml:space="preserve">düşünmekten muaf tutmaz.</w:t>
       </w:r>
     </w:p>
-    <w:bookmarkEnd w:id="139"/>
-    <w:bookmarkStart w:id="141" w:name="taşmayı-kim-yakalar-savunma-katmanları"/>
+    <w:bookmarkEnd w:id="163"/>
+    <w:bookmarkStart w:id="165" w:name="taşmayı-kim-yakalar-savunma-katmanları"/>
     <w:p>
       <w:pPr>
         <w:pStyle w:val="Heading3"/>
@@ -30689,7 +32037,7 @@
       <w:r>
         <w:t xml:space="preserve"> </w:t>
       </w:r>
-      <w:hyperlink r:id="rId140">
+      <w:hyperlink r:id="rId164">
         <w:r>
           <w:rPr>
             <w:rStyle w:val="Hyperlink"/>
@@ -30745,8 +32093,8 @@
         <w:t xml:space="preserve">akışı ele geçiremese bile programı çökertebilir. Bu da bir hizmet engellemedir.</w:t>
       </w:r>
     </w:p>
-    <w:bookmarkEnd w:id="141"/>
-    <w:bookmarkStart w:id="142" w:name="X91978f18fb9ce816c50728c04f1964681574400"/>
+    <w:bookmarkEnd w:id="165"/>
+    <w:bookmarkStart w:id="166" w:name="X91978f18fb9ce816c50728c04f1964681574400"/>
     <w:p>
       <w:pPr>
         <w:pStyle w:val="Heading3"/>
@@ -30769,7 +32117,7 @@
         <w:rPr>
           <w:rStyle w:val="VerbatimChar"/>
         </w:rPr>
-        <w:t xml:space="preserve">selamla</w:t>
+        <w:t xml:space="preserve">greet_user</w:t>
       </w:r>
       <w:r>
         <w:t xml:space="preserve"> </w:t>
@@ -30796,7 +32144,7 @@
         <w:rPr>
           <w:rStyle w:val="VerbatimChar"/>
         </w:rPr>
-        <w:t xml:space="preserve">giris_asan</w:t>
+        <w:t xml:space="preserve">login_asan</w:t>
       </w:r>
       <w:r>
         <w:t xml:space="preserve"> </w:t>
@@ -30840,7 +32188,7 @@
         <w:rPr>
           <w:rStyle w:val="VerbatimChar"/>
         </w:rPr>
-        <w:t xml:space="preserve">    #1 in selamla  ornek.c:7</w:t>
+        <w:t xml:space="preserve">    #1 in greet_user  example.c:7</w:t>
       </w:r>
       <w:r>
         <w:br/>
@@ -30849,7 +32197,7 @@
         <w:rPr>
           <w:rStyle w:val="VerbatimChar"/>
         </w:rPr>
-        <w:t xml:space="preserve">    #2 in main     ornek.c:15</w:t>
+        <w:t xml:space="preserve">    #2 in main         example.c:15</w:t>
       </w:r>
       <w:r>
         <w:br/>
@@ -30867,7 +32215,7 @@
         <w:rPr>
           <w:rStyle w:val="VerbatimChar"/>
         </w:rPr>
-        <w:t xml:space="preserve">    #0 in selamla  ornek.c:3</w:t>
+        <w:t xml:space="preserve">    #0 in greet_user  example.c:3</w:t>
       </w:r>
       <w:r>
         <w:br/>
@@ -30885,7 +32233,7 @@
         <w:rPr>
           <w:rStyle w:val="VerbatimChar"/>
         </w:rPr>
-        <w:t xml:space="preserve">    [32, 48) 'tampon' &lt;== Memory access at offset 48 overflows this variable</w:t>
+        <w:t xml:space="preserve">    [32, 48) 'buffer' &lt;== Memory access at offset 48 overflows this variable</w:t>
       </w:r>
     </w:p>
     <w:p>
@@ -30931,7 +32279,7 @@
         <w:rPr>
           <w:rStyle w:val="VerbatimChar"/>
         </w:rPr>
-        <w:t xml:space="preserve">ornek.c</w:t>
+        <w:t xml:space="preserve">example.c</w:t>
       </w:r>
       <w:r>
         <w:t xml:space="preserve"> </w:t>
@@ -30971,7 +32319,7 @@
         <w:rPr>
           <w:rStyle w:val="VerbatimChar"/>
         </w:rPr>
-        <w:t xml:space="preserve">tampon</w:t>
+        <w:t xml:space="preserve">buffer</w:t>
       </w:r>
       <w:r>
         <w:t xml:space="preserve">, 16 bayt: 32–48 aralığı; erişim 48’de, yani tam sınırın bir ötesinde başlıyor).</w:t>
@@ -31065,7 +32413,7 @@
         <w:t xml:space="preserve"> </w:t>
       </w:r>
       <w:r>
-        <w:t xml:space="preserve">programı sanitizer ile çalıştırır ve fuzzing yapar. İkili dosyada yığın koruyucu, NX ve ASLR’nin açık olup</w:t>
+        <w:t xml:space="preserve">programı sanitizer ile çalıştırır ve fuzzing yapar. Binary dosyada yığın koruyucu, NX ve ASLR’nin açık olup</w:t>
       </w:r>
       <w:r>
         <w:t xml:space="preserve"> </w:t>
@@ -31199,9 +32547,9 @@
         </w:pict>
       </w:r>
     </w:p>
-    <w:bookmarkEnd w:id="142"/>
-    <w:bookmarkEnd w:id="143"/>
-    <w:bookmarkStart w:id="144" w:name="Xa9a21895cb0d3f8313e853f108aa26db7260203"/>
+    <w:bookmarkEnd w:id="166"/>
+    <w:bookmarkEnd w:id="167"/>
+    <w:bookmarkStart w:id="171" w:name="Xa9a21895cb0d3f8313e853f108aa26db7260203"/>
     <w:p>
       <w:pPr>
         <w:pStyle w:val="Heading2"/>
@@ -31234,7 +32582,7 @@
           <w:b/>
           <w:bCs/>
         </w:rPr>
-        <w:t xml:space="preserve">code/week-01/03-tasma-giris</w:t>
+        <w:t xml:space="preserve">code/week-01/03-overflow-input</w:t>
       </w:r>
       <w:r>
         <w:rPr>
@@ -31260,7 +32608,7 @@
           <w:b/>
           <w:bCs/>
         </w:rPr>
-        <w:t xml:space="preserve">giris.c (hatalı)</w:t>
+        <w:t xml:space="preserve">login.c (hatalı)</w:t>
       </w:r>
     </w:p>
     <w:p>
@@ -31277,7 +32625,7 @@
         <w:rPr>
           <w:rStyle w:val="NormalTok"/>
         </w:rPr>
-        <w:t xml:space="preserve"> oturum o</w:t>
+        <w:t xml:space="preserve"> session s</w:t>
       </w:r>
       <w:r>
         <w:rPr>
@@ -31292,7 +32640,7 @@
         <w:rPr>
           <w:rStyle w:val="NormalTok"/>
         </w:rPr>
-        <w:t xml:space="preserve">o</w:t>
+        <w:t xml:space="preserve">s</w:t>
       </w:r>
       <w:r>
         <w:rPr>
@@ -31304,7 +32652,7 @@
         <w:rPr>
           <w:rStyle w:val="NormalTok"/>
         </w:rPr>
-        <w:t xml:space="preserve">yonetici </w:t>
+        <w:t xml:space="preserve">admin </w:t>
       </w:r>
       <w:r>
         <w:rPr>
@@ -31352,7 +32700,7 @@
         <w:rPr>
           <w:rStyle w:val="NormalTok"/>
         </w:rPr>
-        <w:t xml:space="preserve">o</w:t>
+        <w:t xml:space="preserve">s</w:t>
       </w:r>
       <w:r>
         <w:rPr>
@@ -31364,7 +32712,7 @@
         <w:rPr>
           <w:rStyle w:val="NormalTok"/>
         </w:rPr>
-        <w:t xml:space="preserve">ad</w:t>
+        <w:t xml:space="preserve">name</w:t>
       </w:r>
       <w:r>
         <w:rPr>
@@ -31406,7 +32754,19 @@
         <w:rPr>
           <w:rStyle w:val="CommentTok"/>
         </w:rPr>
-        <w:t xml:space="preserve">/* HATA: hedefin 16 bayt olduğu hiç denetlenmiyor */</w:t>
+        <w:t xml:space="preserve">/* </w:t>
+      </w:r>
+      <w:r>
+        <w:rPr>
+          <w:rStyle w:val="AlertTok"/>
+        </w:rPr>
+        <w:t xml:space="preserve">BUG</w:t>
+      </w:r>
+      <w:r>
+        <w:rPr>
+          <w:rStyle w:val="CommentTok"/>
+        </w:rPr>
+        <w:t xml:space="preserve">: the 16-byte destination size is never checked */</w:t>
       </w:r>
       <w:r>
         <w:br/>
@@ -31436,7 +32796,7 @@
         <w:rPr>
           <w:rStyle w:val="NormalTok"/>
         </w:rPr>
-        <w:t xml:space="preserve">o</w:t>
+        <w:t xml:space="preserve">s</w:t>
       </w:r>
       <w:r>
         <w:rPr>
@@ -31448,7 +32808,7 @@
         <w:rPr>
           <w:rStyle w:val="NormalTok"/>
         </w:rPr>
-        <w:t xml:space="preserve">yonetici</w:t>
+        <w:t xml:space="preserve">admin</w:t>
       </w:r>
       <w:r>
         <w:rPr>
@@ -31475,7 +32835,7 @@
         <w:rPr>
           <w:rStyle w:val="StringTok"/>
         </w:rPr>
-        <w:t xml:space="preserve">"&gt;&gt;&gt; YONETICI paneline erisim verildi! &lt;&lt;&lt;</w:t>
+        <w:t xml:space="preserve">"&gt;&gt;&gt; Access granted to the ADMIN panel! &lt;&lt;&lt;</w:t>
       </w:r>
       <w:r>
         <w:rPr>
@@ -31577,7 +32937,7 @@
               <w:rPr>
                 <w:rStyle w:val="VerbatimChar"/>
               </w:rPr>
-              <w:t xml:space="preserve">giris</w:t>
+              <w:t xml:space="preserve">login</w:t>
             </w:r>
           </w:p>
         </w:tc>
@@ -31635,7 +32995,7 @@
               <w:rPr>
                 <w:rStyle w:val="VerbatimChar"/>
               </w:rPr>
-              <w:t xml:space="preserve">giris_asan</w:t>
+              <w:t xml:space="preserve">login_asan</w:t>
             </w:r>
           </w:p>
         </w:tc>
@@ -31690,7 +33050,7 @@
               <w:rPr>
                 <w:rStyle w:val="VerbatimChar"/>
               </w:rPr>
-              <w:t xml:space="preserve">giris_denetimli</w:t>
+              <w:t xml:space="preserve">login_checked</w:t>
             </w:r>
           </w:p>
         </w:tc>
@@ -31760,7 +33120,7 @@
               <w:rPr>
                 <w:rStyle w:val="VerbatimChar"/>
               </w:rPr>
-              <w:t xml:space="preserve">giris_guvenli</w:t>
+              <w:t xml:space="preserve">login_secure</w:t>
             </w:r>
           </w:p>
         </w:tc>
@@ -31843,7 +33203,7 @@
         <w:rPr>
           <w:rStyle w:val="NormalTok"/>
         </w:rPr>
-        <w:t xml:space="preserve">tasma-giris</w:t>
+        <w:t xml:space="preserve">overflow-input</w:t>
       </w:r>
       <w:r>
         <w:br/>
@@ -31899,7 +33259,7 @@
         <w:rPr>
           <w:rStyle w:val="NormalTok"/>
         </w:rPr>
-        <w:t xml:space="preserve"> code/week-01/03-tasma-giris</w:t>
+        <w:t xml:space="preserve"> code/week-01/03-overflow-input</w:t>
       </w:r>
       <w:r>
         <w:br/>
@@ -31937,7 +33297,7 @@
         <w:rPr>
           <w:rStyle w:val="VerbatimChar"/>
         </w:rPr>
-        <w:t xml:space="preserve">ADIM 1 — Normal giris</w:t>
+        <w:t xml:space="preserve">STEP 1 - Normal login</w:t>
       </w:r>
       <w:r>
         <w:br/>
@@ -31946,7 +33306,7 @@
         <w:rPr>
           <w:rStyle w:val="VerbatimChar"/>
         </w:rPr>
-        <w:t xml:space="preserve">$ ./bin/linux/giris ayse</w:t>
+        <w:t xml:space="preserve">$ ./bin/linux/login alice</w:t>
       </w:r>
       <w:r>
         <w:br/>
@@ -31955,7 +33315,7 @@
         <w:rPr>
           <w:rStyle w:val="VerbatimChar"/>
         </w:rPr>
-        <w:t xml:space="preserve">Hos geldin, ayse</w:t>
+        <w:t xml:space="preserve">Welcome, alice</w:t>
       </w:r>
       <w:r>
         <w:br/>
@@ -31964,7 +33324,7 @@
         <w:rPr>
           <w:rStyle w:val="VerbatimChar"/>
         </w:rPr>
-        <w:t xml:space="preserve">yonetici alani = 0 (0x00000000)</w:t>
+        <w:t xml:space="preserve">admin field = 0 (0x00000000)</w:t>
       </w:r>
       <w:r>
         <w:br/>
@@ -31973,7 +33333,7 @@
         <w:rPr>
           <w:rStyle w:val="VerbatimChar"/>
         </w:rPr>
-        <w:t xml:space="preserve">Normal kullanici oturumu.</w:t>
+        <w:t xml:space="preserve">Normal user session.</w:t>
       </w:r>
       <w:r>
         <w:br/>
@@ -31985,7 +33345,7 @@
         <w:rPr>
           <w:rStyle w:val="VerbatimChar"/>
         </w:rPr>
-        <w:t xml:space="preserve">ADIM 2 — Saldiri: 16 bayttan 1 bayt fazla ad (17 karakter)</w:t>
+        <w:t xml:space="preserve">STEP 2 - Attack: a name 1 byte longer than the 16-byte field (17 characters)</w:t>
       </w:r>
       <w:r>
         <w:br/>
@@ -31994,7 +33354,7 @@
         <w:rPr>
           <w:rStyle w:val="VerbatimChar"/>
         </w:rPr>
-        <w:t xml:space="preserve">$ ./bin/linux/giris AAAAAAAAAAAAAAAAB</w:t>
+        <w:t xml:space="preserve">$ ./bin/linux/login AAAAAAAAAAAAAAAAB</w:t>
       </w:r>
       <w:r>
         <w:br/>
@@ -32003,7 +33363,7 @@
         <w:rPr>
           <w:rStyle w:val="VerbatimChar"/>
         </w:rPr>
-        <w:t xml:space="preserve">Hos geldin, AAAAAAAAAAAAAAAAB</w:t>
+        <w:t xml:space="preserve">Welcome, AAAAAAAAAAAAAAAAB</w:t>
       </w:r>
       <w:r>
         <w:br/>
@@ -32012,7 +33372,7 @@
         <w:rPr>
           <w:rStyle w:val="VerbatimChar"/>
         </w:rPr>
-        <w:t xml:space="preserve">yonetici alani = 66 (0x00000042)</w:t>
+        <w:t xml:space="preserve">admin field = 66 (0x00000042)</w:t>
       </w:r>
       <w:r>
         <w:br/>
@@ -32021,7 +33381,7 @@
         <w:rPr>
           <w:rStyle w:val="VerbatimChar"/>
         </w:rPr>
-        <w:t xml:space="preserve">&gt;&gt;&gt; YONETICI paneline erisim verildi! &lt;&lt;&lt;</w:t>
+        <w:t xml:space="preserve">&gt;&gt;&gt; Access granted to the ADMIN panel! &lt;&lt;&lt;</w:t>
       </w:r>
       <w:r>
         <w:br/>
@@ -32033,7 +33393,7 @@
         <w:rPr>
           <w:rStyle w:val="VerbatimChar"/>
         </w:rPr>
-        <w:t xml:space="preserve">ADIM 3 — Ayni saldiri, AddressSanitizer ile derlenmis surumde</w:t>
+        <w:t xml:space="preserve">STEP 3 - Same attack, in the AddressSanitizer build</w:t>
       </w:r>
       <w:r>
         <w:br/>
@@ -32042,7 +33402,7 @@
         <w:rPr>
           <w:rStyle w:val="VerbatimChar"/>
         </w:rPr>
-        <w:t xml:space="preserve">$ ./bin/linux/giris_asan AAAAAAAAAAAAAAAAB</w:t>
+        <w:t xml:space="preserve">$ ./bin/linux/login_asan AAAAAAAAAAAAAAAAB</w:t>
       </w:r>
       <w:r>
         <w:br/>
@@ -32051,7 +33411,7 @@
         <w:rPr>
           <w:rStyle w:val="VerbatimChar"/>
         </w:rPr>
-        <w:t xml:space="preserve">Hos geldin, AAAAAAAAAAAAAAAAB</w:t>
+        <w:t xml:space="preserve">Welcome, AAAAAAAAAAAAAAAAB</w:t>
       </w:r>
       <w:r>
         <w:br/>
@@ -32060,7 +33420,7 @@
         <w:rPr>
           <w:rStyle w:val="VerbatimChar"/>
         </w:rPr>
-        <w:t xml:space="preserve">yonetici alani = 66 (0x00000042)</w:t>
+        <w:t xml:space="preserve">admin field = 66 (0x00000042)</w:t>
       </w:r>
       <w:r>
         <w:br/>
@@ -32069,7 +33429,7 @@
         <w:rPr>
           <w:rStyle w:val="VerbatimChar"/>
         </w:rPr>
-        <w:t xml:space="preserve">&gt;&gt;&gt; YONETICI paneline erisim verildi! &lt;&lt;&lt;</w:t>
+        <w:t xml:space="preserve">&gt;&gt;&gt; Access granted to the ADMIN panel! &lt;&lt;&lt;</w:t>
       </w:r>
       <w:r>
         <w:br/>
@@ -32078,7 +33438,7 @@
         <w:rPr>
           <w:rStyle w:val="VerbatimChar"/>
         </w:rPr>
-        <w:t xml:space="preserve">   ^ ASan sessiz kaldi: tasma yapinin ICINDE kaldi.</w:t>
+        <w:t xml:space="preserve">   ^ ASan stayed silent: the overflow stayed INSIDE the struct.</w:t>
       </w:r>
       <w:r>
         <w:br/>
@@ -32090,7 +33450,7 @@
         <w:rPr>
           <w:rStyle w:val="VerbatimChar"/>
         </w:rPr>
-        <w:t xml:space="preserve">ADIM 4 — Yapinin disina tasan uzun ad, ASan surumu</w:t>
+        <w:t xml:space="preserve">STEP 4 - A long name that overflows past the struct, ASan version</w:t>
       </w:r>
       <w:r>
         <w:br/>
@@ -32099,7 +33459,7 @@
         <w:rPr>
           <w:rStyle w:val="VerbatimChar"/>
         </w:rPr>
-        <w:t xml:space="preserve">==1750==ERROR: AddressSanitizer: stack-buffer-overflow on address ...</w:t>
+        <w:t xml:space="preserve">==1784==ERROR: AddressSanitizer: stack-buffer-overflow on address 0x7fffffffe864 ...</w:t>
       </w:r>
       <w:r>
         <w:br/>
@@ -32108,7 +33468,7 @@
         <w:rPr>
           <w:rStyle w:val="VerbatimChar"/>
         </w:rPr>
-        <w:t xml:space="preserve">WRITE of size 41 at 0x7fffffffe8c4 thread T0</w:t>
+        <w:t xml:space="preserve">WRITE of size 41 at 0x7fffffffe864 thread T0</w:t>
       </w:r>
       <w:r>
         <w:br/>
@@ -32120,7 +33480,7 @@
         <w:rPr>
           <w:rStyle w:val="VerbatimChar"/>
         </w:rPr>
-        <w:t xml:space="preserve">ADIM 5 — Ayni kisa saldiri, _FORTIFY_SOURCE=2 ile derlenmis surumde</w:t>
+        <w:t xml:space="preserve">STEP 5 - Same short attack, in the build compiled with _FORTIFY_SOURCE=2</w:t>
       </w:r>
       <w:r>
         <w:br/>
@@ -32129,7 +33489,7 @@
         <w:rPr>
           <w:rStyle w:val="VerbatimChar"/>
         </w:rPr>
-        <w:t xml:space="preserve">$ ./bin/linux/giris_denetimli AAAAAAAAAAAAAAAAB</w:t>
+        <w:t xml:space="preserve">$ ./bin/linux/login_checked AAAAAAAAAAAAAAAAB</w:t>
       </w:r>
       <w:r>
         <w:br/>
@@ -32147,7 +33507,7 @@
         <w:rPr>
           <w:rStyle w:val="VerbatimChar"/>
         </w:rPr>
-        <w:t xml:space="preserve">   (program, derleyicinin ekledigi denetimle durduruldu)</w:t>
+        <w:t xml:space="preserve">   (the program was stopped by the check the compiler added)</w:t>
       </w:r>
       <w:r>
         <w:br/>
@@ -32159,7 +33519,7 @@
         <w:rPr>
           <w:rStyle w:val="VerbatimChar"/>
         </w:rPr>
-        <w:t xml:space="preserve">ADIM 6 — Duzeltilmis surum</w:t>
+        <w:t xml:space="preserve">STEP 6 - The fixed version</w:t>
       </w:r>
       <w:r>
         <w:br/>
@@ -32168,7 +33528,7 @@
         <w:rPr>
           <w:rStyle w:val="VerbatimChar"/>
         </w:rPr>
-        <w:t xml:space="preserve">$ ./bin/linux/giris_guvenli AAAAAAAAAAAAAAAAB</w:t>
+        <w:t xml:space="preserve">$ ./bin/linux/login_secure AAAAAAAAAAAAAAAAB</w:t>
       </w:r>
       <w:r>
         <w:br/>
@@ -32177,7 +33537,7 @@
         <w:rPr>
           <w:rStyle w:val="VerbatimChar"/>
         </w:rPr>
-        <w:t xml:space="preserve">Reddedildi: ad 1-15 karakter; yalniz harf, rakam, _ ve - olabilir.</w:t>
+        <w:t xml:space="preserve">Rejected: the name must be 1-15 characters; only letters, digits, _ and - are allowed.</w:t>
       </w:r>
     </w:p>
     <w:p>
@@ -32233,7 +33593,7 @@
         <w:rPr>
           <w:rStyle w:val="VerbatimChar"/>
         </w:rPr>
-        <w:t xml:space="preserve">&gt; .\bin\windows\giris_denetimli.exe AAAAAAAAAAAAAAAAB</w:t>
+        <w:t xml:space="preserve">&gt; .\bin\windows\login_checked.exe AAAAAAAAAAAAAAAAB</w:t>
       </w:r>
       <w:r>
         <w:br/>
@@ -32242,7 +33602,7 @@
         <w:rPr>
           <w:rStyle w:val="VerbatimChar"/>
         </w:rPr>
-        <w:t xml:space="preserve">*** Guvenli kutuphane islevi tasmayi algiladi: program durduruldu ***</w:t>
+        <w:t xml:space="preserve">*** Secure library function detected an overrun: program terminated ***</w:t>
       </w:r>
       <w:r>
         <w:br/>
@@ -32251,7 +33611,7 @@
         <w:rPr>
           <w:rStyle w:val="VerbatimChar"/>
         </w:rPr>
-        <w:t xml:space="preserve">   (cikis kodu: 3)</w:t>
+        <w:t xml:space="preserve">   (exit code: 3)</w:t>
       </w:r>
     </w:p>
     <w:p>
@@ -32359,7 +33719,7 @@
         <w:t xml:space="preserve"> </w:t>
       </w:r>
       <w:r>
-        <w:t xml:space="preserve">kaldığı için (ad → yonetici) bunu göremedi. Taşma yapının dışına çıkınca hemen yakaladı.</w:t>
+        <w:t xml:space="preserve">kaldığı için (name → admin) bunu göremedi. Taşma yapının dışına çıkınca hemen yakaladı.</w:t>
       </w:r>
       <w:r>
         <w:t xml:space="preserve"> </w:t>
@@ -32395,7 +33755,7 @@
         <w:rPr>
           <w:rStyle w:val="VerbatimChar"/>
         </w:rPr>
-        <w:t xml:space="preserve">o.ad</w:t>
+        <w:t xml:space="preserve">s.name</w:t>
       </w:r>
       <w:r>
         <w:t xml:space="preserve">) 16 bayt olduğunu bildiği için kısa</w:t>
@@ -32434,11 +33794,251 @@
         <w:pStyle w:val="FirstParagraph"/>
       </w:pPr>
       <w:r>
-        <w:rPr>
-          <w:b/>
-          <w:bCs/>
-        </w:rPr>
-        <w:t xml:space="preserve">giris_guvenli.c (özü)</w:t>
+        <w:t xml:space="preserve">Aşağıdaki animasyonda</w:t>
+      </w:r>
+      <w:r>
+        <w:t xml:space="preserve"> </w:t>
+      </w:r>
+      <w:r>
+        <w:rPr>
+          <w:rStyle w:val="VerbatimChar"/>
+        </w:rPr>
+        <w:t xml:space="preserve">strcpy</w:t>
+      </w:r>
+      <w:r>
+        <w:t xml:space="preserve">’nin</w:t>
+      </w:r>
+      <w:r>
+        <w:t xml:space="preserve"> </w:t>
+      </w:r>
+      <w:r>
+        <w:rPr>
+          <w:rStyle w:val="VerbatimChar"/>
+        </w:rPr>
+        <w:t xml:space="preserve">argv[1]</w:t>
+      </w:r>
+      <w:r>
+        <w:t xml:space="preserve">’i bayt bayt</w:t>
+      </w:r>
+      <w:r>
+        <w:t xml:space="preserve"> </w:t>
+      </w:r>
+      <w:r>
+        <w:rPr>
+          <w:rStyle w:val="VerbatimChar"/>
+        </w:rPr>
+        <w:t xml:space="preserve">struct session</w:t>
+      </w:r>
+      <w:r>
+        <w:t xml:space="preserve">’ın belleğine nasıl kopyaladığını,</w:t>
+      </w:r>
+      <w:r>
+        <w:t xml:space="preserve"> </w:t>
+      </w:r>
+      <w:r>
+        <w:t xml:space="preserve">program sayacıyla birlikte adım adım izleyin.</w:t>
+      </w:r>
+    </w:p>
+    <w:p>
+      <w:pPr>
+        <w:pStyle w:val="BodyText"/>
+      </w:pPr>
+      <w:r>
+        <w:drawing>
+          <wp:inline>
+            <wp:extent cx="5111999" cy="9482855"/>
+            <wp:effectExtent b="0" l="0" r="0" t="0"/>
+            <wp:docPr descr="Taşma ile admin olmak — adım adım" title="" id="169" name="Picture"/>
+            <a:graphic>
+              <a:graphicData uri="http://schemas.openxmlformats.org/drawingml/2006/picture">
+                <pic:pic>
+                  <pic:nvPicPr>
+                    <pic:cNvPr descr="overflow-login.tr.png" id="170" name="Picture"/>
+                    <pic:cNvPicPr>
+                      <a:picLocks noChangeArrowheads="1" noChangeAspect="1"/>
+                    </pic:cNvPicPr>
+                  </pic:nvPicPr>
+                  <pic:blipFill>
+                    <a:blip r:embed="rId168"/>
+                    <a:stretch>
+                      <a:fillRect/>
+                    </a:stretch>
+                  </pic:blipFill>
+                  <pic:spPr bwMode="auto">
+                    <a:xfrm>
+                      <a:off x="0" y="0"/>
+                      <a:ext cx="5111999" cy="9482855"/>
+                    </a:xfrm>
+                    <a:prstGeom prst="rect">
+                      <a:avLst/>
+                    </a:prstGeom>
+                    <a:noFill/>
+                    <a:ln w="9525">
+                      <a:noFill/>
+                      <a:headEnd/>
+                      <a:tailEnd/>
+                    </a:ln>
+                  </pic:spPr>
+                </pic:pic>
+              </a:graphicData>
+            </a:graphic>
+          </wp:inline>
+        </w:drawing>
+      </w:r>
+    </w:p>
+    <w:p>
+      <w:pPr>
+        <w:pStyle w:val="BodyText"/>
+      </w:pPr>
+      <w:r>
+        <w:t xml:space="preserve">Örnek seçiciden</w:t>
+      </w:r>
+      <w:r>
+        <w:t xml:space="preserve"> </w:t>
+      </w:r>
+      <w:r>
+        <w:rPr>
+          <w:b/>
+          <w:bCs/>
+        </w:rPr>
+        <w:t xml:space="preserve">uyan bir kullanıcı adı</w:t>
+      </w:r>
+      <w:r>
+        <w:t xml:space="preserve"> </w:t>
+      </w:r>
+      <w:r>
+        <w:t xml:space="preserve">(normal),</w:t>
+      </w:r>
+      <w:r>
+        <w:t xml:space="preserve"> </w:t>
+      </w:r>
+      <w:r>
+        <w:rPr>
+          <w:b/>
+          <w:bCs/>
+        </w:rPr>
+        <w:t xml:space="preserve">17 baytlık taşma:</w:t>
+      </w:r>
+      <w:r>
+        <w:rPr>
+          <w:b/>
+          <w:bCs/>
+        </w:rPr>
+        <w:t xml:space="preserve"> </w:t>
+      </w:r>
+      <w:r>
+        <w:rPr>
+          <w:rStyle w:val="VerbatimChar"/>
+          <w:b/>
+          <w:bCs/>
+        </w:rPr>
+        <w:t xml:space="preserve">admin</w:t>
+      </w:r>
+      <w:r>
+        <w:rPr>
+          <w:b/>
+          <w:bCs/>
+        </w:rPr>
+        <w:t xml:space="preserve"> </w:t>
+      </w:r>
+      <w:r>
+        <w:rPr>
+          <w:b/>
+          <w:bCs/>
+        </w:rPr>
+        <w:t xml:space="preserve">ayarlanıyor</w:t>
+      </w:r>
+      <w:r>
+        <w:t xml:space="preserve"> </w:t>
+      </w:r>
+      <w:r>
+        <w:t xml:space="preserve">(zor) ve uç durumlar</w:t>
+      </w:r>
+      <w:r>
+        <w:t xml:space="preserve"> </w:t>
+      </w:r>
+      <w:r>
+        <w:rPr>
+          <w:b/>
+          <w:bCs/>
+        </w:rPr>
+        <w:t xml:space="preserve">tam 16 bayt: sonlandırıcı NUL taşıyor</w:t>
+      </w:r>
+      <w:r>
+        <w:t xml:space="preserve">,</w:t>
+      </w:r>
+      <w:r>
+        <w:t xml:space="preserve"> </w:t>
+      </w:r>
+      <w:r>
+        <w:rPr>
+          <w:b/>
+          <w:bCs/>
+        </w:rPr>
+        <w:t xml:space="preserve">40 bayt: struct’ın ötesine geçiyor (ASan)</w:t>
+      </w:r>
+      <w:r>
+        <w:t xml:space="preserve"> </w:t>
+      </w:r>
+      <w:r>
+        <w:t xml:space="preserve">ve</w:t>
+      </w:r>
+      <w:r>
+        <w:t xml:space="preserve"> </w:t>
+      </w:r>
+      <w:r>
+        <w:rPr>
+          <w:b/>
+          <w:bCs/>
+        </w:rPr>
+        <w:t xml:space="preserve">güvenli sürüm</w:t>
+      </w:r>
+      <w:r>
+        <w:rPr>
+          <w:b/>
+          <w:bCs/>
+        </w:rPr>
+        <w:t xml:space="preserve"> </w:t>
+      </w:r>
+      <w:r>
+        <w:rPr>
+          <w:b/>
+          <w:bCs/>
+        </w:rPr>
+        <w:t xml:space="preserve">reddediyor</w:t>
+      </w:r>
+      <w:r>
+        <w:t xml:space="preserve">’u deneyin — ya da 🎲 ile rastgele bir kullanıcı adı üretin, ya da kendi kullanıcı adınızı yazın</w:t>
+      </w:r>
+      <w:r>
+        <w:t xml:space="preserve"> </w:t>
+      </w:r>
+      <w:r>
+        <w:t xml:space="preserve">(</w:t>
+      </w:r>
+      <w:r>
+        <w:rPr>
+          <w:rStyle w:val="VerbatimChar"/>
+        </w:rPr>
+        <w:t xml:space="preserve">SECURE</w:t>
+      </w:r>
+      <w:r>
+        <w:t xml:space="preserve"> </w:t>
+      </w:r>
+      <w:r>
+        <w:t xml:space="preserve">ile başlatırsanız güvenli sürüm çalışır).</w:t>
+      </w:r>
+    </w:p>
+    <w:p>
+      <w:pPr>
+        <w:pStyle w:val="BodyText"/>
+      </w:pPr>
+      <w:r>
+        <w:rPr>
+          <w:b/>
+          <w:bCs/>
+        </w:rPr>
+        <w:t xml:space="preserve">login_secure.c (özü)</w:t>
       </w:r>
     </w:p>
     <w:p>
@@ -32449,7 +34049,7 @@
         <w:rPr>
           <w:rStyle w:val="CommentTok"/>
         </w:rPr>
-        <w:t xml:space="preserve">/* İzin listesi: 1–15 karakter; harf, rakam, '_' ve '-' */</w:t>
+        <w:t xml:space="preserve">/* Allow-list: 1-15 characters; letters, digits, '_' and '-' */</w:t>
       </w:r>
       <w:r>
         <w:br/>
@@ -32476,7 +34076,7 @@
         <w:rPr>
           <w:rStyle w:val="NormalTok"/>
         </w:rPr>
-        <w:t xml:space="preserve"> ad_gecerli_mi</w:t>
+        <w:t xml:space="preserve"> name_is_valid</w:t>
       </w:r>
       <w:r>
         <w:rPr>
@@ -33193,7 +34793,7 @@
         <w:rPr>
           <w:rStyle w:val="NormalTok"/>
         </w:rPr>
-        <w:t xml:space="preserve">ad_gecerli_mi</w:t>
+        <w:t xml:space="preserve">name_is_valid</w:t>
       </w:r>
       <w:r>
         <w:rPr>
@@ -33247,7 +34847,7 @@
         <w:rPr>
           <w:rStyle w:val="CommentTok"/>
         </w:rPr>
-        <w:t xml:space="preserve">/* reddet */</w:t>
+        <w:t xml:space="preserve">/* reject */</w:t>
       </w:r>
       <w:r>
         <w:rPr>
@@ -33274,7 +34874,7 @@
         <w:rPr>
           <w:rStyle w:val="NormalTok"/>
         </w:rPr>
-        <w:t xml:space="preserve"> oturum o </w:t>
+        <w:t xml:space="preserve"> session s </w:t>
       </w:r>
       <w:r>
         <w:rPr>
@@ -33310,7 +34910,7 @@
         <w:rPr>
           <w:rStyle w:val="NormalTok"/>
         </w:rPr>
-        <w:t xml:space="preserve">yonetici </w:t>
+        <w:t xml:space="preserve">admin </w:t>
       </w:r>
       <w:r>
         <w:rPr>
@@ -33346,13 +34946,13 @@
         <w:rPr>
           <w:rStyle w:val="NormalTok"/>
         </w:rPr>
-        <w:t xml:space="preserve">          </w:t>
+        <w:t xml:space="preserve">            </w:t>
       </w:r>
       <w:r>
         <w:rPr>
           <w:rStyle w:val="CommentTok"/>
         </w:rPr>
-        <w:t xml:space="preserve">/* güvenli varsayılan */</w:t>
+        <w:t xml:space="preserve">/* secure default */</w:t>
       </w:r>
       <w:r>
         <w:br/>
@@ -33373,7 +34973,7 @@
         <w:rPr>
           <w:rStyle w:val="NormalTok"/>
         </w:rPr>
-        <w:t xml:space="preserve">o</w:t>
+        <w:t xml:space="preserve">s</w:t>
       </w:r>
       <w:r>
         <w:rPr>
@@ -33385,7 +34985,7 @@
         <w:rPr>
           <w:rStyle w:val="NormalTok"/>
         </w:rPr>
-        <w:t xml:space="preserve">ad</w:t>
+        <w:t xml:space="preserve">name</w:t>
       </w:r>
       <w:r>
         <w:rPr>
@@ -33415,7 +35015,7 @@
         <w:rPr>
           <w:rStyle w:val="NormalTok"/>
         </w:rPr>
-        <w:t xml:space="preserve">o</w:t>
+        <w:t xml:space="preserve">s</w:t>
       </w:r>
       <w:r>
         <w:rPr>
@@ -33427,7 +35027,7 @@
         <w:rPr>
           <w:rStyle w:val="NormalTok"/>
         </w:rPr>
-        <w:t xml:space="preserve">ad</w:t>
+        <w:t xml:space="preserve">name</w:t>
       </w:r>
       <w:r>
         <w:rPr>
@@ -33499,7 +35099,7 @@
         <w:rPr>
           <w:rStyle w:val="CommentTok"/>
         </w:rPr>
-        <w:t xml:space="preserve">/* boyutu bilen kopya */</w:t>
+        <w:t xml:space="preserve">/* a copy that knows the size */</w:t>
       </w:r>
     </w:p>
     <w:p>
@@ -33600,7 +35200,7 @@
       <w:r>
         <w:t xml:space="preserve"> </w:t>
       </w:r>
-      <w:hyperlink r:id="rId83">
+      <w:hyperlink r:id="rId89">
         <w:r>
           <w:rPr>
             <w:rStyle w:val="Hyperlink"/>
@@ -33652,8 +35252,8 @@
         </w:pict>
       </w:r>
     </w:p>
-    <w:bookmarkEnd w:id="144"/>
-    <w:bookmarkStart w:id="150" w:name="tamsayılar-ve-işaretli-uzunluk-hatası"/>
+    <w:bookmarkEnd w:id="171"/>
+    <w:bookmarkStart w:id="180" w:name="tamsayılar-ve-işaretli-uzunluk-hatası"/>
     <w:p>
       <w:pPr>
         <w:pStyle w:val="Heading2"/>
@@ -33860,18 +35460,18 @@
           <wp:inline>
             <wp:extent cx="5759999" cy="3661051"/>
             <wp:effectExtent b="0" l="0" r="0" t="0"/>
-            <wp:docPr descr="İşaretli uzunluk hatası: aynı bitler, iki sayı" title="" id="146" name="Picture"/>
+            <wp:docPr descr="İşaretli uzunluk hatası: aynı bitler, iki sayı" title="" id="173" name="Picture"/>
             <a:graphic>
               <a:graphicData uri="http://schemas.openxmlformats.org/drawingml/2006/picture">
                 <pic:pic>
                   <pic:nvPicPr>
-                    <pic:cNvPr descr="h01-22-isaretli-donusum.png" id="147" name="Picture"/>
+                    <pic:cNvPr descr="h01-22-isaretli-donusum.png" id="174" name="Picture"/>
                     <pic:cNvPicPr>
                       <a:picLocks noChangeArrowheads="1" noChangeAspect="1"/>
                     </pic:cNvPicPr>
                   </pic:nvPicPr>
                   <pic:blipFill>
-                    <a:blip r:embed="rId145"/>
+                    <a:blip r:embed="rId172"/>
                     <a:stretch>
                       <a:fillRect/>
                     </a:stretch>
@@ -33898,7 +35498,7 @@
         </w:drawing>
       </w:r>
     </w:p>
-    <w:bookmarkStart w:id="149" w:name="demo-4-işaretli-uzunluk-hatası"/>
+    <w:bookmarkStart w:id="179" w:name="demo-4-işaretli-uzunluk-hatası"/>
     <w:p>
       <w:pPr>
         <w:pStyle w:val="Heading3"/>
@@ -33931,7 +35531,7 @@
           <w:b/>
           <w:bCs/>
         </w:rPr>
-        <w:t xml:space="preserve">code/week-01/04-isaretli-uzunluk</w:t>
+        <w:t xml:space="preserve">code/week-01/04-signed-length</w:t>
       </w:r>
       <w:r>
         <w:rPr>
@@ -33957,7 +35557,7 @@
           <w:b/>
           <w:bCs/>
         </w:rPr>
-        <w:t xml:space="preserve">kopya.c (hatalı)</w:t>
+        <w:t xml:space="preserve">copy.c (hatalı)</w:t>
       </w:r>
     </w:p>
     <w:p>
@@ -33968,7 +35568,7 @@
         <w:rPr>
           <w:rStyle w:val="PreprocessorTok"/>
         </w:rPr>
-        <w:t xml:space="preserve">#define KAYIT_BOYUTU </w:t>
+        <w:t xml:space="preserve">#define RECORD_SIZE </w:t>
       </w:r>
       <w:r>
         <w:rPr>
@@ -34004,7 +35604,7 @@
         <w:rPr>
           <w:rStyle w:val="NormalTok"/>
         </w:rPr>
-        <w:t xml:space="preserve"> kaydi_kopyala</w:t>
+        <w:t xml:space="preserve"> copy_record</w:t>
       </w:r>
       <w:r>
         <w:rPr>
@@ -34034,7 +35634,7 @@
         <w:rPr>
           <w:rStyle w:val="NormalTok"/>
         </w:rPr>
-        <w:t xml:space="preserve">hedef</w:t>
+        <w:t xml:space="preserve">dest</w:t>
       </w:r>
       <w:r>
         <w:rPr>
@@ -34082,7 +35682,7 @@
         <w:rPr>
           <w:rStyle w:val="NormalTok"/>
         </w:rPr>
-        <w:t xml:space="preserve">kaynak</w:t>
+        <w:t xml:space="preserve">source</w:t>
       </w:r>
       <w:r>
         <w:rPr>
@@ -34106,7 +35706,7 @@
         <w:rPr>
           <w:rStyle w:val="NormalTok"/>
         </w:rPr>
-        <w:t xml:space="preserve"> uzunluk</w:t>
+        <w:t xml:space="preserve"> length</w:t>
       </w:r>
       <w:r>
         <w:rPr>
@@ -34136,7 +35736,19 @@
         <w:rPr>
           <w:rStyle w:val="CommentTok"/>
         </w:rPr>
-        <w:t xml:space="preserve">/* HATA: alt sınır (negatif değer) denetlenmiyor */</w:t>
+        <w:t xml:space="preserve">/* </w:t>
+      </w:r>
+      <w:r>
+        <w:rPr>
+          <w:rStyle w:val="AlertTok"/>
+        </w:rPr>
+        <w:t xml:space="preserve">BUG</w:t>
+      </w:r>
+      <w:r>
+        <w:rPr>
+          <w:rStyle w:val="CommentTok"/>
+        </w:rPr>
+        <w:t xml:space="preserve">: the lower bound (negative value) is never checked */</w:t>
       </w:r>
       <w:r>
         <w:br/>
@@ -34169,7 +35781,7 @@
         <w:rPr>
           <w:rStyle w:val="NormalTok"/>
         </w:rPr>
-        <w:t xml:space="preserve">uzunluk </w:t>
+        <w:t xml:space="preserve">length </w:t>
       </w:r>
       <w:r>
         <w:rPr>
@@ -34181,7 +35793,7 @@
         <w:rPr>
           <w:rStyle w:val="NormalTok"/>
         </w:rPr>
-        <w:t xml:space="preserve"> KAYIT_BOYUTU</w:t>
+        <w:t xml:space="preserve"> RECORD_SIZE</w:t>
       </w:r>
       <w:r>
         <w:rPr>
@@ -34247,7 +35859,7 @@
         <w:rPr>
           <w:rStyle w:val="NormalTok"/>
         </w:rPr>
-        <w:t xml:space="preserve">hedef</w:t>
+        <w:t xml:space="preserve">dest</w:t>
       </w:r>
       <w:r>
         <w:rPr>
@@ -34259,7 +35871,7 @@
         <w:rPr>
           <w:rStyle w:val="NormalTok"/>
         </w:rPr>
-        <w:t xml:space="preserve"> kaynak</w:t>
+        <w:t xml:space="preserve"> source</w:t>
       </w:r>
       <w:r>
         <w:rPr>
@@ -34271,7 +35883,7 @@
         <w:rPr>
           <w:rStyle w:val="NormalTok"/>
         </w:rPr>
-        <w:t xml:space="preserve"> uzunluk</w:t>
+        <w:t xml:space="preserve"> length</w:t>
       </w:r>
       <w:r>
         <w:rPr>
@@ -34378,7 +35990,7 @@
         <w:rPr>
           <w:rStyle w:val="NormalTok"/>
         </w:rPr>
-        <w:t xml:space="preserve">isaretli-uzunluk</w:t>
+        <w:t xml:space="preserve">signed-length</w:t>
       </w:r>
       <w:r>
         <w:br/>
@@ -34434,7 +36046,7 @@
         <w:rPr>
           <w:rStyle w:val="NormalTok"/>
         </w:rPr>
-        <w:t xml:space="preserve"> code/week-01/04-isaretli-uzunluk</w:t>
+        <w:t xml:space="preserve"> code/week-01/04-signed-length</w:t>
       </w:r>
       <w:r>
         <w:br/>
@@ -34472,7 +36084,7 @@
         <w:rPr>
           <w:rStyle w:val="VerbatimChar"/>
         </w:rPr>
-        <w:t xml:space="preserve">ADIM 0 — Derleyici bu hatayi goruyor mu?</w:t>
+        <w:t xml:space="preserve">STEP 0 - Does the compiler see this bug?</w:t>
       </w:r>
       <w:r>
         <w:br/>
@@ -34481,7 +36093,7 @@
         <w:rPr>
           <w:rStyle w:val="VerbatimChar"/>
         </w:rPr>
-        <w:t xml:space="preserve">$ gcc -Wall -Wextra -fsyntax-only -I../../common kopya.c</w:t>
+        <w:t xml:space="preserve">$ gcc -Wall -Wextra -fsyntax-only -I../../common copy.c</w:t>
       </w:r>
       <w:r>
         <w:br/>
@@ -34490,7 +36102,7 @@
         <w:rPr>
           <w:rStyle w:val="VerbatimChar"/>
         </w:rPr>
-        <w:t xml:space="preserve">   -&gt; Uyari yok: -Wall -Wextra bu donusumu bildirmez.</w:t>
+        <w:t xml:space="preserve">   -&gt; No warning: -Wall -Wextra never reports this conversion.</w:t>
       </w:r>
       <w:r>
         <w:br/>
@@ -34499,7 +36111,7 @@
         <w:rPr>
           <w:rStyle w:val="VerbatimChar"/>
         </w:rPr>
-        <w:t xml:space="preserve">$ gcc -Wsign-conversion -fsyntax-only -I../../common kopya.c</w:t>
+        <w:t xml:space="preserve">$ gcc -Wsign-conversion -fsyntax-only -I../../common copy.c</w:t>
       </w:r>
       <w:r>
         <w:br/>
@@ -34508,7 +36120,7 @@
         <w:rPr>
           <w:rStyle w:val="VerbatimChar"/>
         </w:rPr>
-        <w:t xml:space="preserve">kopya.c:21:27: warning: conversion to 'size_t' from 'int'</w:t>
+        <w:t xml:space="preserve">copy.c:21:26: warning: conversion to 'size_t' {aka 'long unsigned int'} from 'int'</w:t>
       </w:r>
       <w:r>
         <w:br/>
@@ -34517,7 +36129,7 @@
         <w:rPr>
           <w:rStyle w:val="VerbatimChar"/>
         </w:rPr>
-        <w:t xml:space="preserve">               may change the sign of the result [-Wsign-conversion]</w:t>
+        <w:t xml:space="preserve">              may change the sign of the result [-Wsign-conversion]</w:t>
       </w:r>
       <w:r>
         <w:br/>
@@ -34529,7 +36141,7 @@
         <w:rPr>
           <w:rStyle w:val="VerbatimChar"/>
         </w:rPr>
-        <w:t xml:space="preserve">ADIM 1 — Normal kullanim</w:t>
+        <w:t xml:space="preserve">STEP 1 - Normal use</w:t>
       </w:r>
       <w:r>
         <w:br/>
@@ -34538,7 +36150,7 @@
         <w:rPr>
           <w:rStyle w:val="VerbatimChar"/>
         </w:rPr>
-        <w:t xml:space="preserve">$ ./bin/linux/kopya 8</w:t>
+        <w:t xml:space="preserve">$ ./bin/linux/copy 8</w:t>
       </w:r>
       <w:r>
         <w:br/>
@@ -34547,7 +36159,7 @@
         <w:rPr>
           <w:rStyle w:val="VerbatimChar"/>
         </w:rPr>
-        <w:t xml:space="preserve">Kopyalandi: ORNEK-KA</w:t>
+        <w:t xml:space="preserve">Copied: SAMPLE-R</w:t>
       </w:r>
       <w:r>
         <w:br/>
@@ -34559,7 +36171,7 @@
         <w:rPr>
           <w:rStyle w:val="VerbatimChar"/>
         </w:rPr>
-        <w:t xml:space="preserve">ADIM 2 — Cok buyuk uzunluk: denetim yakalar</w:t>
+        <w:t xml:space="preserve">STEP 2 - A length that's too large: the check catches it</w:t>
       </w:r>
       <w:r>
         <w:br/>
@@ -34568,7 +36180,7 @@
         <w:rPr>
           <w:rStyle w:val="VerbatimChar"/>
         </w:rPr>
-        <w:t xml:space="preserve">$ ./bin/linux/kopya 100</w:t>
+        <w:t xml:space="preserve">$ ./bin/linux/copy 100</w:t>
       </w:r>
       <w:r>
         <w:br/>
@@ -34577,7 +36189,7 @@
         <w:rPr>
           <w:rStyle w:val="VerbatimChar"/>
         </w:rPr>
-        <w:t xml:space="preserve">Reddedildi: uzunluk cok buyuk.</w:t>
+        <w:t xml:space="preserve">Rejected: length is too large.</w:t>
       </w:r>
       <w:r>
         <w:br/>
@@ -34589,7 +36201,7 @@
         <w:rPr>
           <w:rStyle w:val="VerbatimChar"/>
         </w:rPr>
-        <w:t xml:space="preserve">ADIM 3 — Saldiri: negatif uzunluk denetimi atlatir</w:t>
+        <w:t xml:space="preserve">STEP 3 - Attack: a negative length slips past the check</w:t>
       </w:r>
       <w:r>
         <w:br/>
@@ -34598,7 +36210,7 @@
         <w:rPr>
           <w:rStyle w:val="VerbatimChar"/>
         </w:rPr>
-        <w:t xml:space="preserve">$ ./bin/linux/kopya -1</w:t>
+        <w:t xml:space="preserve">$ ./bin/linux/copy -1</w:t>
       </w:r>
       <w:r>
         <w:br/>
@@ -34616,7 +36228,7 @@
         <w:rPr>
           <w:rStyle w:val="VerbatimChar"/>
         </w:rPr>
-        <w:t xml:space="preserve">   (cikis kodu: 139 — 139 = bellek hatasi, SIGSEGV)</w:t>
+        <w:t xml:space="preserve">   (exit code: 139 -- 139 = memory error, SIGSEGV)</w:t>
       </w:r>
       <w:r>
         <w:br/>
@@ -34628,7 +36240,7 @@
         <w:rPr>
           <w:rStyle w:val="VerbatimChar"/>
         </w:rPr>
-        <w:t xml:space="preserve">ADIM 4 — Ayni saldiri, AddressSanitizer ile</w:t>
+        <w:t xml:space="preserve">STEP 4 - Same attack, with AddressSanitizer</w:t>
       </w:r>
       <w:r>
         <w:br/>
@@ -34637,7 +36249,7 @@
         <w:rPr>
           <w:rStyle w:val="VerbatimChar"/>
         </w:rPr>
-        <w:t xml:space="preserve">==1823==ERROR: AddressSanitizer: negative-size-param: (size=-1)</w:t>
+        <w:t xml:space="preserve">==1821==ERROR: AddressSanitizer: negative-size-param: (size=-1)</w:t>
       </w:r>
       <w:r>
         <w:br/>
@@ -34649,7 +36261,7 @@
         <w:rPr>
           <w:rStyle w:val="VerbatimChar"/>
         </w:rPr>
-        <w:t xml:space="preserve">ADIM 5 — Duzeltilmis surum</w:t>
+        <w:t xml:space="preserve">STEP 5 - The fixed version</w:t>
       </w:r>
       <w:r>
         <w:br/>
@@ -34658,7 +36270,7 @@
         <w:rPr>
           <w:rStyle w:val="VerbatimChar"/>
         </w:rPr>
-        <w:t xml:space="preserve">$ ./bin/linux/kopya_guvenli -1 ; ./bin/linux/kopya_guvenli 12abc ; ./bin/linux/kopya_guvenli 8</w:t>
+        <w:t xml:space="preserve">$ ./bin/linux/copy_secure -1 ; ./bin/linux/copy_secure 12abc ; ./bin/linux/copy_secure 8</w:t>
       </w:r>
       <w:r>
         <w:br/>
@@ -34667,7 +36279,7 @@
         <w:rPr>
           <w:rStyle w:val="VerbatimChar"/>
         </w:rPr>
-        <w:t xml:space="preserve">Reddedildi: uzunluk 0-16 arasinda bir tamsayi olmali.</w:t>
+        <w:t xml:space="preserve">Rejected: length must be an integer between 0 and 16.</w:t>
       </w:r>
       <w:r>
         <w:br/>
@@ -34676,7 +36288,7 @@
         <w:rPr>
           <w:rStyle w:val="VerbatimChar"/>
         </w:rPr>
-        <w:t xml:space="preserve">Reddedildi: uzunluk 0-16 arasinda bir tamsayi olmali.</w:t>
+        <w:t xml:space="preserve">Rejected: length must be an integer between 0 and 16.</w:t>
       </w:r>
       <w:r>
         <w:br/>
@@ -34685,7 +36297,7 @@
         <w:rPr>
           <w:rStyle w:val="VerbatimChar"/>
         </w:rPr>
-        <w:t xml:space="preserve">Kopyalandi (8 bayt): ORNEK-KA</w:t>
+        <w:t xml:space="preserve">Copied (8 bytes): SAMPLE-R</w:t>
       </w:r>
     </w:p>
     <w:p>
@@ -34778,7 +36390,7 @@
         <w:rPr>
           <w:rStyle w:val="VerbatimChar"/>
         </w:rPr>
-        <w:t xml:space="preserve">&gt; cl /Zs /W4 kopya.c                 (C olarak derle)</w:t>
+        <w:t xml:space="preserve">&gt; cl /Zs /W4 copy.c                  (compile as C)</w:t>
       </w:r>
       <w:r>
         <w:br/>
@@ -34787,7 +36399,7 @@
         <w:rPr>
           <w:rStyle w:val="VerbatimChar"/>
         </w:rPr>
-        <w:t xml:space="preserve">   -&gt; Uyari yok: MSVC'nin C derleyicisi bu donusumu /Wall ile bile bildirmez.</w:t>
+        <w:t xml:space="preserve">   -&gt; No warning: MSVC's C compiler does not report this conversion even with /Wall.</w:t>
       </w:r>
       <w:r>
         <w:br/>
@@ -34796,7 +36408,7 @@
         <w:rPr>
           <w:rStyle w:val="VerbatimChar"/>
         </w:rPr>
-        <w:t xml:space="preserve">&gt; cl /Zs /W4 /w44365 /TP kopya.c     (ayni kod, C++ olarak)</w:t>
+        <w:t xml:space="preserve">&gt; cl /Zs /W4 /w44365 /TP copy.c      (same code, as C++)</w:t>
       </w:r>
       <w:r>
         <w:br/>
@@ -34805,7 +36417,7 @@
         <w:rPr>
           <w:rStyle w:val="VerbatimChar"/>
         </w:rPr>
-        <w:t xml:space="preserve">kopya.c(21): warning C4365: 'argument': conversion from 'int' to 'size_t', signed/unsigned mismatch</w:t>
+        <w:t xml:space="preserve">copy.c(21): warning C4365: 'argument': conversion from 'int' to 'size_t', signed/unsigned mismatch</w:t>
       </w:r>
     </w:p>
     <w:p>
@@ -34915,11 +36527,171 @@
         <w:pStyle w:val="BodyText"/>
       </w:pPr>
       <w:r>
-        <w:rPr>
-          <w:b/>
-          <w:bCs/>
-        </w:rPr>
-        <w:t xml:space="preserve">kopya_guvenli.c (özü)</w:t>
+        <w:t xml:space="preserve">Aşağıdaki animasyon gerçek</w:t>
+      </w:r>
+      <w:r>
+        <w:t xml:space="preserve"> </w:t>
+      </w:r>
+      <w:r>
+        <w:rPr>
+          <w:rStyle w:val="VerbatimChar"/>
+        </w:rPr>
+        <w:t xml:space="preserve">copy_record</w:t>
+      </w:r>
+      <w:r>
+        <w:t xml:space="preserve">’u 10-16 farklı</w:t>
+      </w:r>
+      <w:r>
+        <w:t xml:space="preserve"> </w:t>
+      </w:r>
+      <w:r>
+        <w:rPr>
+          <w:rStyle w:val="VerbatimChar"/>
+        </w:rPr>
+        <w:t xml:space="preserve">length</w:t>
+      </w:r>
+      <w:r>
+        <w:t xml:space="preserve"> </w:t>
+      </w:r>
+      <w:r>
+        <w:t xml:space="preserve">değeriyle sırayla çağırır ve her negatif değerin</w:t>
+      </w:r>
+      <w:r>
+        <w:t xml:space="preserve"> </w:t>
+      </w:r>
+      <w:r>
+        <w:rPr>
+          <w:rStyle w:val="VerbatimChar"/>
+        </w:rPr>
+        <w:t xml:space="preserve">size_t</w:t>
+      </w:r>
+      <w:r>
+        <w:t xml:space="preserve">’ye dönüşünce hangi devasa sayıya döndüğünü gösterir.</w:t>
+      </w:r>
+    </w:p>
+    <w:p>
+      <w:pPr>
+        <w:pStyle w:val="BodyText"/>
+      </w:pPr>
+      <w:r>
+        <w:drawing>
+          <wp:inline>
+            <wp:extent cx="5111999" cy="22234349"/>
+            <wp:effectExtent b="0" l="0" r="0" t="0"/>
+            <wp:docPr descr="İşaretli uzunluk -&gt; size_t — adım adım" title="" id="176" name="Picture"/>
+            <a:graphic>
+              <a:graphicData uri="http://schemas.openxmlformats.org/drawingml/2006/picture">
+                <pic:pic>
+                  <pic:nvPicPr>
+                    <pic:cNvPr descr="signed-length.tr.png" id="177" name="Picture"/>
+                    <pic:cNvPicPr>
+                      <a:picLocks noChangeArrowheads="1" noChangeAspect="1"/>
+                    </pic:cNvPicPr>
+                  </pic:nvPicPr>
+                  <pic:blipFill>
+                    <a:blip r:embed="rId175"/>
+                    <a:stretch>
+                      <a:fillRect/>
+                    </a:stretch>
+                  </pic:blipFill>
+                  <pic:spPr bwMode="auto">
+                    <a:xfrm>
+                      <a:off x="0" y="0"/>
+                      <a:ext cx="5111999" cy="22234349"/>
+                    </a:xfrm>
+                    <a:prstGeom prst="rect">
+                      <a:avLst/>
+                    </a:prstGeom>
+                    <a:noFill/>
+                    <a:ln w="9525">
+                      <a:noFill/>
+                      <a:headEnd/>
+                      <a:tailEnd/>
+                    </a:ln>
+                  </pic:spPr>
+                </pic:pic>
+              </a:graphicData>
+            </a:graphic>
+          </wp:inline>
+        </w:drawing>
+      </w:r>
+    </w:p>
+    <w:p>
+      <w:pPr>
+        <w:pStyle w:val="BodyText"/>
+      </w:pPr>
+      <w:r>
+        <w:t xml:space="preserve">Örnek seçiciden</w:t>
+      </w:r>
+      <w:r>
+        <w:t xml:space="preserve"> </w:t>
+      </w:r>
+      <w:r>
+        <w:rPr>
+          <w:b/>
+          <w:bCs/>
+        </w:rPr>
+        <w:t xml:space="preserve">typical-sweep</w:t>
+      </w:r>
+      <w:r>
+        <w:t xml:space="preserve">,</w:t>
+      </w:r>
+      <w:r>
+        <w:t xml:space="preserve"> </w:t>
+      </w:r>
+      <w:r>
+        <w:rPr>
+          <w:b/>
+          <w:bCs/>
+        </w:rPr>
+        <w:t xml:space="preserve">wide-sweep</w:t>
+      </w:r>
+      <w:r>
+        <w:t xml:space="preserve">,</w:t>
+      </w:r>
+      <w:r>
+        <w:t xml:space="preserve"> </w:t>
+      </w:r>
+      <w:r>
+        <w:rPr>
+          <w:b/>
+          <w:bCs/>
+        </w:rPr>
+        <w:t xml:space="preserve">edge-all-negative</w:t>
+      </w:r>
+      <w:r>
+        <w:t xml:space="preserve"> </w:t>
+      </w:r>
+      <w:r>
+        <w:t xml:space="preserve">(hepsi geçer!) ve</w:t>
+      </w:r>
+      <w:r>
+        <w:t xml:space="preserve"> </w:t>
+      </w:r>
+      <w:r>
+        <w:rPr>
+          <w:b/>
+          <w:bCs/>
+        </w:rPr>
+        <w:t xml:space="preserve">edge-boundary</w:t>
+      </w:r>
+      <w:r>
+        <w:t xml:space="preserve"> </w:t>
+      </w:r>
+      <w:r>
+        <w:t xml:space="preserve">örneklerini deneyin; 🎲 ile kendi uzunluk taramanızı da yapabilirsiniz.</w:t>
+      </w:r>
+    </w:p>
+    <w:p>
+      <w:pPr>
+        <w:pStyle w:val="BodyText"/>
+      </w:pPr>
+      <w:r>
+        <w:rPr>
+          <w:b/>
+          <w:bCs/>
+        </w:rPr>
+        <w:t xml:space="preserve">copy_secure.c (özü)</w:t>
       </w:r>
     </w:p>
     <w:p>
@@ -34948,7 +36720,7 @@
         <w:rPr>
           <w:rStyle w:val="NormalTok"/>
         </w:rPr>
-        <w:t xml:space="preserve"> uzunluk_oku</w:t>
+        <w:t xml:space="preserve"> read_length</w:t>
       </w:r>
       <w:r>
         <w:rPr>
@@ -34990,7 +36762,7 @@
         <w:rPr>
           <w:rStyle w:val="NormalTok"/>
         </w:rPr>
-        <w:t xml:space="preserve">metin</w:t>
+        <w:t xml:space="preserve">text</w:t>
       </w:r>
       <w:r>
         <w:rPr>
@@ -35026,7 +36798,7 @@
         <w:rPr>
           <w:rStyle w:val="NormalTok"/>
         </w:rPr>
-        <w:t xml:space="preserve">sonuc</w:t>
+        <w:t xml:space="preserve">result</w:t>
       </w:r>
       <w:r>
         <w:rPr>
@@ -35074,7 +36846,7 @@
         <w:rPr>
           <w:rStyle w:val="NormalTok"/>
         </w:rPr>
-        <w:t xml:space="preserve">son</w:t>
+        <w:t xml:space="preserve">end</w:t>
       </w:r>
       <w:r>
         <w:rPr>
@@ -35134,7 +36906,7 @@
         <w:rPr>
           <w:rStyle w:val="NormalTok"/>
         </w:rPr>
-        <w:t xml:space="preserve"> deger </w:t>
+        <w:t xml:space="preserve"> value </w:t>
       </w:r>
       <w:r>
         <w:rPr>
@@ -35158,7 +36930,7 @@
         <w:rPr>
           <w:rStyle w:val="NormalTok"/>
         </w:rPr>
-        <w:t xml:space="preserve">metin</w:t>
+        <w:t xml:space="preserve">text</w:t>
       </w:r>
       <w:r>
         <w:rPr>
@@ -35182,7 +36954,7 @@
         <w:rPr>
           <w:rStyle w:val="NormalTok"/>
         </w:rPr>
-        <w:t xml:space="preserve">son</w:t>
+        <w:t xml:space="preserve">end</w:t>
       </w:r>
       <w:r>
         <w:rPr>
@@ -35275,7 +37047,7 @@
         <w:rPr>
           <w:rStyle w:val="NormalTok"/>
         </w:rPr>
-        <w:t xml:space="preserve"> son </w:t>
+        <w:t xml:space="preserve"> end </w:t>
       </w:r>
       <w:r>
         <w:rPr>
@@ -35287,7 +37059,7 @@
         <w:rPr>
           <w:rStyle w:val="NormalTok"/>
         </w:rPr>
-        <w:t xml:space="preserve"> metin </w:t>
+        <w:t xml:space="preserve"> text </w:t>
       </w:r>
       <w:r>
         <w:rPr>
@@ -35311,7 +37083,7 @@
         <w:rPr>
           <w:rStyle w:val="NormalTok"/>
         </w:rPr>
-        <w:t xml:space="preserve">son </w:t>
+        <w:t xml:space="preserve">end </w:t>
       </w:r>
       <w:r>
         <w:rPr>
@@ -35398,7 +37170,7 @@
         <w:rPr>
           <w:rStyle w:val="CommentTok"/>
         </w:rPr>
-        <w:t xml:space="preserve">/* sayı değil ya da taştı */</w:t>
+        <w:t xml:space="preserve">/* not a number, or it overflowed */</w:t>
       </w:r>
       <w:r>
         <w:br/>
@@ -35431,7 +37203,7 @@
         <w:rPr>
           <w:rStyle w:val="NormalTok"/>
         </w:rPr>
-        <w:t xml:space="preserve">deger </w:t>
+        <w:t xml:space="preserve">value </w:t>
       </w:r>
       <w:r>
         <w:rPr>
@@ -35467,7 +37239,7 @@
         <w:rPr>
           <w:rStyle w:val="NormalTok"/>
         </w:rPr>
-        <w:t xml:space="preserve"> deger </w:t>
+        <w:t xml:space="preserve"> value </w:t>
       </w:r>
       <w:r>
         <w:rPr>
@@ -35479,7 +37251,7 @@
         <w:rPr>
           <w:rStyle w:val="NormalTok"/>
         </w:rPr>
-        <w:t xml:space="preserve"> KAYIT_BOYUTU</w:t>
+        <w:t xml:space="preserve"> RECORD_SIZE</w:t>
       </w:r>
       <w:r>
         <w:rPr>
@@ -35536,7 +37308,7 @@
         <w:rPr>
           <w:rStyle w:val="CommentTok"/>
         </w:rPr>
-        <w:t xml:space="preserve">/* hem alt hem üst sınır */</w:t>
+        <w:t xml:space="preserve">/* both the lower and the upper bound */</w:t>
       </w:r>
       <w:r>
         <w:br/>
@@ -35557,7 +37329,7 @@
         <w:rPr>
           <w:rStyle w:val="NormalTok"/>
         </w:rPr>
-        <w:t xml:space="preserve">sonuc </w:t>
+        <w:t xml:space="preserve">result </w:t>
       </w:r>
       <w:r>
         <w:rPr>
@@ -35593,7 +37365,7 @@
         <w:rPr>
           <w:rStyle w:val="NormalTok"/>
         </w:rPr>
-        <w:t xml:space="preserve">deger</w:t>
+        <w:t xml:space="preserve">value</w:t>
       </w:r>
       <w:r>
         <w:rPr>
@@ -35752,7 +37524,7 @@
       <w:r>
         <w:t xml:space="preserve"> </w:t>
       </w:r>
-      <w:hyperlink r:id="rId148">
+      <w:hyperlink r:id="rId178">
         <w:r>
           <w:rPr>
             <w:rStyle w:val="Hyperlink"/>
@@ -35786,9 +37558,9 @@
         </w:pict>
       </w:r>
     </w:p>
-    <w:bookmarkEnd w:id="149"/>
-    <w:bookmarkEnd w:id="150"/>
-    <w:bookmarkStart w:id="164" w:name="bellek-yönetimi-ve-güvenlik"/>
+    <w:bookmarkEnd w:id="179"/>
+    <w:bookmarkEnd w:id="180"/>
+    <w:bookmarkStart w:id="197" w:name="bellek-yönetimi-ve-güvenlik"/>
     <w:p>
       <w:pPr>
         <w:pStyle w:val="Heading2"/>
@@ -35881,7 +37653,7 @@
         <w:t xml:space="preserve">bellek, programcı serbest bırakana kadar yaşar; dil bu süreyi sizin yerinize takip etmez.</w:t>
       </w:r>
     </w:p>
-    <w:bookmarkStart w:id="154" w:name="belleğin-dört-ömrü"/>
+    <w:bookmarkStart w:id="184" w:name="belleğin-dört-ömrü"/>
     <w:p>
       <w:pPr>
         <w:pStyle w:val="Heading3"/>
@@ -36261,18 +38033,18 @@
           <wp:inline>
             <wp:extent cx="5759999" cy="2441872"/>
             <wp:effectExtent b="0" l="0" r="0" t="0"/>
-            <wp:docPr descr="Belleğin altı adımı ve her adımın CWE karşılığı" title="" id="152" name="Picture"/>
+            <wp:docPr descr="Belleğin altı adımı ve her adımın CWE karşılığı" title="" id="182" name="Picture"/>
             <a:graphic>
               <a:graphicData uri="http://schemas.openxmlformats.org/drawingml/2006/picture">
                 <pic:pic>
                   <pic:nvPicPr>
-                    <pic:cNvPr descr="h01-09-bellek-omru.png" id="153" name="Picture"/>
+                    <pic:cNvPr descr="h01-09-bellek-omru.png" id="183" name="Picture"/>
                     <pic:cNvPicPr>
                       <a:picLocks noChangeArrowheads="1" noChangeAspect="1"/>
                     </pic:cNvPicPr>
                   </pic:nvPicPr>
                   <pic:blipFill>
-                    <a:blip r:embed="rId151"/>
+                    <a:blip r:embed="rId181"/>
                     <a:stretch>
                       <a:fillRect/>
                     </a:stretch>
@@ -36299,8 +38071,8 @@
         </w:drawing>
       </w:r>
     </w:p>
-    <w:bookmarkEnd w:id="154"/>
-    <w:bookmarkStart w:id="155" w:name="hata-sınıfları"/>
+    <w:bookmarkEnd w:id="184"/>
+    <w:bookmarkStart w:id="185" w:name="hata-sınıfları"/>
     <w:p>
       <w:pPr>
         <w:pStyle w:val="Heading3"/>
@@ -36911,8 +38683,8 @@
         </w:tc>
       </w:tr>
     </w:tbl>
-    <w:bookmarkEnd w:id="155"/>
-    <w:bookmarkStart w:id="157" w:name="Xed90032340bb147b7ee09c03d7e09e7d2148220"/>
+    <w:bookmarkEnd w:id="185"/>
+    <w:bookmarkStart w:id="190" w:name="Xed90032340bb147b7ee09c03d7e09e7d2148220"/>
     <w:p>
       <w:pPr>
         <w:pStyle w:val="Heading3"/>
@@ -36983,7 +38755,7 @@
         <w:rPr>
           <w:rStyle w:val="NormalTok"/>
         </w:rPr>
-        <w:t xml:space="preserve"> ad</w:t>
+        <w:t xml:space="preserve"> name</w:t>
       </w:r>
       <w:r>
         <w:rPr>
@@ -37019,7 +38791,7 @@
         <w:rPr>
           <w:rStyle w:val="NormalTok"/>
         </w:rPr>
-        <w:t xml:space="preserve"> yetki</w:t>
+        <w:t xml:space="preserve"> privilege</w:t>
       </w:r>
       <w:r>
         <w:rPr>
@@ -37043,7 +38815,7 @@
         <w:rPr>
           <w:rStyle w:val="NormalTok"/>
         </w:rPr>
-        <w:t xml:space="preserve"> Kullanici</w:t>
+        <w:t xml:space="preserve"> User</w:t>
       </w:r>
       <w:r>
         <w:rPr>
@@ -37061,7 +38833,7 @@
         <w:rPr>
           <w:rStyle w:val="NormalTok"/>
         </w:rPr>
-        <w:t xml:space="preserve">Kullanici </w:t>
+        <w:t xml:space="preserve">User </w:t>
       </w:r>
       <w:r>
         <w:rPr>
@@ -37073,7 +38845,7 @@
         <w:rPr>
           <w:rStyle w:val="NormalTok"/>
         </w:rPr>
-        <w:t xml:space="preserve">aktif </w:t>
+        <w:t xml:space="preserve">active </w:t>
       </w:r>
       <w:r>
         <w:rPr>
@@ -37115,7 +38887,7 @@
         <w:rPr>
           <w:rStyle w:val="NormalTok"/>
         </w:rPr>
-        <w:t xml:space="preserve">aktif</w:t>
+        <w:t xml:space="preserve">active</w:t>
       </w:r>
       <w:r>
         <w:rPr>
@@ -37130,7 +38902,7 @@
         <w:rPr>
           <w:rStyle w:val="NormalTok"/>
         </w:rPr>
-        <w:t xml:space="preserve">Kullanici </w:t>
+        <w:t xml:space="preserve">User </w:t>
       </w:r>
       <w:r>
         <w:rPr>
@@ -37142,7 +38914,7 @@
         <w:rPr>
           <w:rStyle w:val="NormalTok"/>
         </w:rPr>
-        <w:t xml:space="preserve">onbellek </w:t>
+        <w:t xml:space="preserve">cached </w:t>
       </w:r>
       <w:r>
         <w:rPr>
@@ -37154,7 +38926,7 @@
         <w:rPr>
           <w:rStyle w:val="NormalTok"/>
         </w:rPr>
-        <w:t xml:space="preserve"> aktif</w:t>
+        <w:t xml:space="preserve"> active</w:t>
       </w:r>
       <w:r>
         <w:rPr>
@@ -37166,13 +38938,13 @@
         <w:rPr>
           <w:rStyle w:val="NormalTok"/>
         </w:rPr>
-        <w:t xml:space="preserve">          </w:t>
+        <w:t xml:space="preserve">                </w:t>
       </w:r>
       <w:r>
         <w:rPr>
           <w:rStyle w:val="CommentTok"/>
         </w:rPr>
-        <w:t xml:space="preserve">/* ikinci bir sahip daha */</w:t>
+        <w:t xml:space="preserve">/* a second owner */</w:t>
       </w:r>
       <w:r>
         <w:br/>
@@ -37202,7 +38974,7 @@
         <w:rPr>
           <w:rStyle w:val="NormalTok"/>
         </w:rPr>
-        <w:t xml:space="preserve">aktif</w:t>
+        <w:t xml:space="preserve">active</w:t>
       </w:r>
       <w:r>
         <w:rPr>
@@ -37214,13 +38986,13 @@
         <w:rPr>
           <w:rStyle w:val="NormalTok"/>
         </w:rPr>
-        <w:t xml:space="preserve">                          </w:t>
+        <w:t xml:space="preserve">                         </w:t>
       </w:r>
       <w:r>
         <w:rPr>
           <w:rStyle w:val="CommentTok"/>
         </w:rPr>
-        <w:t xml:space="preserve">/* oturum kapandı */</w:t>
+        <w:t xml:space="preserve">/* session closed */</w:t>
       </w:r>
       <w:r>
         <w:br/>
@@ -37229,7 +39001,7 @@
         <w:rPr>
           <w:rStyle w:val="NormalTok"/>
         </w:rPr>
-        <w:t xml:space="preserve">aktif </w:t>
+        <w:t xml:space="preserve">active </w:t>
       </w:r>
       <w:r>
         <w:rPr>
@@ -37253,13 +39025,13 @@
         <w:rPr>
           <w:rStyle w:val="NormalTok"/>
         </w:rPr>
-        <w:t xml:space="preserve">                         </w:t>
+        <w:t xml:space="preserve">                        </w:t>
       </w:r>
       <w:r>
         <w:rPr>
           <w:rStyle w:val="CommentTok"/>
         </w:rPr>
-        <w:t xml:space="preserve">/* aktif güvende, ama onbellek hâlâ eski adresi tutuyor */</w:t>
+        <w:t xml:space="preserve">/* active is safe, but cached still holds the old address */</w:t>
       </w:r>
       <w:r>
         <w:br/>
@@ -37289,7 +39061,7 @@
         <w:rPr>
           <w:rStyle w:val="NormalTok"/>
         </w:rPr>
-        <w:t xml:space="preserve">not </w:t>
+        <w:t xml:space="preserve">note </w:t>
       </w:r>
       <w:r>
         <w:rPr>
@@ -37325,7 +39097,7 @@
         <w:rPr>
           <w:rStyle w:val="NormalTok"/>
         </w:rPr>
-        <w:t xml:space="preserve">Kullanici</w:t>
+        <w:t xml:space="preserve">User</w:t>
       </w:r>
       <w:r>
         <w:rPr>
@@ -37337,166 +39109,166 @@
         <w:rPr>
           <w:rStyle w:val="NormalTok"/>
         </w:rPr>
+        <w:t xml:space="preserve">    </w:t>
+      </w:r>
+      <w:r>
+        <w:rPr>
+          <w:rStyle w:val="CommentTok"/>
+        </w:rPr>
+        <w:t xml:space="preserve">/* the allocator may hand back the very same block */</w:t>
+      </w:r>
+      <w:r>
+        <w:br/>
+      </w:r>
+      <w:r>
+        <w:rPr>
+          <w:rStyle w:val="NormalTok"/>
+        </w:rPr>
+        <w:t xml:space="preserve">strcpy</w:t>
+      </w:r>
+      <w:r>
+        <w:rPr>
+          <w:rStyle w:val="OperatorTok"/>
+        </w:rPr>
+        <w:t xml:space="preserve">(</w:t>
+      </w:r>
+      <w:r>
+        <w:rPr>
+          <w:rStyle w:val="NormalTok"/>
+        </w:rPr>
+        <w:t xml:space="preserve">note</w:t>
+      </w:r>
+      <w:r>
+        <w:rPr>
+          <w:rStyle w:val="OperatorTok"/>
+        </w:rPr>
+        <w:t xml:space="preserve">,</w:t>
+      </w:r>
+      <w:r>
+        <w:rPr>
+          <w:rStyle w:val="NormalTok"/>
+        </w:rPr>
+        <w:t xml:space="preserve"> </w:t>
+      </w:r>
+      <w:r>
+        <w:rPr>
+          <w:rStyle w:val="StringTok"/>
+        </w:rPr>
+        <w:t xml:space="preserve">"...."</w:t>
+      </w:r>
+      <w:r>
+        <w:rPr>
+          <w:rStyle w:val="OperatorTok"/>
+        </w:rPr>
+        <w:t xml:space="preserve">);</w:t>
+      </w:r>
+      <w:r>
+        <w:rPr>
+          <w:rStyle w:val="NormalTok"/>
+        </w:rPr>
+        <w:t xml:space="preserve">                 </w:t>
+      </w:r>
+      <w:r>
+        <w:rPr>
+          <w:rStyle w:val="CommentTok"/>
+        </w:rPr>
+        <w:t xml:space="preserve">/* writing the note */</w:t>
+      </w:r>
+      <w:r>
+        <w:br/>
+      </w:r>
+      <w:r>
+        <w:br/>
+      </w:r>
+      <w:r>
+        <w:rPr>
+          <w:rStyle w:val="ControlFlowTok"/>
+        </w:rPr>
+        <w:t xml:space="preserve">if</w:t>
+      </w:r>
+      <w:r>
+        <w:rPr>
+          <w:rStyle w:val="NormalTok"/>
+        </w:rPr>
+        <w:t xml:space="preserve"> </w:t>
+      </w:r>
+      <w:r>
+        <w:rPr>
+          <w:rStyle w:val="OperatorTok"/>
+        </w:rPr>
+        <w:t xml:space="preserve">(</w:t>
+      </w:r>
+      <w:r>
+        <w:rPr>
+          <w:rStyle w:val="NormalTok"/>
+        </w:rPr>
+        <w:t xml:space="preserve">cached</w:t>
+      </w:r>
+      <w:r>
+        <w:rPr>
+          <w:rStyle w:val="OperatorTok"/>
+        </w:rPr>
+        <w:t xml:space="preserve">-&gt;</w:t>
+      </w:r>
+      <w:r>
+        <w:rPr>
+          <w:rStyle w:val="NormalTok"/>
+        </w:rPr>
+        <w:t xml:space="preserve">privilege</w:t>
+      </w:r>
+      <w:r>
+        <w:rPr>
+          <w:rStyle w:val="OperatorTok"/>
+        </w:rPr>
+        <w:t xml:space="preserve">)</w:t>
+      </w:r>
+      <w:r>
+        <w:rPr>
+          <w:rStyle w:val="NormalTok"/>
+        </w:rPr>
+        <w:t xml:space="preserve"> </w:t>
+      </w:r>
+      <w:r>
+        <w:rPr>
+          <w:rStyle w:val="OperatorTok"/>
+        </w:rPr>
+        <w:t xml:space="preserve">{</w:t>
+      </w:r>
+      <w:r>
+        <w:rPr>
+          <w:rStyle w:val="NormalTok"/>
+        </w:rPr>
+        <w:t xml:space="preserve"> </w:t>
+      </w:r>
+      <w:r>
+        <w:rPr>
+          <w:rStyle w:val="CommentTok"/>
+        </w:rPr>
+        <w:t xml:space="preserve">/* ... */</w:t>
+      </w:r>
+      <w:r>
+        <w:rPr>
+          <w:rStyle w:val="NormalTok"/>
+        </w:rPr>
+        <w:t xml:space="preserve"> </w:t>
+      </w:r>
+      <w:r>
+        <w:rPr>
+          <w:rStyle w:val="OperatorTok"/>
+        </w:rPr>
+        <w:t xml:space="preserve">}</w:t>
+      </w:r>
+      <w:r>
+        <w:rPr>
+          <w:rStyle w:val="NormalTok"/>
+        </w:rPr>
         <w:t xml:space="preserve">  </w:t>
       </w:r>
       <w:r>
         <w:rPr>
           <w:rStyle w:val="CommentTok"/>
         </w:rPr>
-        <w:t xml:space="preserve">/* bellek yöneticisi aynı bloğu yeniden verebilir */</w:t>
-      </w:r>
-      <w:r>
-        <w:br/>
-      </w:r>
-      <w:r>
-        <w:rPr>
-          <w:rStyle w:val="NormalTok"/>
-        </w:rPr>
-        <w:t xml:space="preserve">strcpy</w:t>
-      </w:r>
-      <w:r>
-        <w:rPr>
-          <w:rStyle w:val="OperatorTok"/>
-        </w:rPr>
-        <w:t xml:space="preserve">(</w:t>
-      </w:r>
-      <w:r>
-        <w:rPr>
-          <w:rStyle w:val="NormalTok"/>
-        </w:rPr>
-        <w:t xml:space="preserve">not</w:t>
-      </w:r>
-      <w:r>
-        <w:rPr>
-          <w:rStyle w:val="OperatorTok"/>
-        </w:rPr>
-        <w:t xml:space="preserve">,</w:t>
-      </w:r>
-      <w:r>
-        <w:rPr>
-          <w:rStyle w:val="NormalTok"/>
-        </w:rPr>
-        <w:t xml:space="preserve"> </w:t>
-      </w:r>
-      <w:r>
-        <w:rPr>
-          <w:rStyle w:val="StringTok"/>
-        </w:rPr>
-        <w:t xml:space="preserve">"...."</w:t>
-      </w:r>
-      <w:r>
-        <w:rPr>
-          <w:rStyle w:val="OperatorTok"/>
-        </w:rPr>
-        <w:t xml:space="preserve">);</w:t>
-      </w:r>
-      <w:r>
-        <w:rPr>
-          <w:rStyle w:val="NormalTok"/>
-        </w:rPr>
-        <w:t xml:space="preserve">                    </w:t>
-      </w:r>
-      <w:r>
-        <w:rPr>
-          <w:rStyle w:val="CommentTok"/>
-        </w:rPr>
-        <w:t xml:space="preserve">/* not yazılıyor */</w:t>
-      </w:r>
-      <w:r>
-        <w:br/>
-      </w:r>
-      <w:r>
-        <w:br/>
-      </w:r>
-      <w:r>
-        <w:rPr>
-          <w:rStyle w:val="ControlFlowTok"/>
-        </w:rPr>
-        <w:t xml:space="preserve">if</w:t>
-      </w:r>
-      <w:r>
-        <w:rPr>
-          <w:rStyle w:val="NormalTok"/>
-        </w:rPr>
-        <w:t xml:space="preserve"> </w:t>
-      </w:r>
-      <w:r>
-        <w:rPr>
-          <w:rStyle w:val="OperatorTok"/>
-        </w:rPr>
-        <w:t xml:space="preserve">(</w:t>
-      </w:r>
-      <w:r>
-        <w:rPr>
-          <w:rStyle w:val="NormalTok"/>
-        </w:rPr>
-        <w:t xml:space="preserve">onbellek</w:t>
-      </w:r>
-      <w:r>
-        <w:rPr>
-          <w:rStyle w:val="OperatorTok"/>
-        </w:rPr>
-        <w:t xml:space="preserve">-&gt;</w:t>
-      </w:r>
-      <w:r>
-        <w:rPr>
-          <w:rStyle w:val="NormalTok"/>
-        </w:rPr>
-        <w:t xml:space="preserve">yetki</w:t>
-      </w:r>
-      <w:r>
-        <w:rPr>
-          <w:rStyle w:val="OperatorTok"/>
-        </w:rPr>
-        <w:t xml:space="preserve">)</w:t>
-      </w:r>
-      <w:r>
-        <w:rPr>
-          <w:rStyle w:val="NormalTok"/>
-        </w:rPr>
-        <w:t xml:space="preserve"> </w:t>
-      </w:r>
-      <w:r>
-        <w:rPr>
-          <w:rStyle w:val="OperatorTok"/>
-        </w:rPr>
-        <w:t xml:space="preserve">{</w:t>
-      </w:r>
-      <w:r>
-        <w:rPr>
-          <w:rStyle w:val="NormalTok"/>
-        </w:rPr>
-        <w:t xml:space="preserve"> </w:t>
-      </w:r>
-      <w:r>
-        <w:rPr>
-          <w:rStyle w:val="CommentTok"/>
-        </w:rPr>
-        <w:t xml:space="preserve">/* ... */</w:t>
-      </w:r>
-      <w:r>
-        <w:rPr>
-          <w:rStyle w:val="NormalTok"/>
-        </w:rPr>
-        <w:t xml:space="preserve"> </w:t>
-      </w:r>
-      <w:r>
-        <w:rPr>
-          <w:rStyle w:val="OperatorTok"/>
-        </w:rPr>
-        <w:t xml:space="preserve">}</w:t>
-      </w:r>
-      <w:r>
-        <w:rPr>
-          <w:rStyle w:val="NormalTok"/>
-        </w:rPr>
-        <w:t xml:space="preserve">      </w:t>
-      </w:r>
-      <w:r>
-        <w:rPr>
-          <w:rStyle w:val="CommentTok"/>
-        </w:rPr>
-        <w:t xml:space="preserve">/* UAF: artık 'not'un baytlarını okuyor */</w:t>
+        <w:t xml:space="preserve">/* UAF: this now reads 'note's bytes */</w:t>
       </w:r>
     </w:p>
     <w:p>
@@ -37562,7 +39334,7 @@
         <w:rPr>
           <w:rStyle w:val="VerbatimChar"/>
         </w:rPr>
-        <w:t xml:space="preserve">onbellek</w:t>
+        <w:t xml:space="preserve">cached</w:t>
       </w:r>
       <w:r>
         <w:t xml:space="preserve">) artık tamamen farklı bir nesneye</w:t>
@@ -37606,7 +39378,7 @@
         <w:rPr>
           <w:rStyle w:val="VerbatimChar"/>
         </w:rPr>
-        <w:t xml:space="preserve">aktif = NULL;</w:t>
+        <w:t xml:space="preserve">active = NULL;</w:t>
       </w:r>
       <w:r>
         <w:t xml:space="preserve"> </w:t>
@@ -37757,7 +39529,7 @@
       <w:r>
         <w:t xml:space="preserve"> </w:t>
       </w:r>
-      <w:hyperlink r:id="rId156">
+      <w:hyperlink r:id="rId186">
         <w:r>
           <w:rPr>
             <w:rStyle w:val="Hyperlink"/>
@@ -37781,8 +39553,139 @@
         <w:t xml:space="preserve">.</w:t>
       </w:r>
     </w:p>
-    <w:bookmarkEnd w:id="157"/>
-    <w:bookmarkStart w:id="158" w:name="diğer-hataların-düzeltilmiş-halleri"/>
+    <w:p>
+      <w:pPr>
+        <w:pStyle w:val="BodyText"/>
+      </w:pPr>
+      <w:r>
+        <w:t xml:space="preserve">Aşağıdaki animasyon</w:t>
+      </w:r>
+      <w:r>
+        <w:t xml:space="preserve"> </w:t>
+      </w:r>
+      <w:r>
+        <w:rPr>
+          <w:rStyle w:val="VerbatimChar"/>
+        </w:rPr>
+        <w:t xml:space="preserve">active</w:t>
+      </w:r>
+      <w:r>
+        <w:t xml:space="preserve">/</w:t>
+      </w:r>
+      <w:r>
+        <w:rPr>
+          <w:rStyle w:val="VerbatimChar"/>
+        </w:rPr>
+        <w:t xml:space="preserve">cached</w:t>
+      </w:r>
+      <w:r>
+        <w:t xml:space="preserve">/</w:t>
+      </w:r>
+      <w:r>
+        <w:rPr>
+          <w:rStyle w:val="VerbatimChar"/>
+        </w:rPr>
+        <w:t xml:space="preserve">note</w:t>
+      </w:r>
+      <w:r>
+        <w:t xml:space="preserve"> </w:t>
+      </w:r>
+      <w:r>
+        <w:t xml:space="preserve">kalıbını 10 küçük oturuma uygular; her oturum temiz, sızıntı, çift</w:t>
+      </w:r>
+      <w:r>
+        <w:t xml:space="preserve"> </w:t>
+      </w:r>
+      <w:r>
+        <w:t xml:space="preserve">serbest bırakma ya da UAF’tan biri olur — hangisinin hangisi olduğunu ayır edebilir misiniz?</w:t>
+      </w:r>
+    </w:p>
+    <w:p>
+      <w:pPr>
+        <w:pStyle w:val="BodyText"/>
+      </w:pPr>
+      <w:r>
+        <w:drawing>
+          <wp:inline>
+            <wp:extent cx="5111999" cy="40268877"/>
+            <wp:effectExtent b="0" l="0" r="0" t="0"/>
+            <wp:docPr descr="Bellek yönetimi hataları — adım adım" title="" id="188" name="Picture"/>
+            <a:graphic>
+              <a:graphicData uri="http://schemas.openxmlformats.org/drawingml/2006/picture">
+                <pic:pic>
+                  <pic:nvPicPr>
+                    <pic:cNvPr descr="memory-mistakes.tr.png" id="189" name="Picture"/>
+                    <pic:cNvPicPr>
+                      <a:picLocks noChangeArrowheads="1" noChangeAspect="1"/>
+                    </pic:cNvPicPr>
+                  </pic:nvPicPr>
+                  <pic:blipFill>
+                    <a:blip r:embed="rId187"/>
+                    <a:stretch>
+                      <a:fillRect/>
+                    </a:stretch>
+                  </pic:blipFill>
+                  <pic:spPr bwMode="auto">
+                    <a:xfrm>
+                      <a:off x="0" y="0"/>
+                      <a:ext cx="5111999" cy="40268877"/>
+                    </a:xfrm>
+                    <a:prstGeom prst="rect">
+                      <a:avLst/>
+                    </a:prstGeom>
+                    <a:noFill/>
+                    <a:ln w="9525">
+                      <a:noFill/>
+                      <a:headEnd/>
+                      <a:tailEnd/>
+                    </a:ln>
+                  </pic:spPr>
+                </pic:pic>
+              </a:graphicData>
+            </a:graphic>
+          </wp:inline>
+        </w:drawing>
+      </w:r>
+    </w:p>
+    <w:p>
+      <w:pPr>
+        <w:pStyle w:val="BodyText"/>
+      </w:pPr>
+      <w:r>
+        <w:t xml:space="preserve">Örnek seçiciden</w:t>
+      </w:r>
+      <w:r>
+        <w:t xml:space="preserve"> </w:t>
+      </w:r>
+      <w:r>
+        <w:rPr>
+          <w:b/>
+          <w:bCs/>
+        </w:rPr>
+        <w:t xml:space="preserve">mixed-ten</w:t>
+      </w:r>
+      <w:r>
+        <w:t xml:space="preserve">,</w:t>
+      </w:r>
+      <w:r>
+        <w:t xml:space="preserve"> </w:t>
+      </w:r>
+      <w:r>
+        <w:rPr>
+          <w:b/>
+          <w:bCs/>
+        </w:rPr>
+        <w:t xml:space="preserve">mostly-broken</w:t>
+      </w:r>
+      <w:r>
+        <w:t xml:space="preserve"> </w:t>
+      </w:r>
+      <w:r>
+        <w:t xml:space="preserve">ve iki uç durumu (hepsi UAF / hepsi temiz) deneyin.</w:t>
+      </w:r>
+    </w:p>
+    <w:bookmarkEnd w:id="190"/>
+    <w:bookmarkStart w:id="191" w:name="diğer-hataların-düzeltilmiş-halleri"/>
     <w:p>
       <w:pPr>
         <w:pStyle w:val="Heading3"/>
@@ -37811,7 +39714,7 @@
         <w:rPr>
           <w:rStyle w:val="CommentTok"/>
         </w:rPr>
-        <w:t xml:space="preserve">/* Hatalı: n büyükse n * sizeof(Kayit) taşar, küçük bir blok ayrılır */</w:t>
+        <w:t xml:space="preserve">/* Wrong: if n is large, n * sizeof(Record) overflows and a too-small block is allocated */</w:t>
       </w:r>
       <w:r>
         <w:br/>
@@ -37820,7 +39723,7 @@
         <w:rPr>
           <w:rStyle w:val="NormalTok"/>
         </w:rPr>
-        <w:t xml:space="preserve">Kayit </w:t>
+        <w:t xml:space="preserve">Record </w:t>
       </w:r>
       <w:r>
         <w:rPr>
@@ -37886,7 +39789,7 @@
         <w:rPr>
           <w:rStyle w:val="NormalTok"/>
         </w:rPr>
-        <w:t xml:space="preserve">Kayit</w:t>
+        <w:t xml:space="preserve">Record</w:t>
       </w:r>
       <w:r>
         <w:rPr>
@@ -37904,7 +39807,7 @@
         <w:rPr>
           <w:rStyle w:val="CommentTok"/>
         </w:rPr>
-        <w:t xml:space="preserve">/* Doğru 1: calloc boyut çarpımında taşmayı denetler ve belleği sıfırlar */</w:t>
+        <w:t xml:space="preserve">/* Right 1: calloc checks the size multiplication for overflow and zeroes the memory */</w:t>
       </w:r>
       <w:r>
         <w:br/>
@@ -37913,7 +39816,7 @@
         <w:rPr>
           <w:rStyle w:val="NormalTok"/>
         </w:rPr>
-        <w:t xml:space="preserve">Kayit </w:t>
+        <w:t xml:space="preserve">Record </w:t>
       </w:r>
       <w:r>
         <w:rPr>
@@ -37979,7 +39882,7 @@
         <w:rPr>
           <w:rStyle w:val="NormalTok"/>
         </w:rPr>
-        <w:t xml:space="preserve">Kayit</w:t>
+        <w:t xml:space="preserve">Record</w:t>
       </w:r>
       <w:r>
         <w:rPr>
@@ -38048,7 +39951,7 @@
         <w:rPr>
           <w:rStyle w:val="NormalTok"/>
         </w:rPr>
-        <w:t xml:space="preserve"> HATA_BELLEK</w:t>
+        <w:t xml:space="preserve"> ERR_MEMORY</w:t>
       </w:r>
       <w:r>
         <w:rPr>
@@ -38066,7 +39969,7 @@
         <w:rPr>
           <w:rStyle w:val="CommentTok"/>
         </w:rPr>
-        <w:t xml:space="preserve">/* Doğru 2: yeniden boyutlandırmada reallocarray (glibc 2.26+, BSD) */</w:t>
+        <w:t xml:space="preserve">/* Right 2: reallocarray for resizing (glibc 2.26+, BSD) */</w:t>
       </w:r>
       <w:r>
         <w:br/>
@@ -38075,7 +39978,7 @@
         <w:rPr>
           <w:rStyle w:val="NormalTok"/>
         </w:rPr>
-        <w:t xml:space="preserve">Kayit </w:t>
+        <w:t xml:space="preserve">Record </w:t>
       </w:r>
       <w:r>
         <w:rPr>
@@ -38087,7 +39990,7 @@
         <w:rPr>
           <w:rStyle w:val="NormalTok"/>
         </w:rPr>
-        <w:t xml:space="preserve">yeni </w:t>
+        <w:t xml:space="preserve">resized </w:t>
       </w:r>
       <w:r>
         <w:rPr>
@@ -38153,7 +40056,7 @@
         <w:rPr>
           <w:rStyle w:val="NormalTok"/>
         </w:rPr>
-        <w:t xml:space="preserve">Kayit</w:t>
+        <w:t xml:space="preserve">Record</w:t>
       </w:r>
       <w:r>
         <w:rPr>
@@ -38186,7 +40089,7 @@
         <w:rPr>
           <w:rStyle w:val="NormalTok"/>
         </w:rPr>
-        <w:t xml:space="preserve">yeni </w:t>
+        <w:t xml:space="preserve">resized </w:t>
       </w:r>
       <w:r>
         <w:rPr>
@@ -38258,7 +40161,7 @@
         <w:rPr>
           <w:rStyle w:val="NormalTok"/>
         </w:rPr>
-        <w:t xml:space="preserve"> HATA_BELLEK</w:t>
+        <w:t xml:space="preserve"> ERR_MEMORY</w:t>
       </w:r>
       <w:r>
         <w:rPr>
@@ -38288,7 +40191,7 @@
         <w:rPr>
           <w:rStyle w:val="CommentTok"/>
         </w:rPr>
-        <w:t xml:space="preserve">/* k'yi kaybetme */</w:t>
+        <w:t xml:space="preserve">/* do not lose k */</w:t>
       </w:r>
       <w:r>
         <w:br/>
@@ -38309,7 +40212,7 @@
         <w:rPr>
           <w:rStyle w:val="NormalTok"/>
         </w:rPr>
-        <w:t xml:space="preserve"> yeni</w:t>
+        <w:t xml:space="preserve"> resized</w:t>
       </w:r>
       <w:r>
         <w:rPr>
@@ -38338,7 +40241,7 @@
         <w:rPr>
           <w:rStyle w:val="CommentTok"/>
         </w:rPr>
-        <w:t xml:space="preserve">/* Hatalı: realloc başarısız olursa NULL döner ve eski blok hâlâ ayrılmış durumdadır;</w:t>
+        <w:t xml:space="preserve">/* Wrong: if realloc fails it returns NULL and the old block is still allocated;</w:t>
       </w:r>
       <w:r>
         <w:br/>
@@ -38347,7 +40250,7 @@
         <w:rPr>
           <w:rStyle w:val="CommentTok"/>
         </w:rPr>
-        <w:t xml:space="preserve">   onu gösteren tek işaretçinin üzerine yazdık → sızıntı */</w:t>
+        <w:t xml:space="preserve">   we just overwrote the only pointer to it -&gt; leak */</w:t>
       </w:r>
       <w:r>
         <w:br/>
@@ -38356,7 +40259,7 @@
         <w:rPr>
           <w:rStyle w:val="NormalTok"/>
         </w:rPr>
-        <w:t xml:space="preserve">tampon </w:t>
+        <w:t xml:space="preserve">buffer </w:t>
       </w:r>
       <w:r>
         <w:rPr>
@@ -38380,7 +40283,7 @@
         <w:rPr>
           <w:rStyle w:val="NormalTok"/>
         </w:rPr>
-        <w:t xml:space="preserve">tampon</w:t>
+        <w:t xml:space="preserve">buffer</w:t>
       </w:r>
       <w:r>
         <w:rPr>
@@ -38392,7 +40295,7 @@
         <w:rPr>
           <w:rStyle w:val="NormalTok"/>
         </w:rPr>
-        <w:t xml:space="preserve"> yeni_boyut</w:t>
+        <w:t xml:space="preserve"> new_size</w:t>
       </w:r>
       <w:r>
         <w:rPr>
@@ -38475,8 +40378,8 @@
         <w:t xml:space="preserve">öyle serbest bırakın.</w:t>
       </w:r>
     </w:p>
-    <w:bookmarkEnd w:id="158"/>
-    <w:bookmarkStart w:id="159" w:name="sırları-bellekten-silmek-tarif-13.2"/>
+    <w:bookmarkEnd w:id="191"/>
+    <w:bookmarkStart w:id="192" w:name="sırları-bellekten-silmek-tarif-13.2"/>
     <w:p>
       <w:pPr>
         <w:pStyle w:val="Heading3"/>
@@ -38819,7 +40722,7 @@
           <w:b/>
           <w:bCs/>
         </w:rPr>
-        <w:t xml:space="preserve">cen429_sil — taşınabilir güvenli silme</w:t>
+        <w:t xml:space="preserve">secure_wipe — taşınabilir güvenli silme</w:t>
       </w:r>
     </w:p>
     <w:p>
@@ -38899,7 +40802,7 @@
         <w:rPr>
           <w:rStyle w:val="NormalTok"/>
         </w:rPr>
-        <w:t xml:space="preserve"> cen429_sil</w:t>
+        <w:t xml:space="preserve"> secure_wipe</w:t>
       </w:r>
       <w:r>
         <w:rPr>
@@ -39603,8 +41506,8 @@
         <w:t xml:space="preserve">silindiğini gösterecek kadar ayrıntılı yazılır.</w:t>
       </w:r>
     </w:p>
-    <w:bookmarkEnd w:id="159"/>
-    <w:bookmarkStart w:id="160" w:name="Xc9727b4616c6f3a4e20a0c6c4688f61b9eeaf46"/>
+    <w:bookmarkEnd w:id="192"/>
+    <w:bookmarkStart w:id="193" w:name="Xc9727b4616c6f3a4e20a0c6c4688f61b9eeaf46"/>
     <w:p>
       <w:pPr>
         <w:pStyle w:val="Heading3"/>
@@ -39730,7 +41633,7 @@
         <w:rPr>
           <w:rStyle w:val="NormalTok"/>
         </w:rPr>
-        <w:t xml:space="preserve"> anahtar</w:t>
+        <w:t xml:space="preserve"> key</w:t>
       </w:r>
       <w:r>
         <w:rPr>
@@ -39787,7 +41690,7 @@
         <w:rPr>
           <w:rStyle w:val="NormalTok"/>
         </w:rPr>
-        <w:t xml:space="preserve">anahtar</w:t>
+        <w:t xml:space="preserve">key</w:t>
       </w:r>
       <w:r>
         <w:rPr>
@@ -39811,7 +41714,7 @@
         <w:rPr>
           <w:rStyle w:val="NormalTok"/>
         </w:rPr>
-        <w:t xml:space="preserve"> anahtar</w:t>
+        <w:t xml:space="preserve"> key</w:t>
       </w:r>
       <w:r>
         <w:rPr>
@@ -39874,7 +41777,7 @@
         <w:rPr>
           <w:rStyle w:val="CommentTok"/>
         </w:rPr>
-        <w:t xml:space="preserve">/* RLIMIT_MEMLOCK aşılmış olabilir; hatayı raporla ama sırrı yine de sil */</w:t>
+        <w:t xml:space="preserve">/* RLIMIT_MEMLOCK may have been exceeded; report the error but still wipe the secret */</w:t>
       </w:r>
       <w:r>
         <w:br/>
@@ -39892,7 +41795,7 @@
         <w:rPr>
           <w:rStyle w:val="CommentTok"/>
         </w:rPr>
-        <w:t xml:space="preserve">/* ... anahtarı kullan ... */</w:t>
+        <w:t xml:space="preserve">/* ... use the key ... */</w:t>
       </w:r>
       <w:r>
         <w:br/>
@@ -39901,7 +41804,7 @@
         <w:rPr>
           <w:rStyle w:val="NormalTok"/>
         </w:rPr>
-        <w:t xml:space="preserve">cen429_sil</w:t>
+        <w:t xml:space="preserve">secure_wipe</w:t>
       </w:r>
       <w:r>
         <w:rPr>
@@ -39913,7 +41816,7 @@
         <w:rPr>
           <w:rStyle w:val="NormalTok"/>
         </w:rPr>
-        <w:t xml:space="preserve">anahtar</w:t>
+        <w:t xml:space="preserve">key</w:t>
       </w:r>
       <w:r>
         <w:rPr>
@@ -39937,7 +41840,7 @@
         <w:rPr>
           <w:rStyle w:val="NormalTok"/>
         </w:rPr>
-        <w:t xml:space="preserve"> anahtar</w:t>
+        <w:t xml:space="preserve"> key</w:t>
       </w:r>
       <w:r>
         <w:rPr>
@@ -39964,7 +41867,7 @@
         <w:rPr>
           <w:rStyle w:val="NormalTok"/>
         </w:rPr>
-        <w:t xml:space="preserve">anahtar</w:t>
+        <w:t xml:space="preserve">key</w:t>
       </w:r>
       <w:r>
         <w:rPr>
@@ -39988,7 +41891,7 @@
         <w:rPr>
           <w:rStyle w:val="NormalTok"/>
         </w:rPr>
-        <w:t xml:space="preserve"> anahtar</w:t>
+        <w:t xml:space="preserve"> key</w:t>
       </w:r>
       <w:r>
         <w:rPr>
@@ -40070,7 +41973,7 @@
         <w:rPr>
           <w:rStyle w:val="NormalTok"/>
         </w:rPr>
-        <w:t xml:space="preserve"> anahtar</w:t>
+        <w:t xml:space="preserve"> key</w:t>
       </w:r>
       <w:r>
         <w:rPr>
@@ -40127,7 +42030,7 @@
         <w:rPr>
           <w:rStyle w:val="NormalTok"/>
         </w:rPr>
-        <w:t xml:space="preserve">anahtar</w:t>
+        <w:t xml:space="preserve">key</w:t>
       </w:r>
       <w:r>
         <w:rPr>
@@ -40151,7 +42054,7 @@
         <w:rPr>
           <w:rStyle w:val="NormalTok"/>
         </w:rPr>
-        <w:t xml:space="preserve"> anahtar</w:t>
+        <w:t xml:space="preserve"> key</w:t>
       </w:r>
       <w:r>
         <w:rPr>
@@ -40184,7 +42087,7 @@
         <w:rPr>
           <w:rStyle w:val="CommentTok"/>
         </w:rPr>
-        <w:t xml:space="preserve">/* çalışma kümesi sınırı aşılmış olabilir */</w:t>
+        <w:t xml:space="preserve">/* the working-set limit may have been exceeded */</w:t>
       </w:r>
       <w:r>
         <w:br/>
@@ -40202,7 +42105,7 @@
         <w:rPr>
           <w:rStyle w:val="CommentTok"/>
         </w:rPr>
-        <w:t xml:space="preserve">/* ... anahtarı kullan ... */</w:t>
+        <w:t xml:space="preserve">/* ... use the key ... */</w:t>
       </w:r>
       <w:r>
         <w:br/>
@@ -40223,7 +42126,7 @@
         <w:rPr>
           <w:rStyle w:val="NormalTok"/>
         </w:rPr>
-        <w:t xml:space="preserve">anahtar</w:t>
+        <w:t xml:space="preserve">key</w:t>
       </w:r>
       <w:r>
         <w:rPr>
@@ -40247,7 +42150,7 @@
         <w:rPr>
           <w:rStyle w:val="NormalTok"/>
         </w:rPr>
-        <w:t xml:space="preserve"> anahtar</w:t>
+        <w:t xml:space="preserve"> key</w:t>
       </w:r>
       <w:r>
         <w:rPr>
@@ -40274,7 +42177,7 @@
         <w:rPr>
           <w:rStyle w:val="NormalTok"/>
         </w:rPr>
-        <w:t xml:space="preserve">anahtar</w:t>
+        <w:t xml:space="preserve">key</w:t>
       </w:r>
       <w:r>
         <w:rPr>
@@ -40298,7 +42201,7 @@
         <w:rPr>
           <w:rStyle w:val="NormalTok"/>
         </w:rPr>
-        <w:t xml:space="preserve"> anahtar</w:t>
+        <w:t xml:space="preserve"> key</w:t>
       </w:r>
       <w:r>
         <w:rPr>
@@ -40343,8 +42246,8 @@
         <w:t xml:space="preserve">tutan küçük ve ayrı bir bölgeyi kilitleyin.</w:t>
       </w:r>
     </w:p>
-    <w:bookmarkEnd w:id="160"/>
-    <w:bookmarkStart w:id="161" w:name="hepsi-bir-arada-güvenli-tampon"/>
+    <w:bookmarkEnd w:id="193"/>
+    <w:bookmarkStart w:id="194" w:name="hepsi-bir-arada-güvenli-tampon"/>
     <w:p>
       <w:pPr>
         <w:pStyle w:val="Heading3"/>
@@ -40370,7 +42273,7 @@
           <w:b/>
           <w:bCs/>
         </w:rPr>
-        <w:t xml:space="preserve">gizli_tampon.h — sırlar için tek giriş noktası</w:t>
+        <w:t xml:space="preserve">secret_buffer.h — sırlar için tek giriş noktası</w:t>
       </w:r>
     </w:p>
     <w:p>
@@ -40450,7 +42353,7 @@
         <w:rPr>
           <w:rStyle w:val="NormalTok"/>
         </w:rPr>
-        <w:t xml:space="preserve">veri</w:t>
+        <w:t xml:space="preserve">data</w:t>
       </w:r>
       <w:r>
         <w:rPr>
@@ -40477,7 +42380,7 @@
         <w:rPr>
           <w:rStyle w:val="NormalTok"/>
         </w:rPr>
-        <w:t xml:space="preserve">         boyut</w:t>
+        <w:t xml:space="preserve">         size</w:t>
       </w:r>
       <w:r>
         <w:rPr>
@@ -40498,7 +42401,7 @@
         <w:rPr>
           <w:rStyle w:val="NormalTok"/>
         </w:rPr>
-        <w:t xml:space="preserve"> GizliTampon</w:t>
+        <w:t xml:space="preserve"> SecretBuffer</w:t>
       </w:r>
       <w:r>
         <w:rPr>
@@ -40516,7 +42419,7 @@
         <w:rPr>
           <w:rStyle w:val="CommentTok"/>
         </w:rPr>
-        <w:t xml:space="preserve">/* Ayırır, sıfırlar, belleği kilitler. Başarısızsa -1. */</w:t>
+        <w:t xml:space="preserve">/* Allocates, zeroes, locks the memory. -1 on failure. */</w:t>
       </w:r>
       <w:r>
         <w:br/>
@@ -40531,7 +42434,7 @@
         <w:rPr>
           <w:rStyle w:val="NormalTok"/>
         </w:rPr>
-        <w:t xml:space="preserve">  gizli_ayir</w:t>
+        <w:t xml:space="preserve">  secret_alloc</w:t>
       </w:r>
       <w:r>
         <w:rPr>
@@ -40543,7 +42446,7 @@
         <w:rPr>
           <w:rStyle w:val="NormalTok"/>
         </w:rPr>
-        <w:t xml:space="preserve">GizliTampon </w:t>
+        <w:t xml:space="preserve">SecretBuffer </w:t>
       </w:r>
       <w:r>
         <w:rPr>
@@ -40579,7 +42482,7 @@
         <w:rPr>
           <w:rStyle w:val="NormalTok"/>
         </w:rPr>
-        <w:t xml:space="preserve"> boyut</w:t>
+        <w:t xml:space="preserve"> size</w:t>
       </w:r>
       <w:r>
         <w:rPr>
@@ -40597,7 +42500,7 @@
         <w:rPr>
           <w:rStyle w:val="CommentTok"/>
         </w:rPr>
-        <w:t xml:space="preserve">/* Güvenli siler, kilidi açar, serbest bırakır; t-&gt;veri = NULL yapar. İki kez çağrılabilir. */</w:t>
+        <w:t xml:space="preserve">/* Securely wipes, unlocks, releases; sets t-&gt;data = NULL. Safe to call twice. */</w:t>
       </w:r>
       <w:r>
         <w:br/>
@@ -40612,7 +42515,7 @@
         <w:rPr>
           <w:rStyle w:val="NormalTok"/>
         </w:rPr>
-        <w:t xml:space="preserve"> gizli_birak</w:t>
+        <w:t xml:space="preserve"> secret_free</w:t>
       </w:r>
       <w:r>
         <w:rPr>
@@ -40624,7 +42527,7 @@
         <w:rPr>
           <w:rStyle w:val="NormalTok"/>
         </w:rPr>
-        <w:t xml:space="preserve">GizliTampon </w:t>
+        <w:t xml:space="preserve">SecretBuffer </w:t>
       </w:r>
       <w:r>
         <w:rPr>
@@ -40654,7 +42557,7 @@
           <w:b/>
           <w:bCs/>
         </w:rPr>
-        <w:t xml:space="preserve">gizli_tampon.c — Linux gerçekleştirimi (Windows: VirtualLock/SecureZeroMemory)</w:t>
+        <w:t xml:space="preserve">secret_buffer.c — Linux implementation (Windows: VirtualLock/SecureZeroMemory)</w:t>
       </w:r>
     </w:p>
     <w:p>
@@ -40701,7 +42604,7 @@
         <w:rPr>
           <w:rStyle w:val="ImportTok"/>
         </w:rPr>
-        <w:t xml:space="preserve">"gizli_tampon.h"</w:t>
+        <w:t xml:space="preserve">"secret_buffer.h"</w:t>
       </w:r>
       <w:r>
         <w:br/>
@@ -40719,7 +42622,7 @@
         <w:rPr>
           <w:rStyle w:val="NormalTok"/>
         </w:rPr>
-        <w:t xml:space="preserve"> gizli_ayir</w:t>
+        <w:t xml:space="preserve"> secret_alloc</w:t>
       </w:r>
       <w:r>
         <w:rPr>
@@ -40731,7 +42634,7 @@
         <w:rPr>
           <w:rStyle w:val="NormalTok"/>
         </w:rPr>
-        <w:t xml:space="preserve">GizliTampon </w:t>
+        <w:t xml:space="preserve">SecretBuffer </w:t>
       </w:r>
       <w:r>
         <w:rPr>
@@ -40767,7 +42670,7 @@
         <w:rPr>
           <w:rStyle w:val="NormalTok"/>
         </w:rPr>
-        <w:t xml:space="preserve"> boyut</w:t>
+        <w:t xml:space="preserve"> size</w:t>
       </w:r>
       <w:r>
         <w:rPr>
@@ -40803,7 +42706,7 @@
         <w:rPr>
           <w:rStyle w:val="NormalTok"/>
         </w:rPr>
-        <w:t xml:space="preserve">veri </w:t>
+        <w:t xml:space="preserve">data </w:t>
       </w:r>
       <w:r>
         <w:rPr>
@@ -40839,7 +42742,7 @@
         <w:rPr>
           <w:rStyle w:val="NormalTok"/>
         </w:rPr>
-        <w:t xml:space="preserve"> boyut</w:t>
+        <w:t xml:space="preserve"> size</w:t>
       </w:r>
       <w:r>
         <w:rPr>
@@ -40890,7 +42793,7 @@
         <w:rPr>
           <w:rStyle w:val="NormalTok"/>
         </w:rPr>
-        <w:t xml:space="preserve">veri</w:t>
+        <w:t xml:space="preserve">data</w:t>
       </w:r>
       <w:r>
         <w:rPr>
@@ -40953,7 +42856,7 @@
         <w:rPr>
           <w:rStyle w:val="NormalTok"/>
         </w:rPr>
-        <w:t xml:space="preserve">boyut </w:t>
+        <w:t xml:space="preserve">size </w:t>
       </w:r>
       <w:r>
         <w:rPr>
@@ -40965,7 +42868,7 @@
         <w:rPr>
           <w:rStyle w:val="NormalTok"/>
         </w:rPr>
-        <w:t xml:space="preserve"> boyut</w:t>
+        <w:t xml:space="preserve"> size</w:t>
       </w:r>
       <w:r>
         <w:rPr>
@@ -41028,7 +42931,7 @@
         <w:rPr>
           <w:rStyle w:val="NormalTok"/>
         </w:rPr>
-        <w:t xml:space="preserve">veri</w:t>
+        <w:t xml:space="preserve">data</w:t>
       </w:r>
       <w:r>
         <w:rPr>
@@ -41040,7 +42943,7 @@
         <w:rPr>
           <w:rStyle w:val="NormalTok"/>
         </w:rPr>
-        <w:t xml:space="preserve"> boyut</w:t>
+        <w:t xml:space="preserve"> size</w:t>
       </w:r>
       <w:r>
         <w:rPr>
@@ -41058,7 +42961,7 @@
         <w:rPr>
           <w:rStyle w:val="CommentTok"/>
         </w:rPr>
-        <w:t xml:space="preserve">/* başarısızlık ölümcül değil */</w:t>
+        <w:t xml:space="preserve">/* not fatal if this fails */</w:t>
       </w:r>
       <w:r>
         <w:br/>
@@ -41118,7 +43021,7 @@
         <w:rPr>
           <w:rStyle w:val="NormalTok"/>
         </w:rPr>
-        <w:t xml:space="preserve"> gizli_birak</w:t>
+        <w:t xml:space="preserve"> secret_free</w:t>
       </w:r>
       <w:r>
         <w:rPr>
@@ -41130,7 +43033,7 @@
         <w:rPr>
           <w:rStyle w:val="NormalTok"/>
         </w:rPr>
-        <w:t xml:space="preserve">GizliTampon </w:t>
+        <w:t xml:space="preserve">SecretBuffer </w:t>
       </w:r>
       <w:r>
         <w:rPr>
@@ -41202,7 +43105,7 @@
         <w:rPr>
           <w:rStyle w:val="NormalTok"/>
         </w:rPr>
-        <w:t xml:space="preserve">veri</w:t>
+        <w:t xml:space="preserve">data</w:t>
       </w:r>
       <w:r>
         <w:rPr>
@@ -41238,7 +43141,7 @@
         <w:rPr>
           <w:rStyle w:val="CommentTok"/>
         </w:rPr>
-        <w:t xml:space="preserve">/* çift bırakmaya karşı */</w:t>
+        <w:t xml:space="preserve">/* guards against a double free */</w:t>
       </w:r>
       <w:r>
         <w:br/>
@@ -41247,7 +43150,7 @@
         <w:rPr>
           <w:rStyle w:val="NormalTok"/>
         </w:rPr>
-        <w:t xml:space="preserve">    cen429_sil</w:t>
+        <w:t xml:space="preserve">    secure_wipe</w:t>
       </w:r>
       <w:r>
         <w:rPr>
@@ -41271,7 +43174,7 @@
         <w:rPr>
           <w:rStyle w:val="NormalTok"/>
         </w:rPr>
-        <w:t xml:space="preserve">veri</w:t>
+        <w:t xml:space="preserve">data</w:t>
       </w:r>
       <w:r>
         <w:rPr>
@@ -41295,7 +43198,7 @@
         <w:rPr>
           <w:rStyle w:val="NormalTok"/>
         </w:rPr>
-        <w:t xml:space="preserve">boyut</w:t>
+        <w:t xml:space="preserve">size</w:t>
       </w:r>
       <w:r>
         <w:rPr>
@@ -41334,7 +43237,7 @@
         <w:rPr>
           <w:rStyle w:val="NormalTok"/>
         </w:rPr>
-        <w:t xml:space="preserve">veri</w:t>
+        <w:t xml:space="preserve">data</w:t>
       </w:r>
       <w:r>
         <w:rPr>
@@ -41358,7 +43261,7 @@
         <w:rPr>
           <w:rStyle w:val="NormalTok"/>
         </w:rPr>
-        <w:t xml:space="preserve">boyut</w:t>
+        <w:t xml:space="preserve">size</w:t>
       </w:r>
       <w:r>
         <w:rPr>
@@ -41397,7 +43300,7 @@
         <w:rPr>
           <w:rStyle w:val="NormalTok"/>
         </w:rPr>
-        <w:t xml:space="preserve">veri</w:t>
+        <w:t xml:space="preserve">data</w:t>
       </w:r>
       <w:r>
         <w:rPr>
@@ -41424,7 +43327,7 @@
         <w:rPr>
           <w:rStyle w:val="NormalTok"/>
         </w:rPr>
-        <w:t xml:space="preserve">veri  </w:t>
+        <w:t xml:space="preserve">data </w:t>
       </w:r>
       <w:r>
         <w:rPr>
@@ -41463,7 +43366,7 @@
         <w:rPr>
           <w:rStyle w:val="NormalTok"/>
         </w:rPr>
-        <w:t xml:space="preserve">boyut </w:t>
+        <w:t xml:space="preserve">size </w:t>
       </w:r>
       <w:r>
         <w:rPr>
@@ -41587,7 +43490,7 @@
         <w:rPr>
           <w:rStyle w:val="NormalTok"/>
         </w:rPr>
-        <w:t xml:space="preserve"> GizliAnahtar </w:t>
+        <w:t xml:space="preserve"> SecretKey </w:t>
       </w:r>
       <w:r>
         <w:rPr>
@@ -41629,7 +43532,7 @@
         <w:rPr>
           <w:rStyle w:val="NormalTok"/>
         </w:rPr>
-        <w:t xml:space="preserve"> GizliAnahtar</w:t>
+        <w:t xml:space="preserve"> SecretKey</w:t>
       </w:r>
       <w:r>
         <w:rPr>
@@ -41713,7 +43616,7 @@
         <w:rPr>
           <w:rStyle w:val="NormalTok"/>
         </w:rPr>
-        <w:t xml:space="preserve"> kilitle</w:t>
+        <w:t xml:space="preserve"> lock</w:t>
       </w:r>
       <w:r>
         <w:rPr>
@@ -41788,7 +43691,7 @@
         <w:rPr>
           <w:rStyle w:val="NormalTok"/>
         </w:rPr>
-        <w:t xml:space="preserve">GizliAnahtar</w:t>
+        <w:t xml:space="preserve">SecretKey</w:t>
       </w:r>
       <w:r>
         <w:rPr>
@@ -41812,7 +43715,7 @@
         <w:rPr>
           <w:rStyle w:val="NormalTok"/>
         </w:rPr>
-        <w:t xml:space="preserve"> cen429_sil</w:t>
+        <w:t xml:space="preserve"> secure_wipe</w:t>
       </w:r>
       <w:r>
         <w:rPr>
@@ -41878,7 +43781,7 @@
         <w:rPr>
           <w:rStyle w:val="NormalTok"/>
         </w:rPr>
-        <w:t xml:space="preserve"> kilidi_ac</w:t>
+        <w:t xml:space="preserve"> unlock</w:t>
       </w:r>
       <w:r>
         <w:rPr>
@@ -41959,7 +43862,7 @@
         <w:rPr>
           <w:rStyle w:val="NormalTok"/>
         </w:rPr>
-        <w:t xml:space="preserve">    GizliAnahtar</w:t>
+        <w:t xml:space="preserve">    SecretKey</w:t>
       </w:r>
       <w:r>
         <w:rPr>
@@ -41977,7 +43880,7 @@
         <w:rPr>
           <w:rStyle w:val="NormalTok"/>
         </w:rPr>
-        <w:t xml:space="preserve"> GizliAnahtar</w:t>
+        <w:t xml:space="preserve"> SecretKey</w:t>
       </w:r>
       <w:r>
         <w:rPr>
@@ -42025,7 +43928,7 @@
         <w:rPr>
           <w:rStyle w:val="CommentTok"/>
         </w:rPr>
-        <w:t xml:space="preserve">/* kopya yok: sır çoğalmasın */</w:t>
+        <w:t xml:space="preserve">/* no copy: the secret must not multiply */</w:t>
       </w:r>
       <w:r>
         <w:br/>
@@ -42034,7 +43937,7 @@
         <w:rPr>
           <w:rStyle w:val="NormalTok"/>
         </w:rPr>
-        <w:t xml:space="preserve">    GizliAnahtar</w:t>
+        <w:t xml:space="preserve">    SecretKey</w:t>
       </w:r>
       <w:r>
         <w:rPr>
@@ -42070,7 +43973,7 @@
         <w:rPr>
           <w:rStyle w:val="NormalTok"/>
         </w:rPr>
-        <w:t xml:space="preserve"> GizliAnahtar</w:t>
+        <w:t xml:space="preserve"> SecretKey</w:t>
       </w:r>
       <w:r>
         <w:rPr>
@@ -42145,7 +44048,7 @@
         <w:rPr>
           <w:rStyle w:val="NormalTok"/>
         </w:rPr>
-        <w:t xml:space="preserve"> veri</w:t>
+        <w:t xml:space="preserve"> data</w:t>
       </w:r>
       <w:r>
         <w:rPr>
@@ -42463,8 +44366,8 @@
         <w:t xml:space="preserve">serbest bırakır; sırlar için yukarıdaki gibi özel bir tür gerekir.</w:t>
       </w:r>
     </w:p>
-    <w:bookmarkEnd w:id="161"/>
-    <w:bookmarkStart w:id="162" w:name="bellek-hatalarını-bulan-araçlar"/>
+    <w:bookmarkEnd w:id="194"/>
+    <w:bookmarkStart w:id="195" w:name="bellek-hatalarını-bulan-araçlar"/>
     <w:p>
       <w:pPr>
         <w:pStyle w:val="Heading3"/>
@@ -42906,8 +44809,8 @@
         <w:t xml:space="preserve">ve değerle geçirilen yapılar görmek istemez.</w:t>
       </w:r>
     </w:p>
-    <w:bookmarkEnd w:id="162"/>
-    <w:bookmarkStart w:id="163" w:name="kendini-dene-bellek"/>
+    <w:bookmarkEnd w:id="195"/>
+    <w:bookmarkStart w:id="196" w:name="kendini-dene-bellek"/>
     <w:p>
       <w:pPr>
         <w:pStyle w:val="Heading3"/>
@@ -43087,7 +44990,7 @@
         <w:rPr>
           <w:rStyle w:val="VerbatimChar"/>
         </w:rPr>
-        <w:t xml:space="preserve">cen429_sil(parola.data(), parola.capacity())</w:t>
+        <w:t xml:space="preserve">secure_wipe(parola.data(), parola.capacity())</w:t>
       </w:r>
       <w:r>
         <w:t xml:space="preserve"> </w:t>
@@ -43117,7 +45020,7 @@
         <w:rPr>
           <w:rStyle w:val="VerbatimChar"/>
         </w:rPr>
-        <w:t xml:space="preserve">GizliAnahtar</w:t>
+        <w:t xml:space="preserve">SecretKey</w:t>
       </w:r>
       <w:r>
         <w:t xml:space="preserve">) kullanmaktır.</w:t>
@@ -43164,9 +45067,9 @@
         </w:pict>
       </w:r>
     </w:p>
-    <w:bookmarkEnd w:id="163"/>
-    <w:bookmarkEnd w:id="164"/>
-    <w:bookmarkStart w:id="179" w:name="X567ca635338bf14ce47b4b656b0db82659ff15b"/>
+    <w:bookmarkEnd w:id="196"/>
+    <w:bookmarkEnd w:id="197"/>
+    <w:bookmarkStart w:id="212" w:name="X567ca635338bf14ce47b4b656b0db82659ff15b"/>
     <w:p>
       <w:pPr>
         <w:pStyle w:val="Heading2"/>
@@ -43265,7 +45168,7 @@
         <w:t xml:space="preserve">bulunmamasını sağlamaktır.</w:t>
       </w:r>
     </w:p>
-    <w:bookmarkStart w:id="168" w:name="Xef79e8b2c4062dcac0eb0f82d5092fce7f8d89c"/>
+    <w:bookmarkStart w:id="201" w:name="Xef79e8b2c4062dcac0eb0f82d5092fce7f8d89c"/>
     <w:p>
       <w:pPr>
         <w:pStyle w:val="Heading3"/>
@@ -43394,18 +45297,18 @@
           <wp:inline>
             <wp:extent cx="5759999" cy="2583652"/>
             <wp:effectExtent b="0" l="0" r="0" t="0"/>
-            <wp:docPr descr="Genel bölge ile korunan çekirdeğin ayrılması" title="" id="166" name="Picture"/>
+            <wp:docPr descr="Genel bölge ile korunan çekirdeğin ayrılması" title="" id="199" name="Picture"/>
             <a:graphic>
               <a:graphicData uri="http://schemas.openxmlformats.org/drawingml/2006/picture">
                 <pic:pic>
                   <pic:nvPicPr>
-                    <pic:cNvPr descr="h01-10-bolumleme.png" id="167" name="Picture"/>
+                    <pic:cNvPr descr="h01-10-bolumleme.png" id="200" name="Picture"/>
                     <pic:cNvPicPr>
                       <a:picLocks noChangeArrowheads="1" noChangeAspect="1"/>
                     </pic:cNvPicPr>
                   </pic:nvPicPr>
                   <pic:blipFill>
-                    <a:blip r:embed="rId165"/>
+                    <a:blip r:embed="rId198"/>
                     <a:stretch>
                       <a:fillRect/>
                     </a:stretch>
@@ -43432,8 +45335,8 @@
         </w:drawing>
       </w:r>
     </w:p>
-    <w:bookmarkEnd w:id="168"/>
-    <w:bookmarkStart w:id="169" w:name="bölümleme-seçenekleri"/>
+    <w:bookmarkEnd w:id="201"/>
+    <w:bookmarkStart w:id="202" w:name="bölümleme-seçenekleri"/>
     <w:p>
       <w:pPr>
         <w:pStyle w:val="Heading3"/>
@@ -43882,8 +45785,8 @@
         <w:t xml:space="preserve">denetler.</w:t>
       </w:r>
     </w:p>
-    <w:bookmarkEnd w:id="169"/>
-    <w:bookmarkStart w:id="170" w:name="Xd740b507317a4fb3c03ba9e00ee3fb796d8c45e"/>
+    <w:bookmarkEnd w:id="202"/>
+    <w:bookmarkStart w:id="203" w:name="Xd740b507317a4fb3c03ba9e00ee3fb796d8c45e"/>
     <w:p>
       <w:pPr>
         <w:pStyle w:val="Heading3"/>
@@ -44072,7 +45975,7 @@
           <w:b/>
           <w:bCs/>
         </w:rPr>
-        <w:t xml:space="preserve">kasa_cekirdek.h — sırrı hiç dışarı vermeyen arayüz</w:t>
+        <w:t xml:space="preserve">vault_core.h — sırrı hiç dışarı vermeyen arayüz</w:t>
       </w:r>
     </w:p>
     <w:p>
@@ -44101,7 +46004,7 @@
         <w:rPr>
           <w:rStyle w:val="NormalTok"/>
         </w:rPr>
-        <w:t xml:space="preserve"> KasaAnahtari KasaAnahtari</w:t>
+        <w:t xml:space="preserve"> VaultKey VaultKey</w:t>
       </w:r>
       <w:r>
         <w:rPr>
@@ -44119,7 +46022,7 @@
         <w:rPr>
           <w:rStyle w:val="CommentTok"/>
         </w:rPr>
-        <w:t xml:space="preserve">/* opak tür: içi dışarıdan görünmez */</w:t>
+        <w:t xml:space="preserve">/* opaque type: its insides are not visible from outside */</w:t>
       </w:r>
       <w:r>
         <w:br/>
@@ -44131,7 +46034,7 @@
         <w:rPr>
           <w:rStyle w:val="CommentTok"/>
         </w:rPr>
-        <w:t xml:space="preserve">/* Ana paroladan anahtarı türetip çekirdeğin içinde tutar; parolayı siler. */</w:t>
+        <w:t xml:space="preserve">/* Derives the key from the master password and keeps it inside the core; wipes the password. */</w:t>
       </w:r>
       <w:r>
         <w:br/>
@@ -44146,7 +46049,7 @@
         <w:rPr>
           <w:rStyle w:val="NormalTok"/>
         </w:rPr>
-        <w:t xml:space="preserve">  kasa_ac</w:t>
+        <w:t xml:space="preserve">  vault_open</w:t>
       </w:r>
       <w:r>
         <w:rPr>
@@ -44188,7 +46091,7 @@
         <w:rPr>
           <w:rStyle w:val="NormalTok"/>
         </w:rPr>
-        <w:t xml:space="preserve">parola</w:t>
+        <w:t xml:space="preserve">password</w:t>
       </w:r>
       <w:r>
         <w:rPr>
@@ -44212,7 +46115,7 @@
         <w:rPr>
           <w:rStyle w:val="NormalTok"/>
         </w:rPr>
-        <w:t xml:space="preserve"> parola_uzunlugu</w:t>
+        <w:t xml:space="preserve"> password_length</w:t>
       </w:r>
       <w:r>
         <w:rPr>
@@ -44263,7 +46166,7 @@
         <w:rPr>
           <w:rStyle w:val="NormalTok"/>
         </w:rPr>
-        <w:t xml:space="preserve"> tuz</w:t>
+        <w:t xml:space="preserve"> salt</w:t>
       </w:r>
       <w:r>
         <w:rPr>
@@ -44287,7 +46190,7 @@
         <w:rPr>
           <w:rStyle w:val="NormalTok"/>
         </w:rPr>
-        <w:t xml:space="preserve"> KasaAnahtari </w:t>
+        <w:t xml:space="preserve"> VaultKey </w:t>
       </w:r>
       <w:r>
         <w:rPr>
@@ -44299,7 +46202,7 @@
         <w:rPr>
           <w:rStyle w:val="NormalTok"/>
         </w:rPr>
-        <w:t xml:space="preserve">cikti</w:t>
+        <w:t xml:space="preserve">out</w:t>
       </w:r>
       <w:r>
         <w:rPr>
@@ -44317,7 +46220,7 @@
         <w:rPr>
           <w:rStyle w:val="CommentTok"/>
         </w:rPr>
-        <w:t xml:space="preserve">/* Anahtarla şifreler / çözer; anahtarın kendisi hiçbir zaman dışarı çıkmaz. */</w:t>
+        <w:t xml:space="preserve">/* Encrypts / decrypts with the key; the key itself never leaves. */</w:t>
       </w:r>
       <w:r>
         <w:br/>
@@ -44332,7 +46235,7 @@
         <w:rPr>
           <w:rStyle w:val="NormalTok"/>
         </w:rPr>
-        <w:t xml:space="preserve">  kasa_sifrele</w:t>
+        <w:t xml:space="preserve">  vault_encrypt</w:t>
       </w:r>
       <w:r>
         <w:rPr>
@@ -44344,7 +46247,7 @@
         <w:rPr>
           <w:rStyle w:val="NormalTok"/>
         </w:rPr>
-        <w:t xml:space="preserve">KasaAnahtari </w:t>
+        <w:t xml:space="preserve">VaultKey </w:t>
       </w:r>
       <w:r>
         <w:rPr>
@@ -44416,7 +46319,7 @@
         <w:rPr>
           <w:rStyle w:val="NormalTok"/>
         </w:rPr>
-        <w:t xml:space="preserve">acik</w:t>
+        <w:t xml:space="preserve">plain</w:t>
       </w:r>
       <w:r>
         <w:rPr>
@@ -44491,7 +46394,7 @@
         <w:rPr>
           <w:rStyle w:val="NormalTok"/>
         </w:rPr>
-        <w:t xml:space="preserve">sifreli</w:t>
+        <w:t xml:space="preserve">cipher</w:t>
       </w:r>
       <w:r>
         <w:rPr>
@@ -44515,7 +46418,7 @@
         <w:rPr>
           <w:rStyle w:val="NormalTok"/>
         </w:rPr>
-        <w:t xml:space="preserve"> kapasite</w:t>
+        <w:t xml:space="preserve"> capacity</w:t>
       </w:r>
       <w:r>
         <w:rPr>
@@ -44551,7 +46454,7 @@
         <w:rPr>
           <w:rStyle w:val="NormalTok"/>
         </w:rPr>
-        <w:t xml:space="preserve">yazilan</w:t>
+        <w:t xml:space="preserve">written</w:t>
       </w:r>
       <w:r>
         <w:rPr>
@@ -44572,7 +46475,7 @@
         <w:rPr>
           <w:rStyle w:val="NormalTok"/>
         </w:rPr>
-        <w:t xml:space="preserve">  kasa_coz</w:t>
+        <w:t xml:space="preserve">  vault_decrypt</w:t>
       </w:r>
       <w:r>
         <w:rPr>
@@ -44584,7 +46487,7 @@
         <w:rPr>
           <w:rStyle w:val="NormalTok"/>
         </w:rPr>
-        <w:t xml:space="preserve">KasaAnahtari </w:t>
+        <w:t xml:space="preserve">VaultKey </w:t>
       </w:r>
       <w:r>
         <w:rPr>
@@ -44656,7 +46559,7 @@
         <w:rPr>
           <w:rStyle w:val="NormalTok"/>
         </w:rPr>
-        <w:t xml:space="preserve">sifreli</w:t>
+        <w:t xml:space="preserve">cipher</w:t>
       </w:r>
       <w:r>
         <w:rPr>
@@ -44731,7 +46634,7 @@
         <w:rPr>
           <w:rStyle w:val="NormalTok"/>
         </w:rPr>
-        <w:t xml:space="preserve">acik</w:t>
+        <w:t xml:space="preserve">plain</w:t>
       </w:r>
       <w:r>
         <w:rPr>
@@ -44755,7 +46658,7 @@
         <w:rPr>
           <w:rStyle w:val="NormalTok"/>
         </w:rPr>
-        <w:t xml:space="preserve"> kapasite</w:t>
+        <w:t xml:space="preserve"> capacity</w:t>
       </w:r>
       <w:r>
         <w:rPr>
@@ -44791,7 +46694,7 @@
         <w:rPr>
           <w:rStyle w:val="NormalTok"/>
         </w:rPr>
-        <w:t xml:space="preserve">yazilan</w:t>
+        <w:t xml:space="preserve">written</w:t>
       </w:r>
       <w:r>
         <w:rPr>
@@ -44809,7 +46712,7 @@
         <w:rPr>
           <w:rStyle w:val="CommentTok"/>
         </w:rPr>
-        <w:t xml:space="preserve">/* Anahtarı güvenli siler ve serbest bırakır. */</w:t>
+        <w:t xml:space="preserve">/* Securely wipes the key and releases it. */</w:t>
       </w:r>
       <w:r>
         <w:br/>
@@ -44824,7 +46727,7 @@
         <w:rPr>
           <w:rStyle w:val="NormalTok"/>
         </w:rPr>
-        <w:t xml:space="preserve"> kasa_kapat</w:t>
+        <w:t xml:space="preserve"> vault_close</w:t>
       </w:r>
       <w:r>
         <w:rPr>
@@ -44836,7 +46739,7 @@
         <w:rPr>
           <w:rStyle w:val="NormalTok"/>
         </w:rPr>
-        <w:t xml:space="preserve">KasaAnahtari </w:t>
+        <w:t xml:space="preserve">VaultKey </w:t>
       </w:r>
       <w:r>
         <w:rPr>
@@ -44921,8 +46824,8 @@
         <w:t xml:space="preserve">önler, saldırganı değil. Saldırgana karşı ek katmanlar gerekir.</w:t>
       </w:r>
     </w:p>
-    <w:bookmarkEnd w:id="170"/>
-    <w:bookmarkStart w:id="171" w:name="X4e491efb925ad3acecc84634ae99394ec83e982"/>
+    <w:bookmarkEnd w:id="203"/>
+    <w:bookmarkStart w:id="204" w:name="X4e491efb925ad3acecc84634ae99394ec83e982"/>
     <w:p>
       <w:pPr>
         <w:pStyle w:val="Heading3"/>
@@ -44980,7 +46883,7 @@
         <w:rPr>
           <w:rStyle w:val="VerbatimChar"/>
         </w:rPr>
-        <w:t xml:space="preserve">kasa_coz</w:t>
+        <w:t xml:space="preserve">vault_decrypt</w:t>
       </w:r>
       <w:r>
         <w:t xml:space="preserve"> </w:t>
@@ -45020,7 +46923,7 @@
         <w:t xml:space="preserve"> </w:t>
       </w:r>
       <w:r>
-        <w:t xml:space="preserve">ikili dosyadan olduğu gibi</w:t>
+        <w:t xml:space="preserve">binary dosyadan olduğu gibi</w:t>
       </w:r>
       <w:r>
         <w:t xml:space="preserve"> </w:t>
@@ -45404,8 +47307,8 @@
         <w:t xml:space="preserve">der. Her kuruluma ya da cihaza özgü anahtarlar bu gereksinimin cevabıdır.</w:t>
       </w:r>
     </w:p>
-    <w:bookmarkEnd w:id="171"/>
-    <w:bookmarkStart w:id="176" w:name="Xa63a07da3d95f96750a885ba08619ea73f707c4"/>
+    <w:bookmarkEnd w:id="204"/>
+    <w:bookmarkStart w:id="209" w:name="Xa63a07da3d95f96750a885ba08619ea73f707c4"/>
     <w:p>
       <w:pPr>
         <w:pStyle w:val="Heading3"/>
@@ -45478,7 +47381,7 @@
       <w:r>
         <w:t xml:space="preserve"> </w:t>
       </w:r>
-      <w:hyperlink r:id="rId172">
+      <w:hyperlink r:id="rId205">
         <w:r>
           <w:rPr>
             <w:rStyle w:val="Hyperlink"/>
@@ -45518,18 +47421,18 @@
           <wp:inline>
             <wp:extent cx="5759999" cy="2644974"/>
             <wp:effectExtent b="0" l="0" r="0" t="0"/>
-            <wp:docPr descr="Anahtarın bellekte açık kaldığı sürenin iki tasarımda karşılaştırması" title="" id="174" name="Picture"/>
+            <wp:docPr descr="Anahtarın bellekte açık kaldığı sürenin iki tasarımda karşılaştırması" title="" id="207" name="Picture"/>
             <a:graphic>
               <a:graphicData uri="http://schemas.openxmlformats.org/drawingml/2006/picture">
                 <pic:pic>
                   <pic:nvPicPr>
-                    <pic:cNvPr descr="h01-16-aciklik-penceresi.png" id="175" name="Picture"/>
+                    <pic:cNvPr descr="h01-16-aciklik-penceresi.png" id="208" name="Picture"/>
                     <pic:cNvPicPr>
                       <a:picLocks noChangeArrowheads="1" noChangeAspect="1"/>
                     </pic:cNvPicPr>
                   </pic:nvPicPr>
                   <pic:blipFill>
-                    <a:blip r:embed="rId173"/>
+                    <a:blip r:embed="rId206"/>
                     <a:stretch>
                       <a:fillRect/>
                     </a:stretch>
@@ -45677,7 +47580,7 @@
         <w:t xml:space="preserve"> </w:t>
       </w:r>
       <w:r>
-        <w:t xml:space="preserve">da ikili dosyada</w:t>
+        <w:t xml:space="preserve">da binary dosyada</w:t>
       </w:r>
       <w:r>
         <w:t xml:space="preserve"> </w:t>
@@ -45829,7 +47732,7 @@
         <w:rPr>
           <w:rStyle w:val="NormalTok"/>
         </w:rPr>
-        <w:t xml:space="preserve"> maske</w:t>
+        <w:t xml:space="preserve"> mask</w:t>
       </w:r>
       <w:r>
         <w:rPr>
@@ -45853,13 +47756,13 @@
         <w:rPr>
           <w:rStyle w:val="NormalTok"/>
         </w:rPr>
-        <w:t xml:space="preserve">     </w:t>
+        <w:t xml:space="preserve">      </w:t>
       </w:r>
       <w:r>
         <w:rPr>
           <w:rStyle w:val="CommentTok"/>
         </w:rPr>
-        <w:t xml:space="preserve">/* açılışta rastgele üretilir */</w:t>
+        <w:t xml:space="preserve">/* generated randomly at start-up */</w:t>
       </w:r>
       <w:r>
         <w:br/>
@@ -45880,7 +47783,7 @@
         <w:rPr>
           <w:rStyle w:val="NormalTok"/>
         </w:rPr>
-        <w:t xml:space="preserve"> ortulu</w:t>
+        <w:t xml:space="preserve"> masked</w:t>
       </w:r>
       <w:r>
         <w:rPr>
@@ -45910,7 +47813,7 @@
         <w:rPr>
           <w:rStyle w:val="CommentTok"/>
         </w:rPr>
-        <w:t xml:space="preserve">/* anahtar XOR maske */</w:t>
+        <w:t xml:space="preserve">/* key XOR mask */</w:t>
       </w:r>
       <w:r>
         <w:br/>
@@ -45925,7 +47828,7 @@
         <w:rPr>
           <w:rStyle w:val="NormalTok"/>
         </w:rPr>
-        <w:t xml:space="preserve"> OrtuluAnahtar</w:t>
+        <w:t xml:space="preserve"> MaskedKey</w:t>
       </w:r>
       <w:r>
         <w:rPr>
@@ -45943,7 +47846,7 @@
         <w:rPr>
           <w:rStyle w:val="CommentTok"/>
         </w:rPr>
-        <w:t xml:space="preserve">/* Yalnız kullanım anında, çağıranın verdiği geçici tampona birleştirir. */</w:t>
+        <w:t xml:space="preserve">/* Only at the moment of use, combines into the caller's own temporary buffer. */</w:t>
       </w:r>
       <w:r>
         <w:br/>
@@ -45970,7 +47873,7 @@
         <w:rPr>
           <w:rStyle w:val="NormalTok"/>
         </w:rPr>
-        <w:t xml:space="preserve"> anahtari_ac</w:t>
+        <w:t xml:space="preserve"> unmask_key</w:t>
       </w:r>
       <w:r>
         <w:rPr>
@@ -45988,7 +47891,7 @@
         <w:rPr>
           <w:rStyle w:val="NormalTok"/>
         </w:rPr>
-        <w:t xml:space="preserve"> OrtuluAnahtar </w:t>
+        <w:t xml:space="preserve"> MaskedKey </w:t>
       </w:r>
       <w:r>
         <w:rPr>
@@ -46024,7 +47927,7 @@
         <w:rPr>
           <w:rStyle w:val="NormalTok"/>
         </w:rPr>
-        <w:t xml:space="preserve"> gecici</w:t>
+        <w:t xml:space="preserve"> temp</w:t>
       </w:r>
       <w:r>
         <w:rPr>
@@ -46165,7 +48068,7 @@
         <w:rPr>
           <w:rStyle w:val="NormalTok"/>
         </w:rPr>
-        <w:t xml:space="preserve">        gecici</w:t>
+        <w:t xml:space="preserve">        temp</w:t>
       </w:r>
       <w:r>
         <w:rPr>
@@ -46213,7 +48116,7 @@
         <w:rPr>
           <w:rStyle w:val="NormalTok"/>
         </w:rPr>
-        <w:t xml:space="preserve">ortulu</w:t>
+        <w:t xml:space="preserve">masked</w:t>
       </w:r>
       <w:r>
         <w:rPr>
@@ -46261,7 +48164,7 @@
         <w:rPr>
           <w:rStyle w:val="NormalTok"/>
         </w:rPr>
-        <w:t xml:space="preserve">maske</w:t>
+        <w:t xml:space="preserve">mask</w:t>
       </w:r>
       <w:r>
         <w:rPr>
@@ -46306,7 +48209,7 @@
         <w:rPr>
           <w:rStyle w:val="NormalTok"/>
         </w:rPr>
-        <w:t xml:space="preserve"> imzala</w:t>
+        <w:t xml:space="preserve"> sign</w:t>
       </w:r>
       <w:r>
         <w:rPr>
@@ -46324,7 +48227,7 @@
         <w:rPr>
           <w:rStyle w:val="NormalTok"/>
         </w:rPr>
-        <w:t xml:space="preserve"> OrtuluAnahtar </w:t>
+        <w:t xml:space="preserve"> MaskedKey </w:t>
       </w:r>
       <w:r>
         <w:rPr>
@@ -46384,7 +48287,7 @@
         <w:rPr>
           <w:rStyle w:val="NormalTok"/>
         </w:rPr>
-        <w:t xml:space="preserve">veri</w:t>
+        <w:t xml:space="preserve">data</w:t>
       </w:r>
       <w:r>
         <w:rPr>
@@ -46432,7 +48335,7 @@
         <w:rPr>
           <w:rStyle w:val="NormalTok"/>
         </w:rPr>
-        <w:t xml:space="preserve"> etiket</w:t>
+        <w:t xml:space="preserve"> tag</w:t>
       </w:r>
       <w:r>
         <w:rPr>
@@ -46507,7 +48410,7 @@
         <w:rPr>
           <w:rStyle w:val="NormalTok"/>
         </w:rPr>
-        <w:t xml:space="preserve">    anahtari_ac</w:t>
+        <w:t xml:space="preserve">    unmask_key</w:t>
       </w:r>
       <w:r>
         <w:rPr>
@@ -46546,7 +48449,7 @@
         <w:rPr>
           <w:rStyle w:val="NormalTok"/>
         </w:rPr>
-        <w:t xml:space="preserve">    kripto_hmac_sha256</w:t>
+        <w:t xml:space="preserve">    crypto_hmac_sha256</w:t>
       </w:r>
       <w:r>
         <w:rPr>
@@ -46594,7 +48497,7 @@
         <w:rPr>
           <w:rStyle w:val="NormalTok"/>
         </w:rPr>
-        <w:t xml:space="preserve"> veri</w:t>
+        <w:t xml:space="preserve"> data</w:t>
       </w:r>
       <w:r>
         <w:rPr>
@@ -46618,7 +48521,7 @@
         <w:rPr>
           <w:rStyle w:val="NormalTok"/>
         </w:rPr>
-        <w:t xml:space="preserve"> etiket</w:t>
+        <w:t xml:space="preserve"> tag</w:t>
       </w:r>
       <w:r>
         <w:rPr>
@@ -46636,7 +48539,7 @@
         <w:rPr>
           <w:rStyle w:val="CommentTok"/>
         </w:rPr>
-        <w:t xml:space="preserve">/* işlem: code/common/cen429_kripto.h */</w:t>
+        <w:t xml:space="preserve">/* operation: code/common/cen429_crypto.h */</w:t>
       </w:r>
       <w:r>
         <w:br/>
@@ -46645,7 +48548,7 @@
         <w:rPr>
           <w:rStyle w:val="NormalTok"/>
         </w:rPr>
-        <w:t xml:space="preserve">    cen429_sil</w:t>
+        <w:t xml:space="preserve">    crypto_wipe</w:t>
       </w:r>
       <w:r>
         <w:rPr>
@@ -46693,13 +48596,13 @@
         <w:rPr>
           <w:rStyle w:val="NormalTok"/>
         </w:rPr>
-        <w:t xml:space="preserve">                     </w:t>
+        <w:t xml:space="preserve">                    </w:t>
       </w:r>
       <w:r>
         <w:rPr>
           <w:rStyle w:val="CommentTok"/>
         </w:rPr>
-        <w:t xml:space="preserve">/* açıklık penceresi burada kapanır */</w:t>
+        <w:t xml:space="preserve">/* the exposure window closes here */</w:t>
       </w:r>
       <w:r>
         <w:br/>
@@ -46845,8 +48748,8 @@
         <w:t xml:space="preserve">cihaza kopyalanan veri anlamsızlaşır.</w:t>
       </w:r>
     </w:p>
-    <w:bookmarkEnd w:id="176"/>
-    <w:bookmarkStart w:id="178" w:name="bölümlemenin-sınırları"/>
+    <w:bookmarkEnd w:id="209"/>
+    <w:bookmarkStart w:id="211" w:name="bölümlemenin-sınırları"/>
     <w:p>
       <w:pPr>
         <w:pStyle w:val="Heading3"/>
@@ -46912,7 +48815,7 @@
       <w:r>
         <w:t xml:space="preserve">(</w:t>
       </w:r>
-      <w:hyperlink r:id="rId177">
+      <w:hyperlink r:id="rId210">
         <w:r>
           <w:rPr>
             <w:rStyle w:val="Hyperlink"/>
@@ -46999,9 +48902,9 @@
         </w:pict>
       </w:r>
     </w:p>
-    <w:bookmarkEnd w:id="178"/>
-    <w:bookmarkEnd w:id="179"/>
-    <w:bookmarkStart w:id="191" w:name="güvenli-geliştirme-süreci-planı-yaşatmak"/>
+    <w:bookmarkEnd w:id="211"/>
+    <w:bookmarkEnd w:id="212"/>
+    <w:bookmarkStart w:id="224" w:name="güvenli-geliştirme-süreci-planı-yaşatmak"/>
     <w:p>
       <w:pPr>
         <w:pStyle w:val="Heading2"/>
@@ -47052,7 +48955,7 @@
         <w:t xml:space="preserve">kendisi kadar incelenir.</w:t>
       </w:r>
     </w:p>
-    <w:bookmarkStart w:id="181" w:name="güvenli-yazılım-geliştirme-yaşam-döngüsü"/>
+    <w:bookmarkStart w:id="214" w:name="güvenli-yazılım-geliştirme-yaşam-döngüsü"/>
     <w:p>
       <w:pPr>
         <w:pStyle w:val="Heading3"/>
@@ -47170,7 +49073,7 @@
             <w:pPr>
               <w:pStyle w:val="Compact"/>
             </w:pPr>
-            <w:hyperlink r:id="rId85">
+            <w:hyperlink r:id="rId94">
               <w:r>
                 <w:rPr>
                   <w:rStyle w:val="Hyperlink"/>
@@ -47286,7 +49189,7 @@
             <w:r>
               <w:t xml:space="preserve"> </w:t>
             </w:r>
-            <w:hyperlink r:id="rId180">
+            <w:hyperlink r:id="rId213">
               <w:r>
                 <w:rPr>
                   <w:rStyle w:val="Hyperlink"/>
@@ -47379,8 +49282,8 @@
         </w:tc>
       </w:tr>
     </w:tbl>
-    <w:bookmarkEnd w:id="181"/>
-    <w:bookmarkStart w:id="183" w:name="X82b3f6015b978d712957e767bb9d7cffaf4aadc"/>
+    <w:bookmarkEnd w:id="214"/>
+    <w:bookmarkStart w:id="216" w:name="X82b3f6015b978d712957e767bb9d7cffaf4aadc"/>
     <w:p>
       <w:pPr>
         <w:pStyle w:val="Heading3"/>
@@ -47410,7 +49313,7 @@
           <w:b/>
           <w:bCs/>
         </w:rPr>
-        <w:t xml:space="preserve">tam olarak o ikili dosya</w:t>
+        <w:t xml:space="preserve">tam olarak o binary dosya</w:t>
       </w:r>
       <w:r>
         <w:t xml:space="preserve"> </w:t>
@@ -47507,7 +49410,7 @@
           <w:b/>
           <w:bCs/>
         </w:rPr>
-        <w:t xml:space="preserve">İkili dosyanın özeti</w:t>
+        <w:t xml:space="preserve">Binary dosyanın özeti</w:t>
       </w:r>
       <w:r>
         <w:t xml:space="preserve">: dağıtılan dosyanın SHA-256 değeri; kullanıcı ya da değerlendirici indirdiği dosyanın</w:t>
@@ -47605,7 +49508,7 @@
         <w:rPr>
           <w:rStyle w:val="NormalTok"/>
         </w:rPr>
-        <w:t xml:space="preserve"> GIT_KIMLIK </w:t>
+        <w:t xml:space="preserve"> GIT_COMMIT </w:t>
       </w:r>
       <w:r>
         <w:rPr>
@@ -47656,7 +49559,7 @@
         <w:rPr>
           <w:rStyle w:val="NormalTok"/>
         </w:rPr>
-        <w:t xml:space="preserve"> SURUM=</w:t>
+        <w:t xml:space="preserve"> VERSION=</w:t>
       </w:r>
       <w:r>
         <w:rPr>
@@ -47668,7 +49571,7 @@
         <w:rPr>
           <w:rStyle w:val="NormalTok"/>
         </w:rPr>
-        <w:t xml:space="preserve"> GIT_KIMLIK=</w:t>
+        <w:t xml:space="preserve"> GIT_COMMIT=</w:t>
       </w:r>
       <w:r>
         <w:rPr>
@@ -47680,7 +49583,7 @@
         <w:rPr>
           <w:rStyle w:val="DecValTok"/>
         </w:rPr>
-        <w:t xml:space="preserve">${GIT_KIMLIK}</w:t>
+        <w:t xml:space="preserve">${GIT_COMMIT}</w:t>
       </w:r>
       <w:r>
         <w:rPr>
@@ -47811,7 +49714,7 @@
         <w:rPr>
           <w:rStyle w:val="StringTok"/>
         </w:rPr>
-        <w:t xml:space="preserve">"--surum"</w:t>
+        <w:t xml:space="preserve">"--version"</w:t>
       </w:r>
       <w:r>
         <w:rPr>
@@ -47928,7 +49831,7 @@
         <w:rPr>
           <w:rStyle w:val="NormalTok"/>
         </w:rPr>
-        <w:t xml:space="preserve"> SURUM</w:t>
+        <w:t xml:space="preserve"> VERSION</w:t>
       </w:r>
       <w:r>
         <w:rPr>
@@ -47940,7 +49843,7 @@
         <w:rPr>
           <w:rStyle w:val="NormalTok"/>
         </w:rPr>
-        <w:t xml:space="preserve"> GIT_KIMLIK</w:t>
+        <w:t xml:space="preserve"> GIT_COMMIT</w:t>
       </w:r>
       <w:r>
         <w:rPr>
@@ -48143,7 +50046,7 @@
       <w:r>
         <w:t xml:space="preserve"> </w:t>
       </w:r>
-      <w:hyperlink r:id="rId182">
+      <w:hyperlink r:id="rId215">
         <w:r>
           <w:rPr>
             <w:rStyle w:val="Hyperlink"/>
@@ -48170,8 +50073,8 @@
         <w:t xml:space="preserve">değerleriyle izlenir.</w:t>
       </w:r>
     </w:p>
-    <w:bookmarkEnd w:id="183"/>
-    <w:bookmarkStart w:id="187" w:name="değişiklik-yönetimi-yedi-adım"/>
+    <w:bookmarkEnd w:id="216"/>
+    <w:bookmarkStart w:id="220" w:name="değişiklik-yönetimi-yedi-adım"/>
     <w:p>
       <w:pPr>
         <w:pStyle w:val="Heading3"/>
@@ -48215,18 +50118,18 @@
           <wp:inline>
             <wp:extent cx="5759999" cy="1850140"/>
             <wp:effectExtent b="0" l="0" r="0" t="0"/>
-            <wp:docPr descr="Değişiklik yönetiminin yedi adımı ve yeni temel çizgi döngüsü" title="" id="185" name="Picture"/>
+            <wp:docPr descr="Değişiklik yönetiminin yedi adımı ve yeni temel çizgi döngüsü" title="" id="218" name="Picture"/>
             <a:graphic>
               <a:graphicData uri="http://schemas.openxmlformats.org/drawingml/2006/picture">
                 <pic:pic>
                   <pic:nvPicPr>
-                    <pic:cNvPr descr="h01-11-degisiklik-yonetimi.png" id="186" name="Picture"/>
+                    <pic:cNvPr descr="h01-11-degisiklik-yonetimi.png" id="219" name="Picture"/>
                     <pic:cNvPicPr>
                       <a:picLocks noChangeArrowheads="1" noChangeAspect="1"/>
                     </pic:cNvPicPr>
                   </pic:nvPicPr>
                   <pic:blipFill>
-                    <a:blip r:embed="rId184"/>
+                    <a:blip r:embed="rId217"/>
                     <a:stretch>
                       <a:fillRect/>
                     </a:stretch>
@@ -48463,7 +50366,7 @@
       <w:r>
         <w:t xml:space="preserve"> </w:t>
       </w:r>
-      <w:hyperlink r:id="rId82">
+      <w:hyperlink r:id="rId88">
         <w:r>
           <w:rPr>
             <w:rStyle w:val="Hyperlink"/>
@@ -48484,8 +50387,8 @@
         <w:t xml:space="preserve">hedef alır.</w:t>
       </w:r>
     </w:p>
-    <w:bookmarkEnd w:id="187"/>
-    <w:bookmarkStart w:id="188" w:name="X40f9c30998953041f08cd7e675fd6b44dafde59"/>
+    <w:bookmarkEnd w:id="220"/>
+    <w:bookmarkStart w:id="221" w:name="X40f9c30998953041f08cd7e675fd6b44dafde59"/>
     <w:p>
       <w:pPr>
         <w:pStyle w:val="Heading3"/>
@@ -48673,7 +50576,7 @@
               <w:pStyle w:val="Compact"/>
             </w:pPr>
             <w:r>
-              <w:t xml:space="preserve">Susturulmuş günlük kodu ikili dosyada dize olarak kalır ve yeniden açılabilir</w:t>
+              <w:t xml:space="preserve">Susturulmuş günlük kodu binary dosyada dize olarak kalır ve yeniden açılabilir</w:t>
             </w:r>
           </w:p>
         </w:tc>
@@ -48893,8 +50796,8 @@
         <w:t xml:space="preserve">yazıldığında savunulabilir; yazılmadığında bir bulgudur.</w:t>
       </w:r>
     </w:p>
-    <w:bookmarkEnd w:id="188"/>
-    <w:bookmarkStart w:id="189" w:name="korumaların-derleme-hattına-etkisi"/>
+    <w:bookmarkEnd w:id="221"/>
+    <w:bookmarkStart w:id="222" w:name="korumaların-derleme-hattına-etkisi"/>
     <w:p>
       <w:pPr>
         <w:pStyle w:val="Heading3"/>
@@ -48996,8 +50899,8 @@
         <w:t xml:space="preserve">bir örnekle kuracağız.</w:t>
       </w:r>
     </w:p>
-    <w:bookmarkEnd w:id="189"/>
-    <w:bookmarkStart w:id="190" w:name="korumaların-maliyetini-ölçmek"/>
+    <w:bookmarkEnd w:id="222"/>
+    <w:bookmarkStart w:id="223" w:name="korumaların-maliyetini-ölçmek"/>
     <w:p>
       <w:pPr>
         <w:pStyle w:val="Heading3"/>
@@ -49064,9 +50967,9 @@
         </w:pict>
       </w:r>
     </w:p>
-    <w:bookmarkEnd w:id="190"/>
-    <w:bookmarkEnd w:id="191"/>
-    <w:bookmarkStart w:id="195" w:name="bu-haftanın-araç-kutusu"/>
+    <w:bookmarkEnd w:id="223"/>
+    <w:bookmarkEnd w:id="224"/>
+    <w:bookmarkStart w:id="228" w:name="bu-haftanın-araç-kutusu"/>
     <w:p>
       <w:pPr>
         <w:pStyle w:val="Heading2"/>
@@ -49084,18 +50987,18 @@
           <wp:inline>
             <wp:extent cx="5759999" cy="3548571"/>
             <wp:effectExtent b="0" l="0" r="0" t="0"/>
-            <wp:docPr descr="Haftanın araç kutusu: hangi araç neyi yakalar" title="" id="193" name="Picture"/>
+            <wp:docPr descr="Haftanın araç kutusu: hangi araç neyi yakalar" title="" id="226" name="Picture"/>
             <a:graphic>
               <a:graphicData uri="http://schemas.openxmlformats.org/drawingml/2006/picture">
                 <pic:pic>
                   <pic:nvPicPr>
-                    <pic:cNvPr descr="h01-23-arac-kutusu.png" id="194" name="Picture"/>
+                    <pic:cNvPr descr="h01-23-arac-kutusu.png" id="227" name="Picture"/>
                     <pic:cNvPicPr>
                       <a:picLocks noChangeArrowheads="1" noChangeAspect="1"/>
                     </pic:cNvPicPr>
                   </pic:nvPicPr>
                   <pic:blipFill>
-                    <a:blip r:embed="rId192"/>
+                    <a:blip r:embed="rId225"/>
                     <a:stretch>
                       <a:fillRect/>
                     </a:stretch>
@@ -49394,7 +51297,7 @@
               <w:pStyle w:val="Compact"/>
             </w:pPr>
             <w:r>
-              <w:t xml:space="preserve">İkili dosyadaki metinleri ve makine kodunu gösterir</w:t>
+              <w:t xml:space="preserve">Binary dosyadaki metinleri ve makine kodunu gösterir</w:t>
             </w:r>
           </w:p>
         </w:tc>
@@ -50011,8 +51914,8 @@
         </w:pict>
       </w:r>
     </w:p>
-    <w:bookmarkEnd w:id="195"/>
-    <w:bookmarkStart w:id="196" w:name="dönem-projesi-bu-hafta"/>
+    <w:bookmarkEnd w:id="228"/>
+    <w:bookmarkStart w:id="229" w:name="dönem-projesi-bu-hafta"/>
     <w:p>
       <w:pPr>
         <w:pStyle w:val="Heading2"/>
@@ -50563,8 +52466,8 @@
         </w:pict>
       </w:r>
     </w:p>
-    <w:bookmarkEnd w:id="196"/>
-    <w:bookmarkStart w:id="197" w:name="kendi-başına-çalış"/>
+    <w:bookmarkEnd w:id="229"/>
+    <w:bookmarkStart w:id="230" w:name="kendi-başına-çalış"/>
     <w:p>
       <w:pPr>
         <w:pStyle w:val="Heading2"/>
@@ -50628,7 +52531,7 @@
         <w:rPr>
           <w:rStyle w:val="VerbatimChar"/>
         </w:rPr>
-        <w:t xml:space="preserve">rapor.c</w:t>
+        <w:t xml:space="preserve">report.c</w:t>
       </w:r>
       <w:r>
         <w:t xml:space="preserve">’deki</w:t>
@@ -50655,7 +52558,7 @@
         <w:rPr>
           <w:rStyle w:val="VerbatimChar"/>
         </w:rPr>
-        <w:t xml:space="preserve">ls -l rapor.c</w:t>
+        <w:t xml:space="preserve">ls -l report.c</w:t>
       </w:r>
       <w:r>
         <w:t xml:space="preserve"> </w:t>
@@ -50748,7 +52651,7 @@
         <w:rPr>
           <w:rStyle w:val="VerbatimChar"/>
         </w:rPr>
-        <w:t xml:space="preserve">rapor_guvenli.c</w:t>
+        <w:t xml:space="preserve">report_secure.c</w:t>
       </w:r>
       <w:r>
         <w:t xml:space="preserve">’yi gerçek</w:t>
@@ -50786,7 +52689,7 @@
         <w:rPr>
           <w:rStyle w:val="VerbatimChar"/>
         </w:rPr>
-        <w:t xml:space="preserve">sahte/</w:t>
+        <w:t xml:space="preserve">fake/</w:t>
       </w:r>
       <w:r>
         <w:t xml:space="preserve"> </w:t>
@@ -50801,7 +52704,7 @@
         <w:rPr>
           <w:rStyle w:val="VerbatimChar"/>
         </w:rPr>
-        <w:t xml:space="preserve">chmod +x sahte/ls</w:t>
+        <w:t xml:space="preserve">chmod +x fake/ls</w:t>
       </w:r>
       <w:r>
         <w:t xml:space="preserve"> </w:t>
@@ -50822,7 +52725,7 @@
         <w:rPr>
           <w:rStyle w:val="VerbatimChar"/>
         </w:rPr>
-        <w:t xml:space="preserve">{ "ls", "-l", "rapor.c", NULL }</w:t>
+        <w:t xml:space="preserve">{ "ls", "-l", "report.c", NULL }</w:t>
       </w:r>
       <w:r>
         <w:t xml:space="preserve"> </w:t>
@@ -50941,7 +52844,7 @@
         <w:rPr>
           <w:rStyle w:val="VerbatimChar"/>
         </w:rPr>
-        <w:t xml:space="preserve">parola_memset</w:t>
+        <w:t xml:space="preserve">password_memset</w:t>
       </w:r>
       <w:r>
         <w:t xml:space="preserve"> </w:t>
@@ -51140,7 +53043,7 @@
         <w:rPr>
           <w:rStyle w:val="VerbatimChar"/>
         </w:rPr>
-        <w:t xml:space="preserve">giris</w:t>
+        <w:t xml:space="preserve">login</w:t>
       </w:r>
       <w:r>
         <w:t xml:space="preserve"> </w:t>
@@ -51152,7 +53055,7 @@
         <w:rPr>
           <w:rStyle w:val="VerbatimChar"/>
         </w:rPr>
-        <w:t xml:space="preserve">bin/linux/giris</w:t>
+        <w:t xml:space="preserve">bin/linux/login</w:t>
       </w:r>
       <w:r>
         <w:t xml:space="preserve"> </w:t>
@@ -51167,7 +53070,7 @@
         <w:rPr>
           <w:rStyle w:val="VerbatimChar"/>
         </w:rPr>
-        <w:t xml:space="preserve">bin\windows\giris.exe</w:t>
+        <w:t xml:space="preserve">bin\windows\login.exe</w:t>
       </w:r>
       <w:r>
         <w:t xml:space="preserve">) 16, 17, 18, 19 ve 20 karakterlik</w:t>
@@ -51185,7 +53088,7 @@
         <w:rPr>
           <w:rStyle w:val="VerbatimChar"/>
         </w:rPr>
-        <w:t xml:space="preserve">yonetici</w:t>
+        <w:t xml:space="preserve">admin</w:t>
       </w:r>
       <w:r>
         <w:t xml:space="preserve"> </w:t>
@@ -51276,7 +53179,7 @@
         <w:rPr>
           <w:rStyle w:val="VerbatimChar"/>
         </w:rPr>
-        <w:t xml:space="preserve">struct oturum</w:t>
+        <w:t xml:space="preserve">struct session</w:t>
       </w:r>
       <w:r>
         <w:t xml:space="preserve">’a</w:t>
@@ -51288,7 +53191,7 @@
         <w:rPr>
           <w:rStyle w:val="VerbatimChar"/>
         </w:rPr>
-        <w:t xml:space="preserve">int bakiye;</w:t>
+        <w:t xml:space="preserve">int balance;</w:t>
       </w:r>
       <w:r>
         <w:t xml:space="preserve"> </w:t>
@@ -51303,10 +53206,10 @@
         <w:rPr>
           <w:rStyle w:val="VerbatimChar"/>
         </w:rPr>
-        <w:t xml:space="preserve">ad</w:t>
-      </w:r>
-      <w:r>
-        <w:t xml:space="preserve">’dan sonra ekleyin. Taşmayla bakiyeyi 1000’in üzerine çıkarabilir</w:t>
+        <w:t xml:space="preserve">name</w:t>
+      </w:r>
+      <w:r>
+        <w:t xml:space="preserve">’den sonra ekleyin. Taşmayla bakiyeyi 1000’in üzerine çıkarabilir</w:t>
       </w:r>
       <w:r>
         <w:t xml:space="preserve"> </w:t>
@@ -51321,7 +53224,7 @@
         <w:rPr>
           <w:rStyle w:val="VerbatimChar"/>
         </w:rPr>
-        <w:t xml:space="preserve">giris_guvenli.c</w:t>
+        <w:t xml:space="preserve">login_secure.c</w:t>
       </w:r>
       <w:r>
         <w:t xml:space="preserve">’nin bunu nasıl engellediğini gösterin.</w:t>
@@ -51509,7 +53412,7 @@
         <w:rPr>
           <w:rStyle w:val="VerbatimChar"/>
         </w:rPr>
-        <w:t xml:space="preserve">tanitici_duzenle()</w:t>
+        <w:t xml:space="preserve">sanitize_file_descriptors()</w:t>
       </w:r>
       <w:r>
         <w:t xml:space="preserve"> </w:t>
@@ -51524,7 +53427,7 @@
         <w:rPr>
           <w:rStyle w:val="VerbatimChar"/>
         </w:rPr>
-        <w:t xml:space="preserve">ortami_temizle()</w:t>
+        <w:t xml:space="preserve">sanitize_environment()</w:t>
       </w:r>
       <w:r>
         <w:t xml:space="preserve"> </w:t>
@@ -51601,7 +53504,7 @@
         <w:rPr>
           <w:rStyle w:val="VerbatimChar"/>
         </w:rPr>
-        <w:t xml:space="preserve">tanitici_duzenle()</w:t>
+        <w:t xml:space="preserve">sanitize_file_descriptors()</w:t>
       </w:r>
       <w:r>
         <w:t xml:space="preserve"> </w:t>
@@ -51669,7 +53572,7 @@
         <w:rPr>
           <w:rStyle w:val="VerbatimChar"/>
         </w:rPr>
-        <w:t xml:space="preserve">parola_explicit</w:t>
+        <w:t xml:space="preserve">password_explicit</w:t>
       </w:r>
       <w:r>
         <w:t xml:space="preserve"> </w:t>
@@ -51705,7 +53608,7 @@
         <w:rPr>
           <w:rStyle w:val="VerbatimChar"/>
         </w:rPr>
-        <w:t xml:space="preserve">parola.clear()</w:t>
+        <w:t xml:space="preserve">password.clear()</w:t>
       </w:r>
       <w:r>
         <w:t xml:space="preserve"> </w:t>
@@ -51720,7 +53623,7 @@
         <w:rPr>
           <w:rStyle w:val="VerbatimChar"/>
         </w:rPr>
-        <w:t xml:space="preserve">cen429_sil</w:t>
+        <w:t xml:space="preserve">secure_wipe</w:t>
       </w:r>
       <w:r>
         <w:t xml:space="preserve"> </w:t>
@@ -52283,7 +54186,7 @@
         <w:rPr>
           <w:rStyle w:val="VerbatimChar"/>
         </w:rPr>
-        <w:t xml:space="preserve">kasa_cekirdek.h</w:t>
+        <w:t xml:space="preserve">vault_core.h</w:t>
       </w:r>
       <w:r>
         <w:t xml:space="preserve"> </w:t>
@@ -52375,7 +54278,7 @@
         <w:rPr>
           <w:rStyle w:val="VerbatimChar"/>
         </w:rPr>
-        <w:t xml:space="preserve">code/common/cen429_kripto.h</w:t>
+        <w:t xml:space="preserve">code/common/cen429_crypto.h</w:t>
       </w:r>
       <w:r>
         <w:t xml:space="preserve"> </w:t>
@@ -52479,7 +54382,7 @@
         <w:t xml:space="preserve"> </w:t>
       </w:r>
       <w:r>
-        <w:t xml:space="preserve">ayrı işlemede derleyip çıkan ikili dosyaların SHA-256 değerlerini karşılaştırın. Aynı kaynak koddan iki kez</w:t>
+        <w:t xml:space="preserve">ayrı işlemede derleyip çıkan binary dosyaların SHA-256 değerlerini karşılaştırın. Aynı kaynak koddan iki kez</w:t>
       </w:r>
       <w:r>
         <w:t xml:space="preserve"> </w:t>
@@ -52514,7 +54417,7 @@
         <w:pStyle w:val="BlockText"/>
       </w:pPr>
       <w:r>
-        <w:t xml:space="preserve">Derleyiciler ikili dosyaya zaman damgası, tam dosya yolu gibi bilgiler gömebilir. MSVC’de</w:t>
+        <w:t xml:space="preserve">Derleyiciler binary dosyaya zaman damgası, tam dosya yolu gibi bilgiler gömebilir. MSVC’de</w:t>
       </w:r>
       <w:r>
         <w:t xml:space="preserve"> </w:t>
@@ -52572,8 +54475,8 @@
         </w:pict>
       </w:r>
     </w:p>
-    <w:bookmarkEnd w:id="197"/>
-    <w:bookmarkStart w:id="198" w:name="kendini-sınama"/>
+    <w:bookmarkEnd w:id="230"/>
+    <w:bookmarkStart w:id="231" w:name="kendini-sınama"/>
     <w:p>
       <w:pPr>
         <w:pStyle w:val="Heading2"/>
@@ -52725,7 +54628,7 @@
         <w:pStyle w:val="BlockText"/>
       </w:pPr>
       <w:r>
-        <w:t xml:space="preserve">Beyaz kutu saldırganı programın çalıştığı cihaza tam erişime sahiptir: belleği okur, hata ayıklayıcı bağlar, ikili</w:t>
+        <w:t xml:space="preserve">Beyaz kutu saldırganı programın çalıştığı cihaza tam erişime sahiptir: belleği okur, hata ayıklayıcı bağlar, binary</w:t>
       </w:r>
       <w:r>
         <w:t xml:space="preserve"> </w:t>
@@ -52798,7 +54701,7 @@
         <w:rPr>
           <w:rStyle w:val="VerbatimChar"/>
         </w:rPr>
-        <w:t xml:space="preserve">yonetici</w:t>
+        <w:t xml:space="preserve">admin</w:t>
       </w:r>
       <w:r>
         <w:t xml:space="preserve"> </w:t>
@@ -53089,7 +54992,7 @@
         <w:rPr>
           <w:rStyle w:val="VerbatimChar"/>
         </w:rPr>
-        <w:t xml:space="preserve">ad</w:t>
+        <w:t xml:space="preserve">name</w:t>
       </w:r>
       <w:r>
         <w:t xml:space="preserve"> </w:t>
@@ -53104,7 +55007,7 @@
         <w:rPr>
           <w:rStyle w:val="VerbatimChar"/>
         </w:rPr>
-        <w:t xml:space="preserve">yonetici</w:t>
+        <w:t xml:space="preserve">admin</w:t>
       </w:r>
       <w:r>
         <w:t xml:space="preserve">) kaldığı için yasak</w:t>
@@ -54030,13 +55933,13 @@
         <w:pStyle w:val="BlockText"/>
       </w:pPr>
       <w:r>
-        <w:t xml:space="preserve">Anlamsal sürüm, kaynak kod (git) kimliği ve ikili dosyanın SHA-256 özeti. Değerlendirme raporu yalnız incelenen</w:t>
-      </w:r>
-      <w:r>
-        <w:t xml:space="preserve"> </w:t>
-      </w:r>
-      <w:r>
-        <w:t xml:space="preserve">ikili dosya için geçerlidir; dağıtılan dosyanın incelenenle aynı olduğu ancak böyle kanıtlanabilir.</w:t>
+        <w:t xml:space="preserve">Anlamsal sürüm, kaynak kod (git) kimliği ve binary dosyanın SHA-256 özeti. Değerlendirme raporu yalnız incelenen</w:t>
+      </w:r>
+      <w:r>
+        <w:t xml:space="preserve"> </w:t>
+      </w:r>
+      <w:r>
+        <w:t xml:space="preserve">binary dosya için geçerlidir; dağıtılan dosyanın incelenenle aynı olduğu ancak böyle kanıtlanabilir.</w:t>
       </w:r>
     </w:p>
     <w:p>
@@ -54072,8 +55975,8 @@
         </w:pict>
       </w:r>
     </w:p>
-    <w:bookmarkEnd w:id="198"/>
-    <w:bookmarkStart w:id="199" w:name="kaynaklar-ve-ileri-okuma"/>
+    <w:bookmarkEnd w:id="231"/>
+    <w:bookmarkStart w:id="232" w:name="kaynaklar-ve-ileri-okuma"/>
     <w:p>
       <w:pPr>
         <w:pStyle w:val="Heading2"/>
@@ -54761,7 +56664,7 @@
       <w:pPr>
         <w:pStyle w:val="BlockText"/>
       </w:pPr>
-      <w:hyperlink r:id="rId82">
+      <w:hyperlink r:id="rId88">
         <w:r>
           <w:rPr>
             <w:rStyle w:val="Hyperlink"/>
@@ -54816,8 +56719,8 @@
         <w:t xml:space="preserve">sınıflandırması, 2. haftada CVE ve CVSS ile birlikte derinleşecek.</w:t>
       </w:r>
     </w:p>
-    <w:bookmarkEnd w:id="199"/>
-    <w:bookmarkEnd w:id="200"/>
+    <w:bookmarkEnd w:id="232"/>
+    <w:bookmarkEnd w:id="233"/>
     <w:sectPr>
       <w:headerReference r:id="rId9" w:type="default"/>
       <w:footerReference r:id="rId10" w:type="default"/>
